--- a/manuscript/EPJC_Late_Time_Vacuum_Decay.docx
+++ b/manuscript/EPJC_Late_Time_Vacuum_Decay.docx
@@ -931,12 +931,24 @@
           <w:b w:val="0"/>
           <w:i w:val="0"/>
         </w:rPr>
-        <w:t xml:space="preserve"> GeV</w:t>
+        <w:t xml:space="preserve"> </w:t>
       </w:r>
       <m:oMath>
-        <m:r>
-          <m:t xml:space="preserve">^4</m:t>
-        </m:r>
+        <m:sSup>
+          <m:e>
+            <m:r>
+              <m:rPr>
+                <m:sty m:val="p"/>
+              </m:rPr>
+              <m:t xml:space="preserve">GeV</m:t>
+            </m:r>
+          </m:e>
+          <m:sup>
+            <m:r>
+              <m:t xml:space="preserve">4</m:t>
+            </m:r>
+          </m:sup>
+        </m:sSup>
       </m:oMath>
       <w:r>
         <w:rPr>
@@ -964,36 +976,72 @@
         <m:r>
           <m:t xml:space="preserve">67.66</m:t>
         </m:r>
-      </m:oMath>
-      <w:r>
-        <w:rPr>
-          <w:b w:val="0"/>
-          <w:i w:val="0"/>
-        </w:rPr>
-        <w:t xml:space="preserve"> km s</w:t>
-      </w:r>
-      <m:oMath>
-        <m:r>
-          <m:t xml:space="preserve">^</m:t>
-        </m:r>
-        <m:r>
-          <m:t xml:space="preserve">−1</m:t>
-        </m:r>
-      </m:oMath>
-      <w:r>
-        <w:rPr>
-          <w:b w:val="0"/>
-          <w:i w:val="0"/>
-        </w:rPr>
-        <w:t xml:space="preserve"> Mpc</w:t>
-      </w:r>
-      <m:oMath>
-        <m:r>
-          <m:t xml:space="preserve">^</m:t>
-        </m:r>
-        <m:r>
-          <m:t xml:space="preserve">−1</m:t>
-        </m:r>
+        <m:r>
+          <m:rPr>
+            <m:sty m:val="p"/>
+          </m:rPr>
+          <m:t xml:space="preserve"> </m:t>
+        </m:r>
+        <m:r>
+          <m:rPr>
+            <m:sty m:val="p"/>
+          </m:rPr>
+          <m:t xml:space="preserve">km</m:t>
+        </m:r>
+        <m:r>
+          <m:rPr>
+            <m:sty m:val="p"/>
+          </m:rPr>
+          <m:t xml:space="preserve"> </m:t>
+        </m:r>
+        <m:sSup>
+          <m:e>
+            <m:r>
+              <m:rPr>
+                <m:sty m:val="p"/>
+              </m:rPr>
+              <m:t xml:space="preserve">s</m:t>
+            </m:r>
+          </m:e>
+          <m:sup>
+            <m:r>
+              <m:rPr>
+                <m:sty m:val="p"/>
+              </m:rPr>
+              <m:t xml:space="preserve">−1</m:t>
+            </m:r>
+          </m:sup>
+        </m:sSup>
+        <m:r>
+          <m:rPr>
+            <m:sty m:val="p"/>
+          </m:rPr>
+          <m:t xml:space="preserve"> </m:t>
+        </m:r>
+        <m:r>
+          <m:rPr>
+            <m:sty m:val="p"/>
+          </m:rPr>
+          <m:t xml:space="preserve">Mp</m:t>
+        </m:r>
+        <m:sSup>
+          <m:e>
+            <m:r>
+              <m:rPr>
+                <m:sty m:val="p"/>
+              </m:rPr>
+              <m:t xml:space="preserve">c</m:t>
+            </m:r>
+          </m:e>
+          <m:sup>
+            <m:r>
+              <m:rPr>
+                <m:sty m:val="p"/>
+              </m:rPr>
+              <m:t xml:space="preserve">−1</m:t>
+            </m:r>
+          </m:sup>
+        </m:sSup>
       </m:oMath>
       <w:r>
         <w:rPr>
@@ -3691,7 +3739,7 @@
                 <w:i w:val="0"/>
                 <w:sz w:val="17"/>
               </w:rPr>
-              <w:t>Thin-wall limit: B/B</w:t>
+              <w:t xml:space="preserve">Thin-wall limit: </w:t>
             </w:r>
             <m:oMath>
               <m:r>
@@ -3699,18 +3747,31 @@
                   <w:sz w:val="17"/>
                   <w:szCs w:val="17"/>
                 </w:rPr>
-                <m:t xml:space="preserve">_</m:t>
+                <m:t xml:space="preserve">B/</m:t>
               </m:r>
-              <m:r>
-                <m:rPr>
-                  <m:sty m:val="p"/>
-                </m:rPr>
-                <w:rPr>
-                  <w:sz w:val="17"/>
-                  <w:szCs w:val="17"/>
-                </w:rPr>
-                <m:t xml:space="preserve">thin</m:t>
-              </m:r>
+              <m:sSub>
+                <m:e>
+                  <m:r>
+                    <w:rPr>
+                      <w:sz w:val="17"/>
+                      <w:szCs w:val="17"/>
+                    </w:rPr>
+                    <m:t xml:space="preserve">B</m:t>
+                  </m:r>
+                </m:e>
+                <m:sub>
+                  <m:r>
+                    <m:rPr>
+                      <m:sty m:val="p"/>
+                    </m:rPr>
+                    <w:rPr>
+                      <w:sz w:val="17"/>
+                      <w:szCs w:val="17"/>
+                    </w:rPr>
+                    <m:t xml:space="preserve">thin</m:t>
+                  </m:r>
+                </m:sub>
+              </m:sSub>
             </m:oMath>
             <w:r>
               <w:rPr>

--- a/manuscript/EPJC_Late_Time_Vacuum_Decay.docx
+++ b/manuscript/EPJC_Late_Time_Vacuum_Decay.docx
@@ -13,7 +13,7 @@
           <w:i w:val="0"/>
           <w:sz w:val="32"/>
         </w:rPr>
-        <w:t>Late-Time Vacuum Decay as a Cosmological Reset: Coleman–De Luccia Tunneling, Reheating Constraints, and Consistency Boundaries</w:t>
+        <w:t>Daughter-Universe Nucleation from a Metastable Dark-Energy Vacuum: Thermal and Quantum Decay, Past-Light-Cone Survival, and Reheating Bounds</w:t>
       </w:r>
     </w:p>
     <w:p>
@@ -80,7 +80,7 @@
           <w:b w:val="0"/>
           <w:i w:val="0"/>
         </w:rPr>
-        <w:t xml:space="preserve">A late-time transition of the present dark energy out of a metastable vacuum has been proposed as the seed of a new cosmological epoch. We test this proposal as a reset mechanism instead of assuming it. For a scalar potential with an explicit metastable minimum at the dark-energy scale, the O(4) Coleman–De Luccia bounce is computed in flat space and with gravity (shooting, an independent boundary-value solution, analytic de Sitter tails), with a numerical error budget, a check of the negative-mode structure and 18 executable consistency checks. All scales are set by the dark energy, so the gravitational parameter is </w:t>
+        <w:t xml:space="preserve">A metastable dark-energy vacuum could decay by nucleating bubbles that evolve into daughter regions. Whether such a region can be a hot expanding universe, and whether cosmological cooling changes the probability of the transition, are quantitative questions, and this paper answers them for an explicit model. For a scalar potential with a metastable minimum at the dark-energy scale, the O(4) Coleman–De Luccia bounce is computed in flat space and with gravity (shooting, an independent boundary-value solution, a numerical error budget, the negative-mode structure and 21 executable checks). All scales are set by the dark energy, so </w:t>
       </w:r>
       <m:oMath>
         <m:r>
@@ -148,41 +148,65 @@
           <w:b w:val="0"/>
           <w:i w:val="0"/>
         </w:rPr>
-        <w:t xml:space="preserve">, gravitational corrections are </w:t>
+        <w:t xml:space="preserve">, the Hawking–Moss channel is irrelevant, and the quantum decay is controlled by one action </w:t>
       </w:r>
       <m:oMath>
         <m:r>
-          <m:t xml:space="preserve">∼1</m:t>
+          <m:t xml:space="preserve">B</m:t>
+        </m:r>
+        <m:r>
+          <m:t xml:space="preserve">=</m:t>
+        </m:r>
+        <m:r>
+          <m:t xml:space="preserve">b(η)/λ</m:t>
+        </m:r>
+      </m:oMath>
+      <w:r>
+        <w:rPr>
+          <w:b w:val="0"/>
+          <w:i w:val="0"/>
+        </w:rPr>
+        <w:t xml:space="preserve">, with </w:t>
+      </w:r>
+      <m:oMath>
+        <m:r>
+          <m:t xml:space="preserve">Γ/</m:t>
         </m:r>
         <m:sSup>
           <m:e>
             <m:r>
-              <m:t xml:space="preserve">0</m:t>
+              <m:t xml:space="preserve">H</m:t>
             </m:r>
           </m:e>
           <m:sup>
             <m:r>
-              <m:t xml:space="preserve">−59</m:t>
+              <m:t xml:space="preserve">4</m:t>
             </m:r>
           </m:sup>
         </m:sSup>
+        <m:r>
+          <m:t xml:space="preserve">=</m:t>
+        </m:r>
+        <m:r>
+          <m:t xml:space="preserve">1</m:t>
+        </m:r>
       </m:oMath>
       <w:r>
         <w:rPr>
           <w:b w:val="0"/>
           <w:i w:val="0"/>
         </w:rPr>
-        <w:t xml:space="preserve">, the Hawking–Moss channel is irrelevant, and the decay is a flat-space process controlled by one number, the action </w:t>
+        <w:t xml:space="preserve"> at </w:t>
       </w:r>
       <m:oMath>
         <m:r>
           <m:t xml:space="preserve">B</m:t>
         </m:r>
         <m:r>
-          <m:t xml:space="preserve">=</m:t>
-        </m:r>
-        <m:r>
-          <m:t xml:space="preserve">b(η)/λ</m:t>
+          <m:t xml:space="preserve">≃</m:t>
+        </m:r>
+        <m:r>
+          <m:t xml:space="preserve">287</m:t>
         </m:r>
       </m:oMath>
       <w:r>
@@ -190,7 +214,7 @@
           <w:b w:val="0"/>
           <w:i w:val="0"/>
         </w:rPr>
-        <w:t xml:space="preserve">. The survival of the present vacuum is evaluated with the Lorentzian four-volume of our past light cone in the observed expansion history, </w:t>
+        <w:t xml:space="preserve">. Survival of the present vacuum is evaluated on the Lorentzian past light cone of the observed expansion history, </w:t>
       </w:r>
       <m:oMath>
         <m:sSub>
@@ -240,7 +264,7 @@
           <w:b w:val="0"/>
           <w:i w:val="0"/>
         </w:rPr>
-        <w:t xml:space="preserve">, which is 445 times smaller than the Euclidean four-sphere volume often used as a shortcut: the 95% bound is </w:t>
+        <w:t xml:space="preserve">, 445 times below the Euclidean four-sphere, which gives the weak 95% bound </w:t>
       </w:r>
       <m:oMath>
         <m:r>
@@ -275,39 +299,39 @@
           <w:b w:val="0"/>
           <w:i w:val="0"/>
         </w:rPr>
-        <w:t xml:space="preserve">, so the survival condition is weak and the transition window is set by </w:t>
+        <w:t xml:space="preserve">. Cooling is added through a thermal mass: the thermally corrected potential is an exact rescaling of the zero-temperature family, with </w:t>
       </w:r>
       <m:oMath>
-        <m:r>
-          <m:t xml:space="preserve">B</m:t>
-        </m:r>
-        <m:r>
-          <m:t xml:space="preserve">≃</m:t>
-        </m:r>
-        <m:r>
-          <m:t xml:space="preserve">287</m:t>
-        </m:r>
-      </m:oMath>
-      <w:r>
-        <w:rPr>
-          <w:b w:val="0"/>
-          <w:i w:val="0"/>
-        </w:rPr>
-        <w:t xml:space="preserve">, with the mean decay time running from </w:t>
-      </w:r>
-      <m:oMath>
-        <m:r>
-          <m:t xml:space="preserve">8.2×1</m:t>
+        <m:sSub>
+          <m:e>
+            <m:r>
+              <m:t xml:space="preserve">η</m:t>
+            </m:r>
+          </m:e>
+          <m:sub>
+            <m:r>
+              <m:rPr>
+                <m:sty m:val="p"/>
+              </m:rPr>
+              <m:t xml:space="preserve">eff</m:t>
+            </m:r>
+          </m:sub>
+        </m:sSub>
+        <m:r>
+          <m:t xml:space="preserve">=</m:t>
+        </m:r>
+        <m:r>
+          <m:t xml:space="preserve">η/(1−2θ</m:t>
         </m:r>
         <m:sSup>
           <m:e>
             <m:r>
-              <m:t xml:space="preserve">0</m:t>
+              <m:t xml:space="preserve">)</m:t>
             </m:r>
           </m:e>
           <m:sup>
             <m:r>
-              <m:t xml:space="preserve">7</m:t>
+              <m:t xml:space="preserve">3/2</m:t>
             </m:r>
           </m:sup>
         </m:sSup>
@@ -317,11 +341,23 @@
           <w:b w:val="0"/>
           <w:i w:val="0"/>
         </w:rPr>
-        <w:t xml:space="preserve"> yr to beyond </w:t>
+        <w:t xml:space="preserve">, and the O(3) thermal saddle dominates above a crossover temperature of 0.18 meV, below the CMB temperature today (0.23 meV) for the benchmark. The rate falls monotonically as the universe cools, so cooling cannot raise the late-time transition probability: a scalar decoupled from the CMB is unaffected, while one in equilibrium with it raises the excluded fraction of the prior from 15% to 24–49% and closes the late-time decay window. The fractions refer to stated priors and are not probabilities for our universe. The daughter region reheats to at most </w:t>
       </w:r>
       <m:oMath>
         <m:r>
-          <m:t xml:space="preserve">1</m:t>
+          <m:t xml:space="preserve">2.2</m:t>
+        </m:r>
+      </m:oMath>
+      <w:r>
+        <w:rPr>
+          <w:b w:val="0"/>
+          <w:i w:val="0"/>
+        </w:rPr>
+        <w:t xml:space="preserve"> meV, </w:t>
+      </w:r>
+      <m:oMath>
+        <m:r>
+          <m:t xml:space="preserve">4.6×1</m:t>
         </m:r>
         <m:sSup>
           <m:e>
@@ -331,7 +367,7 @@
           </m:e>
           <m:sup>
             <m:r>
-              <m:t xml:space="preserve">100</m:t>
+              <m:t xml:space="preserve">8</m:t>
             </m:r>
           </m:sup>
         </m:sSup>
@@ -341,133 +377,7 @@
           <w:b w:val="0"/>
           <w:i w:val="0"/>
         </w:rPr>
-        <w:t xml:space="preserve"> yr as </w:t>
-      </w:r>
-      <m:oMath>
-        <m:r>
-          <m:t xml:space="preserve">B</m:t>
-        </m:r>
-      </m:oMath>
-      <w:r>
-        <w:rPr>
-          <w:b w:val="0"/>
-          <w:i w:val="0"/>
-        </w:rPr>
-        <w:t xml:space="preserve"> increases by only </w:t>
-      </w:r>
-      <m:oMath>
-        <m:r>
-          <m:t xml:space="preserve">∼212</m:t>
-        </m:r>
-      </m:oMath>
-      <w:r>
-        <w:rPr>
-          <w:b w:val="0"/>
-          <w:i w:val="0"/>
-        </w:rPr>
-        <w:t xml:space="preserve">. For the stated priors, which define a parameter space and not probabilities for our universe, 14.8% of the prior volume lies above the survival bound, 0.8% decays within </w:t>
-      </w:r>
-      <m:oMath>
-        <m:r>
-          <m:t xml:space="preserve">1</m:t>
-        </m:r>
-        <m:sSup>
-          <m:e>
-            <m:r>
-              <m:t xml:space="preserve">0</m:t>
-            </m:r>
-          </m:e>
-          <m:sup>
-            <m:r>
-              <m:t xml:space="preserve">20</m:t>
-            </m:r>
-          </m:sup>
-        </m:sSup>
-      </m:oMath>
-      <w:r>
-        <w:rPr>
-          <w:b w:val="0"/>
-          <w:i w:val="0"/>
-        </w:rPr>
-        <w:t xml:space="preserve"> yr, and 80.4% shows no decay within </w:t>
-      </w:r>
-      <m:oMath>
-        <m:r>
-          <m:t xml:space="preserve">1</m:t>
-        </m:r>
-        <m:sSup>
-          <m:e>
-            <m:r>
-              <m:t xml:space="preserve">0</m:t>
-            </m:r>
-          </m:e>
-          <m:sup>
-            <m:r>
-              <m:t xml:space="preserve">100</m:t>
-            </m:r>
-          </m:sup>
-        </m:sSup>
-      </m:oMath>
-      <w:r>
-        <w:rPr>
-          <w:b w:val="0"/>
-          <w:i w:val="0"/>
-        </w:rPr>
-        <w:t xml:space="preserve"> yr. Within explicit assumptions (one scalar field, minimal coupling, no inflationary stage) the nucleated region reheats to at most </w:t>
-      </w:r>
-      <m:oMath>
-        <m:r>
-          <m:t xml:space="preserve">2.2</m:t>
-        </m:r>
-      </m:oMath>
-      <w:r>
-        <w:rPr>
-          <w:b w:val="0"/>
-          <w:i w:val="0"/>
-        </w:rPr>
-        <w:t xml:space="preserve"> meV, </w:t>
-      </w:r>
-      <m:oMath>
-        <m:r>
-          <m:t xml:space="preserve">4.6×1</m:t>
-        </m:r>
-        <m:sSup>
-          <m:e>
-            <m:r>
-              <m:t xml:space="preserve">0</m:t>
-            </m:r>
-          </m:e>
-          <m:sup>
-            <m:r>
-              <m:t xml:space="preserve">8</m:t>
-            </m:r>
-          </m:sup>
-        </m:sSup>
-      </m:oMath>
-      <w:r>
-        <w:rPr>
-          <w:b w:val="0"/>
-          <w:i w:val="0"/>
-        </w:rPr>
-        <w:t xml:space="preserve"> times below nucleosynthesis; this is not an energy-conservation statement alone: the open interior stays curvature dominated and a hot big bang at </w:t>
-      </w:r>
-      <m:oMath>
-        <m:r>
-          <m:t xml:space="preserve">t</m:t>
-        </m:r>
-        <m:r>
-          <m:t xml:space="preserve">∼</m:t>
-        </m:r>
-        <m:r>
-          <m:t xml:space="preserve">1</m:t>
-        </m:r>
-      </m:oMath>
-      <w:r>
-        <w:rPr>
-          <w:b w:val="0"/>
-          <w:i w:val="0"/>
-        </w:rPr>
-        <w:t xml:space="preserve"> s would require a parent energy scale at least 41 orders of magnitude above the Planck scale. A matter trigger requires a fractional change of the matter mass between the two vacua of </w:t>
+        <w:t xml:space="preserve"> times below nucleosynthesis; it stays curvature dominated, a hot epoch at 1 s would need a parent energy scale at least 41 orders of magnitude above the Planck scale, and a second field supplies no energy because the released energy is the potential difference. A matter trigger needs </w:t>
       </w:r>
       <m:oMath>
         <m:r>
@@ -506,61 +416,7 @@
           <w:b w:val="0"/>
           <w:i w:val="0"/>
         </w:rPr>
-        <w:t xml:space="preserve">, that is a linear coupling </w:t>
-      </w:r>
-      <m:oMath>
-        <m:r>
-          <m:t xml:space="preserve">β</m:t>
-        </m:r>
-        <m:r>
-          <m:t xml:space="preserve">∼</m:t>
-        </m:r>
-        <m:r>
-          <m:t xml:space="preserve">1</m:t>
-        </m:r>
-        <m:sSup>
-          <m:e>
-            <m:r>
-              <m:t xml:space="preserve">0</m:t>
-            </m:r>
-          </m:e>
-          <m:sup>
-            <m:r>
-              <m:t xml:space="preserve">26</m:t>
-            </m:r>
-          </m:sup>
-        </m:sSup>
-      </m:oMath>
-      <w:r>
-        <w:rPr>
-          <w:b w:val="0"/>
-          <w:i w:val="0"/>
-        </w:rPr>
-        <w:t>–</w:t>
-      </w:r>
-      <m:oMath>
-        <m:r>
-          <m:t xml:space="preserve">1</m:t>
-        </m:r>
-        <m:sSup>
-          <m:e>
-            <m:r>
-              <m:t xml:space="preserve">0</m:t>
-            </m:r>
-          </m:e>
-          <m:sup>
-            <m:r>
-              <m:t xml:space="preserve">29</m:t>
-            </m:r>
-          </m:sup>
-        </m:sSup>
-      </m:oMath>
-      <w:r>
-        <w:rPr>
-          <w:b w:val="0"/>
-          <w:i w:val="0"/>
-        </w:rPr>
-        <w:t xml:space="preserve"> or a quadratic coupling scale of tens of meV; screened couplings are not excluded by this paper. A cyclic reset by decay of the present dark energy is therefore not supported in this framework; consistency conditions and observational tests are listed separately.</w:t>
+        <w:t>. The daughter region is cold and empty, and a cyclic reset by the present dark energy is not supported; consistency conditions and observational tests are listed separately.</w:t>
       </w:r>
     </w:p>
     <w:p>
@@ -576,7 +432,7 @@
           <w:b w:val="0"/>
           <w:i/>
         </w:rPr>
-        <w:t>false vacuum decay; Coleman–De Luccia instanton; de Sitter space; dark energy; reheating; cyclic cosmology; past light cone; falsifiability</w:t>
+        <w:t>false vacuum decay; Coleman–De Luccia instanton; thermal activation; daughter universe; dark energy; reheating; cyclic cosmology; past light cone; falsifiability</w:t>
       </w:r>
     </w:p>
     <w:p>
@@ -635,7 +491,19 @@
           <w:b w:val="0"/>
           <w:i w:val="0"/>
         </w:rPr>
-        <w:t>Three claims are tested. (i) A scalar potential with a metastable minimum at the dark-energy scale can nucleate bubbles of lower-energy vacuum at a rate that is neither negligible nor already excluded. (ii) The nucleated region reheats into a hot expanding universe. (iii) The transition is triggered, or enhanced, by the dilution of matter in the late universe. The analysis is conditional: it takes the dark-energy density as the false-vacuum energy and asks what follows. The result is a quantitative consistency and exclusion analysis, not a new cosmological mechanism.</w:t>
+        <w:t>Two outcomes must be kept apart. In a branching or recycling picture (Option A) a parent metastable vacuum nucleates daughter regions by tunneling; each is a bubble inside the parent spacetime, and whether it is a hot expanding universe, or a universe at all in the sense of [6, 7, 8], is a separate question. In a genuinely cyclic cosmology (Option B) the same region expands, contracts, bounces and reheats, which needs a dynamical bounce beyond tunneling and raises problems of stability and entropy [9, 10]. This paper addresses Option A with the Coleman–De Luccia theory and treats Option B only by stating, in Section 5.4, what it would require.</w:t>
+      </w:r>
+    </w:p>
+    <w:p>
+      <w:pPr>
+        <w:jc w:val="both"/>
+      </w:pPr>
+      <w:r>
+        <w:rPr>
+          <w:b w:val="0"/>
+          <w:i w:val="0"/>
+        </w:rPr>
+        <w:t>Four claims are tested. (i) A scalar potential with a metastable minimum at the dark-energy scale can nucleate bubbles of lower-energy vacuum at a rate that is neither negligible nor already excluded. (ii) The nucleated region reheats into a hot expanding universe. (iii) The transition is triggered, or enhanced, by the dilution of matter in the late universe. (iv) Cosmological cooling, acting on a scalar coupled to the CMB, makes the transition more probable at late times. The analysis is conditional: it takes the dark-energy density as the false-vacuum energy and asks what follows. The result is a quantitative consistency and exclusion analysis, not a new cosmological mechanism.</w:t>
       </w:r>
     </w:p>
     <w:p>
@@ -687,6 +555,19 @@
           <w:i w:val="0"/>
         </w:rPr>
         <w:t>Explicit conditions that separate a late-time vacuum transition from a viable cosmological restart, divided into internal consistency conditions and observational tests (Section 7), and a model-independent requirement on any matter coupling that could trigger the transition (Section 6).</w:t>
+      </w:r>
+    </w:p>
+    <w:p>
+      <w:pPr>
+        <w:pStyle w:val="ListBullet"/>
+        <w:jc w:val="both"/>
+      </w:pPr>
+      <w:r>
+        <w:rPr>
+          <w:b w:val="0"/>
+          <w:i w:val="0"/>
+        </w:rPr>
+        <w:t>A finite-temperature extension: the exact rescaling of the thermally corrected potential, the O(3) and O(4) exponents and their crossover, the past-light-cone survival integral with a time-dependent rate, and prior maps showing that cooling cannot raise the late-time transition probability (Sections 4.6–4.8).</w:t>
       </w:r>
     </w:p>
     <w:p>
@@ -844,7 +725,7 @@
                 <w:i w:val="0"/>
                 <w:sz w:val="17"/>
               </w:rPr>
-              <w:t>Coleman; Callan–Coleman; CDL; Hawking–Moss; Parke; Jensen–Steinhardt; Hackworth–Weinberg [6, 7, 1, 8, 9, 10, 11]</w:t>
+              <w:t>Coleman; Callan–Coleman; CDL; Hawking–Moss; Parke; Jensen–Steinhardt; Hackworth–Weinberg [11, 12, 1, 13, 14, 15, 16]</w:t>
             </w:r>
           </w:p>
         </w:tc>
@@ -940,7 +821,7 @@
                 <w:i w:val="0"/>
                 <w:sz w:val="17"/>
               </w:rPr>
-              <w:t>Determinant methods [12, 13]</w:t>
+              <w:t>Determinant methods [17, 18]</w:t>
             </w:r>
           </w:p>
         </w:tc>
@@ -1029,7 +910,7 @@
                 <w:i w:val="0"/>
                 <w:sz w:val="17"/>
               </w:rPr>
-              <w:t>Standard for the electroweak vacuum [14, 15]; percolation [16, 17]</w:t>
+              <w:t>Standard for the electroweak vacuum [19, 20]; percolation [21, 22]</w:t>
             </w:r>
           </w:p>
         </w:tc>
@@ -1164,7 +1045,7 @@
                 <w:i w:val="0"/>
                 <w:sz w:val="17"/>
               </w:rPr>
-              <w:t>Open universes from bubbles need an inflationary stage [18, 19, 20]</w:t>
+              <w:t>Open universes from bubbles need an inflationary stage [23, 24, 25]</w:t>
             </w:r>
           </w:p>
         </w:tc>
@@ -1184,6 +1065,168 @@
                 <w:sz w:val="17"/>
               </w:rPr>
               <w:t>Quantified for the dark-energy scale: curvature parameter, e-folds and the parent scale needed for a hot epoch (Section 5.3).</w:t>
+            </w:r>
+          </w:p>
+        </w:tc>
+      </w:tr>
+      <w:tr>
+        <w:tc>
+          <w:tcPr>
+            <w:tcW w:type="dxa" w:w="3120"/>
+          </w:tcPr>
+          <w:p>
+            <w:pPr>
+              <w:spacing w:after="20" w:line="240" w:lineRule="auto"/>
+            </w:pPr>
+            <w:r/>
+            <w:r>
+              <w:rPr>
+                <w:b w:val="0"/>
+                <w:i w:val="0"/>
+                <w:sz w:val="17"/>
+              </w:rPr>
+              <w:t>Finite-temperature decay</w:t>
+            </w:r>
+          </w:p>
+        </w:tc>
+        <w:tc>
+          <w:tcPr>
+            <w:tcW w:type="dxa" w:w="3120"/>
+          </w:tcPr>
+          <w:p>
+            <w:pPr>
+              <w:spacing w:after="20" w:line="240" w:lineRule="auto"/>
+            </w:pPr>
+            <w:r/>
+            <w:r>
+              <w:rPr>
+                <w:b w:val="0"/>
+                <w:i w:val="0"/>
+                <w:sz w:val="17"/>
+              </w:rPr>
+              <w:t>Thermal masses [26, 27]; thermal activation and the O(3) bounce [28, 29, 30]</w:t>
+            </w:r>
+          </w:p>
+        </w:tc>
+        <w:tc>
+          <w:tcPr>
+            <w:tcW w:type="dxa" w:w="3120"/>
+          </w:tcPr>
+          <w:p>
+            <w:pPr>
+              <w:spacing w:after="20" w:line="240" w:lineRule="auto"/>
+            </w:pPr>
+            <w:r/>
+            <w:r>
+              <w:rPr>
+                <w:b w:val="0"/>
+                <w:i w:val="0"/>
+                <w:sz w:val="17"/>
+              </w:rPr>
+              <w:t xml:space="preserve">Exact rescaling of the tilted quartic family under a thermal mass; O(3)/O(4) crossover for the dark-energy vacuum; survival with </w:t>
+            </w:r>
+            <m:oMath>
+              <m:r>
+                <w:rPr>
+                  <w:sz w:val="17"/>
+                  <w:szCs w:val="17"/>
+                </w:rPr>
+                <m:t xml:space="preserve">Γ(</m:t>
+              </m:r>
+              <m:sSub>
+                <m:e>
+                  <m:r>
+                    <w:rPr>
+                      <w:sz w:val="17"/>
+                      <w:szCs w:val="17"/>
+                    </w:rPr>
+                    <m:t xml:space="preserve">T</m:t>
+                  </m:r>
+                </m:e>
+                <m:sub>
+                  <m:r>
+                    <w:rPr>
+                      <w:sz w:val="17"/>
+                      <w:szCs w:val="17"/>
+                    </w:rPr>
+                    <m:t xml:space="preserve">γ</m:t>
+                  </m:r>
+                </m:sub>
+              </m:sSub>
+              <m:r>
+                <w:rPr>
+                  <w:sz w:val="17"/>
+                  <w:szCs w:val="17"/>
+                </w:rPr>
+                <m:t xml:space="preserve">(t))</m:t>
+              </m:r>
+            </m:oMath>
+            <w:r>
+              <w:rPr>
+                <w:b w:val="0"/>
+                <w:i w:val="0"/>
+                <w:sz w:val="17"/>
+              </w:rPr>
+              <w:t xml:space="preserve"> (Sections 4.6–4.8).</w:t>
+            </w:r>
+          </w:p>
+        </w:tc>
+      </w:tr>
+      <w:tr>
+        <w:tc>
+          <w:tcPr>
+            <w:tcW w:type="dxa" w:w="3120"/>
+          </w:tcPr>
+          <w:p>
+            <w:pPr>
+              <w:spacing w:after="20" w:line="240" w:lineRule="auto"/>
+            </w:pPr>
+            <w:r/>
+            <w:r>
+              <w:rPr>
+                <w:b w:val="0"/>
+                <w:i w:val="0"/>
+                <w:sz w:val="17"/>
+              </w:rPr>
+              <w:t>Daughter universes by tunneling</w:t>
+            </w:r>
+          </w:p>
+        </w:tc>
+        <w:tc>
+          <w:tcPr>
+            <w:tcW w:type="dxa" w:w="3120"/>
+          </w:tcPr>
+          <w:p>
+            <w:pPr>
+              <w:spacing w:after="20" w:line="240" w:lineRule="auto"/>
+            </w:pPr>
+            <w:r/>
+            <w:r>
+              <w:rPr>
+                <w:b w:val="0"/>
+                <w:i w:val="0"/>
+                <w:sz w:val="17"/>
+              </w:rPr>
+              <w:t>[6, 7, 8]</w:t>
+            </w:r>
+          </w:p>
+        </w:tc>
+        <w:tc>
+          <w:tcPr>
+            <w:tcW w:type="dxa" w:w="3120"/>
+          </w:tcPr>
+          <w:p>
+            <w:pPr>
+              <w:spacing w:after="20" w:line="240" w:lineRule="auto"/>
+            </w:pPr>
+            <w:r/>
+            <w:r>
+              <w:rPr>
+                <w:b w:val="0"/>
+                <w:i w:val="0"/>
+                <w:sz w:val="17"/>
+              </w:rPr>
+              <w:t>The nucleated region quantified as a cold, curvature-dominated daughter region, with the energy budget and reservoir bounds (Section 5).</w:t>
             </w:r>
           </w:p>
         </w:tc>
@@ -1282,7 +1325,7 @@
                 <w:i w:val="0"/>
                 <w:sz w:val="17"/>
               </w:rPr>
-              <w:t>[21, 22, 20, 23, 24]</w:t>
+              <w:t>[31, 32, 25, 33, 34]</w:t>
             </w:r>
           </w:p>
         </w:tc>
@@ -1402,7 +1445,7 @@
                 <w:i w:val="0"/>
                 <w:sz w:val="17"/>
               </w:rPr>
-              <w:t>[25, 26]</w:t>
+              <w:t>[35, 36]</w:t>
             </w:r>
           </w:p>
         </w:tc>
@@ -1798,7 +1841,7 @@
           <w:b w:val="0"/>
           <w:i w:val="0"/>
         </w:rPr>
-        <w:t xml:space="preserve"> (quarter-root 2.25 meV; Planck 2018 [27], </w:t>
+        <w:t xml:space="preserve"> (quarter-root 2.25 meV; Planck 2018 [37], </w:t>
       </w:r>
       <m:oMath>
         <m:sSub>
@@ -2728,7 +2771,7 @@
           <w:b w:val="0"/>
           <w:i w:val="0"/>
         </w:rPr>
-        <w:t xml:space="preserve">The motivation for this family is minimality. A quartic with a small linear term is the simplest renormalizable potential with a metastable minimum and was the standard example in the original treatments of vacuum decay [6, 1]; it has three parameters with direct meaning, the quartic coupling </w:t>
+        <w:t xml:space="preserve">The motivation for this family is minimality. A quartic with a small linear term is the simplest renormalizable potential with a metastable minimum and was the standard example in the original treatments of vacuum decay [11, 1]; it has three parameters with direct meaning, the quartic coupling </w:t>
       </w:r>
       <m:oMath>
         <m:r>
@@ -4256,7 +4299,7 @@
           <w:b w:val="0"/>
           <w:i w:val="0"/>
         </w:rPr>
-        <w:t xml:space="preserve"> [6]. With the field in units of </w:t>
+        <w:t xml:space="preserve"> [11]. With the field in units of </w:t>
       </w:r>
       <m:oMath>
         <m:r>
@@ -4449,7 +4492,7 @@
           <w:b w:val="0"/>
           <w:i w:val="0"/>
         </w:rPr>
-        <w:t xml:space="preserve"> [8]; an oscillating CDL bounce requires </w:t>
+        <w:t xml:space="preserve"> [13]; an oscillating CDL bounce requires </w:t>
       </w:r>
       <m:oMath>
         <m:r>
@@ -4497,7 +4540,7 @@
           <w:b w:val="0"/>
           <w:i w:val="0"/>
         </w:rPr>
-        <w:t xml:space="preserve"> [10, 11], which fails for sufficiently flat potentials or strong gravity.</w:t>
+        <w:t xml:space="preserve"> [15, 16], which fails for sufficiently flat potentials or strong gravity.</w:t>
       </w:r>
     </w:p>
     <w:p>
@@ -4547,7 +4590,7 @@
           <w:b w:val="0"/>
           <w:i w:val="0"/>
         </w:rPr>
-        <w:t xml:space="preserve">) [28, 29, 30], with the equations integrated through the wall and the action accumulated along the solution. For the gravitational problem the tail of the bounce outside the wall follows the false-vacuum de Sitter geometry </w:t>
+        <w:t xml:space="preserve">) [38, 39, 40], with the equations integrated through the wall and the action accumulated along the solution. For the gravitational problem the tail of the bounce outside the wall follows the false-vacuum de Sitter geometry </w:t>
       </w:r>
       <m:oMath>
         <m:r>
@@ -4637,7 +4680,7 @@
           <w:b w:val="0"/>
           <w:i w:val="0"/>
         </w:rPr>
-        <w:t xml:space="preserve"> where both apply. The analytic thin-wall formula with gravity [9] serves as a further check of the gravitational suppression. Table 2 lists the checks of the bounce; the complete suite has 18 checks, all executed by a script distributed with the paper.</w:t>
+        <w:t xml:space="preserve"> where both apply. The analytic thin-wall formula with gravity [14] serves as a further check of the gravitational suppression. Table 2 lists the checks of the bounce; the complete suite has 21 checks, all executed by a script distributed with the paper.</w:t>
       </w:r>
     </w:p>
     <w:p>
@@ -7279,7 +7322,7 @@
           <w:b w:val="0"/>
           <w:i w:val="0"/>
         </w:rPr>
-        <w:t xml:space="preserve"> to be interpreted as a decay rate [6, 7]. For </w:t>
+        <w:t xml:space="preserve"> to be interpreted as a decay rate [11, 12]. For </w:t>
       </w:r>
       <m:oMath>
         <m:r>
@@ -7586,7 +7629,7 @@
           <w:b w:val="0"/>
           <w:i w:val="0"/>
         </w:rPr>
-        <w:t xml:space="preserve">. With gravity the negative-mode problem is subtle and has been discussed in the literature [31]; here </w:t>
+        <w:t xml:space="preserve">. With gravity the negative-mode problem is subtle and has been discussed in the literature [41]; here </w:t>
       </w:r>
       <m:oMath>
         <m:r>
@@ -8766,7 +8809,7 @@
           <w:i w:val="0"/>
           <w:sz w:val="26"/>
         </w:rPr>
-        <w:t>4. Nucleation rate and survival in the observed universe</w:t>
+        <w:t>4. Nucleation rate, cooling and survival in the observed universe</w:t>
       </w:r>
     </w:p>
     <w:p>
@@ -8840,7 +8883,7 @@
           <w:b w:val="0"/>
           <w:i w:val="0"/>
         </w:rPr>
-        <w:t xml:space="preserve"> [6, 7]. In the rescaled variables </w:t>
+        <w:t xml:space="preserve"> [11, 12]. In the rescaled variables </w:t>
       </w:r>
       <m:oMath>
         <m:r>
@@ -12227,7 +12270,7 @@
           <w:b w:val="0"/>
           <w:i w:val="0"/>
         </w:rPr>
-        <w:t xml:space="preserve"> per unit four-volume, the probability that none has occurred in the past light cone of the present observer is [14, 15]</w:t>
+        <w:t xml:space="preserve"> per unit four-volume, the probability that none has occurred in the past light cone of the present observer is [19, 20]</w:t>
       </w:r>
     </w:p>
     <w:p>
@@ -13383,7 +13426,7 @@
           <w:b w:val="0"/>
           <w:i w:val="0"/>
         </w:rPr>
-        <w:t xml:space="preserve"> was constant, with the scalar in its false minimum throughout; it does not require observers to be present before the transition, and it says nothing about bubbles nucleated outside our past cone. Percolation of bubbles in de Sitter space requires a rate of order unity in Hubble units [16, 17], since otherwise the false-vacuum volume grows without bound and no wall collides with another. With the corrected survival bound this no longer conflicts with survival: the window </w:t>
+        <w:t xml:space="preserve"> was constant, with the scalar in its false minimum throughout; it does not require observers to be present before the transition, and it says nothing about bubbles nucleated outside our past cone. Percolation of bubbles in de Sitter space requires a rate of order unity in Hubble units [21, 22], since otherwise the false-vacuum volume grows without bound and no wall collides with another. With the corrected survival bound this no longer conflicts with survival: the window </w:t>
       </w:r>
       <m:oMath>
         <m:r>
@@ -13463,7 +13506,7 @@
           <w:b w:val="0"/>
           <w:i w:val="0"/>
         </w:rPr>
-        <w:t xml:space="preserve"> is the ratio of the fluctuation determinants with the zero modes removed; methods to compute it for specific potentials exist [12, 13] and are not repeated here. It is treated as a systematic uncertainty. Because </w:t>
+        <w:t xml:space="preserve"> is the ratio of the fluctuation determinants with the zero modes removed; methods to compute it for specific potentials exist [17, 18] and are not repeated here. It is treated as a systematic uncertainty. Because </w:t>
       </w:r>
       <m:oMath>
         <m:r>
@@ -16318,15 +16361,1499 @@
     <w:p>
       <w:pPr>
         <w:keepNext/>
-        <w:spacing w:before="280"/>
+        <w:spacing w:before="160"/>
       </w:pPr>
       <w:r>
         <w:rPr>
           <w:b/>
           <w:i w:val="0"/>
-          <w:sz w:val="26"/>
-        </w:rPr>
-        <w:t>5. What the nucleated region can become</w:t>
+          <w:sz w:val="23"/>
+        </w:rPr>
+        <w:t>4.6 Cooling and the thermally corrected potential</w:t>
+      </w:r>
+    </w:p>
+    <w:p>
+      <w:pPr>
+        <w:jc w:val="both"/>
+      </w:pPr>
+      <w:r>
+        <w:rPr>
+          <w:b w:val="0"/>
+          <w:i w:val="0"/>
+        </w:rPr>
+        <w:t xml:space="preserve">The calculation above treats the universe as a clock: the CMB temperature </w:t>
+      </w:r>
+      <m:oMath>
+        <m:sSub>
+          <m:e>
+            <m:r>
+              <m:t xml:space="preserve">T</m:t>
+            </m:r>
+          </m:e>
+          <m:sub>
+            <m:r>
+              <m:t xml:space="preserve">γ</m:t>
+            </m:r>
+          </m:sub>
+        </m:sSub>
+        <m:r>
+          <m:t xml:space="preserve">=</m:t>
+        </m:r>
+        <m:sSub>
+          <m:e>
+            <m:r>
+              <m:t xml:space="preserve">T</m:t>
+            </m:r>
+          </m:e>
+          <m:sub>
+            <m:r>
+              <m:t xml:space="preserve">0</m:t>
+            </m:r>
+          </m:sub>
+        </m:sSub>
+        <m:r>
+          <m:t xml:space="preserve">/a</m:t>
+        </m:r>
+      </m:oMath>
+      <w:r>
+        <w:rPr>
+          <w:b w:val="0"/>
+          <w:i w:val="0"/>
+        </w:rPr>
+        <w:t xml:space="preserve"> falls with the expansion and enters nothing. It can enter the decay only if the scalar interacts with a thermal bath, and then through a thermal correction to the potential whose coefficient </w:t>
+      </w:r>
+      <m:oMath>
+        <m:r>
+          <m:t xml:space="preserve">c</m:t>
+        </m:r>
+      </m:oMath>
+      <w:r>
+        <w:rPr>
+          <w:b w:val="0"/>
+          <w:i w:val="0"/>
+        </w:rPr>
+        <w:t xml:space="preserve"> is fixed by those interactions and is not a universal constant. Two regimes are therefore kept apart throughout: the scalar is decoupled and the decay is the zero-temperature O(4) channel of the previous sections, or it is in thermal equilibrium with the CMB, in which case the leading high-temperature term is</w:t>
+      </w:r>
+    </w:p>
+    <w:p>
+      <w:pPr>
+        <w:tabs>
+          <w:tab w:pos="4680" w:val="center"/>
+          <w:tab w:pos="9360" w:val="right"/>
+        </w:tabs>
+        <w:spacing w:before="80" w:after="160"/>
+      </w:pPr>
+      <w:r>
+        <w:tab/>
+      </w:r>
+      <m:oMath>
+        <m:sSub>
+          <m:e>
+            <m:r>
+              <m:t xml:space="preserve">V</m:t>
+            </m:r>
+          </m:e>
+          <m:sub>
+            <m:r>
+              <m:rPr>
+                <m:sty m:val="p"/>
+              </m:rPr>
+              <m:t xml:space="preserve">eff</m:t>
+            </m:r>
+          </m:sub>
+        </m:sSub>
+        <m:r>
+          <m:t xml:space="preserve">(φ,T)=</m:t>
+        </m:r>
+        <m:sSub>
+          <m:e>
+            <m:r>
+              <m:t xml:space="preserve">V</m:t>
+            </m:r>
+          </m:e>
+          <m:sub>
+            <m:r>
+              <m:t xml:space="preserve">0</m:t>
+            </m:r>
+          </m:sub>
+        </m:sSub>
+        <m:r>
+          <m:t xml:space="preserve">(φ)+</m:t>
+        </m:r>
+        <m:f>
+          <m:num>
+            <m:r>
+              <m:t xml:space="preserve">1</m:t>
+            </m:r>
+          </m:num>
+          <m:den>
+            <m:r>
+              <m:t xml:space="preserve">2</m:t>
+            </m:r>
+          </m:den>
+        </m:f>
+        <m:r>
+          <m:rPr>
+            <m:sty m:val="p"/>
+          </m:rPr>
+          <m:t xml:space="preserve"> </m:t>
+        </m:r>
+        <m:r>
+          <m:t xml:space="preserve">c</m:t>
+        </m:r>
+        <m:r>
+          <m:rPr>
+            <m:sty m:val="p"/>
+          </m:rPr>
+          <m:t xml:space="preserve"> </m:t>
+        </m:r>
+        <m:sSup>
+          <m:e>
+            <m:r>
+              <m:t xml:space="preserve">T</m:t>
+            </m:r>
+          </m:e>
+          <m:sup>
+            <m:r>
+              <m:t xml:space="preserve">2</m:t>
+            </m:r>
+          </m:sup>
+        </m:sSup>
+        <m:sSup>
+          <m:e>
+            <m:r>
+              <m:t xml:space="preserve">φ</m:t>
+            </m:r>
+          </m:e>
+          <m:sup>
+            <m:r>
+              <m:t xml:space="preserve">2</m:t>
+            </m:r>
+          </m:sup>
+        </m:sSup>
+        <m:r>
+          <m:t xml:space="preserve">,</m:t>
+        </m:r>
+        <m:r>
+          <m:rPr>
+            <m:sty m:val="p"/>
+          </m:rPr>
+          <m:t xml:space="preserve">  </m:t>
+        </m:r>
+        <m:r>
+          <m:t xml:space="preserve">θ≡</m:t>
+        </m:r>
+        <m:f>
+          <m:num>
+            <m:r>
+              <m:t xml:space="preserve">c</m:t>
+            </m:r>
+            <m:r>
+              <m:rPr>
+                <m:sty m:val="p"/>
+              </m:rPr>
+              <m:t xml:space="preserve"> </m:t>
+            </m:r>
+            <m:sSup>
+              <m:e>
+                <m:r>
+                  <m:t xml:space="preserve">T</m:t>
+                </m:r>
+              </m:e>
+              <m:sup>
+                <m:r>
+                  <m:t xml:space="preserve">2</m:t>
+                </m:r>
+              </m:sup>
+            </m:sSup>
+          </m:num>
+          <m:den>
+            <m:r>
+              <m:t xml:space="preserve">λ</m:t>
+            </m:r>
+            <m:sSup>
+              <m:e>
+                <m:r>
+                  <m:t xml:space="preserve">f</m:t>
+                </m:r>
+              </m:e>
+              <m:sup>
+                <m:r>
+                  <m:t xml:space="preserve">2</m:t>
+                </m:r>
+              </m:sup>
+            </m:sSup>
+          </m:den>
+        </m:f>
+      </m:oMath>
+      <w:r>
+        <w:tab/>
+        <w:t>(10)</w:t>
+      </w:r>
+    </w:p>
+    <w:p>
+      <w:pPr>
+        <w:jc w:val="both"/>
+      </w:pPr>
+      <w:r>
+        <w:rPr>
+          <w:b w:val="0"/>
+          <w:i w:val="0"/>
+        </w:rPr>
+        <w:t xml:space="preserve">The thermal term is a rescaling of the zero-temperature family, which makes the analysis exact. With </w:t>
+      </w:r>
+      <m:oMath>
+        <m:r>
+          <m:t xml:space="preserve">x=sy</m:t>
+        </m:r>
+      </m:oMath>
+      <w:r>
+        <w:rPr>
+          <w:b w:val="0"/>
+          <w:i w:val="0"/>
+        </w:rPr>
+        <w:t xml:space="preserve"> and </w:t>
+      </w:r>
+      <m:oMath>
+        <m:r>
+          <m:t xml:space="preserve">s=</m:t>
+        </m:r>
+        <m:rad>
+          <m:radPr>
+            <m:degHide m:val="1"/>
+          </m:radPr>
+          <m:deg/>
+          <m:e>
+            <m:r>
+              <m:t xml:space="preserve">1−2θ</m:t>
+            </m:r>
+          </m:e>
+        </m:rad>
+      </m:oMath>
+      <w:r>
+        <w:rPr>
+          <w:b w:val="0"/>
+          <w:i w:val="0"/>
+        </w:rPr>
+        <w:t xml:space="preserve"> the potential </w:t>
+      </w:r>
+      <m:oMath>
+        <m:r>
+          <m:t xml:space="preserve">(</m:t>
+        </m:r>
+        <m:sSup>
+          <m:e>
+            <m:r>
+              <m:t xml:space="preserve">x</m:t>
+            </m:r>
+          </m:e>
+          <m:sup>
+            <m:r>
+              <m:t xml:space="preserve">2</m:t>
+            </m:r>
+          </m:sup>
+        </m:sSup>
+        <m:r>
+          <m:t xml:space="preserve">−1</m:t>
+        </m:r>
+        <m:sSup>
+          <m:e>
+            <m:r>
+              <m:t xml:space="preserve">)</m:t>
+            </m:r>
+          </m:e>
+          <m:sup>
+            <m:r>
+              <m:t xml:space="preserve">2</m:t>
+            </m:r>
+          </m:sup>
+        </m:sSup>
+        <m:r>
+          <m:t xml:space="preserve">/8+η</m:t>
+        </m:r>
+        <m:r>
+          <m:t xml:space="preserve">x/2+θ</m:t>
+        </m:r>
+        <m:sSup>
+          <m:e>
+            <m:r>
+              <m:t xml:space="preserve">x</m:t>
+            </m:r>
+          </m:e>
+          <m:sup>
+            <m:r>
+              <m:t xml:space="preserve">2</m:t>
+            </m:r>
+          </m:sup>
+        </m:sSup>
+        <m:r>
+          <m:t xml:space="preserve">/2</m:t>
+        </m:r>
+      </m:oMath>
+      <w:r>
+        <w:rPr>
+          <w:b w:val="0"/>
+          <w:i w:val="0"/>
+        </w:rPr>
+        <w:t xml:space="preserve"> becomes </w:t>
+      </w:r>
+      <m:oMath>
+        <m:sSup>
+          <m:e>
+            <m:r>
+              <m:t xml:space="preserve">s</m:t>
+            </m:r>
+          </m:e>
+          <m:sup>
+            <m:r>
+              <m:t xml:space="preserve">4</m:t>
+            </m:r>
+          </m:sup>
+        </m:sSup>
+        <m:r>
+          <m:t xml:space="preserve">[(</m:t>
+        </m:r>
+        <m:sSup>
+          <m:e>
+            <m:r>
+              <m:t xml:space="preserve">y</m:t>
+            </m:r>
+          </m:e>
+          <m:sup>
+            <m:r>
+              <m:t xml:space="preserve">2</m:t>
+            </m:r>
+          </m:sup>
+        </m:sSup>
+        <m:r>
+          <m:t xml:space="preserve">−1</m:t>
+        </m:r>
+        <m:sSup>
+          <m:e>
+            <m:r>
+              <m:t xml:space="preserve">)</m:t>
+            </m:r>
+          </m:e>
+          <m:sup>
+            <m:r>
+              <m:t xml:space="preserve">2</m:t>
+            </m:r>
+          </m:sup>
+        </m:sSup>
+        <m:r>
+          <m:t xml:space="preserve">/8+(η/</m:t>
+        </m:r>
+        <m:sSup>
+          <m:e>
+            <m:r>
+              <m:t xml:space="preserve">s</m:t>
+            </m:r>
+          </m:e>
+          <m:sup>
+            <m:r>
+              <m:t xml:space="preserve">3</m:t>
+            </m:r>
+          </m:sup>
+        </m:sSup>
+        <m:r>
+          <m:t xml:space="preserve">)y/2]</m:t>
+        </m:r>
+      </m:oMath>
+      <w:r>
+        <w:rPr>
+          <w:b w:val="0"/>
+          <w:i w:val="0"/>
+        </w:rPr>
+        <w:t xml:space="preserve"> up to a constant. Hence a false minimum exists only for</w:t>
+      </w:r>
+    </w:p>
+    <w:p>
+      <w:pPr>
+        <w:tabs>
+          <w:tab w:pos="4680" w:val="center"/>
+          <w:tab w:pos="9360" w:val="right"/>
+        </w:tabs>
+        <w:spacing w:before="80" w:after="160"/>
+      </w:pPr>
+      <w:r>
+        <w:tab/>
+      </w:r>
+      <m:oMath>
+        <m:sSub>
+          <m:e>
+            <m:r>
+              <m:t xml:space="preserve">η</m:t>
+            </m:r>
+          </m:e>
+          <m:sub>
+            <m:r>
+              <m:rPr>
+                <m:sty m:val="p"/>
+              </m:rPr>
+              <m:t xml:space="preserve">eff</m:t>
+            </m:r>
+          </m:sub>
+        </m:sSub>
+        <m:r>
+          <m:t xml:space="preserve">≡</m:t>
+        </m:r>
+        <m:f>
+          <m:num>
+            <m:r>
+              <m:t xml:space="preserve">η</m:t>
+            </m:r>
+          </m:num>
+          <m:den>
+            <m:r>
+              <m:t xml:space="preserve">(1−2θ</m:t>
+            </m:r>
+            <m:sSup>
+              <m:e>
+                <m:r>
+                  <m:t xml:space="preserve">)</m:t>
+                </m:r>
+              </m:e>
+              <m:sup>
+                <m:r>
+                  <m:t xml:space="preserve">3/2</m:t>
+                </m:r>
+              </m:sup>
+            </m:sSup>
+          </m:den>
+        </m:f>
+        <m:r>
+          <m:t xml:space="preserve">&lt;</m:t>
+        </m:r>
+        <m:sSub>
+          <m:e>
+            <m:r>
+              <m:t xml:space="preserve">η</m:t>
+            </m:r>
+          </m:e>
+          <m:sub>
+            <m:r>
+              <m:t xml:space="preserve">c</m:t>
+            </m:r>
+          </m:sub>
+        </m:sSub>
+        <m:r>
+          <m:rPr>
+            <m:sty m:val="p"/>
+          </m:rPr>
+          <m:t xml:space="preserve"> </m:t>
+        </m:r>
+        <m:r>
+          <m:t xml:space="preserve">Longleftrightarrow</m:t>
+        </m:r>
+        <m:r>
+          <m:rPr>
+            <m:sty m:val="p"/>
+          </m:rPr>
+          <m:t xml:space="preserve"> </m:t>
+        </m:r>
+        <m:r>
+          <m:t xml:space="preserve">θ&lt;</m:t>
+        </m:r>
+        <m:sSub>
+          <m:e>
+            <m:r>
+              <m:t xml:space="preserve">θ</m:t>
+            </m:r>
+          </m:e>
+          <m:sub>
+            <m:r>
+              <m:t xml:space="preserve">c</m:t>
+            </m:r>
+          </m:sub>
+        </m:sSub>
+        <m:r>
+          <m:t xml:space="preserve">(η)=</m:t>
+        </m:r>
+        <m:f>
+          <m:num>
+            <m:r>
+              <m:t xml:space="preserve">1</m:t>
+            </m:r>
+          </m:num>
+          <m:den>
+            <m:r>
+              <m:t xml:space="preserve">2</m:t>
+            </m:r>
+          </m:den>
+        </m:f>
+        <m:d>
+          <m:dPr>
+            <m:begChr m:val="["/>
+            <m:endChr m:val="]"/>
+          </m:dPr>
+          <m:e>
+            <m:r>
+              <m:t xml:space="preserve">1−</m:t>
+            </m:r>
+            <m:sSup>
+              <m:e>
+                <m:d>
+                  <m:dPr>
+                    <m:begChr m:val="("/>
+                    <m:endChr m:val=")"/>
+                  </m:dPr>
+                  <m:e>
+                    <m:f>
+                      <m:num>
+                        <m:r>
+                          <m:t xml:space="preserve">η</m:t>
+                        </m:r>
+                      </m:num>
+                      <m:den>
+                        <m:sSub>
+                          <m:e>
+                            <m:r>
+                              <m:t xml:space="preserve">η</m:t>
+                            </m:r>
+                          </m:e>
+                          <m:sub>
+                            <m:r>
+                              <m:t xml:space="preserve">c</m:t>
+                            </m:r>
+                          </m:sub>
+                        </m:sSub>
+                      </m:den>
+                    </m:f>
+                  </m:e>
+                </m:d>
+              </m:e>
+              <m:sup>
+                <m:r>
+                  <m:t xml:space="preserve">2/3</m:t>
+                </m:r>
+              </m:sup>
+            </m:sSup>
+          </m:e>
+        </m:d>
+      </m:oMath>
+      <w:r>
+        <w:tab/>
+        <w:t>(11)</w:t>
+      </w:r>
+    </w:p>
+    <w:p>
+      <w:pPr>
+        <w:jc w:val="both"/>
+      </w:pPr>
+      <w:r>
+        <w:rPr>
+          <w:b w:val="0"/>
+          <w:i w:val="0"/>
+        </w:rPr>
+        <w:t xml:space="preserve">and the bounce actions are those of the zero-temperature table at the shifted tilt: </w:t>
+      </w:r>
+      <m:oMath>
+        <m:sSub>
+          <m:e>
+            <m:r>
+              <m:t xml:space="preserve">B</m:t>
+            </m:r>
+          </m:e>
+          <m:sub>
+            <m:r>
+              <m:t xml:space="preserve">4</m:t>
+            </m:r>
+          </m:sub>
+        </m:sSub>
+        <m:r>
+          <m:t xml:space="preserve">=b(</m:t>
+        </m:r>
+        <m:sSub>
+          <m:e>
+            <m:r>
+              <m:t xml:space="preserve">η</m:t>
+            </m:r>
+          </m:e>
+          <m:sub>
+            <m:r>
+              <m:rPr>
+                <m:sty m:val="p"/>
+              </m:rPr>
+              <m:t xml:space="preserve">eff</m:t>
+            </m:r>
+          </m:sub>
+        </m:sSub>
+        <m:r>
+          <m:t xml:space="preserve">)/λ</m:t>
+        </m:r>
+      </m:oMath>
+      <w:r>
+        <w:rPr>
+          <w:b w:val="0"/>
+          <w:i w:val="0"/>
+        </w:rPr>
+        <w:t xml:space="preserve"> and </w:t>
+      </w:r>
+      <m:oMath>
+        <m:sSub>
+          <m:e>
+            <m:r>
+              <m:t xml:space="preserve">S</m:t>
+            </m:r>
+          </m:e>
+          <m:sub>
+            <m:r>
+              <m:t xml:space="preserve">3</m:t>
+            </m:r>
+          </m:sub>
+        </m:sSub>
+        <m:r>
+          <m:t xml:space="preserve">=(fs/</m:t>
+        </m:r>
+        <m:rad>
+          <m:radPr>
+            <m:degHide m:val="1"/>
+          </m:radPr>
+          <m:deg/>
+          <m:e>
+            <m:r>
+              <m:t xml:space="preserve">λ</m:t>
+            </m:r>
+          </m:e>
+        </m:rad>
+        <m:r>
+          <m:t xml:space="preserve">)</m:t>
+        </m:r>
+        <m:r>
+          <m:rPr>
+            <m:sty m:val="p"/>
+          </m:rPr>
+          <m:t xml:space="preserve"> </m:t>
+        </m:r>
+        <m:sSub>
+          <m:e>
+            <m:r>
+              <m:t xml:space="preserve">s</m:t>
+            </m:r>
+          </m:e>
+          <m:sub>
+            <m:r>
+              <m:t xml:space="preserve">3</m:t>
+            </m:r>
+          </m:sub>
+        </m:sSub>
+        <m:r>
+          <m:t xml:space="preserve">(</m:t>
+        </m:r>
+        <m:sSub>
+          <m:e>
+            <m:r>
+              <m:t xml:space="preserve">η</m:t>
+            </m:r>
+          </m:e>
+          <m:sub>
+            <m:r>
+              <m:rPr>
+                <m:sty m:val="p"/>
+              </m:rPr>
+              <m:t xml:space="preserve">eff</m:t>
+            </m:r>
+          </m:sub>
+        </m:sSub>
+        <m:r>
+          <m:t xml:space="preserve">)</m:t>
+        </m:r>
+      </m:oMath>
+      <w:r>
+        <w:rPr>
+          <w:b w:val="0"/>
+          <w:i w:val="0"/>
+        </w:rPr>
+        <w:t xml:space="preserve">, where </w:t>
+      </w:r>
+      <m:oMath>
+        <m:sSub>
+          <m:e>
+            <m:r>
+              <m:t xml:space="preserve">s</m:t>
+            </m:r>
+          </m:e>
+          <m:sub>
+            <m:r>
+              <m:t xml:space="preserve">3</m:t>
+            </m:r>
+          </m:sub>
+        </m:sSub>
+        <m:r>
+          <m:t xml:space="preserve">=4π</m:t>
+        </m:r>
+        <m:r>
+          <m:rPr>
+            <m:sty m:val="p"/>
+          </m:rPr>
+          <m:t xml:space="preserve">∫</m:t>
+        </m:r>
+        <m:sSup>
+          <m:e>
+            <m:r>
+              <m:t xml:space="preserve">ρ</m:t>
+            </m:r>
+          </m:e>
+          <m:sup>
+            <m:r>
+              <m:t xml:space="preserve">2</m:t>
+            </m:r>
+          </m:sup>
+        </m:sSup>
+        <m:r>
+          <m:t xml:space="preserve">[x</m:t>
+        </m:r>
+        <m:sSup>
+          <m:e>
+            <m:r>
+              <m:t xml:space="preserve">'</m:t>
+            </m:r>
+          </m:e>
+          <m:sup>
+            <m:r>
+              <m:t xml:space="preserve">2</m:t>
+            </m:r>
+          </m:sup>
+        </m:sSup>
+        <m:r>
+          <m:t xml:space="preserve">/2+w−</m:t>
+        </m:r>
+        <m:sSub>
+          <m:e>
+            <m:r>
+              <m:t xml:space="preserve">w</m:t>
+            </m:r>
+          </m:e>
+          <m:sub>
+            <m:r>
+              <m:t xml:space="preserve">f</m:t>
+            </m:r>
+          </m:sub>
+        </m:sSub>
+        <m:r>
+          <m:t xml:space="preserve">]dρ</m:t>
+        </m:r>
+      </m:oMath>
+      <w:r>
+        <w:rPr>
+          <w:b w:val="0"/>
+          <w:i w:val="0"/>
+        </w:rPr>
+        <w:t xml:space="preserve"> is the O(3) action at </w:t>
+      </w:r>
+      <m:oMath>
+        <m:r>
+          <m:t xml:space="preserve">λ=1</m:t>
+        </m:r>
+      </m:oMath>
+      <w:r>
+        <w:rPr>
+          <w:b w:val="0"/>
+          <w:i w:val="0"/>
+        </w:rPr>
+        <w:t xml:space="preserve">, </w:t>
+      </w:r>
+      <m:oMath>
+        <m:r>
+          <m:t xml:space="preserve">θ=0</m:t>
+        </m:r>
+      </m:oMath>
+      <w:r>
+        <w:rPr>
+          <w:b w:val="0"/>
+          <w:i w:val="0"/>
+        </w:rPr>
+        <w:t xml:space="preserve"> (tabulated here for the first time for this family, with the boundary-value solver for </w:t>
+      </w:r>
+      <m:oMath>
+        <m:r>
+          <m:t xml:space="preserve">η&lt;0.1</m:t>
+        </m:r>
+      </m:oMath>
+      <w:r>
+        <w:rPr>
+          <w:b w:val="0"/>
+          <w:i w:val="0"/>
+        </w:rPr>
+        <w:t xml:space="preserve">, and tending to the thin-wall value </w:t>
+      </w:r>
+      <m:oMath>
+        <m:r>
+          <m:t xml:space="preserve">16π</m:t>
+        </m:r>
+        <m:sSup>
+          <m:e>
+            <m:r>
+              <m:t xml:space="preserve">σ</m:t>
+            </m:r>
+          </m:e>
+          <m:sup>
+            <m:r>
+              <m:t xml:space="preserve">3</m:t>
+            </m:r>
+          </m:sup>
+        </m:sSup>
+        <m:r>
+          <m:t xml:space="preserve">/3Δ</m:t>
+        </m:r>
+        <m:sSup>
+          <m:e>
+            <m:r>
+              <m:t xml:space="preserve">V</m:t>
+            </m:r>
+          </m:e>
+          <m:sup>
+            <m:r>
+              <m:t xml:space="preserve">2</m:t>
+            </m:r>
+          </m:sup>
+        </m:sSup>
+      </m:oMath>
+      <w:r>
+        <w:rPr>
+          <w:b w:val="0"/>
+          <w:i w:val="0"/>
+        </w:rPr>
+        <w:t xml:space="preserve"> as </w:t>
+      </w:r>
+      <m:oMath>
+        <m:r>
+          <m:t xml:space="preserve">η→0</m:t>
+        </m:r>
+      </m:oMath>
+      <w:r>
+        <w:rPr>
+          <w:b w:val="0"/>
+          <w:i w:val="0"/>
+        </w:rPr>
+        <w:t xml:space="preserve">: the ratio is 0.995 at </w:t>
+      </w:r>
+      <m:oMath>
+        <m:r>
+          <m:t xml:space="preserve">η=0.03</m:t>
+        </m:r>
+      </m:oMath>
+      <w:r>
+        <w:rPr>
+          <w:b w:val="0"/>
+          <w:i w:val="0"/>
+        </w:rPr>
+        <w:t xml:space="preserve">). Direct solutions of the O(4) and O(3) bounce with the thermal term in the potential agree with these scalings to </w:t>
+      </w:r>
+      <m:oMath>
+        <m:r>
+          <m:t xml:space="preserve">2×1</m:t>
+        </m:r>
+        <m:sSup>
+          <m:e>
+            <m:r>
+              <m:t xml:space="preserve">0</m:t>
+            </m:r>
+          </m:e>
+          <m:sup>
+            <m:r>
+              <m:t xml:space="preserve">−4</m:t>
+            </m:r>
+          </m:sup>
+        </m:sSup>
+      </m:oMath>
+      <w:r>
+        <w:rPr>
+          <w:b w:val="0"/>
+          <w:i w:val="0"/>
+        </w:rPr>
+        <w:t xml:space="preserve"> (check V19). For the benchmark </w:t>
+      </w:r>
+      <m:oMath>
+        <m:r>
+          <m:t xml:space="preserve">λ=1</m:t>
+        </m:r>
+      </m:oMath>
+      <w:r>
+        <w:rPr>
+          <w:b w:val="0"/>
+          <w:i w:val="0"/>
+        </w:rPr>
+        <w:t xml:space="preserve">, </w:t>
+      </w:r>
+      <m:oMath>
+        <m:r>
+          <m:t xml:space="preserve">η=0.30</m:t>
+        </m:r>
+      </m:oMath>
+      <w:r>
+        <w:rPr>
+          <w:b w:val="0"/>
+          <w:i w:val="0"/>
+        </w:rPr>
+        <w:t xml:space="preserve">: </w:t>
+      </w:r>
+      <m:oMath>
+        <m:r>
+          <m:t xml:space="preserve">f=3.05</m:t>
+        </m:r>
+      </m:oMath>
+      <w:r>
+        <w:rPr>
+          <w:b w:val="0"/>
+          <w:i w:val="0"/>
+        </w:rPr>
+        <w:t xml:space="preserve"> meV, </w:t>
+      </w:r>
+      <m:oMath>
+        <m:sSub>
+          <m:e>
+            <m:r>
+              <m:t xml:space="preserve">θ</m:t>
+            </m:r>
+          </m:e>
+          <m:sub>
+            <m:r>
+              <m:t xml:space="preserve">c</m:t>
+            </m:r>
+          </m:sub>
+        </m:sSub>
+        <m:r>
+          <m:t xml:space="preserve">=0.0765</m:t>
+        </m:r>
+      </m:oMath>
+      <w:r>
+        <w:rPr>
+          <w:b w:val="0"/>
+          <w:i w:val="0"/>
+        </w:rPr>
+        <w:t>, and today (</w:t>
+      </w:r>
+      <m:oMath>
+        <m:sSub>
+          <m:e>
+            <m:r>
+              <m:t xml:space="preserve">T</m:t>
+            </m:r>
+          </m:e>
+          <m:sub>
+            <m:r>
+              <m:t xml:space="preserve">0</m:t>
+            </m:r>
+          </m:sub>
+        </m:sSub>
+        <m:r>
+          <m:t xml:space="preserve">=0.235</m:t>
+        </m:r>
+      </m:oMath>
+      <w:r>
+        <w:rPr>
+          <w:b w:val="0"/>
+          <w:i w:val="0"/>
+        </w:rPr>
+        <w:t xml:space="preserve"> meV) </w:t>
+      </w:r>
+      <m:oMath>
+        <m:r>
+          <m:t xml:space="preserve">θ=0.0059</m:t>
+        </m:r>
+        <m:r>
+          <m:rPr>
+            <m:sty m:val="p"/>
+          </m:rPr>
+          <m:t xml:space="preserve"> </m:t>
+        </m:r>
+        <m:r>
+          <m:t xml:space="preserve">c</m:t>
+        </m:r>
+      </m:oMath>
+      <w:r>
+        <w:rPr>
+          <w:b w:val="0"/>
+          <w:i w:val="0"/>
+        </w:rPr>
+        <w:t>.</w:t>
+      </w:r>
+    </w:p>
+    <w:p>
+      <w:pPr>
+        <w:jc w:val="both"/>
+      </w:pPr>
+      <w:r>
+        <w:rPr>
+          <w:b w:val="0"/>
+          <w:i w:val="0"/>
+        </w:rPr>
+        <w:t xml:space="preserve">Cooling relaxes the thermal term, and the thermal history has a consequence that does not depend on the decay rate: the false minimum disappears at </w:t>
+      </w:r>
+      <m:oMath>
+        <m:sSub>
+          <m:e>
+            <m:r>
+              <m:t xml:space="preserve">T</m:t>
+            </m:r>
+          </m:e>
+          <m:sub>
+            <m:r>
+              <m:t xml:space="preserve">c</m:t>
+            </m:r>
+          </m:sub>
+        </m:sSub>
+        <m:r>
+          <m:t xml:space="preserve">=f</m:t>
+        </m:r>
+        <m:rad>
+          <m:radPr>
+            <m:degHide m:val="1"/>
+          </m:radPr>
+          <m:deg/>
+          <m:e>
+            <m:r>
+              <m:t xml:space="preserve">λ</m:t>
+            </m:r>
+            <m:sSub>
+              <m:e>
+                <m:r>
+                  <m:t xml:space="preserve">θ</m:t>
+                </m:r>
+              </m:e>
+              <m:sub>
+                <m:r>
+                  <m:t xml:space="preserve">c</m:t>
+                </m:r>
+              </m:sub>
+            </m:sSub>
+            <m:r>
+              <m:t xml:space="preserve">/c</m:t>
+            </m:r>
+          </m:e>
+        </m:rad>
+      </m:oMath>
+      <w:r>
+        <w:rPr>
+          <w:b w:val="0"/>
+          <w:i w:val="0"/>
+        </w:rPr>
+        <w:t xml:space="preserve">, which is 2.7 meV (redshift 10) for </w:t>
+      </w:r>
+      <m:oMath>
+        <m:r>
+          <m:t xml:space="preserve">c=0.1</m:t>
+        </m:r>
+      </m:oMath>
+      <w:r>
+        <w:rPr>
+          <w:b w:val="0"/>
+          <w:i w:val="0"/>
+        </w:rPr>
+        <w:t xml:space="preserve"> and 0.84 meV (redshift 2.6) for </w:t>
+      </w:r>
+      <m:oMath>
+        <m:r>
+          <m:t xml:space="preserve">c=1</m:t>
+        </m:r>
+      </m:oMath>
+      <w:r>
+        <w:rPr>
+          <w:b w:val="0"/>
+          <w:i w:val="0"/>
+        </w:rPr>
+        <w:t xml:space="preserve">. A scalar in equilibrium with the CMB at higher temperatures would have settled into the true vacuum at the symmetric-to-broken transition, and the present dark energy would not be the false-vacuum energy. The observed universe in the false vacuum therefore requires that the scalar either decoupled before </w:t>
+      </w:r>
+      <m:oMath>
+        <m:sSub>
+          <m:e>
+            <m:r>
+              <m:t xml:space="preserve">T</m:t>
+            </m:r>
+          </m:e>
+          <m:sub>
+            <m:r>
+              <m:t xml:space="preserve">c</m:t>
+            </m:r>
+          </m:sub>
+        </m:sSub>
+      </m:oMath>
+      <w:r>
+        <w:rPr>
+          <w:b w:val="0"/>
+          <w:i w:val="0"/>
+        </w:rPr>
+        <w:t xml:space="preserve"> or has </w:t>
+      </w:r>
+      <m:oMath>
+        <m:r>
+          <m:t xml:space="preserve">c&lt;1.1×1</m:t>
+        </m:r>
+        <m:sSup>
+          <m:e>
+            <m:r>
+              <m:t xml:space="preserve">0</m:t>
+            </m:r>
+          </m:e>
+          <m:sup>
+            <m:r>
+              <m:t xml:space="preserve">−5</m:t>
+            </m:r>
+          </m:sup>
+        </m:sSup>
+      </m:oMath>
+      <w:r>
+        <w:rPr>
+          <w:b w:val="0"/>
+          <w:i w:val="0"/>
+        </w:rPr>
+        <w:t xml:space="preserve"> if the bath is coupled all the way back to recombination (</w:t>
+      </w:r>
+      <m:oMath>
+        <m:r>
+          <m:t xml:space="preserve">z=1100</m:t>
+        </m:r>
+      </m:oMath>
+      <w:r>
+        <w:rPr>
+          <w:b w:val="0"/>
+          <w:i w:val="0"/>
+        </w:rPr>
+        <w:t xml:space="preserve">). The high-temperature form is an upper bound on the effect for particles heavier than </w:t>
+      </w:r>
+      <m:oMath>
+        <m:r>
+          <m:t xml:space="preserve">T</m:t>
+        </m:r>
+      </m:oMath>
+      <w:r>
+        <w:rPr>
+          <w:b w:val="0"/>
+          <w:i w:val="0"/>
+        </w:rPr>
+        <w:t xml:space="preserve"> in the loop, since the true correction is then Boltzmann suppressed; the results below are therefore the largest thermal effect that the coefficient </w:t>
+      </w:r>
+      <m:oMath>
+        <m:r>
+          <m:t xml:space="preserve">c</m:t>
+        </m:r>
+      </m:oMath>
+      <w:r>
+        <w:rPr>
+          <w:b w:val="0"/>
+          <w:i w:val="0"/>
+        </w:rPr>
+        <w:t xml:space="preserve"> can produce.</w:t>
+      </w:r>
+    </w:p>
+    <w:p>
+      <w:pPr>
+        <w:keepNext/>
+        <w:jc w:val="center"/>
+      </w:pPr>
+      <w:r>
+        <w:drawing>
+          <wp:inline xmlns:a="http://schemas.openxmlformats.org/drawingml/2006/main" xmlns:pic="http://schemas.openxmlformats.org/drawingml/2006/picture">
+            <wp:extent cx="5760720" cy="2275690"/>
+            <wp:docPr id="6" name="Picture 6"/>
+            <wp:cNvGraphicFramePr>
+              <a:graphicFrameLocks noChangeAspect="1"/>
+            </wp:cNvGraphicFramePr>
+            <a:graphic>
+              <a:graphicData uri="http://schemas.openxmlformats.org/drawingml/2006/picture">
+                <pic:pic>
+                  <pic:nvPicPr>
+                    <pic:cNvPr id="0" name="fig6_thermal_exponents.png"/>
+                    <pic:cNvPicPr/>
+                  </pic:nvPicPr>
+                  <pic:blipFill>
+                    <a:blip r:embed="rId14"/>
+                    <a:stretch>
+                      <a:fillRect/>
+                    </a:stretch>
+                  </pic:blipFill>
+                  <pic:spPr>
+                    <a:xfrm>
+                      <a:off x="0" y="0"/>
+                      <a:ext cx="5760720" cy="2275690"/>
+                    </a:xfrm>
+                    <a:prstGeom prst="rect"/>
+                  </pic:spPr>
+                </pic:pic>
+              </a:graphicData>
+            </a:graphic>
+          </wp:inline>
+        </w:drawing>
+      </w:r>
+    </w:p>
+    <w:p>
+      <w:r>
+        <w:rPr>
+          <w:b w:val="0"/>
+          <w:i/>
+          <w:sz w:val="19"/>
+        </w:rPr>
+        <w:t xml:space="preserve">Fig. 6. (a) Extrema of the thermally corrected potential for </w:t>
+      </w:r>
+      <m:oMath>
+        <m:r>
+          <w:rPr>
+            <w:sz w:val="19"/>
+            <w:szCs w:val="19"/>
+          </w:rPr>
+          <m:t xml:space="preserve">η=0.30</m:t>
+        </m:r>
+      </m:oMath>
+      <w:r>
+        <w:rPr>
+          <w:b w:val="0"/>
+          <w:i/>
+          <w:sz w:val="19"/>
+        </w:rPr>
+        <w:t xml:space="preserve"> against the thermal strength </w:t>
+      </w:r>
+      <m:oMath>
+        <m:r>
+          <w:rPr>
+            <w:sz w:val="19"/>
+            <w:szCs w:val="19"/>
+          </w:rPr>
+          <m:t xml:space="preserve">θ</m:t>
+        </m:r>
+      </m:oMath>
+      <w:r>
+        <w:rPr>
+          <w:b w:val="0"/>
+          <w:i/>
+          <w:sz w:val="19"/>
+        </w:rPr>
+        <w:t xml:space="preserve">; the false minimum disappears at </w:t>
+      </w:r>
+      <m:oMath>
+        <m:sSub>
+          <m:e>
+            <m:r>
+              <w:rPr>
+                <w:sz w:val="19"/>
+                <w:szCs w:val="19"/>
+              </w:rPr>
+              <m:t xml:space="preserve">θ</m:t>
+            </m:r>
+          </m:e>
+          <m:sub>
+            <m:r>
+              <w:rPr>
+                <w:sz w:val="19"/>
+                <w:szCs w:val="19"/>
+              </w:rPr>
+              <m:t xml:space="preserve">c</m:t>
+            </m:r>
+          </m:sub>
+        </m:sSub>
+      </m:oMath>
+      <w:r>
+        <w:rPr>
+          <w:b w:val="0"/>
+          <w:i/>
+          <w:sz w:val="19"/>
+        </w:rPr>
+        <w:t xml:space="preserve">. (b) The quantum exponent </w:t>
+      </w:r>
+      <m:oMath>
+        <m:sSub>
+          <m:e>
+            <m:r>
+              <w:rPr>
+                <w:sz w:val="19"/>
+                <w:szCs w:val="19"/>
+              </w:rPr>
+              <m:t xml:space="preserve">B</m:t>
+            </m:r>
+          </m:e>
+          <m:sub>
+            <m:r>
+              <w:rPr>
+                <w:sz w:val="19"/>
+                <w:szCs w:val="19"/>
+              </w:rPr>
+              <m:t xml:space="preserve">4</m:t>
+            </m:r>
+          </m:sub>
+        </m:sSub>
+      </m:oMath>
+      <w:r>
+        <w:rPr>
+          <w:b w:val="0"/>
+          <w:i/>
+          <w:sz w:val="19"/>
+        </w:rPr>
+        <w:t xml:space="preserve"> and the thermal exponent </w:t>
+      </w:r>
+      <m:oMath>
+        <m:sSub>
+          <m:e>
+            <m:r>
+              <w:rPr>
+                <w:sz w:val="19"/>
+                <w:szCs w:val="19"/>
+              </w:rPr>
+              <m:t xml:space="preserve">S</m:t>
+            </m:r>
+          </m:e>
+          <m:sub>
+            <m:r>
+              <w:rPr>
+                <w:sz w:val="19"/>
+                <w:szCs w:val="19"/>
+              </w:rPr>
+              <m:t xml:space="preserve">3</m:t>
+            </m:r>
+          </m:sub>
+        </m:sSub>
+        <m:r>
+          <w:rPr>
+            <w:sz w:val="19"/>
+            <w:szCs w:val="19"/>
+          </w:rPr>
+          <m:t xml:space="preserve">/T</m:t>
+        </m:r>
+      </m:oMath>
+      <w:r>
+        <w:rPr>
+          <w:b w:val="0"/>
+          <w:i/>
+          <w:sz w:val="19"/>
+        </w:rPr>
+        <w:t xml:space="preserve"> against the bath temperature for the benchmark; the O(3) saddle dominates above the crossover temperature </w:t>
+      </w:r>
+      <m:oMath>
+        <m:sSub>
+          <m:e>
+            <m:r>
+              <w:rPr>
+                <w:sz w:val="19"/>
+                <w:szCs w:val="19"/>
+              </w:rPr>
+              <m:t xml:space="preserve">T</m:t>
+            </m:r>
+          </m:e>
+          <m:sub>
+            <m:r>
+              <w:rPr>
+                <w:sz w:val="19"/>
+                <w:szCs w:val="19"/>
+              </w:rPr>
+              <m:t xml:space="preserve">×</m:t>
+            </m:r>
+          </m:sub>
+        </m:sSub>
+      </m:oMath>
+      <w:r>
+        <w:rPr>
+          <w:b w:val="0"/>
+          <w:i/>
+          <w:sz w:val="19"/>
+        </w:rPr>
+        <w:t xml:space="preserve"> (where </w:t>
+      </w:r>
+      <m:oMath>
+        <m:sSub>
+          <m:e>
+            <m:r>
+              <w:rPr>
+                <w:sz w:val="19"/>
+                <w:szCs w:val="19"/>
+              </w:rPr>
+              <m:t xml:space="preserve">S</m:t>
+            </m:r>
+          </m:e>
+          <m:sub>
+            <m:r>
+              <w:rPr>
+                <w:sz w:val="19"/>
+                <w:szCs w:val="19"/>
+              </w:rPr>
+              <m:t xml:space="preserve">3</m:t>
+            </m:r>
+          </m:sub>
+        </m:sSub>
+        <m:r>
+          <w:rPr>
+            <w:sz w:val="19"/>
+            <w:szCs w:val="19"/>
+          </w:rPr>
+          <m:t xml:space="preserve">/T=</m:t>
+        </m:r>
+        <m:sSub>
+          <m:e>
+            <m:r>
+              <w:rPr>
+                <w:sz w:val="19"/>
+                <w:szCs w:val="19"/>
+              </w:rPr>
+              <m:t xml:space="preserve">B</m:t>
+            </m:r>
+          </m:e>
+          <m:sub>
+            <m:r>
+              <w:rPr>
+                <w:sz w:val="19"/>
+                <w:szCs w:val="19"/>
+              </w:rPr>
+              <m:t xml:space="preserve">4</m:t>
+            </m:r>
+          </m:sub>
+        </m:sSub>
+      </m:oMath>
+      <w:r>
+        <w:rPr>
+          <w:b w:val="0"/>
+          <w:i/>
+          <w:sz w:val="19"/>
+        </w:rPr>
+        <w:t xml:space="preserve">) and the O(4) saddle below. Solid: </w:t>
+      </w:r>
+      <m:oMath>
+        <m:r>
+          <w:rPr>
+            <w:sz w:val="19"/>
+            <w:szCs w:val="19"/>
+          </w:rPr>
+          <m:t xml:space="preserve">c=0</m:t>
+        </m:r>
+      </m:oMath>
+      <w:r>
+        <w:rPr>
+          <w:b w:val="0"/>
+          <w:i/>
+          <w:sz w:val="19"/>
+        </w:rPr>
+        <w:t xml:space="preserve"> (equilibrium without thermal mass); dashed: </w:t>
+      </w:r>
+      <m:oMath>
+        <m:r>
+          <w:rPr>
+            <w:sz w:val="19"/>
+            <w:szCs w:val="19"/>
+          </w:rPr>
+          <m:t xml:space="preserve">c=−1</m:t>
+        </m:r>
+      </m:oMath>
+      <w:r>
+        <w:rPr>
+          <w:b w:val="0"/>
+          <w:i/>
+          <w:sz w:val="19"/>
+        </w:rPr>
+        <w:t xml:space="preserve">; dotted: </w:t>
+      </w:r>
+      <m:oMath>
+        <m:r>
+          <w:rPr>
+            <w:sz w:val="19"/>
+            <w:szCs w:val="19"/>
+          </w:rPr>
+          <m:t xml:space="preserve">c=+0.1</m:t>
+        </m:r>
+      </m:oMath>
+      <w:r>
+        <w:rPr>
+          <w:b w:val="0"/>
+          <w:i/>
+          <w:sz w:val="19"/>
+        </w:rPr>
+        <w:t>.</w:t>
       </w:r>
     </w:p>
     <w:p>
@@ -16340,7 +17867,7 @@
           <w:i w:val="0"/>
           <w:sz w:val="23"/>
         </w:rPr>
-        <w:t>5.1 Energy budget</w:t>
+        <w:t>4.7 The cooling history and the three decay channels</w:t>
       </w:r>
     </w:p>
     <w:p>
@@ -16352,13 +17879,225 @@
           <w:b w:val="0"/>
           <w:i w:val="0"/>
         </w:rPr>
-        <w:t xml:space="preserve">A thin-wall bubble of true vacuum is bounded by a wall that carries the released energy; its interior is, to leading order, the true vacuum with no excess energy to reheat. In the thick-wall regime relevant here the field at the centre of the bounce, </w:t>
+        <w:t xml:space="preserve">The temperature follows the observed history, </w:t>
       </w:r>
       <m:oMath>
         <m:sSub>
           <m:e>
             <m:r>
-              <m:t xml:space="preserve">x</m:t>
+              <m:t xml:space="preserve">T</m:t>
+            </m:r>
+          </m:e>
+          <m:sub>
+            <m:r>
+              <m:t xml:space="preserve">γ</m:t>
+            </m:r>
+          </m:sub>
+        </m:sSub>
+        <m:r>
+          <m:t xml:space="preserve">(a)=</m:t>
+        </m:r>
+        <m:sSub>
+          <m:e>
+            <m:r>
+              <m:t xml:space="preserve">T</m:t>
+            </m:r>
+          </m:e>
+          <m:sub>
+            <m:r>
+              <m:t xml:space="preserve">0</m:t>
+            </m:r>
+          </m:sub>
+        </m:sSub>
+        <m:r>
+          <m:t xml:space="preserve">/a</m:t>
+        </m:r>
+      </m:oMath>
+      <w:r>
+        <w:rPr>
+          <w:b w:val="0"/>
+          <w:i w:val="0"/>
+        </w:rPr>
+        <w:t xml:space="preserve"> with </w:t>
+      </w:r>
+      <m:oMath>
+        <m:r>
+          <m:t xml:space="preserve">H(a)</m:t>
+        </m:r>
+      </m:oMath>
+      <w:r>
+        <w:rPr>
+          <w:b w:val="0"/>
+          <w:i w:val="0"/>
+        </w:rPr>
+        <w:t xml:space="preserve"> of Section 4.2, and cosmic time </w:t>
+      </w:r>
+      <m:oMath>
+        <m:r>
+          <m:t xml:space="preserve">t(a)−</m:t>
+        </m:r>
+        <m:sSub>
+          <m:e>
+            <m:r>
+              <m:t xml:space="preserve">t</m:t>
+            </m:r>
+          </m:e>
+          <m:sub>
+            <m:r>
+              <m:t xml:space="preserve">0</m:t>
+            </m:r>
+          </m:sub>
+        </m:sSub>
+        <m:r>
+          <m:t xml:space="preserve">=</m:t>
+        </m:r>
+        <m:sSubSup>
+          <m:e>
+            <m:r>
+              <m:rPr>
+                <m:sty m:val="p"/>
+              </m:rPr>
+              <m:t xml:space="preserve">∫</m:t>
+            </m:r>
+          </m:e>
+          <m:sub>
+            <m:r>
+              <m:t xml:space="preserve">1</m:t>
+            </m:r>
+          </m:sub>
+          <m:sup>
+            <m:r>
+              <m:t xml:space="preserve">a</m:t>
+            </m:r>
+          </m:sup>
+        </m:sSubSup>
+        <m:r>
+          <m:t xml:space="preserve">da'/[a'H(a')]</m:t>
+        </m:r>
+      </m:oMath>
+      <w:r>
+        <w:rPr>
+          <w:b w:val="0"/>
+          <w:i w:val="0"/>
+        </w:rPr>
+        <w:t xml:space="preserve">. Three channels compete. The Hawking–Moss transition is the horizon-scale channel of de Sitter space; its action is </w:t>
+      </w:r>
+      <m:oMath>
+        <m:r>
+          <m:rPr>
+            <m:sty m:val="p"/>
+          </m:rPr>
+          <m:t xml:space="preserve">ln</m:t>
+        </m:r>
+        <m:sSub>
+          <m:e>
+            <m:r>
+              <m:t xml:space="preserve">B</m:t>
+            </m:r>
+          </m:e>
+          <m:sub>
+            <m:r>
+              <m:rPr>
+                <m:sty m:val="p"/>
+              </m:rPr>
+              <m:t xml:space="preserve">HM</m:t>
+            </m:r>
+          </m:sub>
+        </m:sSub>
+        <m:r>
+          <m:t xml:space="preserve">≃279</m:t>
+        </m:r>
+      </m:oMath>
+      <w:r>
+        <w:rPr>
+          <w:b w:val="0"/>
+          <w:i w:val="0"/>
+        </w:rPr>
+        <w:t xml:space="preserve"> (Section 3.4) and it plays no role. The de Sitter horizon temperature </w:t>
+      </w:r>
+      <m:oMath>
+        <m:sSub>
+          <m:e>
+            <m:r>
+              <m:t xml:space="preserve">T</m:t>
+            </m:r>
+          </m:e>
+          <m:sub>
+            <m:r>
+              <m:rPr>
+                <m:sty m:val="p"/>
+              </m:rPr>
+              <m:t xml:space="preserve">dS</m:t>
+            </m:r>
+          </m:sub>
+        </m:sSub>
+        <m:r>
+          <m:t xml:space="preserve">=</m:t>
+        </m:r>
+        <m:sSub>
+          <m:e>
+            <m:r>
+              <m:t xml:space="preserve">H</m:t>
+            </m:r>
+          </m:e>
+          <m:sub>
+            <m:r>
+              <m:t xml:space="preserve">Λ</m:t>
+            </m:r>
+          </m:sub>
+        </m:sSub>
+        <m:r>
+          <m:t xml:space="preserve">/2π=1.91×1</m:t>
+        </m:r>
+        <m:sSup>
+          <m:e>
+            <m:r>
+              <m:t xml:space="preserve">0</m:t>
+            </m:r>
+          </m:e>
+          <m:sup>
+            <m:r>
+              <m:t xml:space="preserve">−31</m:t>
+            </m:r>
+          </m:sup>
+        </m:sSup>
+      </m:oMath>
+      <w:r>
+        <w:rPr>
+          <w:b w:val="0"/>
+          <w:i w:val="0"/>
+        </w:rPr>
+        <w:t xml:space="preserve"> meV is </w:t>
+      </w:r>
+      <m:oMath>
+        <m:r>
+          <m:t xml:space="preserve">8.1×1</m:t>
+        </m:r>
+        <m:sSup>
+          <m:e>
+            <m:r>
+              <m:t xml:space="preserve">0</m:t>
+            </m:r>
+          </m:e>
+          <m:sup>
+            <m:r>
+              <m:t xml:space="preserve">−31</m:t>
+            </m:r>
+          </m:sup>
+        </m:sSup>
+      </m:oMath>
+      <w:r>
+        <w:rPr>
+          <w:b w:val="0"/>
+          <w:i w:val="0"/>
+        </w:rPr>
+        <w:t xml:space="preserve"> of </w:t>
+      </w:r>
+      <m:oMath>
+        <m:sSub>
+          <m:e>
+            <m:r>
+              <m:t xml:space="preserve">T</m:t>
             </m:r>
           </m:e>
           <m:sub>
@@ -16373,13 +18112,73 @@
           <w:b w:val="0"/>
           <w:i w:val="0"/>
         </w:rPr>
-        <w:t xml:space="preserve">, lies above the true minimum, and the energy the interior can release is </w:t>
+        <w:t>, would equal the CMB temperature only after 69 e-folds (</w:t>
+      </w:r>
+      <m:oMath>
+        <m:r>
+          <m:t xml:space="preserve">∼1</m:t>
+        </m:r>
+        <m:sSup>
+          <m:e>
+            <m:r>
+              <m:t xml:space="preserve">0</m:t>
+            </m:r>
+          </m:e>
+          <m:sup>
+            <m:r>
+              <m:t xml:space="preserve">12</m:t>
+            </m:r>
+          </m:sup>
+        </m:sSup>
+      </m:oMath>
+      <w:r>
+        <w:rPr>
+          <w:b w:val="0"/>
+          <w:i w:val="0"/>
+        </w:rPr>
+        <w:t xml:space="preserve"> yr), and is not a homogeneous radiation bath; it is therefore kept separate and not combined with </w:t>
       </w:r>
       <m:oMath>
         <m:sSub>
           <m:e>
             <m:r>
-              <m:t xml:space="preserve">ε</m:t>
+              <m:t xml:space="preserve">T</m:t>
+            </m:r>
+          </m:e>
+          <m:sub>
+            <m:r>
+              <m:t xml:space="preserve">γ</m:t>
+            </m:r>
+          </m:sub>
+        </m:sSub>
+      </m:oMath>
+      <w:r>
+        <w:rPr>
+          <w:b w:val="0"/>
+          <w:i w:val="0"/>
+        </w:rPr>
+        <w:t xml:space="preserve"> by a maximum. The thermal exponent at the horizon temperature, </w:t>
+      </w:r>
+      <m:oMath>
+        <m:sSub>
+          <m:e>
+            <m:r>
+              <m:t xml:space="preserve">S</m:t>
+            </m:r>
+          </m:e>
+          <m:sub>
+            <m:r>
+              <m:t xml:space="preserve">3</m:t>
+            </m:r>
+          </m:sub>
+        </m:sSub>
+        <m:r>
+          <m:t xml:space="preserve">/</m:t>
+        </m:r>
+        <m:sSub>
+          <m:e>
+            <m:r>
+              <m:t xml:space="preserve">T</m:t>
             </m:r>
           </m:e>
           <m:sub>
@@ -16387,46 +18186,43 @@
               <m:rPr>
                 <m:sty m:val="p"/>
               </m:rPr>
-              <m:t xml:space="preserve">in</m:t>
+              <m:t xml:space="preserve">dS</m:t>
             </m:r>
           </m:sub>
         </m:sSub>
         <m:r>
-          <m:t xml:space="preserve">Δ</m:t>
-        </m:r>
-        <m:r>
-          <m:t xml:space="preserve">V</m:t>
-        </m:r>
-        <m:r>
-          <m:t xml:space="preserve">=</m:t>
-        </m:r>
-        <m:r>
-          <m:t xml:space="preserve">V(</m:t>
-        </m:r>
+          <m:t xml:space="preserve">=4.2×1</m:t>
+        </m:r>
+        <m:sSup>
+          <m:e>
+            <m:r>
+              <m:t xml:space="preserve">0</m:t>
+            </m:r>
+          </m:e>
+          <m:sup>
+            <m:r>
+              <m:t xml:space="preserve">32</m:t>
+            </m:r>
+          </m:sup>
+        </m:sSup>
+      </m:oMath>
+      <w:r>
+        <w:rPr>
+          <w:b w:val="0"/>
+          <w:i w:val="0"/>
+        </w:rPr>
+        <w:t xml:space="preserve">, rules out any activation by it. That leaves quantum tunneling (the O(4) bounce with action </w:t>
+      </w:r>
+      <m:oMath>
         <m:sSub>
           <m:e>
             <m:r>
-              <m:t xml:space="preserve">x</m:t>
+              <m:t xml:space="preserve">B</m:t>
             </m:r>
           </m:e>
           <m:sub>
             <m:r>
-              <m:t xml:space="preserve">0</m:t>
-            </m:r>
-          </m:sub>
-        </m:sSub>
-        <m:r>
-          <m:t xml:space="preserve">)−</m:t>
-        </m:r>
-        <m:sSub>
-          <m:e>
-            <m:r>
-              <m:t xml:space="preserve">V</m:t>
-            </m:r>
-          </m:e>
-          <m:sub>
-            <m:r>
-              <m:t xml:space="preserve">t</m:t>
+              <m:t xml:space="preserve">4</m:t>
             </m:r>
           </m:sub>
         </m:sSub>
@@ -16436,21 +18232,156 @@
           <w:b w:val="0"/>
           <w:i w:val="0"/>
         </w:rPr>
-        <w:t xml:space="preserve">. Fig. 6c shows </w:t>
+        <w:t xml:space="preserve">) and thermal activation (the O(3) bounce with </w:t>
       </w:r>
       <m:oMath>
         <m:sSub>
           <m:e>
             <m:r>
-              <m:t xml:space="preserve">ε</m:t>
+              <m:t xml:space="preserve">S</m:t>
             </m:r>
           </m:e>
           <m:sub>
             <m:r>
-              <m:rPr>
-                <m:sty m:val="p"/>
-              </m:rPr>
-              <m:t xml:space="preserve">in</m:t>
+              <m:t xml:space="preserve">3</m:t>
+            </m:r>
+          </m:sub>
+        </m:sSub>
+        <m:r>
+          <m:t xml:space="preserve">/T</m:t>
+        </m:r>
+      </m:oMath>
+      <w:r>
+        <w:rPr>
+          <w:b w:val="0"/>
+          <w:i w:val="0"/>
+        </w:rPr>
+        <w:t xml:space="preserve">). At a given temperature the saddle with the smaller exponent dominates, and the rate takes its exponent and prefactor; the two rates are not added, because they are the two ends of one family of periodic instantons. The thermal prefactor is </w:t>
+      </w:r>
+      <m:oMath>
+        <m:sSub>
+          <m:e>
+            <m:r>
+              <m:t xml:space="preserve">Γ</m:t>
+            </m:r>
+          </m:e>
+          <m:sub>
+            <m:r>
+              <m:t xml:space="preserve">T</m:t>
+            </m:r>
+          </m:sub>
+        </m:sSub>
+        <m:r>
+          <m:t xml:space="preserve">=</m:t>
+        </m:r>
+        <m:sSub>
+          <m:e>
+            <m:r>
+              <m:t xml:space="preserve">D</m:t>
+            </m:r>
+          </m:e>
+          <m:sub>
+            <m:r>
+              <m:t xml:space="preserve">T</m:t>
+            </m:r>
+          </m:sub>
+        </m:sSub>
+        <m:r>
+          <m:rPr>
+            <m:sty m:val="p"/>
+          </m:rPr>
+          <m:t xml:space="preserve"> </m:t>
+        </m:r>
+        <m:sSup>
+          <m:e>
+            <m:r>
+              <m:t xml:space="preserve">T</m:t>
+            </m:r>
+          </m:e>
+          <m:sup>
+            <m:r>
+              <m:t xml:space="preserve">4</m:t>
+            </m:r>
+          </m:sup>
+        </m:sSup>
+        <m:r>
+          <m:t xml:space="preserve">(</m:t>
+        </m:r>
+        <m:sSub>
+          <m:e>
+            <m:r>
+              <m:t xml:space="preserve">S</m:t>
+            </m:r>
+          </m:e>
+          <m:sub>
+            <m:r>
+              <m:t xml:space="preserve">3</m:t>
+            </m:r>
+          </m:sub>
+        </m:sSub>
+        <m:r>
+          <m:t xml:space="preserve">/2π</m:t>
+        </m:r>
+        <m:r>
+          <m:t xml:space="preserve">T</m:t>
+        </m:r>
+        <m:sSup>
+          <m:e>
+            <m:r>
+              <m:t xml:space="preserve">)</m:t>
+            </m:r>
+          </m:e>
+          <m:sup>
+            <m:r>
+              <m:t xml:space="preserve">3/2</m:t>
+            </m:r>
+          </m:sup>
+        </m:sSup>
+        <m:sSup>
+          <m:e>
+            <m:r>
+              <m:t xml:space="preserve">e</m:t>
+            </m:r>
+          </m:e>
+          <m:sup>
+            <m:r>
+              <m:t xml:space="preserve">−</m:t>
+            </m:r>
+            <m:sSub>
+              <m:e>
+                <m:r>
+                  <m:t xml:space="preserve">S</m:t>
+                </m:r>
+              </m:e>
+              <m:sub>
+                <m:r>
+                  <m:t xml:space="preserve">3</m:t>
+                </m:r>
+              </m:sub>
+            </m:sSub>
+            <m:r>
+              <m:t xml:space="preserve">/T</m:t>
+            </m:r>
+          </m:sup>
+        </m:sSup>
+      </m:oMath>
+      <w:r>
+        <w:rPr>
+          <w:b w:val="0"/>
+          <w:i w:val="0"/>
+        </w:rPr>
+        <w:t xml:space="preserve"> with </w:t>
+      </w:r>
+      <m:oMath>
+        <m:sSub>
+          <m:e>
+            <m:r>
+              <m:t xml:space="preserve">D</m:t>
+            </m:r>
+          </m:e>
+          <m:sub>
+            <m:r>
+              <m:t xml:space="preserve">T</m:t>
             </m:r>
           </m:sub>
         </m:sSub>
@@ -16460,50 +18391,35 @@
           <w:b w:val="0"/>
           <w:i w:val="0"/>
         </w:rPr>
-        <w:t xml:space="preserve"> against </w:t>
-      </w:r>
-      <m:oMath>
-        <m:r>
-          <m:t xml:space="preserve">η</m:t>
-        </m:r>
-      </m:oMath>
-      <w:r>
-        <w:rPr>
-          <w:b w:val="0"/>
-          <w:i w:val="0"/>
-        </w:rPr>
-        <w:t xml:space="preserve">: at </w:t>
-      </w:r>
-      <m:oMath>
-        <m:r>
-          <m:t xml:space="preserve">η=0.30</m:t>
-        </m:r>
-      </m:oMath>
-      <w:r>
-        <w:rPr>
-          <w:b w:val="0"/>
-          <w:i w:val="0"/>
-        </w:rPr>
-        <w:t xml:space="preserve">, </w:t>
+        <w:t xml:space="preserve"> of order unity (a systematic of 1.5 decades, as for the quantum prefactor).</w:t>
+      </w:r>
+    </w:p>
+    <w:p>
+      <w:pPr>
+        <w:jc w:val="both"/>
+      </w:pPr>
+      <w:r>
+        <w:rPr>
+          <w:b w:val="0"/>
+          <w:i w:val="0"/>
+        </w:rPr>
+        <w:t xml:space="preserve">For the benchmark the crossover is at </w:t>
       </w:r>
       <m:oMath>
         <m:sSub>
           <m:e>
             <m:r>
-              <m:t xml:space="preserve">ε</m:t>
+              <m:t xml:space="preserve">T</m:t>
             </m:r>
           </m:e>
           <m:sub>
             <m:r>
-              <m:rPr>
-                <m:sty m:val="p"/>
-              </m:rPr>
-              <m:t xml:space="preserve">in</m:t>
+              <m:t xml:space="preserve">×</m:t>
             </m:r>
           </m:sub>
         </m:sSub>
         <m:r>
-          <m:t xml:space="preserve">=0.018</m:t>
+          <m:t xml:space="preserve">=0.181</m:t>
         </m:r>
       </m:oMath>
       <w:r>
@@ -16511,36 +18427,177 @@
           <w:b w:val="0"/>
           <w:i w:val="0"/>
         </w:rPr>
-        <w:t xml:space="preserve">, so 1.8% of </w:t>
-      </w:r>
-      <m:oMath>
-        <m:r>
-          <m:t xml:space="preserve">Δ</m:t>
-        </m:r>
-        <m:r>
-          <m:t xml:space="preserve">V</m:t>
-        </m:r>
-      </m:oMath>
-      <w:r>
-        <w:rPr>
-          <w:b w:val="0"/>
-          <w:i w:val="0"/>
-        </w:rPr>
-        <w:t xml:space="preserve"> resides in the interior and the remainder in the wall; </w:t>
+        <w:t xml:space="preserve"> meV, so that today the thermal saddle already dominates (</w:t>
       </w:r>
       <m:oMath>
         <m:sSub>
           <m:e>
             <m:r>
-              <m:t xml:space="preserve">ε</m:t>
+              <m:t xml:space="preserve">S</m:t>
             </m:r>
           </m:e>
           <m:sub>
             <m:r>
-              <m:rPr>
-                <m:sty m:val="p"/>
-              </m:rPr>
-              <m:t xml:space="preserve">in</m:t>
+              <m:t xml:space="preserve">3</m:t>
+            </m:r>
+          </m:sub>
+        </m:sSub>
+        <m:r>
+          <m:t xml:space="preserve">/</m:t>
+        </m:r>
+        <m:sSub>
+          <m:e>
+            <m:r>
+              <m:t xml:space="preserve">T</m:t>
+            </m:r>
+          </m:e>
+          <m:sub>
+            <m:r>
+              <m:t xml:space="preserve">0</m:t>
+            </m:r>
+          </m:sub>
+        </m:sSub>
+        <m:r>
+          <m:t xml:space="preserve">=341&lt;</m:t>
+        </m:r>
+        <m:sSub>
+          <m:e>
+            <m:r>
+              <m:t xml:space="preserve">B</m:t>
+            </m:r>
+          </m:e>
+          <m:sub>
+            <m:r>
+              <m:t xml:space="preserve">4</m:t>
+            </m:r>
+          </m:sub>
+        </m:sSub>
+        <m:r>
+          <m:t xml:space="preserve">=441</m:t>
+        </m:r>
+      </m:oMath>
+      <w:r>
+        <w:rPr>
+          <w:b w:val="0"/>
+          <w:i w:val="0"/>
+        </w:rPr>
+        <w:t xml:space="preserve">), the crossover being reached when the CMB has cooled by a factor 1.29, and in the past the thermal exponent was far smaller (Table 6, Fig. 6b). Cooling lowers the rate for </w:t>
+      </w:r>
+      <m:oMath>
+        <m:r>
+          <m:t xml:space="preserve">c≥0</m:t>
+        </m:r>
+      </m:oMath>
+      <w:r>
+        <w:rPr>
+          <w:b w:val="0"/>
+          <w:i w:val="0"/>
+        </w:rPr>
+        <w:t xml:space="preserve"> at every epoch: the thermal exponent grows as </w:t>
+      </w:r>
+      <m:oMath>
+        <m:r>
+          <m:t xml:space="preserve">1/T</m:t>
+        </m:r>
+      </m:oMath>
+      <w:r>
+        <w:rPr>
+          <w:b w:val="0"/>
+          <w:i w:val="0"/>
+        </w:rPr>
+        <w:t xml:space="preserve"> and the thermal mass relaxes, so </w:t>
+      </w:r>
+      <m:oMath>
+        <m:r>
+          <m:rPr>
+            <m:sty m:val="p"/>
+          </m:rPr>
+          <m:t xml:space="preserve">ln</m:t>
+        </m:r>
+        <m:r>
+          <m:t xml:space="preserve">Γ</m:t>
+        </m:r>
+      </m:oMath>
+      <w:r>
+        <w:rPr>
+          <w:b w:val="0"/>
+          <w:i w:val="0"/>
+        </w:rPr>
+        <w:t xml:space="preserve"> falls monotonically with time (check V20). The late-time decay is therefore the zero-temperature O(4) decay of Section 4, because the thermal contribution switches off exponentially fast as </w:t>
+      </w:r>
+      <m:oMath>
+        <m:r>
+          <m:t xml:space="preserve">T∝</m:t>
+        </m:r>
+        <m:sSup>
+          <m:e>
+            <m:r>
+              <m:t xml:space="preserve">e</m:t>
+            </m:r>
+          </m:e>
+          <m:sup>
+            <m:r>
+              <m:t xml:space="preserve">−</m:t>
+            </m:r>
+            <m:sSub>
+              <m:e>
+                <m:r>
+                  <m:t xml:space="preserve">H</m:t>
+                </m:r>
+              </m:e>
+              <m:sub>
+                <m:r>
+                  <m:t xml:space="preserve">Λ</m:t>
+                </m:r>
+              </m:sub>
+            </m:sSub>
+            <m:r>
+              <m:t xml:space="preserve">t</m:t>
+            </m:r>
+          </m:sup>
+        </m:sSup>
+      </m:oMath>
+      <w:r>
+        <w:rPr>
+          <w:b w:val="0"/>
+          <w:i w:val="0"/>
+        </w:rPr>
+        <w:t xml:space="preserve">. For </w:t>
+      </w:r>
+      <m:oMath>
+        <m:r>
+          <m:t xml:space="preserve">c&lt;0</m:t>
+        </m:r>
+      </m:oMath>
+      <w:r>
+        <w:rPr>
+          <w:b w:val="0"/>
+          <w:i w:val="0"/>
+        </w:rPr>
+        <w:t xml:space="preserve"> (symmetry non-restoration, outside the usual sign of the thermal mass) the barrier grows with </w:t>
+      </w:r>
+      <m:oMath>
+        <m:r>
+          <m:t xml:space="preserve">T</m:t>
+        </m:r>
+      </m:oMath>
+      <w:r>
+        <w:rPr>
+          <w:b w:val="0"/>
+          <w:i w:val="0"/>
+        </w:rPr>
+        <w:t xml:space="preserve"> and cooling lowers </w:t>
+      </w:r>
+      <m:oMath>
+        <m:sSub>
+          <m:e>
+            <m:r>
+              <m:t xml:space="preserve">B</m:t>
+            </m:r>
+          </m:e>
+          <m:sub>
+            <m:r>
+              <m:t xml:space="preserve">4</m:t>
             </m:r>
           </m:sub>
         </m:sSub>
@@ -16550,18 +18607,97 @@
           <w:b w:val="0"/>
           <w:i w:val="0"/>
         </w:rPr>
-        <w:t xml:space="preserve"> approaches unity only near </w:t>
+        <w:t xml:space="preserve">, so the sign of the effect is reversed for the quantum channel, but the thermal exponent still has a minimum near </w:t>
+      </w:r>
+      <m:oMath>
+        <m:r>
+          <m:t xml:space="preserve">z≃2</m:t>
+        </m:r>
+      </m:oMath>
+      <w:r>
+        <w:rPr>
+          <w:b w:val="0"/>
+          <w:i w:val="0"/>
+        </w:rPr>
+        <w:t xml:space="preserve"> for </w:t>
+      </w:r>
+      <m:oMath>
+        <m:r>
+          <m:t xml:space="preserve">c=−1</m:t>
+        </m:r>
+      </m:oMath>
+      <w:r>
+        <w:rPr>
+          <w:b w:val="0"/>
+          <w:i w:val="0"/>
+        </w:rPr>
+        <w:t xml:space="preserve"> and the past rate is not small.</w:t>
+      </w:r>
+    </w:p>
+    <w:p>
+      <w:pPr>
+        <w:keepNext/>
+      </w:pPr>
+      <w:r>
+        <w:rPr>
+          <w:b w:val="0"/>
+          <w:i/>
+          <w:sz w:val="19"/>
+        </w:rPr>
+        <w:t>Table 6. Exponents and rates for the benchmark (</w:t>
+      </w:r>
+      <m:oMath>
+        <m:r>
+          <w:rPr>
+            <w:sz w:val="19"/>
+            <w:szCs w:val="19"/>
+          </w:rPr>
+          <m:t xml:space="preserve">λ=1</m:t>
+        </m:r>
+      </m:oMath>
+      <w:r>
+        <w:rPr>
+          <w:b w:val="0"/>
+          <w:i/>
+          <w:sz w:val="19"/>
+        </w:rPr>
+        <w:t xml:space="preserve">, </w:t>
+      </w:r>
+      <m:oMath>
+        <m:r>
+          <w:rPr>
+            <w:sz w:val="19"/>
+            <w:szCs w:val="19"/>
+          </w:rPr>
+          <m:t xml:space="preserve">η=0.30</m:t>
+        </m:r>
+      </m:oMath>
+      <w:r>
+        <w:rPr>
+          <w:b w:val="0"/>
+          <w:i/>
+          <w:sz w:val="19"/>
+        </w:rPr>
+        <w:t xml:space="preserve">) as the universe cools. </w:t>
       </w:r>
       <m:oMath>
         <m:sSub>
           <m:e>
             <m:r>
-              <m:t xml:space="preserve">η</m:t>
+              <w:rPr>
+                <w:sz w:val="19"/>
+                <w:szCs w:val="19"/>
+              </w:rPr>
+              <m:t xml:space="preserve">B</m:t>
             </m:r>
           </m:e>
           <m:sub>
             <m:r>
-              <m:t xml:space="preserve">c</m:t>
+              <w:rPr>
+                <w:sz w:val="19"/>
+                <w:szCs w:val="19"/>
+              </w:rPr>
+              <m:t xml:space="preserve">4</m:t>
             </m:r>
           </m:sub>
         </m:sSub>
@@ -16569,10 +18705,1131 @@
       <w:r>
         <w:rPr>
           <w:b w:val="0"/>
-          <w:i w:val="0"/>
-        </w:rPr>
-        <w:t>, where the barrier is gone.</w:t>
-      </w:r>
+          <w:i/>
+          <w:sz w:val="19"/>
+        </w:rPr>
+        <w:t xml:space="preserve"> and </w:t>
+      </w:r>
+      <m:oMath>
+        <m:sSub>
+          <m:e>
+            <m:r>
+              <w:rPr>
+                <w:sz w:val="19"/>
+                <w:szCs w:val="19"/>
+              </w:rPr>
+              <m:t xml:space="preserve">S</m:t>
+            </m:r>
+          </m:e>
+          <m:sub>
+            <m:r>
+              <w:rPr>
+                <w:sz w:val="19"/>
+                <w:szCs w:val="19"/>
+              </w:rPr>
+              <m:t xml:space="preserve">3</m:t>
+            </m:r>
+          </m:sub>
+        </m:sSub>
+        <m:r>
+          <w:rPr>
+            <w:sz w:val="19"/>
+            <w:szCs w:val="19"/>
+          </w:rPr>
+          <m:t xml:space="preserve">/T</m:t>
+        </m:r>
+      </m:oMath>
+      <w:r>
+        <w:rPr>
+          <w:b w:val="0"/>
+          <w:i/>
+          <w:sz w:val="19"/>
+        </w:rPr>
+        <w:t xml:space="preserve"> at </w:t>
+      </w:r>
+      <m:oMath>
+        <m:r>
+          <w:rPr>
+            <w:sz w:val="19"/>
+            <w:szCs w:val="19"/>
+          </w:rPr>
+          <m:t xml:space="preserve">c=0</m:t>
+        </m:r>
+      </m:oMath>
+      <w:r>
+        <w:rPr>
+          <w:b w:val="0"/>
+          <w:i/>
+          <w:sz w:val="19"/>
+        </w:rPr>
+        <w:t xml:space="preserve">; </w:t>
+      </w:r>
+      <m:oMath>
+        <m:r>
+          <m:rPr>
+            <m:sty m:val="p"/>
+          </m:rPr>
+          <w:rPr>
+            <w:sz w:val="19"/>
+            <w:szCs w:val="19"/>
+          </w:rPr>
+          <m:t xml:space="preserve">ln</m:t>
+        </m:r>
+        <m:r>
+          <w:rPr>
+            <w:sz w:val="19"/>
+            <w:szCs w:val="19"/>
+          </w:rPr>
+          <m:t xml:space="preserve">Γ/</m:t>
+        </m:r>
+        <m:sSubSup>
+          <m:e>
+            <m:r>
+              <w:rPr>
+                <w:sz w:val="19"/>
+                <w:szCs w:val="19"/>
+              </w:rPr>
+              <m:t xml:space="preserve">H</m:t>
+            </m:r>
+          </m:e>
+          <m:sub>
+            <m:r>
+              <w:rPr>
+                <w:sz w:val="19"/>
+                <w:szCs w:val="19"/>
+              </w:rPr>
+              <m:t xml:space="preserve">Λ</m:t>
+            </m:r>
+          </m:sub>
+          <m:sup>
+            <m:r>
+              <w:rPr>
+                <w:sz w:val="19"/>
+                <w:szCs w:val="19"/>
+              </w:rPr>
+              <m:t xml:space="preserve">4</m:t>
+            </m:r>
+          </m:sup>
+        </m:sSubSup>
+      </m:oMath>
+      <w:r>
+        <w:rPr>
+          <w:b w:val="0"/>
+          <w:i/>
+          <w:sz w:val="19"/>
+        </w:rPr>
+        <w:t xml:space="preserve"> for the decoupled scalar (O(4) only) and for the equilibrated scalar with the dominant saddle in brackets.</w:t>
+      </w:r>
+    </w:p>
+    <w:tbl>
+      <w:tblPr>
+        <w:tblW w:type="auto" w:w="0"/>
+        <w:jc w:val="center"/>
+        <w:tblLook w:firstColumn="1" w:firstRow="1" w:lastColumn="0" w:lastRow="0" w:noHBand="0" w:noVBand="1" w:val="04A0"/>
+        <w:tblBorders>
+          <w:top w:val="single" w:sz="4" w:space="0" w:color="888888"/>
+          <w:left w:val="single" w:sz="4" w:space="0" w:color="888888"/>
+          <w:bottom w:val="single" w:sz="4" w:space="0" w:color="888888"/>
+          <w:right w:val="single" w:sz="4" w:space="0" w:color="888888"/>
+          <w:insideH w:val="single" w:sz="4" w:space="0" w:color="888888"/>
+          <w:insideV w:val="single" w:sz="4" w:space="0" w:color="888888"/>
+        </w:tblBorders>
+      </w:tblPr>
+      <w:tblGrid>
+        <w:gridCol w:w="1170"/>
+        <w:gridCol w:w="1170"/>
+        <w:gridCol w:w="1170"/>
+        <w:gridCol w:w="1170"/>
+        <w:gridCol w:w="1170"/>
+        <w:gridCol w:w="1170"/>
+        <w:gridCol w:w="1170"/>
+        <w:gridCol w:w="1170"/>
+      </w:tblGrid>
+      <w:tr>
+        <w:tc>
+          <w:tcPr>
+            <w:tcW w:type="dxa" w:w="1170"/>
+            <w:shd w:val="clear" w:color="auto" w:fill="E4ECF3"/>
+          </w:tcPr>
+          <w:p>
+            <w:pPr>
+              <w:spacing w:after="20" w:line="240" w:lineRule="auto"/>
+            </w:pPr>
+            <w:r/>
+            <m:oMath>
+              <m:r>
+                <w:rPr>
+                  <w:sz w:val="17"/>
+                  <w:szCs w:val="17"/>
+                </w:rPr>
+                <m:t xml:space="preserve">z</m:t>
+              </m:r>
+            </m:oMath>
+          </w:p>
+        </w:tc>
+        <w:tc>
+          <w:tcPr>
+            <w:tcW w:type="dxa" w:w="1170"/>
+            <w:shd w:val="clear" w:color="auto" w:fill="E4ECF3"/>
+          </w:tcPr>
+          <w:p>
+            <w:pPr>
+              <w:spacing w:after="20" w:line="240" w:lineRule="auto"/>
+            </w:pPr>
+            <w:r/>
+            <m:oMath>
+              <m:r>
+                <w:rPr>
+                  <w:sz w:val="17"/>
+                  <w:szCs w:val="17"/>
+                </w:rPr>
+                <m:t xml:space="preserve">T</m:t>
+              </m:r>
+            </m:oMath>
+            <w:r>
+              <w:rPr>
+                <w:b/>
+                <w:i w:val="0"/>
+                <w:sz w:val="17"/>
+              </w:rPr>
+              <w:t xml:space="preserve"> (meV)</w:t>
+            </w:r>
+          </w:p>
+        </w:tc>
+        <w:tc>
+          <w:tcPr>
+            <w:tcW w:type="dxa" w:w="1170"/>
+            <w:shd w:val="clear" w:color="auto" w:fill="E4ECF3"/>
+          </w:tcPr>
+          <w:p>
+            <w:pPr>
+              <w:spacing w:after="20" w:line="240" w:lineRule="auto"/>
+            </w:pPr>
+            <w:r/>
+            <m:oMath>
+              <m:sSub>
+                <m:e>
+                  <m:r>
+                    <w:rPr>
+                      <w:sz w:val="17"/>
+                      <w:szCs w:val="17"/>
+                    </w:rPr>
+                    <m:t xml:space="preserve">B</m:t>
+                  </m:r>
+                </m:e>
+                <m:sub>
+                  <m:r>
+                    <w:rPr>
+                      <w:sz w:val="17"/>
+                      <w:szCs w:val="17"/>
+                    </w:rPr>
+                    <m:t xml:space="preserve">4</m:t>
+                  </m:r>
+                </m:sub>
+              </m:sSub>
+            </m:oMath>
+          </w:p>
+        </w:tc>
+        <w:tc>
+          <w:tcPr>
+            <w:tcW w:type="dxa" w:w="1170"/>
+            <w:shd w:val="clear" w:color="auto" w:fill="E4ECF3"/>
+          </w:tcPr>
+          <w:p>
+            <w:pPr>
+              <w:spacing w:after="20" w:line="240" w:lineRule="auto"/>
+            </w:pPr>
+            <w:r/>
+            <m:oMath>
+              <m:sSub>
+                <m:e>
+                  <m:r>
+                    <w:rPr>
+                      <w:sz w:val="17"/>
+                      <w:szCs w:val="17"/>
+                    </w:rPr>
+                    <m:t xml:space="preserve">S</m:t>
+                  </m:r>
+                </m:e>
+                <m:sub>
+                  <m:r>
+                    <w:rPr>
+                      <w:sz w:val="17"/>
+                      <w:szCs w:val="17"/>
+                    </w:rPr>
+                    <m:t xml:space="preserve">3</m:t>
+                  </m:r>
+                </m:sub>
+              </m:sSub>
+              <m:r>
+                <w:rPr>
+                  <w:sz w:val="17"/>
+                  <w:szCs w:val="17"/>
+                </w:rPr>
+                <m:t xml:space="preserve">/T</m:t>
+              </m:r>
+            </m:oMath>
+          </w:p>
+        </w:tc>
+        <w:tc>
+          <w:tcPr>
+            <w:tcW w:type="dxa" w:w="1170"/>
+            <w:shd w:val="clear" w:color="auto" w:fill="E4ECF3"/>
+          </w:tcPr>
+          <w:p>
+            <w:pPr>
+              <w:spacing w:after="20" w:line="240" w:lineRule="auto"/>
+            </w:pPr>
+            <w:r/>
+            <w:r>
+              <w:rPr>
+                <w:b/>
+                <w:i w:val="0"/>
+                <w:sz w:val="17"/>
+              </w:rPr>
+              <w:t>decoupled</w:t>
+            </w:r>
+          </w:p>
+        </w:tc>
+        <w:tc>
+          <w:tcPr>
+            <w:tcW w:type="dxa" w:w="1170"/>
+            <w:shd w:val="clear" w:color="auto" w:fill="E4ECF3"/>
+          </w:tcPr>
+          <w:p>
+            <w:pPr>
+              <w:spacing w:after="20" w:line="240" w:lineRule="auto"/>
+            </w:pPr>
+            <w:r/>
+            <m:oMath>
+              <m:r>
+                <w:rPr>
+                  <w:sz w:val="17"/>
+                  <w:szCs w:val="17"/>
+                </w:rPr>
+                <m:t xml:space="preserve">c=0</m:t>
+              </m:r>
+            </m:oMath>
+          </w:p>
+        </w:tc>
+        <w:tc>
+          <w:tcPr>
+            <w:tcW w:type="dxa" w:w="1170"/>
+            <w:shd w:val="clear" w:color="auto" w:fill="E4ECF3"/>
+          </w:tcPr>
+          <w:p>
+            <w:pPr>
+              <w:spacing w:after="20" w:line="240" w:lineRule="auto"/>
+            </w:pPr>
+            <w:r/>
+            <m:oMath>
+              <m:r>
+                <w:rPr>
+                  <w:sz w:val="17"/>
+                  <w:szCs w:val="17"/>
+                </w:rPr>
+                <m:t xml:space="preserve">c=0.1</m:t>
+              </m:r>
+            </m:oMath>
+          </w:p>
+        </w:tc>
+        <w:tc>
+          <w:tcPr>
+            <w:tcW w:type="dxa" w:w="1170"/>
+            <w:shd w:val="clear" w:color="auto" w:fill="E4ECF3"/>
+          </w:tcPr>
+          <w:p>
+            <w:pPr>
+              <w:spacing w:after="20" w:line="240" w:lineRule="auto"/>
+            </w:pPr>
+            <w:r/>
+            <m:oMath>
+              <m:r>
+                <w:rPr>
+                  <w:sz w:val="17"/>
+                  <w:szCs w:val="17"/>
+                </w:rPr>
+                <m:t xml:space="preserve">c=−1</m:t>
+              </m:r>
+            </m:oMath>
+          </w:p>
+        </w:tc>
+      </w:tr>
+      <w:tr>
+        <w:tc>
+          <w:tcPr>
+            <w:tcW w:type="dxa" w:w="1170"/>
+          </w:tcPr>
+          <w:p>
+            <w:pPr>
+              <w:spacing w:after="20" w:line="240" w:lineRule="auto"/>
+            </w:pPr>
+            <w:r/>
+            <w:r>
+              <w:rPr>
+                <w:b w:val="0"/>
+                <w:i w:val="0"/>
+                <w:sz w:val="17"/>
+              </w:rPr>
+              <w:t>0</w:t>
+            </w:r>
+          </w:p>
+        </w:tc>
+        <w:tc>
+          <w:tcPr>
+            <w:tcW w:type="dxa" w:w="1170"/>
+          </w:tcPr>
+          <w:p>
+            <w:pPr>
+              <w:spacing w:after="20" w:line="240" w:lineRule="auto"/>
+            </w:pPr>
+            <w:r/>
+            <w:r>
+              <w:rPr>
+                <w:b w:val="0"/>
+                <w:i w:val="0"/>
+                <w:sz w:val="17"/>
+              </w:rPr>
+              <w:t>0.235</w:t>
+            </w:r>
+          </w:p>
+        </w:tc>
+        <w:tc>
+          <w:tcPr>
+            <w:tcW w:type="dxa" w:w="1170"/>
+          </w:tcPr>
+          <w:p>
+            <w:pPr>
+              <w:spacing w:after="20" w:line="240" w:lineRule="auto"/>
+            </w:pPr>
+            <w:r/>
+            <w:r>
+              <w:rPr>
+                <w:b w:val="0"/>
+                <w:i w:val="0"/>
+                <w:sz w:val="17"/>
+              </w:rPr>
+              <w:t>441</w:t>
+            </w:r>
+          </w:p>
+        </w:tc>
+        <w:tc>
+          <w:tcPr>
+            <w:tcW w:type="dxa" w:w="1170"/>
+          </w:tcPr>
+          <w:p>
+            <w:pPr>
+              <w:spacing w:after="20" w:line="240" w:lineRule="auto"/>
+            </w:pPr>
+            <w:r/>
+            <w:r>
+              <w:rPr>
+                <w:b w:val="0"/>
+                <w:i w:val="0"/>
+                <w:sz w:val="17"/>
+              </w:rPr>
+              <w:t>341</w:t>
+            </w:r>
+          </w:p>
+        </w:tc>
+        <w:tc>
+          <w:tcPr>
+            <w:tcW w:type="dxa" w:w="1170"/>
+          </w:tcPr>
+          <w:p>
+            <w:pPr>
+              <w:spacing w:after="20" w:line="240" w:lineRule="auto"/>
+            </w:pPr>
+            <w:r/>
+            <w:r>
+              <w:rPr>
+                <w:b w:val="0"/>
+                <w:i w:val="0"/>
+                <w:sz w:val="17"/>
+              </w:rPr>
+              <w:t>-153</w:t>
+            </w:r>
+          </w:p>
+        </w:tc>
+        <w:tc>
+          <w:tcPr>
+            <w:tcW w:type="dxa" w:w="1170"/>
+          </w:tcPr>
+          <w:p>
+            <w:pPr>
+              <w:spacing w:after="20" w:line="240" w:lineRule="auto"/>
+            </w:pPr>
+            <w:r/>
+            <w:r>
+              <w:rPr>
+                <w:b w:val="0"/>
+                <w:i w:val="0"/>
+                <w:sz w:val="17"/>
+              </w:rPr>
+              <w:t>-65 (O(3))</w:t>
+            </w:r>
+          </w:p>
+        </w:tc>
+        <w:tc>
+          <w:tcPr>
+            <w:tcW w:type="dxa" w:w="1170"/>
+          </w:tcPr>
+          <w:p>
+            <w:pPr>
+              <w:spacing w:after="20" w:line="240" w:lineRule="auto"/>
+            </w:pPr>
+            <w:r/>
+            <w:r>
+              <w:rPr>
+                <w:b w:val="0"/>
+                <w:i w:val="0"/>
+                <w:sz w:val="17"/>
+              </w:rPr>
+              <w:t>-62 (O(3))</w:t>
+            </w:r>
+          </w:p>
+        </w:tc>
+        <w:tc>
+          <w:tcPr>
+            <w:tcW w:type="dxa" w:w="1170"/>
+          </w:tcPr>
+          <w:p>
+            <w:pPr>
+              <w:spacing w:after="20" w:line="240" w:lineRule="auto"/>
+            </w:pPr>
+            <w:r/>
+            <w:r>
+              <w:rPr>
+                <w:b w:val="0"/>
+                <w:i w:val="0"/>
+                <w:sz w:val="17"/>
+              </w:rPr>
+              <w:t>-95 (O(3))</w:t>
+            </w:r>
+          </w:p>
+        </w:tc>
+      </w:tr>
+      <w:tr>
+        <w:tc>
+          <w:tcPr>
+            <w:tcW w:type="dxa" w:w="1170"/>
+          </w:tcPr>
+          <w:p>
+            <w:pPr>
+              <w:spacing w:after="20" w:line="240" w:lineRule="auto"/>
+            </w:pPr>
+            <w:r/>
+            <w:r>
+              <w:rPr>
+                <w:b w:val="0"/>
+                <w:i w:val="0"/>
+                <w:sz w:val="17"/>
+              </w:rPr>
+              <w:t>0.5</w:t>
+            </w:r>
+          </w:p>
+        </w:tc>
+        <w:tc>
+          <w:tcPr>
+            <w:tcW w:type="dxa" w:w="1170"/>
+          </w:tcPr>
+          <w:p>
+            <w:pPr>
+              <w:spacing w:after="20" w:line="240" w:lineRule="auto"/>
+            </w:pPr>
+            <w:r/>
+            <w:r>
+              <w:rPr>
+                <w:b w:val="0"/>
+                <w:i w:val="0"/>
+                <w:sz w:val="17"/>
+              </w:rPr>
+              <w:t>0.352</w:t>
+            </w:r>
+          </w:p>
+        </w:tc>
+        <w:tc>
+          <w:tcPr>
+            <w:tcW w:type="dxa" w:w="1170"/>
+          </w:tcPr>
+          <w:p>
+            <w:pPr>
+              <w:spacing w:after="20" w:line="240" w:lineRule="auto"/>
+            </w:pPr>
+            <w:r/>
+            <w:r>
+              <w:rPr>
+                <w:b w:val="0"/>
+                <w:i w:val="0"/>
+                <w:sz w:val="17"/>
+              </w:rPr>
+              <w:t>441</w:t>
+            </w:r>
+          </w:p>
+        </w:tc>
+        <w:tc>
+          <w:tcPr>
+            <w:tcW w:type="dxa" w:w="1170"/>
+          </w:tcPr>
+          <w:p>
+            <w:pPr>
+              <w:spacing w:after="20" w:line="240" w:lineRule="auto"/>
+            </w:pPr>
+            <w:r/>
+            <w:r>
+              <w:rPr>
+                <w:b w:val="0"/>
+                <w:i w:val="0"/>
+                <w:sz w:val="17"/>
+              </w:rPr>
+              <w:t>227</w:t>
+            </w:r>
+          </w:p>
+        </w:tc>
+        <w:tc>
+          <w:tcPr>
+            <w:tcW w:type="dxa" w:w="1170"/>
+          </w:tcPr>
+          <w:p>
+            <w:pPr>
+              <w:spacing w:after="20" w:line="240" w:lineRule="auto"/>
+            </w:pPr>
+            <w:r/>
+            <w:r>
+              <w:rPr>
+                <w:b w:val="0"/>
+                <w:i w:val="0"/>
+                <w:sz w:val="17"/>
+              </w:rPr>
+              <w:t>-153</w:t>
+            </w:r>
+          </w:p>
+        </w:tc>
+        <w:tc>
+          <w:tcPr>
+            <w:tcW w:type="dxa" w:w="1170"/>
+          </w:tcPr>
+          <w:p>
+            <w:pPr>
+              <w:spacing w:after="20" w:line="240" w:lineRule="auto"/>
+            </w:pPr>
+            <w:r/>
+            <w:r>
+              <w:rPr>
+                <w:b w:val="0"/>
+                <w:i w:val="0"/>
+                <w:sz w:val="17"/>
+              </w:rPr>
+              <w:t>50 (O(3))</w:t>
+            </w:r>
+          </w:p>
+        </w:tc>
+        <w:tc>
+          <w:tcPr>
+            <w:tcW w:type="dxa" w:w="1170"/>
+          </w:tcPr>
+          <w:p>
+            <w:pPr>
+              <w:spacing w:after="20" w:line="240" w:lineRule="auto"/>
+            </w:pPr>
+            <w:r/>
+            <w:r>
+              <w:rPr>
+                <w:b w:val="0"/>
+                <w:i w:val="0"/>
+                <w:sz w:val="17"/>
+              </w:rPr>
+              <w:t>54 (O(3))</w:t>
+            </w:r>
+          </w:p>
+        </w:tc>
+        <w:tc>
+          <w:tcPr>
+            <w:tcW w:type="dxa" w:w="1170"/>
+          </w:tcPr>
+          <w:p>
+            <w:pPr>
+              <w:spacing w:after="20" w:line="240" w:lineRule="auto"/>
+            </w:pPr>
+            <w:r/>
+            <w:r>
+              <w:rPr>
+                <w:b w:val="0"/>
+                <w:i w:val="0"/>
+                <w:sz w:val="17"/>
+              </w:rPr>
+              <w:t>4 (O(3))</w:t>
+            </w:r>
+          </w:p>
+        </w:tc>
+      </w:tr>
+      <w:tr>
+        <w:tc>
+          <w:tcPr>
+            <w:tcW w:type="dxa" w:w="1170"/>
+          </w:tcPr>
+          <w:p>
+            <w:pPr>
+              <w:spacing w:after="20" w:line="240" w:lineRule="auto"/>
+            </w:pPr>
+            <w:r/>
+            <w:r>
+              <w:rPr>
+                <w:b w:val="0"/>
+                <w:i w:val="0"/>
+                <w:sz w:val="17"/>
+              </w:rPr>
+              <w:t>1</w:t>
+            </w:r>
+          </w:p>
+        </w:tc>
+        <w:tc>
+          <w:tcPr>
+            <w:tcW w:type="dxa" w:w="1170"/>
+          </w:tcPr>
+          <w:p>
+            <w:pPr>
+              <w:spacing w:after="20" w:line="240" w:lineRule="auto"/>
+            </w:pPr>
+            <w:r/>
+            <w:r>
+              <w:rPr>
+                <w:b w:val="0"/>
+                <w:i w:val="0"/>
+                <w:sz w:val="17"/>
+              </w:rPr>
+              <w:t>0.470</w:t>
+            </w:r>
+          </w:p>
+        </w:tc>
+        <w:tc>
+          <w:tcPr>
+            <w:tcW w:type="dxa" w:w="1170"/>
+          </w:tcPr>
+          <w:p>
+            <w:pPr>
+              <w:spacing w:after="20" w:line="240" w:lineRule="auto"/>
+            </w:pPr>
+            <w:r/>
+            <w:r>
+              <w:rPr>
+                <w:b w:val="0"/>
+                <w:i w:val="0"/>
+                <w:sz w:val="17"/>
+              </w:rPr>
+              <w:t>441</w:t>
+            </w:r>
+          </w:p>
+        </w:tc>
+        <w:tc>
+          <w:tcPr>
+            <w:tcW w:type="dxa" w:w="1170"/>
+          </w:tcPr>
+          <w:p>
+            <w:pPr>
+              <w:spacing w:after="20" w:line="240" w:lineRule="auto"/>
+            </w:pPr>
+            <w:r/>
+            <w:r>
+              <w:rPr>
+                <w:b w:val="0"/>
+                <w:i w:val="0"/>
+                <w:sz w:val="17"/>
+              </w:rPr>
+              <w:t>170</w:t>
+            </w:r>
+          </w:p>
+        </w:tc>
+        <w:tc>
+          <w:tcPr>
+            <w:tcW w:type="dxa" w:w="1170"/>
+          </w:tcPr>
+          <w:p>
+            <w:pPr>
+              <w:spacing w:after="20" w:line="240" w:lineRule="auto"/>
+            </w:pPr>
+            <w:r/>
+            <w:r>
+              <w:rPr>
+                <w:b w:val="0"/>
+                <w:i w:val="0"/>
+                <w:sz w:val="17"/>
+              </w:rPr>
+              <w:t>-153</w:t>
+            </w:r>
+          </w:p>
+        </w:tc>
+        <w:tc>
+          <w:tcPr>
+            <w:tcW w:type="dxa" w:w="1170"/>
+          </w:tcPr>
+          <w:p>
+            <w:pPr>
+              <w:spacing w:after="20" w:line="240" w:lineRule="auto"/>
+            </w:pPr>
+            <w:r/>
+            <w:r>
+              <w:rPr>
+                <w:b w:val="0"/>
+                <w:i w:val="0"/>
+                <w:sz w:val="17"/>
+              </w:rPr>
+              <w:t>107 (O(3))</w:t>
+            </w:r>
+          </w:p>
+        </w:tc>
+        <w:tc>
+          <w:tcPr>
+            <w:tcW w:type="dxa" w:w="1170"/>
+          </w:tcPr>
+          <w:p>
+            <w:pPr>
+              <w:spacing w:after="20" w:line="240" w:lineRule="auto"/>
+            </w:pPr>
+            <w:r/>
+            <w:r>
+              <w:rPr>
+                <w:b w:val="0"/>
+                <w:i w:val="0"/>
+                <w:sz w:val="17"/>
+              </w:rPr>
+              <w:t>113 (O(3))</w:t>
+            </w:r>
+          </w:p>
+        </w:tc>
+        <w:tc>
+          <w:tcPr>
+            <w:tcW w:type="dxa" w:w="1170"/>
+          </w:tcPr>
+          <w:p>
+            <w:pPr>
+              <w:spacing w:after="20" w:line="240" w:lineRule="auto"/>
+            </w:pPr>
+            <w:r/>
+            <w:r>
+              <w:rPr>
+                <w:b w:val="0"/>
+                <w:i w:val="0"/>
+                <w:sz w:val="17"/>
+              </w:rPr>
+              <w:t>46 (O(3))</w:t>
+            </w:r>
+          </w:p>
+        </w:tc>
+      </w:tr>
+      <w:tr>
+        <w:tc>
+          <w:tcPr>
+            <w:tcW w:type="dxa" w:w="1170"/>
+          </w:tcPr>
+          <w:p>
+            <w:pPr>
+              <w:spacing w:after="20" w:line="240" w:lineRule="auto"/>
+            </w:pPr>
+            <w:r/>
+            <w:r>
+              <w:rPr>
+                <w:b w:val="0"/>
+                <w:i w:val="0"/>
+                <w:sz w:val="17"/>
+              </w:rPr>
+              <w:t>2</w:t>
+            </w:r>
+          </w:p>
+        </w:tc>
+        <w:tc>
+          <w:tcPr>
+            <w:tcW w:type="dxa" w:w="1170"/>
+          </w:tcPr>
+          <w:p>
+            <w:pPr>
+              <w:spacing w:after="20" w:line="240" w:lineRule="auto"/>
+            </w:pPr>
+            <w:r/>
+            <w:r>
+              <w:rPr>
+                <w:b w:val="0"/>
+                <w:i w:val="0"/>
+                <w:sz w:val="17"/>
+              </w:rPr>
+              <w:t>0.705</w:t>
+            </w:r>
+          </w:p>
+        </w:tc>
+        <w:tc>
+          <w:tcPr>
+            <w:tcW w:type="dxa" w:w="1170"/>
+          </w:tcPr>
+          <w:p>
+            <w:pPr>
+              <w:spacing w:after="20" w:line="240" w:lineRule="auto"/>
+            </w:pPr>
+            <w:r/>
+            <w:r>
+              <w:rPr>
+                <w:b w:val="0"/>
+                <w:i w:val="0"/>
+                <w:sz w:val="17"/>
+              </w:rPr>
+              <w:t>441</w:t>
+            </w:r>
+          </w:p>
+        </w:tc>
+        <w:tc>
+          <w:tcPr>
+            <w:tcW w:type="dxa" w:w="1170"/>
+          </w:tcPr>
+          <w:p>
+            <w:pPr>
+              <w:spacing w:after="20" w:line="240" w:lineRule="auto"/>
+            </w:pPr>
+            <w:r/>
+            <w:r>
+              <w:rPr>
+                <w:b w:val="0"/>
+                <w:i w:val="0"/>
+                <w:sz w:val="17"/>
+              </w:rPr>
+              <w:t>114</w:t>
+            </w:r>
+          </w:p>
+        </w:tc>
+        <w:tc>
+          <w:tcPr>
+            <w:tcW w:type="dxa" w:w="1170"/>
+          </w:tcPr>
+          <w:p>
+            <w:pPr>
+              <w:spacing w:after="20" w:line="240" w:lineRule="auto"/>
+            </w:pPr>
+            <w:r/>
+            <w:r>
+              <w:rPr>
+                <w:b w:val="0"/>
+                <w:i w:val="0"/>
+                <w:sz w:val="17"/>
+              </w:rPr>
+              <w:t>-153</w:t>
+            </w:r>
+          </w:p>
+        </w:tc>
+        <w:tc>
+          <w:tcPr>
+            <w:tcW w:type="dxa" w:w="1170"/>
+          </w:tcPr>
+          <w:p>
+            <w:pPr>
+              <w:spacing w:after="20" w:line="240" w:lineRule="auto"/>
+            </w:pPr>
+            <w:r/>
+            <w:r>
+              <w:rPr>
+                <w:b w:val="0"/>
+                <w:i w:val="0"/>
+                <w:sz w:val="17"/>
+              </w:rPr>
+              <w:t>165 (O(3))</w:t>
+            </w:r>
+          </w:p>
+        </w:tc>
+        <w:tc>
+          <w:tcPr>
+            <w:tcW w:type="dxa" w:w="1170"/>
+          </w:tcPr>
+          <w:p>
+            <w:pPr>
+              <w:spacing w:after="20" w:line="240" w:lineRule="auto"/>
+            </w:pPr>
+            <w:r/>
+            <w:r>
+              <w:rPr>
+                <w:b w:val="0"/>
+                <w:i w:val="0"/>
+                <w:sz w:val="17"/>
+              </w:rPr>
+              <w:t>173 (O(3))</w:t>
+            </w:r>
+          </w:p>
+        </w:tc>
+        <w:tc>
+          <w:tcPr>
+            <w:tcW w:type="dxa" w:w="1170"/>
+          </w:tcPr>
+          <w:p>
+            <w:pPr>
+              <w:spacing w:after="20" w:line="240" w:lineRule="auto"/>
+            </w:pPr>
+            <w:r/>
+            <w:r>
+              <w:rPr>
+                <w:b w:val="0"/>
+                <w:i w:val="0"/>
+                <w:sz w:val="17"/>
+              </w:rPr>
+              <w:t>66 (O(3))</w:t>
+            </w:r>
+          </w:p>
+        </w:tc>
+      </w:tr>
+      <w:tr>
+        <w:tc>
+          <w:tcPr>
+            <w:tcW w:type="dxa" w:w="1170"/>
+          </w:tcPr>
+          <w:p>
+            <w:pPr>
+              <w:spacing w:after="20" w:line="240" w:lineRule="auto"/>
+            </w:pPr>
+            <w:r/>
+            <w:r>
+              <w:rPr>
+                <w:b w:val="0"/>
+                <w:i w:val="0"/>
+                <w:sz w:val="17"/>
+              </w:rPr>
+              <w:t>3</w:t>
+            </w:r>
+          </w:p>
+        </w:tc>
+        <w:tc>
+          <w:tcPr>
+            <w:tcW w:type="dxa" w:w="1170"/>
+          </w:tcPr>
+          <w:p>
+            <w:pPr>
+              <w:spacing w:after="20" w:line="240" w:lineRule="auto"/>
+            </w:pPr>
+            <w:r/>
+            <w:r>
+              <w:rPr>
+                <w:b w:val="0"/>
+                <w:i w:val="0"/>
+                <w:sz w:val="17"/>
+              </w:rPr>
+              <w:t>0.939</w:t>
+            </w:r>
+          </w:p>
+        </w:tc>
+        <w:tc>
+          <w:tcPr>
+            <w:tcW w:type="dxa" w:w="1170"/>
+          </w:tcPr>
+          <w:p>
+            <w:pPr>
+              <w:spacing w:after="20" w:line="240" w:lineRule="auto"/>
+            </w:pPr>
+            <w:r/>
+            <w:r>
+              <w:rPr>
+                <w:b w:val="0"/>
+                <w:i w:val="0"/>
+                <w:sz w:val="17"/>
+              </w:rPr>
+              <w:t>441</w:t>
+            </w:r>
+          </w:p>
+        </w:tc>
+        <w:tc>
+          <w:tcPr>
+            <w:tcW w:type="dxa" w:w="1170"/>
+          </w:tcPr>
+          <w:p>
+            <w:pPr>
+              <w:spacing w:after="20" w:line="240" w:lineRule="auto"/>
+            </w:pPr>
+            <w:r/>
+            <w:r>
+              <w:rPr>
+                <w:b w:val="0"/>
+                <w:i w:val="0"/>
+                <w:sz w:val="17"/>
+              </w:rPr>
+              <w:t>85</w:t>
+            </w:r>
+          </w:p>
+        </w:tc>
+        <w:tc>
+          <w:tcPr>
+            <w:tcW w:type="dxa" w:w="1170"/>
+          </w:tcPr>
+          <w:p>
+            <w:pPr>
+              <w:spacing w:after="20" w:line="240" w:lineRule="auto"/>
+            </w:pPr>
+            <w:r/>
+            <w:r>
+              <w:rPr>
+                <w:b w:val="0"/>
+                <w:i w:val="0"/>
+                <w:sz w:val="17"/>
+              </w:rPr>
+              <w:t>-153</w:t>
+            </w:r>
+          </w:p>
+        </w:tc>
+        <w:tc>
+          <w:tcPr>
+            <w:tcW w:type="dxa" w:w="1170"/>
+          </w:tcPr>
+          <w:p>
+            <w:pPr>
+              <w:spacing w:after="20" w:line="240" w:lineRule="auto"/>
+            </w:pPr>
+            <w:r/>
+            <w:r>
+              <w:rPr>
+                <w:b w:val="0"/>
+                <w:i w:val="0"/>
+                <w:sz w:val="17"/>
+              </w:rPr>
+              <w:t>194 (O(3))</w:t>
+            </w:r>
+          </w:p>
+        </w:tc>
+        <w:tc>
+          <w:tcPr>
+            <w:tcW w:type="dxa" w:w="1170"/>
+          </w:tcPr>
+          <w:p>
+            <w:pPr>
+              <w:spacing w:after="20" w:line="240" w:lineRule="auto"/>
+            </w:pPr>
+            <w:r/>
+            <w:r>
+              <w:rPr>
+                <w:b w:val="0"/>
+                <w:i w:val="0"/>
+                <w:sz w:val="17"/>
+              </w:rPr>
+              <w:t>205 (O(3))</w:t>
+            </w:r>
+          </w:p>
+        </w:tc>
+        <w:tc>
+          <w:tcPr>
+            <w:tcW w:type="dxa" w:w="1170"/>
+          </w:tcPr>
+          <w:p>
+            <w:pPr>
+              <w:spacing w:after="20" w:line="240" w:lineRule="auto"/>
+            </w:pPr>
+            <w:r/>
+            <w:r>
+              <w:rPr>
+                <w:b w:val="0"/>
+                <w:i w:val="0"/>
+                <w:sz w:val="17"/>
+              </w:rPr>
+              <w:t>49 (O(3))</w:t>
+            </w:r>
+          </w:p>
+        </w:tc>
+      </w:tr>
+    </w:tbl>
+    <w:p>
+      <w:pPr>
+        <w:spacing w:after="40"/>
+      </w:pPr>
     </w:p>
     <w:p>
       <w:pPr>
@@ -16585,7 +19842,7 @@
           <w:i w:val="0"/>
           <w:sz w:val="23"/>
         </w:rPr>
-        <w:t>5.2 Interior geometry and reheating</w:t>
+        <w:t>4.8 Survival with a time-dependent rate and the thermal prior maps</w:t>
       </w:r>
     </w:p>
     <w:p>
@@ -16597,71 +19854,1924 @@
           <w:b w:val="0"/>
           <w:i w:val="0"/>
         </w:rPr>
-        <w:t xml:space="preserve">The interior of a CDL bubble has open spatial slices, </w:t>
+        <w:t>With a rate that depends on the temperature, the expected number of nucleations in the past light cone is</w:t>
+      </w:r>
+    </w:p>
+    <w:p>
+      <w:pPr>
+        <w:tabs>
+          <w:tab w:pos="4680" w:val="center"/>
+          <w:tab w:pos="9360" w:val="right"/>
+        </w:tabs>
+        <w:spacing w:before="80" w:after="160"/>
+      </w:pPr>
+      <w:r>
+        <w:tab/>
       </w:r>
       <m:oMath>
         <m:r>
-          <m:t xml:space="preserve">d</m:t>
+          <m:t xml:space="preserve">I=</m:t>
+        </m:r>
+        <m:f>
+          <m:num>
+            <m:r>
+              <m:t xml:space="preserve">4π</m:t>
+            </m:r>
+          </m:num>
+          <m:den>
+            <m:r>
+              <m:t xml:space="preserve">3</m:t>
+            </m:r>
+          </m:den>
+        </m:f>
+        <m:sSubSup>
+          <m:e>
+            <m:r>
+              <m:rPr>
+                <m:sty m:val="p"/>
+              </m:rPr>
+              <m:t xml:space="preserve">∫</m:t>
+            </m:r>
+          </m:e>
+          <m:sub>
+            <m:sSub>
+              <m:e>
+                <m:r>
+                  <m:t xml:space="preserve">t</m:t>
+                </m:r>
+              </m:e>
+              <m:sub>
+                <m:r>
+                  <m:t xml:space="preserve">i</m:t>
+                </m:r>
+              </m:sub>
+            </m:sSub>
+          </m:sub>
+          <m:sup>
+            <m:sSub>
+              <m:e>
+                <m:r>
+                  <m:t xml:space="preserve">t</m:t>
+                </m:r>
+              </m:e>
+              <m:sub>
+                <m:r>
+                  <m:t xml:space="preserve">0</m:t>
+                </m:r>
+              </m:sub>
+            </m:sSub>
+          </m:sup>
+        </m:sSubSup>
+        <m:r>
+          <m:t xml:space="preserve">dt</m:t>
+        </m:r>
+        <m:r>
+          <m:rPr>
+            <m:sty m:val="p"/>
+          </m:rPr>
+          <m:t xml:space="preserve"> </m:t>
+        </m:r>
+        <m:r>
+          <m:t xml:space="preserve">Γ(</m:t>
+        </m:r>
+        <m:sSub>
+          <m:e>
+            <m:r>
+              <m:t xml:space="preserve">T</m:t>
+            </m:r>
+          </m:e>
+          <m:sub>
+            <m:r>
+              <m:t xml:space="preserve">γ</m:t>
+            </m:r>
+          </m:sub>
+        </m:sSub>
+        <m:r>
+          <m:t xml:space="preserve">(t))</m:t>
+        </m:r>
+        <m:r>
+          <m:rPr>
+            <m:sty m:val="p"/>
+          </m:rPr>
+          <m:t xml:space="preserve"> </m:t>
+        </m:r>
+        <m:r>
+          <m:t xml:space="preserve">a(t</m:t>
         </m:r>
         <m:sSup>
           <m:e>
             <m:r>
-              <m:t xml:space="preserve">s</m:t>
+              <m:t xml:space="preserve">)</m:t>
             </m:r>
           </m:e>
           <m:sup>
             <m:r>
-              <m:t xml:space="preserve">2</m:t>
+              <m:t xml:space="preserve">3</m:t>
             </m:r>
           </m:sup>
         </m:sSup>
         <m:r>
-          <m:t xml:space="preserve">=−d</m:t>
+          <m:t xml:space="preserve">χ(t</m:t>
         </m:r>
         <m:sSup>
           <m:e>
             <m:r>
-              <m:t xml:space="preserve">t</m:t>
+              <m:t xml:space="preserve">)</m:t>
             </m:r>
           </m:e>
           <m:sup>
             <m:r>
-              <m:t xml:space="preserve">2</m:t>
+              <m:t xml:space="preserve">3</m:t>
             </m:r>
           </m:sup>
         </m:sSup>
         <m:r>
-          <m:t xml:space="preserve">+a(t</m:t>
+          <m:t xml:space="preserve">,</m:t>
+        </m:r>
+        <m:r>
+          <m:rPr>
+            <m:sty m:val="p"/>
+          </m:rPr>
+          <m:t xml:space="preserve">  </m:t>
+        </m:r>
+        <m:sSub>
+          <m:e>
+            <m:r>
+              <m:t xml:space="preserve">P</m:t>
+            </m:r>
+          </m:e>
+          <m:sub>
+            <m:r>
+              <m:rPr>
+                <m:sty m:val="p"/>
+              </m:rPr>
+              <m:t xml:space="preserve">surv</m:t>
+            </m:r>
+          </m:sub>
+        </m:sSub>
+        <m:r>
+          <m:t xml:space="preserve">=</m:t>
         </m:r>
         <m:sSup>
           <m:e>
             <m:r>
-              <m:t xml:space="preserve">)</m:t>
+              <m:t xml:space="preserve">e</m:t>
             </m:r>
           </m:e>
           <m:sup>
             <m:r>
-              <m:t xml:space="preserve">2</m:t>
+              <m:t xml:space="preserve">−I</m:t>
             </m:r>
           </m:sup>
         </m:sSup>
-        <m:r>
-          <m:t xml:space="preserve">d</m:t>
+      </m:oMath>
+      <w:r>
+        <w:tab/>
+        <w:t>(12)</w:t>
+      </w:r>
+    </w:p>
+    <w:p>
+      <w:pPr>
+        <w:jc w:val="both"/>
+      </w:pPr>
+      <w:r>
+        <w:rPr>
+          <w:b w:val="0"/>
+          <w:i w:val="0"/>
+        </w:rPr>
+        <w:t xml:space="preserve">with </w:t>
+      </w:r>
+      <m:oMath>
+        <m:r>
+          <m:t xml:space="preserve">χ</m:t>
+        </m:r>
+      </m:oMath>
+      <w:r>
+        <w:rPr>
+          <w:b w:val="0"/>
+          <w:i w:val="0"/>
+        </w:rPr>
+        <w:t xml:space="preserve"> as in Eq. (9). It assumes a flat universe and a homogeneous rate per physical four-volume, and walls at the speed of light. For a constant rate it reduces to Eq. (9), reproduced by the quadrature to </w:t>
+      </w:r>
+      <m:oMath>
+        <m:r>
+          <m:t xml:space="preserve">7×1</m:t>
+        </m:r>
+        <m:sSup>
+          <m:e>
+            <m:r>
+              <m:t xml:space="preserve">0</m:t>
+            </m:r>
+          </m:e>
+          <m:sup>
+            <m:r>
+              <m:t xml:space="preserve">−9</m:t>
+            </m:r>
+          </m:sup>
+        </m:sSup>
+      </m:oMath>
+      <w:r>
+        <w:rPr>
+          <w:b w:val="0"/>
+          <w:i w:val="0"/>
+        </w:rPr>
+        <w:t xml:space="preserve">. For the benchmark, </w:t>
+      </w:r>
+      <m:oMath>
+        <m:r>
+          <m:rPr>
+            <m:sty m:val="p"/>
+          </m:rPr>
+          <m:t xml:space="preserve">ln</m:t>
+        </m:r>
+        <m:r>
+          <m:t xml:space="preserve">I=−155</m:t>
+        </m:r>
+      </m:oMath>
+      <w:r>
+        <w:rPr>
+          <w:b w:val="0"/>
+          <w:i w:val="0"/>
+        </w:rPr>
+        <w:t xml:space="preserve"> for the decoupled scalar (the vacuum survives), while an equilibrated scalar gives </w:t>
+      </w:r>
+      <m:oMath>
+        <m:r>
+          <m:rPr>
+            <m:sty m:val="p"/>
+          </m:rPr>
+          <m:t xml:space="preserve">ln</m:t>
+        </m:r>
+        <m:r>
+          <m:t xml:space="preserve">I=99</m:t>
+        </m:r>
+      </m:oMath>
+      <w:r>
+        <w:rPr>
+          <w:b w:val="0"/>
+          <w:i w:val="0"/>
+        </w:rPr>
+        <w:t xml:space="preserve"> (</w:t>
+      </w:r>
+      <m:oMath>
+        <m:r>
+          <m:t xml:space="preserve">c=0</m:t>
+        </m:r>
+      </m:oMath>
+      <w:r>
+        <w:rPr>
+          <w:b w:val="0"/>
+          <w:i w:val="0"/>
+        </w:rPr>
+        <w:t xml:space="preserve">, bath coupled for </w:t>
+      </w:r>
+      <m:oMath>
+        <m:r>
+          <m:t xml:space="preserve">z≤1</m:t>
+        </m:r>
+      </m:oMath>
+      <w:r>
+        <w:rPr>
+          <w:b w:val="0"/>
+          <w:i w:val="0"/>
+        </w:rPr>
+        <w:t xml:space="preserve">), </w:t>
+      </w:r>
+      <m:oMath>
+        <m:r>
+          <m:t xml:space="preserve">186</m:t>
+        </m:r>
+      </m:oMath>
+      <w:r>
+        <w:rPr>
+          <w:b w:val="0"/>
+          <w:i w:val="0"/>
+        </w:rPr>
+        <w:t xml:space="preserve"> (</w:t>
+      </w:r>
+      <m:oMath>
+        <m:r>
+          <m:t xml:space="preserve">z≤3</m:t>
+        </m:r>
+      </m:oMath>
+      <w:r>
+        <w:rPr>
+          <w:b w:val="0"/>
+          <w:i w:val="0"/>
+        </w:rPr>
+        <w:t xml:space="preserve">) and </w:t>
+      </w:r>
+      <m:oMath>
+        <m:r>
+          <m:t xml:space="preserve">240</m:t>
+        </m:r>
+      </m:oMath>
+      <w:r>
+        <w:rPr>
+          <w:b w:val="0"/>
+          <w:i w:val="0"/>
+        </w:rPr>
+        <w:t xml:space="preserve"> (</w:t>
+      </w:r>
+      <m:oMath>
+        <m:r>
+          <m:t xml:space="preserve">z≤10</m:t>
+        </m:r>
+      </m:oMath>
+      <w:r>
+        <w:rPr>
+          <w:b w:val="0"/>
+          <w:i w:val="0"/>
+        </w:rPr>
+        <w:t>): the benchmark is excluded by many orders of magnitude as soon as it is in equilibrium with the CMB. The same calculation over the priors of Section 4.5 (</w:t>
+      </w:r>
+      <m:oMath>
+        <m:r>
+          <m:t xml:space="preserve">2×1</m:t>
+        </m:r>
+        <m:sSup>
+          <m:e>
+            <m:r>
+              <m:t xml:space="preserve">0</m:t>
+            </m:r>
+          </m:e>
+          <m:sup>
+            <m:r>
+              <m:t xml:space="preserve">5</m:t>
+            </m:r>
+          </m:sup>
+        </m:sSup>
+      </m:oMath>
+      <w:r>
+        <w:rPr>
+          <w:b w:val="0"/>
+          <w:i w:val="0"/>
+        </w:rPr>
+        <w:t xml:space="preserve"> draws, the same seed, plus a thermal prefactor spread of 1.5 decades) gives Table 7 and Fig. 7.</w:t>
+      </w:r>
+    </w:p>
+    <w:p>
+      <w:pPr>
+        <w:keepNext/>
+      </w:pPr>
+      <w:r>
+        <w:rPr>
+          <w:b w:val="0"/>
+          <w:i/>
+          <w:sz w:val="19"/>
+        </w:rPr>
+        <w:t>Table 7. Prior mass (%) by thermal scenario (</w:t>
+      </w:r>
+      <m:oMath>
+        <m:r>
+          <w:rPr>
+            <w:sz w:val="19"/>
+            <w:szCs w:val="19"/>
+          </w:rPr>
+          <m:t xml:space="preserve">2×1</m:t>
+        </m:r>
+        <m:sSup>
+          <m:e>
+            <m:r>
+              <w:rPr>
+                <w:sz w:val="19"/>
+                <w:szCs w:val="19"/>
+              </w:rPr>
+              <m:t xml:space="preserve">0</m:t>
+            </m:r>
+          </m:e>
+          <m:sup>
+            <m:r>
+              <w:rPr>
+                <w:sz w:val="19"/>
+                <w:szCs w:val="19"/>
+              </w:rPr>
+              <m:t xml:space="preserve">5</m:t>
+            </m:r>
+          </m:sup>
+        </m:sSup>
+      </m:oMath>
+      <w:r>
+        <w:rPr>
+          <w:b w:val="0"/>
+          <w:i/>
+          <w:sz w:val="19"/>
+        </w:rPr>
+        <w:t xml:space="preserve"> draws; </w:t>
+      </w:r>
+      <m:oMath>
+        <m:r>
+          <w:rPr>
+            <w:sz w:val="19"/>
+            <w:szCs w:val="19"/>
+          </w:rPr>
+          <m:t xml:space="preserve">z</m:t>
+        </m:r>
+      </m:oMath>
+      <w:r>
+        <w:rPr>
+          <w:b w:val="0"/>
+          <w:i/>
+          <w:sz w:val="19"/>
+        </w:rPr>
+        <w:t xml:space="preserve"> is the redshift below which the scalar is in equilibrium with the CMB). “Inconsistent” draws have no false minimum at some redshift of the equilibrium epoch. Decay fractions refer to the allowed draws and to the zero-temperature decay of the future.</w:t>
+      </w:r>
+    </w:p>
+    <w:tbl>
+      <w:tblPr>
+        <w:tblW w:type="auto" w:w="0"/>
+        <w:jc w:val="center"/>
+        <w:tblLook w:firstColumn="1" w:firstRow="1" w:lastColumn="0" w:lastRow="0" w:noHBand="0" w:noVBand="1" w:val="04A0"/>
+        <w:tblBorders>
+          <w:top w:val="single" w:sz="4" w:space="0" w:color="888888"/>
+          <w:left w:val="single" w:sz="4" w:space="0" w:color="888888"/>
+          <w:bottom w:val="single" w:sz="4" w:space="0" w:color="888888"/>
+          <w:right w:val="single" w:sz="4" w:space="0" w:color="888888"/>
+          <w:insideH w:val="single" w:sz="4" w:space="0" w:color="888888"/>
+          <w:insideV w:val="single" w:sz="4" w:space="0" w:color="888888"/>
+        </w:tblBorders>
+      </w:tblPr>
+      <w:tblGrid>
+        <w:gridCol w:w="1560"/>
+        <w:gridCol w:w="1560"/>
+        <w:gridCol w:w="1560"/>
+        <w:gridCol w:w="1560"/>
+        <w:gridCol w:w="1560"/>
+        <w:gridCol w:w="1560"/>
+      </w:tblGrid>
+      <w:tr>
+        <w:tc>
+          <w:tcPr>
+            <w:tcW w:type="dxa" w:w="1560"/>
+            <w:shd w:val="clear" w:color="auto" w:fill="E4ECF3"/>
+          </w:tcPr>
+          <w:p>
+            <w:pPr>
+              <w:spacing w:after="20" w:line="240" w:lineRule="auto"/>
+            </w:pPr>
+            <w:r/>
+            <w:r>
+              <w:rPr>
+                <w:b/>
+                <w:i w:val="0"/>
+                <w:sz w:val="17"/>
+              </w:rPr>
+              <w:t>Scenario</w:t>
+            </w:r>
+          </w:p>
+        </w:tc>
+        <w:tc>
+          <w:tcPr>
+            <w:tcW w:type="dxa" w:w="1560"/>
+            <w:shd w:val="clear" w:color="auto" w:fill="E4ECF3"/>
+          </w:tcPr>
+          <w:p>
+            <w:pPr>
+              <w:spacing w:after="20" w:line="240" w:lineRule="auto"/>
+            </w:pPr>
+            <w:r/>
+            <w:r>
+              <w:rPr>
+                <w:b/>
+                <w:i w:val="0"/>
+                <w:sz w:val="17"/>
+              </w:rPr>
+              <w:t>above survival bound</w:t>
+            </w:r>
+          </w:p>
+        </w:tc>
+        <w:tc>
+          <w:tcPr>
+            <w:tcW w:type="dxa" w:w="1560"/>
+            <w:shd w:val="clear" w:color="auto" w:fill="E4ECF3"/>
+          </w:tcPr>
+          <w:p>
+            <w:pPr>
+              <w:spacing w:after="20" w:line="240" w:lineRule="auto"/>
+            </w:pPr>
+            <w:r/>
+            <w:r>
+              <w:rPr>
+                <w:b/>
+                <w:i w:val="0"/>
+                <w:sz w:val="17"/>
+              </w:rPr>
+              <w:t>no false minimum in the past</w:t>
+            </w:r>
+          </w:p>
+        </w:tc>
+        <w:tc>
+          <w:tcPr>
+            <w:tcW w:type="dxa" w:w="1560"/>
+            <w:shd w:val="clear" w:color="auto" w:fill="E4ECF3"/>
+          </w:tcPr>
+          <w:p>
+            <w:pPr>
+              <w:spacing w:after="20" w:line="240" w:lineRule="auto"/>
+            </w:pPr>
+            <w:r/>
+            <w:r>
+              <w:rPr>
+                <w:b/>
+                <w:i w:val="0"/>
+                <w:sz w:val="17"/>
+              </w:rPr>
+              <w:t>allowed</w:t>
+            </w:r>
+          </w:p>
+        </w:tc>
+        <w:tc>
+          <w:tcPr>
+            <w:tcW w:type="dxa" w:w="1560"/>
+            <w:shd w:val="clear" w:color="auto" w:fill="E4ECF3"/>
+          </w:tcPr>
+          <w:p>
+            <w:pPr>
+              <w:spacing w:after="20" w:line="240" w:lineRule="auto"/>
+            </w:pPr>
+            <w:r/>
+            <w:r>
+              <w:rPr>
+                <w:b/>
+                <w:i w:val="0"/>
+                <w:sz w:val="17"/>
+              </w:rPr>
+              <w:t xml:space="preserve">decays by </w:t>
+            </w:r>
+            <m:oMath>
+              <m:r>
+                <w:rPr>
+                  <w:sz w:val="17"/>
+                  <w:szCs w:val="17"/>
+                </w:rPr>
+                <m:t xml:space="preserve">1</m:t>
+              </m:r>
+              <m:sSup>
+                <m:e>
+                  <m:r>
+                    <w:rPr>
+                      <w:sz w:val="17"/>
+                      <w:szCs w:val="17"/>
+                    </w:rPr>
+                    <m:t xml:space="preserve">0</m:t>
+                  </m:r>
+                </m:e>
+                <m:sup>
+                  <m:r>
+                    <w:rPr>
+                      <w:sz w:val="17"/>
+                      <w:szCs w:val="17"/>
+                    </w:rPr>
+                    <m:t xml:space="preserve">20</m:t>
+                  </m:r>
+                </m:sup>
+              </m:sSup>
+            </m:oMath>
+            <w:r>
+              <w:rPr>
+                <w:b/>
+                <w:i w:val="0"/>
+                <w:sz w:val="17"/>
+              </w:rPr>
+              <w:t xml:space="preserve"> yr</w:t>
+            </w:r>
+          </w:p>
+        </w:tc>
+        <w:tc>
+          <w:tcPr>
+            <w:tcW w:type="dxa" w:w="1560"/>
+            <w:shd w:val="clear" w:color="auto" w:fill="E4ECF3"/>
+          </w:tcPr>
+          <w:p>
+            <w:pPr>
+              <w:spacing w:after="20" w:line="240" w:lineRule="auto"/>
+            </w:pPr>
+            <w:r/>
+            <w:r>
+              <w:rPr>
+                <w:b/>
+                <w:i w:val="0"/>
+                <w:sz w:val="17"/>
+              </w:rPr>
+              <w:t xml:space="preserve">no decay in </w:t>
+            </w:r>
+            <m:oMath>
+              <m:r>
+                <w:rPr>
+                  <w:sz w:val="17"/>
+                  <w:szCs w:val="17"/>
+                </w:rPr>
+                <m:t xml:space="preserve">1</m:t>
+              </m:r>
+              <m:sSup>
+                <m:e>
+                  <m:r>
+                    <w:rPr>
+                      <w:sz w:val="17"/>
+                      <w:szCs w:val="17"/>
+                    </w:rPr>
+                    <m:t xml:space="preserve">0</m:t>
+                  </m:r>
+                </m:e>
+                <m:sup>
+                  <m:r>
+                    <w:rPr>
+                      <w:sz w:val="17"/>
+                      <w:szCs w:val="17"/>
+                    </w:rPr>
+                    <m:t xml:space="preserve">100</m:t>
+                  </m:r>
+                </m:sup>
+              </m:sSup>
+            </m:oMath>
+            <w:r>
+              <w:rPr>
+                <w:b/>
+                <w:i w:val="0"/>
+                <w:sz w:val="17"/>
+              </w:rPr>
+              <w:t xml:space="preserve"> yr</w:t>
+            </w:r>
+          </w:p>
+        </w:tc>
+      </w:tr>
+      <w:tr>
+        <w:tc>
+          <w:tcPr>
+            <w:tcW w:type="dxa" w:w="1560"/>
+          </w:tcPr>
+          <w:p>
+            <w:pPr>
+              <w:spacing w:after="20" w:line="240" w:lineRule="auto"/>
+            </w:pPr>
+            <w:r/>
+            <w:r>
+              <w:rPr>
+                <w:b w:val="0"/>
+                <w:i w:val="0"/>
+                <w:sz w:val="17"/>
+              </w:rPr>
+              <w:t>decoupled</w:t>
+            </w:r>
+          </w:p>
+        </w:tc>
+        <w:tc>
+          <w:tcPr>
+            <w:tcW w:type="dxa" w:w="1560"/>
+          </w:tcPr>
+          <w:p>
+            <w:pPr>
+              <w:spacing w:after="20" w:line="240" w:lineRule="auto"/>
+            </w:pPr>
+            <w:r/>
+            <w:r>
+              <w:rPr>
+                <w:b w:val="0"/>
+                <w:i w:val="0"/>
+                <w:sz w:val="17"/>
+              </w:rPr>
+              <w:t>14.7</w:t>
+            </w:r>
+          </w:p>
+        </w:tc>
+        <w:tc>
+          <w:tcPr>
+            <w:tcW w:type="dxa" w:w="1560"/>
+          </w:tcPr>
+          <w:p>
+            <w:pPr>
+              <w:spacing w:after="20" w:line="240" w:lineRule="auto"/>
+            </w:pPr>
+            <w:r/>
+            <w:r>
+              <w:rPr>
+                <w:b w:val="0"/>
+                <w:i w:val="0"/>
+                <w:sz w:val="17"/>
+              </w:rPr>
+              <w:t>0.0</w:t>
+            </w:r>
+          </w:p>
+        </w:tc>
+        <w:tc>
+          <w:tcPr>
+            <w:tcW w:type="dxa" w:w="1560"/>
+          </w:tcPr>
+          <w:p>
+            <w:pPr>
+              <w:spacing w:after="20" w:line="240" w:lineRule="auto"/>
+            </w:pPr>
+            <w:r/>
+            <w:r>
+              <w:rPr>
+                <w:b w:val="0"/>
+                <w:i w:val="0"/>
+                <w:sz w:val="17"/>
+              </w:rPr>
+              <w:t>85.3</w:t>
+            </w:r>
+          </w:p>
+        </w:tc>
+        <w:tc>
+          <w:tcPr>
+            <w:tcW w:type="dxa" w:w="1560"/>
+          </w:tcPr>
+          <w:p>
+            <w:pPr>
+              <w:spacing w:after="20" w:line="240" w:lineRule="auto"/>
+            </w:pPr>
+            <w:r/>
+            <w:r>
+              <w:rPr>
+                <w:b w:val="0"/>
+                <w:i w:val="0"/>
+                <w:sz w:val="17"/>
+              </w:rPr>
+              <w:t>0.79</w:t>
+            </w:r>
+          </w:p>
+        </w:tc>
+        <w:tc>
+          <w:tcPr>
+            <w:tcW w:type="dxa" w:w="1560"/>
+          </w:tcPr>
+          <w:p>
+            <w:pPr>
+              <w:spacing w:after="20" w:line="240" w:lineRule="auto"/>
+            </w:pPr>
+            <w:r/>
+            <w:r>
+              <w:rPr>
+                <w:b w:val="0"/>
+                <w:i w:val="0"/>
+                <w:sz w:val="17"/>
+              </w:rPr>
+              <w:t>80.5</w:t>
+            </w:r>
+          </w:p>
+        </w:tc>
+      </w:tr>
+      <w:tr>
+        <w:tc>
+          <w:tcPr>
+            <w:tcW w:type="dxa" w:w="1560"/>
+          </w:tcPr>
+          <w:p>
+            <w:pPr>
+              <w:spacing w:after="20" w:line="240" w:lineRule="auto"/>
+            </w:pPr>
+            <w:r/>
+            <m:oMath>
+              <m:r>
+                <w:rPr>
+                  <w:sz w:val="17"/>
+                  <w:szCs w:val="17"/>
+                </w:rPr>
+                <m:t xml:space="preserve">c=0</m:t>
+              </m:r>
+            </m:oMath>
+            <w:r>
+              <w:rPr>
+                <w:b w:val="0"/>
+                <w:i w:val="0"/>
+                <w:sz w:val="17"/>
+              </w:rPr>
+              <w:t xml:space="preserve">, </w:t>
+            </w:r>
+            <m:oMath>
+              <m:r>
+                <w:rPr>
+                  <w:sz w:val="17"/>
+                  <w:szCs w:val="17"/>
+                </w:rPr>
+                <m:t xml:space="preserve">z≤1</m:t>
+              </m:r>
+            </m:oMath>
+          </w:p>
+        </w:tc>
+        <w:tc>
+          <w:tcPr>
+            <w:tcW w:type="dxa" w:w="1560"/>
+          </w:tcPr>
+          <w:p>
+            <w:pPr>
+              <w:spacing w:after="20" w:line="240" w:lineRule="auto"/>
+            </w:pPr>
+            <w:r/>
+            <w:r>
+              <w:rPr>
+                <w:b w:val="0"/>
+                <w:i w:val="0"/>
+                <w:sz w:val="17"/>
+              </w:rPr>
+              <w:t>24.2</w:t>
+            </w:r>
+          </w:p>
+        </w:tc>
+        <w:tc>
+          <w:tcPr>
+            <w:tcW w:type="dxa" w:w="1560"/>
+          </w:tcPr>
+          <w:p>
+            <w:pPr>
+              <w:spacing w:after="20" w:line="240" w:lineRule="auto"/>
+            </w:pPr>
+            <w:r/>
+            <w:r>
+              <w:rPr>
+                <w:b w:val="0"/>
+                <w:i w:val="0"/>
+                <w:sz w:val="17"/>
+              </w:rPr>
+              <w:t>0.0</w:t>
+            </w:r>
+          </w:p>
+        </w:tc>
+        <w:tc>
+          <w:tcPr>
+            <w:tcW w:type="dxa" w:w="1560"/>
+          </w:tcPr>
+          <w:p>
+            <w:pPr>
+              <w:spacing w:after="20" w:line="240" w:lineRule="auto"/>
+            </w:pPr>
+            <w:r/>
+            <w:r>
+              <w:rPr>
+                <w:b w:val="0"/>
+                <w:i w:val="0"/>
+                <w:sz w:val="17"/>
+              </w:rPr>
+              <w:t>75.8</w:t>
+            </w:r>
+          </w:p>
+        </w:tc>
+        <w:tc>
+          <w:tcPr>
+            <w:tcW w:type="dxa" w:w="1560"/>
+          </w:tcPr>
+          <w:p>
+            <w:pPr>
+              <w:spacing w:after="20" w:line="240" w:lineRule="auto"/>
+            </w:pPr>
+            <w:r/>
+            <w:r>
+              <w:rPr>
+                <w:b w:val="0"/>
+                <w:i w:val="0"/>
+                <w:sz w:val="17"/>
+              </w:rPr>
+              <w:t>0.00</w:t>
+            </w:r>
+          </w:p>
+        </w:tc>
+        <w:tc>
+          <w:tcPr>
+            <w:tcW w:type="dxa" w:w="1560"/>
+          </w:tcPr>
+          <w:p>
+            <w:pPr>
+              <w:spacing w:after="20" w:line="240" w:lineRule="auto"/>
+            </w:pPr>
+            <w:r/>
+            <w:r>
+              <w:rPr>
+                <w:b w:val="0"/>
+                <w:i w:val="0"/>
+                <w:sz w:val="17"/>
+              </w:rPr>
+              <w:t>75.8</w:t>
+            </w:r>
+          </w:p>
+        </w:tc>
+      </w:tr>
+      <w:tr>
+        <w:tc>
+          <w:tcPr>
+            <w:tcW w:type="dxa" w:w="1560"/>
+          </w:tcPr>
+          <w:p>
+            <w:pPr>
+              <w:spacing w:after="20" w:line="240" w:lineRule="auto"/>
+            </w:pPr>
+            <w:r/>
+            <m:oMath>
+              <m:r>
+                <w:rPr>
+                  <w:sz w:val="17"/>
+                  <w:szCs w:val="17"/>
+                </w:rPr>
+                <m:t xml:space="preserve">c=0</m:t>
+              </m:r>
+            </m:oMath>
+            <w:r>
+              <w:rPr>
+                <w:b w:val="0"/>
+                <w:i w:val="0"/>
+                <w:sz w:val="17"/>
+              </w:rPr>
+              <w:t xml:space="preserve">, </w:t>
+            </w:r>
+            <m:oMath>
+              <m:r>
+                <w:rPr>
+                  <w:sz w:val="17"/>
+                  <w:szCs w:val="17"/>
+                </w:rPr>
+                <m:t xml:space="preserve">z≤3</m:t>
+              </m:r>
+            </m:oMath>
+          </w:p>
+        </w:tc>
+        <w:tc>
+          <w:tcPr>
+            <w:tcW w:type="dxa" w:w="1560"/>
+          </w:tcPr>
+          <w:p>
+            <w:pPr>
+              <w:spacing w:after="20" w:line="240" w:lineRule="auto"/>
+            </w:pPr>
+            <w:r/>
+            <w:r>
+              <w:rPr>
+                <w:b w:val="0"/>
+                <w:i w:val="0"/>
+                <w:sz w:val="17"/>
+              </w:rPr>
+              <w:t>33.9</w:t>
+            </w:r>
+          </w:p>
+        </w:tc>
+        <w:tc>
+          <w:tcPr>
+            <w:tcW w:type="dxa" w:w="1560"/>
+          </w:tcPr>
+          <w:p>
+            <w:pPr>
+              <w:spacing w:after="20" w:line="240" w:lineRule="auto"/>
+            </w:pPr>
+            <w:r/>
+            <w:r>
+              <w:rPr>
+                <w:b w:val="0"/>
+                <w:i w:val="0"/>
+                <w:sz w:val="17"/>
+              </w:rPr>
+              <w:t>0.0</w:t>
+            </w:r>
+          </w:p>
+        </w:tc>
+        <w:tc>
+          <w:tcPr>
+            <w:tcW w:type="dxa" w:w="1560"/>
+          </w:tcPr>
+          <w:p>
+            <w:pPr>
+              <w:spacing w:after="20" w:line="240" w:lineRule="auto"/>
+            </w:pPr>
+            <w:r/>
+            <w:r>
+              <w:rPr>
+                <w:b w:val="0"/>
+                <w:i w:val="0"/>
+                <w:sz w:val="17"/>
+              </w:rPr>
+              <w:t>66.1</w:t>
+            </w:r>
+          </w:p>
+        </w:tc>
+        <w:tc>
+          <w:tcPr>
+            <w:tcW w:type="dxa" w:w="1560"/>
+          </w:tcPr>
+          <w:p>
+            <w:pPr>
+              <w:spacing w:after="20" w:line="240" w:lineRule="auto"/>
+            </w:pPr>
+            <w:r/>
+            <w:r>
+              <w:rPr>
+                <w:b w:val="0"/>
+                <w:i w:val="0"/>
+                <w:sz w:val="17"/>
+              </w:rPr>
+              <w:t>0.00</w:t>
+            </w:r>
+          </w:p>
+        </w:tc>
+        <w:tc>
+          <w:tcPr>
+            <w:tcW w:type="dxa" w:w="1560"/>
+          </w:tcPr>
+          <w:p>
+            <w:pPr>
+              <w:spacing w:after="20" w:line="240" w:lineRule="auto"/>
+            </w:pPr>
+            <w:r/>
+            <w:r>
+              <w:rPr>
+                <w:b w:val="0"/>
+                <w:i w:val="0"/>
+                <w:sz w:val="17"/>
+              </w:rPr>
+              <w:t>66.1</w:t>
+            </w:r>
+          </w:p>
+        </w:tc>
+      </w:tr>
+      <w:tr>
+        <w:tc>
+          <w:tcPr>
+            <w:tcW w:type="dxa" w:w="1560"/>
+          </w:tcPr>
+          <w:p>
+            <w:pPr>
+              <w:spacing w:after="20" w:line="240" w:lineRule="auto"/>
+            </w:pPr>
+            <w:r/>
+            <m:oMath>
+              <m:r>
+                <w:rPr>
+                  <w:sz w:val="17"/>
+                  <w:szCs w:val="17"/>
+                </w:rPr>
+                <m:t xml:space="preserve">c=0</m:t>
+              </m:r>
+            </m:oMath>
+            <w:r>
+              <w:rPr>
+                <w:b w:val="0"/>
+                <w:i w:val="0"/>
+                <w:sz w:val="17"/>
+              </w:rPr>
+              <w:t xml:space="preserve">, </w:t>
+            </w:r>
+            <m:oMath>
+              <m:r>
+                <w:rPr>
+                  <w:sz w:val="17"/>
+                  <w:szCs w:val="17"/>
+                </w:rPr>
+                <m:t xml:space="preserve">z≤10</m:t>
+              </m:r>
+            </m:oMath>
+          </w:p>
+        </w:tc>
+        <w:tc>
+          <w:tcPr>
+            <w:tcW w:type="dxa" w:w="1560"/>
+          </w:tcPr>
+          <w:p>
+            <w:pPr>
+              <w:spacing w:after="20" w:line="240" w:lineRule="auto"/>
+            </w:pPr>
+            <w:r/>
+            <w:r>
+              <w:rPr>
+                <w:b w:val="0"/>
+                <w:i w:val="0"/>
+                <w:sz w:val="17"/>
+              </w:rPr>
+              <w:t>49.3</w:t>
+            </w:r>
+          </w:p>
+        </w:tc>
+        <w:tc>
+          <w:tcPr>
+            <w:tcW w:type="dxa" w:w="1560"/>
+          </w:tcPr>
+          <w:p>
+            <w:pPr>
+              <w:spacing w:after="20" w:line="240" w:lineRule="auto"/>
+            </w:pPr>
+            <w:r/>
+            <w:r>
+              <w:rPr>
+                <w:b w:val="0"/>
+                <w:i w:val="0"/>
+                <w:sz w:val="17"/>
+              </w:rPr>
+              <w:t>0.0</w:t>
+            </w:r>
+          </w:p>
+        </w:tc>
+        <w:tc>
+          <w:tcPr>
+            <w:tcW w:type="dxa" w:w="1560"/>
+          </w:tcPr>
+          <w:p>
+            <w:pPr>
+              <w:spacing w:after="20" w:line="240" w:lineRule="auto"/>
+            </w:pPr>
+            <w:r/>
+            <w:r>
+              <w:rPr>
+                <w:b w:val="0"/>
+                <w:i w:val="0"/>
+                <w:sz w:val="17"/>
+              </w:rPr>
+              <w:t>50.7</w:t>
+            </w:r>
+          </w:p>
+        </w:tc>
+        <w:tc>
+          <w:tcPr>
+            <w:tcW w:type="dxa" w:w="1560"/>
+          </w:tcPr>
+          <w:p>
+            <w:pPr>
+              <w:spacing w:after="20" w:line="240" w:lineRule="auto"/>
+            </w:pPr>
+            <w:r/>
+            <w:r>
+              <w:rPr>
+                <w:b w:val="0"/>
+                <w:i w:val="0"/>
+                <w:sz w:val="17"/>
+              </w:rPr>
+              <w:t>0.00</w:t>
+            </w:r>
+          </w:p>
+        </w:tc>
+        <w:tc>
+          <w:tcPr>
+            <w:tcW w:type="dxa" w:w="1560"/>
+          </w:tcPr>
+          <w:p>
+            <w:pPr>
+              <w:spacing w:after="20" w:line="240" w:lineRule="auto"/>
+            </w:pPr>
+            <w:r/>
+            <w:r>
+              <w:rPr>
+                <w:b w:val="0"/>
+                <w:i w:val="0"/>
+                <w:sz w:val="17"/>
+              </w:rPr>
+              <w:t>50.7</w:t>
+            </w:r>
+          </w:p>
+        </w:tc>
+      </w:tr>
+      <w:tr>
+        <w:tc>
+          <w:tcPr>
+            <w:tcW w:type="dxa" w:w="1560"/>
+          </w:tcPr>
+          <w:p>
+            <w:pPr>
+              <w:spacing w:after="20" w:line="240" w:lineRule="auto"/>
+            </w:pPr>
+            <w:r/>
+            <m:oMath>
+              <m:r>
+                <w:rPr>
+                  <w:sz w:val="17"/>
+                  <w:szCs w:val="17"/>
+                </w:rPr>
+                <m:t xml:space="preserve">c=0.1</m:t>
+              </m:r>
+            </m:oMath>
+            <w:r>
+              <w:rPr>
+                <w:b w:val="0"/>
+                <w:i w:val="0"/>
+                <w:sz w:val="17"/>
+              </w:rPr>
+              <w:t xml:space="preserve">, </w:t>
+            </w:r>
+            <m:oMath>
+              <m:r>
+                <w:rPr>
+                  <w:sz w:val="17"/>
+                  <w:szCs w:val="17"/>
+                </w:rPr>
+                <m:t xml:space="preserve">z≤1</m:t>
+              </m:r>
+            </m:oMath>
+          </w:p>
+        </w:tc>
+        <w:tc>
+          <w:tcPr>
+            <w:tcW w:type="dxa" w:w="1560"/>
+          </w:tcPr>
+          <w:p>
+            <w:pPr>
+              <w:spacing w:after="20" w:line="240" w:lineRule="auto"/>
+            </w:pPr>
+            <w:r/>
+            <w:r>
+              <w:rPr>
+                <w:b w:val="0"/>
+                <w:i w:val="0"/>
+                <w:sz w:val="17"/>
+              </w:rPr>
+              <w:t>24.9</w:t>
+            </w:r>
+          </w:p>
+        </w:tc>
+        <w:tc>
+          <w:tcPr>
+            <w:tcW w:type="dxa" w:w="1560"/>
+          </w:tcPr>
+          <w:p>
+            <w:pPr>
+              <w:spacing w:after="20" w:line="240" w:lineRule="auto"/>
+            </w:pPr>
+            <w:r/>
+            <w:r>
+              <w:rPr>
+                <w:b w:val="0"/>
+                <w:i w:val="0"/>
+                <w:sz w:val="17"/>
+              </w:rPr>
+              <w:t>1.3</w:t>
+            </w:r>
+          </w:p>
+        </w:tc>
+        <w:tc>
+          <w:tcPr>
+            <w:tcW w:type="dxa" w:w="1560"/>
+          </w:tcPr>
+          <w:p>
+            <w:pPr>
+              <w:spacing w:after="20" w:line="240" w:lineRule="auto"/>
+            </w:pPr>
+            <w:r/>
+            <w:r>
+              <w:rPr>
+                <w:b w:val="0"/>
+                <w:i w:val="0"/>
+                <w:sz w:val="17"/>
+              </w:rPr>
+              <w:t>73.8</w:t>
+            </w:r>
+          </w:p>
+        </w:tc>
+        <w:tc>
+          <w:tcPr>
+            <w:tcW w:type="dxa" w:w="1560"/>
+          </w:tcPr>
+          <w:p>
+            <w:pPr>
+              <w:spacing w:after="20" w:line="240" w:lineRule="auto"/>
+            </w:pPr>
+            <w:r/>
+            <w:r>
+              <w:rPr>
+                <w:b w:val="0"/>
+                <w:i w:val="0"/>
+                <w:sz w:val="17"/>
+              </w:rPr>
+              <w:t>0.00</w:t>
+            </w:r>
+          </w:p>
+        </w:tc>
+        <w:tc>
+          <w:tcPr>
+            <w:tcW w:type="dxa" w:w="1560"/>
+          </w:tcPr>
+          <w:p>
+            <w:pPr>
+              <w:spacing w:after="20" w:line="240" w:lineRule="auto"/>
+            </w:pPr>
+            <w:r/>
+            <w:r>
+              <w:rPr>
+                <w:b w:val="0"/>
+                <w:i w:val="0"/>
+                <w:sz w:val="17"/>
+              </w:rPr>
+              <w:t>73.8</w:t>
+            </w:r>
+          </w:p>
+        </w:tc>
+      </w:tr>
+      <w:tr>
+        <w:tc>
+          <w:tcPr>
+            <w:tcW w:type="dxa" w:w="1560"/>
+          </w:tcPr>
+          <w:p>
+            <w:pPr>
+              <w:spacing w:after="20" w:line="240" w:lineRule="auto"/>
+            </w:pPr>
+            <w:r/>
+            <m:oMath>
+              <m:r>
+                <w:rPr>
+                  <w:sz w:val="17"/>
+                  <w:szCs w:val="17"/>
+                </w:rPr>
+                <m:t xml:space="preserve">c=0.1</m:t>
+              </m:r>
+            </m:oMath>
+            <w:r>
+              <w:rPr>
+                <w:b w:val="0"/>
+                <w:i w:val="0"/>
+                <w:sz w:val="17"/>
+              </w:rPr>
+              <w:t xml:space="preserve">, </w:t>
+            </w:r>
+            <m:oMath>
+              <m:r>
+                <w:rPr>
+                  <w:sz w:val="17"/>
+                  <w:szCs w:val="17"/>
+                </w:rPr>
+                <m:t xml:space="preserve">z≤3</m:t>
+              </m:r>
+            </m:oMath>
+          </w:p>
+        </w:tc>
+        <w:tc>
+          <w:tcPr>
+            <w:tcW w:type="dxa" w:w="1560"/>
+          </w:tcPr>
+          <w:p>
+            <w:pPr>
+              <w:spacing w:after="20" w:line="240" w:lineRule="auto"/>
+            </w:pPr>
+            <w:r/>
+            <w:r>
+              <w:rPr>
+                <w:b w:val="0"/>
+                <w:i w:val="0"/>
+                <w:sz w:val="17"/>
+              </w:rPr>
+              <w:t>33.6</w:t>
+            </w:r>
+          </w:p>
+        </w:tc>
+        <w:tc>
+          <w:tcPr>
+            <w:tcW w:type="dxa" w:w="1560"/>
+          </w:tcPr>
+          <w:p>
+            <w:pPr>
+              <w:spacing w:after="20" w:line="240" w:lineRule="auto"/>
+            </w:pPr>
+            <w:r/>
+            <w:r>
+              <w:rPr>
+                <w:b w:val="0"/>
+                <w:i w:val="0"/>
+                <w:sz w:val="17"/>
+              </w:rPr>
+              <w:t>7.4</w:t>
+            </w:r>
+          </w:p>
+        </w:tc>
+        <w:tc>
+          <w:tcPr>
+            <w:tcW w:type="dxa" w:w="1560"/>
+          </w:tcPr>
+          <w:p>
+            <w:pPr>
+              <w:spacing w:after="20" w:line="240" w:lineRule="auto"/>
+            </w:pPr>
+            <w:r/>
+            <w:r>
+              <w:rPr>
+                <w:b w:val="0"/>
+                <w:i w:val="0"/>
+                <w:sz w:val="17"/>
+              </w:rPr>
+              <w:t>59.0</w:t>
+            </w:r>
+          </w:p>
+        </w:tc>
+        <w:tc>
+          <w:tcPr>
+            <w:tcW w:type="dxa" w:w="1560"/>
+          </w:tcPr>
+          <w:p>
+            <w:pPr>
+              <w:spacing w:after="20" w:line="240" w:lineRule="auto"/>
+            </w:pPr>
+            <w:r/>
+            <w:r>
+              <w:rPr>
+                <w:b w:val="0"/>
+                <w:i w:val="0"/>
+                <w:sz w:val="17"/>
+              </w:rPr>
+              <w:t>0.00</w:t>
+            </w:r>
+          </w:p>
+        </w:tc>
+        <w:tc>
+          <w:tcPr>
+            <w:tcW w:type="dxa" w:w="1560"/>
+          </w:tcPr>
+          <w:p>
+            <w:pPr>
+              <w:spacing w:after="20" w:line="240" w:lineRule="auto"/>
+            </w:pPr>
+            <w:r/>
+            <w:r>
+              <w:rPr>
+                <w:b w:val="0"/>
+                <w:i w:val="0"/>
+                <w:sz w:val="17"/>
+              </w:rPr>
+              <w:t>59.0</w:t>
+            </w:r>
+          </w:p>
+        </w:tc>
+      </w:tr>
+      <w:tr>
+        <w:tc>
+          <w:tcPr>
+            <w:tcW w:type="dxa" w:w="1560"/>
+          </w:tcPr>
+          <w:p>
+            <w:pPr>
+              <w:spacing w:after="20" w:line="240" w:lineRule="auto"/>
+            </w:pPr>
+            <w:r/>
+            <m:oMath>
+              <m:r>
+                <w:rPr>
+                  <w:sz w:val="17"/>
+                  <w:szCs w:val="17"/>
+                </w:rPr>
+                <m:t xml:space="preserve">c=1</m:t>
+              </m:r>
+            </m:oMath>
+            <w:r>
+              <w:rPr>
+                <w:b w:val="0"/>
+                <w:i w:val="0"/>
+                <w:sz w:val="17"/>
+              </w:rPr>
+              <w:t xml:space="preserve">, </w:t>
+            </w:r>
+            <m:oMath>
+              <m:r>
+                <w:rPr>
+                  <w:sz w:val="17"/>
+                  <w:szCs w:val="17"/>
+                </w:rPr>
+                <m:t xml:space="preserve">z≤1</m:t>
+              </m:r>
+            </m:oMath>
+          </w:p>
+        </w:tc>
+        <w:tc>
+          <w:tcPr>
+            <w:tcW w:type="dxa" w:w="1560"/>
+          </w:tcPr>
+          <w:p>
+            <w:pPr>
+              <w:spacing w:after="20" w:line="240" w:lineRule="auto"/>
+            </w:pPr>
+            <w:r/>
+            <w:r>
+              <w:rPr>
+                <w:b w:val="0"/>
+                <w:i w:val="0"/>
+                <w:sz w:val="17"/>
+              </w:rPr>
+              <w:t>23.2</w:t>
+            </w:r>
+          </w:p>
+        </w:tc>
+        <w:tc>
+          <w:tcPr>
+            <w:tcW w:type="dxa" w:w="1560"/>
+          </w:tcPr>
+          <w:p>
+            <w:pPr>
+              <w:spacing w:after="20" w:line="240" w:lineRule="auto"/>
+            </w:pPr>
+            <w:r/>
+            <w:r>
+              <w:rPr>
+                <w:b w:val="0"/>
+                <w:i w:val="0"/>
+                <w:sz w:val="17"/>
+              </w:rPr>
+              <w:t>17.6</w:t>
+            </w:r>
+          </w:p>
+        </w:tc>
+        <w:tc>
+          <w:tcPr>
+            <w:tcW w:type="dxa" w:w="1560"/>
+          </w:tcPr>
+          <w:p>
+            <w:pPr>
+              <w:spacing w:after="20" w:line="240" w:lineRule="auto"/>
+            </w:pPr>
+            <w:r/>
+            <w:r>
+              <w:rPr>
+                <w:b w:val="0"/>
+                <w:i w:val="0"/>
+                <w:sz w:val="17"/>
+              </w:rPr>
+              <w:t>59.2</w:t>
+            </w:r>
+          </w:p>
+        </w:tc>
+        <w:tc>
+          <w:tcPr>
+            <w:tcW w:type="dxa" w:w="1560"/>
+          </w:tcPr>
+          <w:p>
+            <w:pPr>
+              <w:spacing w:after="20" w:line="240" w:lineRule="auto"/>
+            </w:pPr>
+            <w:r/>
+            <w:r>
+              <w:rPr>
+                <w:b w:val="0"/>
+                <w:i w:val="0"/>
+                <w:sz w:val="17"/>
+              </w:rPr>
+              <w:t>0.00</w:t>
+            </w:r>
+          </w:p>
+        </w:tc>
+        <w:tc>
+          <w:tcPr>
+            <w:tcW w:type="dxa" w:w="1560"/>
+          </w:tcPr>
+          <w:p>
+            <w:pPr>
+              <w:spacing w:after="20" w:line="240" w:lineRule="auto"/>
+            </w:pPr>
+            <w:r/>
+            <w:r>
+              <w:rPr>
+                <w:b w:val="0"/>
+                <w:i w:val="0"/>
+                <w:sz w:val="17"/>
+              </w:rPr>
+              <w:t>59.2</w:t>
+            </w:r>
+          </w:p>
+        </w:tc>
+      </w:tr>
+      <w:tr>
+        <w:tc>
+          <w:tcPr>
+            <w:tcW w:type="dxa" w:w="1560"/>
+          </w:tcPr>
+          <w:p>
+            <w:pPr>
+              <w:spacing w:after="20" w:line="240" w:lineRule="auto"/>
+            </w:pPr>
+            <w:r/>
+            <m:oMath>
+              <m:r>
+                <w:rPr>
+                  <w:sz w:val="17"/>
+                  <w:szCs w:val="17"/>
+                </w:rPr>
+                <m:t xml:space="preserve">c=−0.1</m:t>
+              </m:r>
+            </m:oMath>
+            <w:r>
+              <w:rPr>
+                <w:b w:val="0"/>
+                <w:i w:val="0"/>
+                <w:sz w:val="17"/>
+              </w:rPr>
+              <w:t xml:space="preserve">, </w:t>
+            </w:r>
+            <m:oMath>
+              <m:r>
+                <w:rPr>
+                  <w:sz w:val="17"/>
+                  <w:szCs w:val="17"/>
+                </w:rPr>
+                <m:t xml:space="preserve">z≤1100</m:t>
+              </m:r>
+            </m:oMath>
+          </w:p>
+        </w:tc>
+        <w:tc>
+          <w:tcPr>
+            <w:tcW w:type="dxa" w:w="1560"/>
+          </w:tcPr>
+          <w:p>
+            <w:pPr>
+              <w:spacing w:after="20" w:line="240" w:lineRule="auto"/>
+            </w:pPr>
+            <w:r/>
+            <w:r>
+              <w:rPr>
+                <w:b w:val="0"/>
+                <w:i w:val="0"/>
+                <w:sz w:val="17"/>
+              </w:rPr>
+              <w:t>38.0</w:t>
+            </w:r>
+          </w:p>
+        </w:tc>
+        <w:tc>
+          <w:tcPr>
+            <w:tcW w:type="dxa" w:w="1560"/>
+          </w:tcPr>
+          <w:p>
+            <w:pPr>
+              <w:spacing w:after="20" w:line="240" w:lineRule="auto"/>
+            </w:pPr>
+            <w:r/>
+            <w:r>
+              <w:rPr>
+                <w:b w:val="0"/>
+                <w:i w:val="0"/>
+                <w:sz w:val="17"/>
+              </w:rPr>
+              <w:t>0.0</w:t>
+            </w:r>
+          </w:p>
+        </w:tc>
+        <w:tc>
+          <w:tcPr>
+            <w:tcW w:type="dxa" w:w="1560"/>
+          </w:tcPr>
+          <w:p>
+            <w:pPr>
+              <w:spacing w:after="20" w:line="240" w:lineRule="auto"/>
+            </w:pPr>
+            <w:r/>
+            <w:r>
+              <w:rPr>
+                <w:b w:val="0"/>
+                <w:i w:val="0"/>
+                <w:sz w:val="17"/>
+              </w:rPr>
+              <w:t>62.0</w:t>
+            </w:r>
+          </w:p>
+        </w:tc>
+        <w:tc>
+          <w:tcPr>
+            <w:tcW w:type="dxa" w:w="1560"/>
+          </w:tcPr>
+          <w:p>
+            <w:pPr>
+              <w:spacing w:after="20" w:line="240" w:lineRule="auto"/>
+            </w:pPr>
+            <w:r/>
+            <w:r>
+              <w:rPr>
+                <w:b w:val="0"/>
+                <w:i w:val="0"/>
+                <w:sz w:val="17"/>
+              </w:rPr>
+              <w:t>0.00</w:t>
+            </w:r>
+          </w:p>
+        </w:tc>
+        <w:tc>
+          <w:tcPr>
+            <w:tcW w:type="dxa" w:w="1560"/>
+          </w:tcPr>
+          <w:p>
+            <w:pPr>
+              <w:spacing w:after="20" w:line="240" w:lineRule="auto"/>
+            </w:pPr>
+            <w:r/>
+            <w:r>
+              <w:rPr>
+                <w:b w:val="0"/>
+                <w:i w:val="0"/>
+                <w:sz w:val="17"/>
+              </w:rPr>
+              <w:t>62.0</w:t>
+            </w:r>
+          </w:p>
+        </w:tc>
+      </w:tr>
+      <w:tr>
+        <w:tc>
+          <w:tcPr>
+            <w:tcW w:type="dxa" w:w="1560"/>
+          </w:tcPr>
+          <w:p>
+            <w:pPr>
+              <w:spacing w:after="20" w:line="240" w:lineRule="auto"/>
+            </w:pPr>
+            <w:r/>
+            <m:oMath>
+              <m:r>
+                <w:rPr>
+                  <w:sz w:val="17"/>
+                  <w:szCs w:val="17"/>
+                </w:rPr>
+                <m:t xml:space="preserve">c=−1</m:t>
+              </m:r>
+            </m:oMath>
+            <w:r>
+              <w:rPr>
+                <w:b w:val="0"/>
+                <w:i w:val="0"/>
+                <w:sz w:val="17"/>
+              </w:rPr>
+              <w:t xml:space="preserve">, </w:t>
+            </w:r>
+            <m:oMath>
+              <m:r>
+                <w:rPr>
+                  <w:sz w:val="17"/>
+                  <w:szCs w:val="17"/>
+                </w:rPr>
+                <m:t xml:space="preserve">z≤1100</m:t>
+              </m:r>
+            </m:oMath>
+          </w:p>
+        </w:tc>
+        <w:tc>
+          <w:tcPr>
+            <w:tcW w:type="dxa" w:w="1560"/>
+          </w:tcPr>
+          <w:p>
+            <w:pPr>
+              <w:spacing w:after="20" w:line="240" w:lineRule="auto"/>
+            </w:pPr>
+            <w:r/>
+            <w:r>
+              <w:rPr>
+                <w:b w:val="0"/>
+                <w:i w:val="0"/>
+                <w:sz w:val="17"/>
+              </w:rPr>
+              <w:t>23.8</w:t>
+            </w:r>
+          </w:p>
+        </w:tc>
+        <w:tc>
+          <w:tcPr>
+            <w:tcW w:type="dxa" w:w="1560"/>
+          </w:tcPr>
+          <w:p>
+            <w:pPr>
+              <w:spacing w:after="20" w:line="240" w:lineRule="auto"/>
+            </w:pPr>
+            <w:r/>
+            <w:r>
+              <w:rPr>
+                <w:b w:val="0"/>
+                <w:i w:val="0"/>
+                <w:sz w:val="17"/>
+              </w:rPr>
+              <w:t>0.0</w:t>
+            </w:r>
+          </w:p>
+        </w:tc>
+        <w:tc>
+          <w:tcPr>
+            <w:tcW w:type="dxa" w:w="1560"/>
+          </w:tcPr>
+          <w:p>
+            <w:pPr>
+              <w:spacing w:after="20" w:line="240" w:lineRule="auto"/>
+            </w:pPr>
+            <w:r/>
+            <w:r>
+              <w:rPr>
+                <w:b w:val="0"/>
+                <w:i w:val="0"/>
+                <w:sz w:val="17"/>
+              </w:rPr>
+              <w:t>76.2</w:t>
+            </w:r>
+          </w:p>
+        </w:tc>
+        <w:tc>
+          <w:tcPr>
+            <w:tcW w:type="dxa" w:w="1560"/>
+          </w:tcPr>
+          <w:p>
+            <w:pPr>
+              <w:spacing w:after="20" w:line="240" w:lineRule="auto"/>
+            </w:pPr>
+            <w:r/>
+            <w:r>
+              <w:rPr>
+                <w:b w:val="0"/>
+                <w:i w:val="0"/>
+                <w:sz w:val="17"/>
+              </w:rPr>
+              <w:t>0.17</w:t>
+            </w:r>
+          </w:p>
+        </w:tc>
+        <w:tc>
+          <w:tcPr>
+            <w:tcW w:type="dxa" w:w="1560"/>
+          </w:tcPr>
+          <w:p>
+            <w:pPr>
+              <w:spacing w:after="20" w:line="240" w:lineRule="auto"/>
+            </w:pPr>
+            <w:r/>
+            <w:r>
+              <w:rPr>
+                <w:b w:val="0"/>
+                <w:i w:val="0"/>
+                <w:sz w:val="17"/>
+              </w:rPr>
+              <w:t>75.4</w:t>
+            </w:r>
+          </w:p>
+        </w:tc>
+      </w:tr>
+    </w:tbl>
+    <w:p>
+      <w:pPr>
+        <w:spacing w:after="40"/>
+      </w:pPr>
+    </w:p>
+    <w:p>
+      <w:pPr>
+        <w:keepNext/>
+        <w:jc w:val="center"/>
+      </w:pPr>
+      <w:r>
+        <w:drawing>
+          <wp:inline xmlns:a="http://schemas.openxmlformats.org/drawingml/2006/main" xmlns:pic="http://schemas.openxmlformats.org/drawingml/2006/picture">
+            <wp:extent cx="5760720" cy="2203274"/>
+            <wp:docPr id="7" name="Picture 7"/>
+            <wp:cNvGraphicFramePr>
+              <a:graphicFrameLocks noChangeAspect="1"/>
+            </wp:cNvGraphicFramePr>
+            <a:graphic>
+              <a:graphicData uri="http://schemas.openxmlformats.org/drawingml/2006/picture">
+                <pic:pic>
+                  <pic:nvPicPr>
+                    <pic:cNvPr id="0" name="fig7_thermal_survival.png"/>
+                    <pic:cNvPicPr/>
+                  </pic:nvPicPr>
+                  <pic:blipFill>
+                    <a:blip r:embed="rId15"/>
+                    <a:stretch>
+                      <a:fillRect/>
+                    </a:stretch>
+                  </pic:blipFill>
+                  <pic:spPr>
+                    <a:xfrm>
+                      <a:off x="0" y="0"/>
+                      <a:ext cx="5760720" cy="2203274"/>
+                    </a:xfrm>
+                    <a:prstGeom prst="rect"/>
+                  </pic:spPr>
+                </pic:pic>
+              </a:graphicData>
+            </a:graphic>
+          </wp:inline>
+        </w:drawing>
+      </w:r>
+    </w:p>
+    <w:p>
+      <w:r>
+        <w:rPr>
+          <w:b w:val="0"/>
+          <w:i/>
+          <w:sz w:val="19"/>
+        </w:rPr>
+        <w:t xml:space="preserve">Fig. 7. (a) Rate history of the benchmark: the decoupled O(4) rate is constant, the equilibrated rate falls as the universe cools; the dashed line is the survival bound on </w:t>
+      </w:r>
+      <m:oMath>
+        <m:r>
+          <w:rPr>
+            <w:sz w:val="19"/>
+            <w:szCs w:val="19"/>
+          </w:rPr>
+          <m:t xml:space="preserve">Γ/</m:t>
         </m:r>
         <m:sSubSup>
           <m:e>
             <m:r>
+              <w:rPr>
+                <w:sz w:val="19"/>
+                <w:szCs w:val="19"/>
+              </w:rPr>
               <m:t xml:space="preserve">H</m:t>
             </m:r>
           </m:e>
           <m:sub>
             <m:r>
-              <m:t xml:space="preserve">3</m:t>
+              <w:rPr>
+                <w:sz w:val="19"/>
+                <w:szCs w:val="19"/>
+              </w:rPr>
+              <m:t xml:space="preserve">Λ</m:t>
             </m:r>
           </m:sub>
           <m:sup>
             <m:r>
-              <m:t xml:space="preserve">2</m:t>
+              <w:rPr>
+                <w:sz w:val="19"/>
+                <w:szCs w:val="19"/>
+              </w:rPr>
+              <m:t xml:space="preserve">4</m:t>
             </m:r>
           </m:sup>
         </m:sSubSup>
@@ -16669,9 +21779,603 @@
       <w:r>
         <w:rPr>
           <w:b w:val="0"/>
-          <w:i w:val="0"/>
-        </w:rPr>
-        <w:t xml:space="preserve"> [18, 19], with the Friedmann constraint </w:t>
+          <w:i/>
+          <w:sz w:val="19"/>
+        </w:rPr>
+        <w:t>. (b) Prior mass by thermal scenario.</w:t>
+      </w:r>
+    </w:p>
+    <w:p>
+      <w:pPr>
+        <w:jc w:val="both"/>
+      </w:pPr>
+      <w:r>
+        <w:rPr>
+          <w:b w:val="0"/>
+          <w:i w:val="0"/>
+        </w:rPr>
+        <w:t>The results answer the question posed by cooling. First, a scalar that is not coupled to the CMB is unaffected; the decay of the previous sections stands. Second, a scalar in equilibrium with the CMB is constrained more strongly, not less: the prior mass above the survival bound rises from 14.7% to 24% (</w:t>
+      </w:r>
+      <m:oMath>
+        <m:r>
+          <m:t xml:space="preserve">z≤1</m:t>
+        </m:r>
+      </m:oMath>
+      <w:r>
+        <w:rPr>
+          <w:b w:val="0"/>
+          <w:i w:val="0"/>
+        </w:rPr>
+        <w:t>), 34% (</w:t>
+      </w:r>
+      <m:oMath>
+        <m:r>
+          <m:t xml:space="preserve">z≤3</m:t>
+        </m:r>
+      </m:oMath>
+      <w:r>
+        <w:rPr>
+          <w:b w:val="0"/>
+          <w:i w:val="0"/>
+        </w:rPr>
+        <w:t>) and 49% (</w:t>
+      </w:r>
+      <m:oMath>
+        <m:r>
+          <m:t xml:space="preserve">z≤10</m:t>
+        </m:r>
+      </m:oMath>
+      <w:r>
+        <w:rPr>
+          <w:b w:val="0"/>
+          <w:i w:val="0"/>
+        </w:rPr>
+        <w:t xml:space="preserve">) for </w:t>
+      </w:r>
+      <m:oMath>
+        <m:r>
+          <m:t xml:space="preserve">c=0</m:t>
+        </m:r>
+      </m:oMath>
+      <w:r>
+        <w:rPr>
+          <w:b w:val="0"/>
+          <w:i w:val="0"/>
+        </w:rPr>
+        <w:t xml:space="preserve">, and a further 1.3% to 18% of the draws have no false minimum in the equilibrium epoch for </w:t>
+      </w:r>
+      <m:oMath>
+        <m:r>
+          <m:t xml:space="preserve">c=0.1</m:t>
+        </m:r>
+      </m:oMath>
+      <w:r>
+        <w:rPr>
+          <w:b w:val="0"/>
+          <w:i w:val="0"/>
+        </w:rPr>
+        <w:t xml:space="preserve"> and 1. Third, in no equilibrated scenario with </w:t>
+      </w:r>
+      <m:oMath>
+        <m:r>
+          <m:t xml:space="preserve">c≥0</m:t>
+        </m:r>
+      </m:oMath>
+      <w:r>
+        <w:rPr>
+          <w:b w:val="0"/>
+          <w:i w:val="0"/>
+        </w:rPr>
+        <w:t xml:space="preserve"> does a survival-consistent draw decay within </w:t>
+      </w:r>
+      <m:oMath>
+        <m:r>
+          <m:t xml:space="preserve">1</m:t>
+        </m:r>
+        <m:sSup>
+          <m:e>
+            <m:r>
+              <m:t xml:space="preserve">0</m:t>
+            </m:r>
+          </m:e>
+          <m:sup>
+            <m:r>
+              <m:t xml:space="preserve">20</m:t>
+            </m:r>
+          </m:sup>
+        </m:sSup>
+      </m:oMath>
+      <w:r>
+        <w:rPr>
+          <w:b w:val="0"/>
+          <w:i w:val="0"/>
+        </w:rPr>
+        <w:t xml:space="preserve"> yr: the decay window of Section 4.4 closes completely. The reason is that the allowed draws must have a thermal exponent large enough at </w:t>
+      </w:r>
+      <m:oMath>
+        <m:r>
+          <m:t xml:space="preserve">z∼1</m:t>
+        </m:r>
+      </m:oMath>
+      <w:r>
+        <w:rPr>
+          <w:b w:val="0"/>
+          <w:i w:val="0"/>
+        </w:rPr>
+        <w:t xml:space="preserve">, and because </w:t>
+      </w:r>
+      <m:oMath>
+        <m:sSub>
+          <m:e>
+            <m:r>
+              <m:t xml:space="preserve">S</m:t>
+            </m:r>
+          </m:e>
+          <m:sub>
+            <m:r>
+              <m:t xml:space="preserve">3</m:t>
+            </m:r>
+          </m:sub>
+        </m:sSub>
+        <m:r>
+          <m:t xml:space="preserve">/T&lt;</m:t>
+        </m:r>
+        <m:sSub>
+          <m:e>
+            <m:r>
+              <m:t xml:space="preserve">B</m:t>
+            </m:r>
+          </m:e>
+          <m:sub>
+            <m:r>
+              <m:t xml:space="preserve">4</m:t>
+            </m:r>
+          </m:sub>
+        </m:sSub>
+      </m:oMath>
+      <w:r>
+        <w:rPr>
+          <w:b w:val="0"/>
+          <w:i w:val="0"/>
+        </w:rPr>
+        <w:t xml:space="preserve"> above </w:t>
+      </w:r>
+      <m:oMath>
+        <m:sSub>
+          <m:e>
+            <m:r>
+              <m:t xml:space="preserve">T</m:t>
+            </m:r>
+          </m:e>
+          <m:sub>
+            <m:r>
+              <m:t xml:space="preserve">×</m:t>
+            </m:r>
+          </m:sub>
+        </m:sSub>
+      </m:oMath>
+      <w:r>
+        <w:rPr>
+          <w:b w:val="0"/>
+          <w:i w:val="0"/>
+        </w:rPr>
+        <w:t xml:space="preserve"> this requires </w:t>
+      </w:r>
+      <m:oMath>
+        <m:sSub>
+          <m:e>
+            <m:r>
+              <m:t xml:space="preserve">B</m:t>
+            </m:r>
+          </m:e>
+          <m:sub>
+            <m:r>
+              <m:t xml:space="preserve">4</m:t>
+            </m:r>
+          </m:sub>
+        </m:sSub>
+      </m:oMath>
+      <w:r>
+        <w:rPr>
+          <w:b w:val="0"/>
+          <w:i w:val="0"/>
+        </w:rPr>
+        <w:t xml:space="preserve"> well above the critical action, so that the zero-temperature decay time of the future exceeds </w:t>
+      </w:r>
+      <m:oMath>
+        <m:r>
+          <m:t xml:space="preserve">1</m:t>
+        </m:r>
+        <m:sSup>
+          <m:e>
+            <m:r>
+              <m:t xml:space="preserve">0</m:t>
+            </m:r>
+          </m:e>
+          <m:sup>
+            <m:r>
+              <m:t xml:space="preserve">100</m:t>
+            </m:r>
+          </m:sup>
+        </m:sSup>
+      </m:oMath>
+      <w:r>
+        <w:rPr>
+          <w:b w:val="0"/>
+          <w:i w:val="0"/>
+        </w:rPr>
+        <w:t xml:space="preserve"> yr. Fourth, only the non-standard sign </w:t>
+      </w:r>
+      <m:oMath>
+        <m:r>
+          <m:t xml:space="preserve">c=−1</m:t>
+        </m:r>
+      </m:oMath>
+      <w:r>
+        <w:rPr>
+          <w:b w:val="0"/>
+          <w:i w:val="0"/>
+        </w:rPr>
+        <w:t xml:space="preserve"> leaves a window (0.17% of the prior against 0.79% for the decoupled scalar). In short, cooling cannot raise the probability of a late-time transition: it lowers the thermal channel monotonically, the late-time decay is the zero-temperature O(4) decay, and the thermal coupling only adds past constraints.</w:t>
+      </w:r>
+    </w:p>
+    <w:p>
+      <w:pPr>
+        <w:keepNext/>
+        <w:spacing w:before="280"/>
+      </w:pPr>
+      <w:r>
+        <w:rPr>
+          <w:b/>
+          <w:i w:val="0"/>
+          <w:sz w:val="26"/>
+        </w:rPr>
+        <w:t>5. What the nucleated region can become</w:t>
+      </w:r>
+    </w:p>
+    <w:p>
+      <w:pPr>
+        <w:keepNext/>
+        <w:spacing w:before="160"/>
+      </w:pPr>
+      <w:r>
+        <w:rPr>
+          <w:b/>
+          <w:i w:val="0"/>
+          <w:sz w:val="23"/>
+        </w:rPr>
+        <w:t>5.1 Energy budget</w:t>
+      </w:r>
+    </w:p>
+    <w:p>
+      <w:pPr>
+        <w:jc w:val="both"/>
+      </w:pPr>
+      <w:r>
+        <w:rPr>
+          <w:b w:val="0"/>
+          <w:i w:val="0"/>
+        </w:rPr>
+        <w:t xml:space="preserve">A thin-wall bubble of true vacuum is bounded by a wall that carries the released energy; its interior is, to leading order, the true vacuum with no excess energy to reheat. In the thick-wall regime relevant here the field at the centre of the bounce, </w:t>
+      </w:r>
+      <m:oMath>
+        <m:sSub>
+          <m:e>
+            <m:r>
+              <m:t xml:space="preserve">x</m:t>
+            </m:r>
+          </m:e>
+          <m:sub>
+            <m:r>
+              <m:t xml:space="preserve">0</m:t>
+            </m:r>
+          </m:sub>
+        </m:sSub>
+      </m:oMath>
+      <w:r>
+        <w:rPr>
+          <w:b w:val="0"/>
+          <w:i w:val="0"/>
+        </w:rPr>
+        <w:t xml:space="preserve">, lies above the true minimum, and the energy the interior can release is </w:t>
+      </w:r>
+      <m:oMath>
+        <m:sSub>
+          <m:e>
+            <m:r>
+              <m:t xml:space="preserve">ε</m:t>
+            </m:r>
+          </m:e>
+          <m:sub>
+            <m:r>
+              <m:rPr>
+                <m:sty m:val="p"/>
+              </m:rPr>
+              <m:t xml:space="preserve">in</m:t>
+            </m:r>
+          </m:sub>
+        </m:sSub>
+        <m:r>
+          <m:t xml:space="preserve">Δ</m:t>
+        </m:r>
+        <m:r>
+          <m:t xml:space="preserve">V</m:t>
+        </m:r>
+        <m:r>
+          <m:t xml:space="preserve">=</m:t>
+        </m:r>
+        <m:r>
+          <m:t xml:space="preserve">V(</m:t>
+        </m:r>
+        <m:sSub>
+          <m:e>
+            <m:r>
+              <m:t xml:space="preserve">x</m:t>
+            </m:r>
+          </m:e>
+          <m:sub>
+            <m:r>
+              <m:t xml:space="preserve">0</m:t>
+            </m:r>
+          </m:sub>
+        </m:sSub>
+        <m:r>
+          <m:t xml:space="preserve">)−</m:t>
+        </m:r>
+        <m:sSub>
+          <m:e>
+            <m:r>
+              <m:t xml:space="preserve">V</m:t>
+            </m:r>
+          </m:e>
+          <m:sub>
+            <m:r>
+              <m:t xml:space="preserve">t</m:t>
+            </m:r>
+          </m:sub>
+        </m:sSub>
+      </m:oMath>
+      <w:r>
+        <w:rPr>
+          <w:b w:val="0"/>
+          <w:i w:val="0"/>
+        </w:rPr>
+        <w:t xml:space="preserve">. Fig. 8c shows </w:t>
+      </w:r>
+      <m:oMath>
+        <m:sSub>
+          <m:e>
+            <m:r>
+              <m:t xml:space="preserve">ε</m:t>
+            </m:r>
+          </m:e>
+          <m:sub>
+            <m:r>
+              <m:rPr>
+                <m:sty m:val="p"/>
+              </m:rPr>
+              <m:t xml:space="preserve">in</m:t>
+            </m:r>
+          </m:sub>
+        </m:sSub>
+      </m:oMath>
+      <w:r>
+        <w:rPr>
+          <w:b w:val="0"/>
+          <w:i w:val="0"/>
+        </w:rPr>
+        <w:t xml:space="preserve"> against </w:t>
+      </w:r>
+      <m:oMath>
+        <m:r>
+          <m:t xml:space="preserve">η</m:t>
+        </m:r>
+      </m:oMath>
+      <w:r>
+        <w:rPr>
+          <w:b w:val="0"/>
+          <w:i w:val="0"/>
+        </w:rPr>
+        <w:t xml:space="preserve">: at </w:t>
+      </w:r>
+      <m:oMath>
+        <m:r>
+          <m:t xml:space="preserve">η=0.30</m:t>
+        </m:r>
+      </m:oMath>
+      <w:r>
+        <w:rPr>
+          <w:b w:val="0"/>
+          <w:i w:val="0"/>
+        </w:rPr>
+        <w:t xml:space="preserve">, </w:t>
+      </w:r>
+      <m:oMath>
+        <m:sSub>
+          <m:e>
+            <m:r>
+              <m:t xml:space="preserve">ε</m:t>
+            </m:r>
+          </m:e>
+          <m:sub>
+            <m:r>
+              <m:rPr>
+                <m:sty m:val="p"/>
+              </m:rPr>
+              <m:t xml:space="preserve">in</m:t>
+            </m:r>
+          </m:sub>
+        </m:sSub>
+        <m:r>
+          <m:t xml:space="preserve">=0.018</m:t>
+        </m:r>
+      </m:oMath>
+      <w:r>
+        <w:rPr>
+          <w:b w:val="0"/>
+          <w:i w:val="0"/>
+        </w:rPr>
+        <w:t xml:space="preserve">, so 1.8% of </w:t>
+      </w:r>
+      <m:oMath>
+        <m:r>
+          <m:t xml:space="preserve">Δ</m:t>
+        </m:r>
+        <m:r>
+          <m:t xml:space="preserve">V</m:t>
+        </m:r>
+      </m:oMath>
+      <w:r>
+        <w:rPr>
+          <w:b w:val="0"/>
+          <w:i w:val="0"/>
+        </w:rPr>
+        <w:t xml:space="preserve"> resides in the interior and the remainder in the wall; </w:t>
+      </w:r>
+      <m:oMath>
+        <m:sSub>
+          <m:e>
+            <m:r>
+              <m:t xml:space="preserve">ε</m:t>
+            </m:r>
+          </m:e>
+          <m:sub>
+            <m:r>
+              <m:rPr>
+                <m:sty m:val="p"/>
+              </m:rPr>
+              <m:t xml:space="preserve">in</m:t>
+            </m:r>
+          </m:sub>
+        </m:sSub>
+      </m:oMath>
+      <w:r>
+        <w:rPr>
+          <w:b w:val="0"/>
+          <w:i w:val="0"/>
+        </w:rPr>
+        <w:t xml:space="preserve"> approaches unity only near </w:t>
+      </w:r>
+      <m:oMath>
+        <m:sSub>
+          <m:e>
+            <m:r>
+              <m:t xml:space="preserve">η</m:t>
+            </m:r>
+          </m:e>
+          <m:sub>
+            <m:r>
+              <m:t xml:space="preserve">c</m:t>
+            </m:r>
+          </m:sub>
+        </m:sSub>
+      </m:oMath>
+      <w:r>
+        <w:rPr>
+          <w:b w:val="0"/>
+          <w:i w:val="0"/>
+        </w:rPr>
+        <w:t>, where the barrier is gone.</w:t>
+      </w:r>
+    </w:p>
+    <w:p>
+      <w:pPr>
+        <w:keepNext/>
+        <w:spacing w:before="160"/>
+      </w:pPr>
+      <w:r>
+        <w:rPr>
+          <w:b/>
+          <w:i w:val="0"/>
+          <w:sz w:val="23"/>
+        </w:rPr>
+        <w:t>5.2 Interior geometry and reheating</w:t>
+      </w:r>
+    </w:p>
+    <w:p>
+      <w:pPr>
+        <w:jc w:val="both"/>
+      </w:pPr>
+      <w:r>
+        <w:rPr>
+          <w:b w:val="0"/>
+          <w:i w:val="0"/>
+        </w:rPr>
+        <w:t xml:space="preserve">The interior of a CDL bubble has open spatial slices, </w:t>
+      </w:r>
+      <m:oMath>
+        <m:r>
+          <m:t xml:space="preserve">d</m:t>
+        </m:r>
+        <m:sSup>
+          <m:e>
+            <m:r>
+              <m:t xml:space="preserve">s</m:t>
+            </m:r>
+          </m:e>
+          <m:sup>
+            <m:r>
+              <m:t xml:space="preserve">2</m:t>
+            </m:r>
+          </m:sup>
+        </m:sSup>
+        <m:r>
+          <m:t xml:space="preserve">=−d</m:t>
+        </m:r>
+        <m:sSup>
+          <m:e>
+            <m:r>
+              <m:t xml:space="preserve">t</m:t>
+            </m:r>
+          </m:e>
+          <m:sup>
+            <m:r>
+              <m:t xml:space="preserve">2</m:t>
+            </m:r>
+          </m:sup>
+        </m:sSup>
+        <m:r>
+          <m:t xml:space="preserve">+a(t</m:t>
+        </m:r>
+        <m:sSup>
+          <m:e>
+            <m:r>
+              <m:t xml:space="preserve">)</m:t>
+            </m:r>
+          </m:e>
+          <m:sup>
+            <m:r>
+              <m:t xml:space="preserve">2</m:t>
+            </m:r>
+          </m:sup>
+        </m:sSup>
+        <m:r>
+          <m:t xml:space="preserve">d</m:t>
+        </m:r>
+        <m:sSubSup>
+          <m:e>
+            <m:r>
+              <m:t xml:space="preserve">H</m:t>
+            </m:r>
+          </m:e>
+          <m:sub>
+            <m:r>
+              <m:t xml:space="preserve">3</m:t>
+            </m:r>
+          </m:sub>
+          <m:sup>
+            <m:r>
+              <m:t xml:space="preserve">2</m:t>
+            </m:r>
+          </m:sup>
+        </m:sSubSup>
+      </m:oMath>
+      <w:r>
+        <w:rPr>
+          <w:b w:val="0"/>
+          <w:i w:val="0"/>
+        </w:rPr>
+        <w:t xml:space="preserve"> [23, 24], with the Friedmann constraint </w:t>
       </w:r>
       <m:oMath>
         <m:r>
@@ -17366,7 +23070,7 @@
       </m:oMath>
       <w:r>
         <w:tab/>
-        <w:t>(10)</w:t>
+        <w:t>(13)</w:t>
       </w:r>
     </w:p>
     <w:p>
@@ -17546,7 +23250,7 @@
           <w:b w:val="0"/>
           <w:i w:val="0"/>
         </w:rPr>
-        <w:t xml:space="preserve"> MeV required for nucleosynthesis [32]. Equivalently, a thermal bath at 1 MeV needs an energy density </w:t>
+        <w:t xml:space="preserve"> MeV required for nucleosynthesis [42]. Equivalently, a thermal bath at 1 MeV needs an energy density </w:t>
       </w:r>
       <m:oMath>
         <m:r>
@@ -17678,7 +23382,7 @@
           <w:b w:val="0"/>
           <w:i w:val="0"/>
         </w:rPr>
-        <w:t xml:space="preserve"> s). Table 6 gives the maximum temperature for decay rates from </w:t>
+        <w:t xml:space="preserve"> s). Table 8 gives the maximum temperature for decay rates from </w:t>
       </w:r>
       <m:oMath>
         <m:sSub>
@@ -17766,7 +23470,7 @@
           <w:i/>
           <w:sz w:val="19"/>
         </w:rPr>
-        <w:t xml:space="preserve">Table 6. Reheating of the bubble interior. </w:t>
+        <w:t xml:space="preserve">Table 8. Reheating of the bubble interior. </w:t>
       </w:r>
       <m:oMath>
         <m:r>
@@ -17910,7 +23614,7 @@
           <w:i/>
           <w:sz w:val="19"/>
         </w:rPr>
-        <w:t xml:space="preserve"> over the bound of Eq. (10); the fifth is the temperature one Hubble time </w:t>
+        <w:t xml:space="preserve"> over the bound of Eq. (13); the fifth is the temperature one Hubble time </w:t>
       </w:r>
       <m:oMath>
         <m:r>
@@ -19681,7 +25385,7 @@
         <w:drawing>
           <wp:inline xmlns:a="http://schemas.openxmlformats.org/drawingml/2006/main" xmlns:pic="http://schemas.openxmlformats.org/drawingml/2006/picture">
             <wp:extent cx="5760720" cy="1888323"/>
-            <wp:docPr id="6" name="Picture 6"/>
+            <wp:docPr id="8" name="Picture 8"/>
             <wp:cNvGraphicFramePr>
               <a:graphicFrameLocks noChangeAspect="1"/>
             </wp:cNvGraphicFramePr>
@@ -19689,11 +25393,11 @@
               <a:graphicData uri="http://schemas.openxmlformats.org/drawingml/2006/picture">
                 <pic:pic>
                   <pic:nvPicPr>
-                    <pic:cNvPr id="0" name="fig6_reheating_interior.png"/>
+                    <pic:cNvPr id="0" name="fig8_reheating_interior.png"/>
                     <pic:cNvPicPr/>
                   </pic:nvPicPr>
                   <pic:blipFill>
-                    <a:blip r:embed="rId14"/>
+                    <a:blip r:embed="rId16"/>
                     <a:stretch>
                       <a:fillRect/>
                     </a:stretch>
@@ -19719,7 +25423,7 @@
           <w:i/>
           <w:sz w:val="19"/>
         </w:rPr>
-        <w:t>Fig. 6. (a) Maximum reheating temperature against the released energy density; the dark-energy density gives about 2 meV, far below the energy density needed for 1 MeV. (b) Temperature of the open interior after reheating (</w:t>
+        <w:t>Fig. 8. (a) Maximum reheating temperature against the released energy density; the dark-energy density gives about 2 meV, far below the energy density needed for 1 MeV. (b) Temperature of the open interior after reheating (</w:t>
       </w:r>
       <m:oMath>
         <m:sSub>
@@ -19823,7 +25527,7 @@
           <w:b w:val="0"/>
           <w:i w:val="0"/>
         </w:rPr>
-        <w:t>The bound of Eq. (10) is a statement about a locally homogeneous conversion of a vacuum-energy difference that does not exceed the dark-energy density. It is not a universal prohibition on high-temperature bubble interiors, and it is stated here with its assumptions: (A1) one real scalar field minimally coupled to gravity, with the potential of Section 2; (A2) the false-vacuum energy is the observed dark energy; (A3) the interior is homogeneous and isotropic on open slices; (A4) no inflationary stage inside the bubble; (A5) all energy densities are sub-Planckian. Models that violate one of these need a separate analysis. Table 7 lists the possible additional energy sources and says which of them the model excludes by more than energy conservation.</w:t>
+        <w:t>The bound of Eq. (13) is a statement about a locally homogeneous conversion of a vacuum-energy difference that does not exceed the dark-energy density. It is not a universal prohibition on high-temperature bubble interiors, and it is stated here with its assumptions: (A1) one real scalar field minimally coupled to gravity, with the potential of Section 2; (A2) the false-vacuum energy is the observed dark energy; (A3) the interior is homogeneous and isotropic on open slices; (A4) no inflationary stage inside the bubble; (A5) all energy densities are sub-Planckian. Models that violate one of these need a separate analysis. Table 9 lists the possible additional energy sources and says which of them the model excludes by more than energy conservation.</w:t>
       </w:r>
     </w:p>
     <w:p>
@@ -20242,7 +25946,7 @@
       </m:oMath>
       <w:r>
         <w:tab/>
-        <w:t>(11)</w:t>
+        <w:t>(14)</w:t>
       </w:r>
     </w:p>
     <w:p>
@@ -20610,7 +26314,7 @@
           <w:b w:val="0"/>
           <w:i w:val="0"/>
         </w:rPr>
-        <w:t xml:space="preserve"> never approaches unity (Fig. 7), and the energy density at one second after nucleation cannot exceed </w:t>
+        <w:t xml:space="preserve"> never approaches unity (Fig. 9), and the energy density at one second after nucleation cannot exceed </w:t>
       </w:r>
       <m:oMath>
         <m:r>
@@ -20901,7 +26605,7 @@
         <w:drawing>
           <wp:inline xmlns:a="http://schemas.openxmlformats.org/drawingml/2006/main" xmlns:pic="http://schemas.openxmlformats.org/drawingml/2006/picture">
             <wp:extent cx="3383280" cy="2446813"/>
-            <wp:docPr id="7" name="Picture 7"/>
+            <wp:docPr id="9" name="Picture 9"/>
             <wp:cNvGraphicFramePr>
               <a:graphicFrameLocks noChangeAspect="1"/>
             </wp:cNvGraphicFramePr>
@@ -20909,11 +26613,11 @@
               <a:graphicData uri="http://schemas.openxmlformats.org/drawingml/2006/picture">
                 <pic:pic>
                   <pic:nvPicPr>
-                    <pic:cNvPr id="0" name="fig7_curvature_interior.png"/>
+                    <pic:cNvPr id="0" name="fig9_curvature_interior.png"/>
                     <pic:cNvPicPr/>
                   </pic:nvPicPr>
                   <pic:blipFill>
-                    <a:blip r:embed="rId15"/>
+                    <a:blip r:embed="rId17"/>
                     <a:stretch>
                       <a:fillRect/>
                     </a:stretch>
@@ -20939,7 +26643,7 @@
           <w:i/>
           <w:sz w:val="19"/>
         </w:rPr>
-        <w:t xml:space="preserve">Fig. 7. Curvature parameter </w:t>
+        <w:t xml:space="preserve">Fig. 9. Curvature parameter </w:t>
       </w:r>
       <m:oMath>
         <m:r>
@@ -21119,7 +26823,7 @@
           <w:i/>
           <w:sz w:val="19"/>
         </w:rPr>
-        <w:t>Table 7. Energy sources and assumptions behind the reheating bound, and what excludes each.</w:t>
+        <w:t>Table 9. Energy sources and assumptions behind the reheating bound, and what excludes each.</w:t>
       </w:r>
     </w:p>
     <w:tbl>
@@ -22777,6 +28481,285 @@
     </w:p>
     <w:p>
       <w:pPr>
+        <w:jc w:val="both"/>
+      </w:pPr>
+      <w:r>
+        <w:rPr>
+          <w:b w:val="0"/>
+          <w:i w:val="0"/>
+        </w:rPr>
+        <w:t xml:space="preserve">A second scalar field </w:t>
+      </w:r>
+      <m:oMath>
+        <m:r>
+          <m:t xml:space="preserve">χ</m:t>
+        </m:r>
+      </m:oMath>
+      <w:r>
+        <w:rPr>
+          <w:b w:val="0"/>
+          <w:i w:val="0"/>
+        </w:rPr>
+        <w:t xml:space="preserve"> does not change this. For any number of scalar fields with a potential </w:t>
+      </w:r>
+      <m:oMath>
+        <m:r>
+          <m:t xml:space="preserve">V(φ,χ)</m:t>
+        </m:r>
+      </m:oMath>
+      <w:r>
+        <w:rPr>
+          <w:b w:val="0"/>
+          <w:i w:val="0"/>
+        </w:rPr>
+        <w:t xml:space="preserve">, the energy released in the transition of a homogeneous region is the potential difference between the false and true vacua, </w:t>
+      </w:r>
+      <m:oMath>
+        <m:sSub>
+          <m:e>
+            <m:r>
+              <m:t xml:space="preserve">V</m:t>
+            </m:r>
+          </m:e>
+          <m:sub>
+            <m:r>
+              <m:t xml:space="preserve">f</m:t>
+            </m:r>
+          </m:sub>
+        </m:sSub>
+        <m:r>
+          <m:t xml:space="preserve">−</m:t>
+        </m:r>
+        <m:sSub>
+          <m:e>
+            <m:r>
+              <m:t xml:space="preserve">V</m:t>
+            </m:r>
+          </m:e>
+          <m:sub>
+            <m:r>
+              <m:t xml:space="preserve">t</m:t>
+            </m:r>
+          </m:sub>
+        </m:sSub>
+      </m:oMath>
+      <w:r>
+        <w:rPr>
+          <w:b w:val="0"/>
+          <w:i w:val="0"/>
+        </w:rPr>
+        <w:t xml:space="preserve">, and the false-vacuum energy </w:t>
+      </w:r>
+      <m:oMath>
+        <m:sSub>
+          <m:e>
+            <m:r>
+              <m:t xml:space="preserve">V</m:t>
+            </m:r>
+          </m:e>
+          <m:sub>
+            <m:r>
+              <m:t xml:space="preserve">f</m:t>
+            </m:r>
+          </m:sub>
+        </m:sSub>
+        <m:r>
+          <m:t xml:space="preserve">=V(</m:t>
+        </m:r>
+        <m:sSub>
+          <m:e>
+            <m:r>
+              <m:t xml:space="preserve">φ</m:t>
+            </m:r>
+          </m:e>
+          <m:sub>
+            <m:r>
+              <m:t xml:space="preserve">f</m:t>
+            </m:r>
+          </m:sub>
+        </m:sSub>
+        <m:r>
+          <m:t xml:space="preserve">,</m:t>
+        </m:r>
+        <m:sSub>
+          <m:e>
+            <m:r>
+              <m:t xml:space="preserve">χ</m:t>
+            </m:r>
+          </m:e>
+          <m:sub>
+            <m:r>
+              <m:t xml:space="preserve">f</m:t>
+            </m:r>
+          </m:sub>
+        </m:sSub>
+        <m:r>
+          <m:t xml:space="preserve">)</m:t>
+        </m:r>
+      </m:oMath>
+      <w:r>
+        <w:rPr>
+          <w:b w:val="0"/>
+          <w:i w:val="0"/>
+        </w:rPr>
+        <w:t xml:space="preserve"> is the whole observed dark energy </w:t>
+      </w:r>
+      <m:oMath>
+        <m:sSub>
+          <m:e>
+            <m:r>
+              <m:t xml:space="preserve">ρ</m:t>
+            </m:r>
+          </m:e>
+          <m:sub>
+            <m:r>
+              <m:t xml:space="preserve">Λ</m:t>
+            </m:r>
+          </m:sub>
+        </m:sSub>
+      </m:oMath>
+      <w:r>
+        <w:rPr>
+          <w:b w:val="0"/>
+          <w:i w:val="0"/>
+        </w:rPr>
+        <w:t xml:space="preserve">: any energy stored in </w:t>
+      </w:r>
+      <m:oMath>
+        <m:r>
+          <m:t xml:space="preserve">χ</m:t>
+        </m:r>
+      </m:oMath>
+      <w:r>
+        <w:rPr>
+          <w:b w:val="0"/>
+          <w:i w:val="0"/>
+        </w:rPr>
+        <w:t xml:space="preserve"> while it sits in the false vacuum gravitates as dark energy and is already counted in </w:t>
+      </w:r>
+      <m:oMath>
+        <m:sSub>
+          <m:e>
+            <m:r>
+              <m:t xml:space="preserve">V</m:t>
+            </m:r>
+          </m:e>
+          <m:sub>
+            <m:r>
+              <m:t xml:space="preserve">f</m:t>
+            </m:r>
+          </m:sub>
+        </m:sSub>
+      </m:oMath>
+      <w:r>
+        <w:rPr>
+          <w:b w:val="0"/>
+          <w:i w:val="0"/>
+        </w:rPr>
+        <w:t xml:space="preserve">. A larger release needs </w:t>
+      </w:r>
+      <m:oMath>
+        <m:sSub>
+          <m:e>
+            <m:r>
+              <m:t xml:space="preserve">V</m:t>
+            </m:r>
+          </m:e>
+          <m:sub>
+            <m:r>
+              <m:t xml:space="preserve">t</m:t>
+            </m:r>
+          </m:sub>
+        </m:sSub>
+        <m:r>
+          <m:t xml:space="preserve">&lt;0</m:t>
+        </m:r>
+      </m:oMath>
+      <w:r>
+        <w:rPr>
+          <w:b w:val="0"/>
+          <w:i w:val="0"/>
+        </w:rPr>
+        <w:t xml:space="preserve"> (the anti-de Sitter row of Table 9, a crunch within seconds), and the curvature argument above is independent of the field content. A reservoir that is not vacuum energy (radiation, matter, kinetic energy of </w:t>
+      </w:r>
+      <m:oMath>
+        <m:r>
+          <m:t xml:space="preserve">χ</m:t>
+        </m:r>
+      </m:oMath>
+      <w:r>
+        <w:rPr>
+          <w:b w:val="0"/>
+          <w:i w:val="0"/>
+        </w:rPr>
+        <w:t xml:space="preserve">) would have been present and gravitating throughout the cold era, where observations limit it to a fraction of the critical density, whereas the interior needs </w:t>
+      </w:r>
+      <m:oMath>
+        <m:sSub>
+          <m:e>
+            <m:r>
+              <m:t xml:space="preserve">ρ</m:t>
+            </m:r>
+          </m:e>
+          <m:sub>
+            <m:r>
+              <m:t xml:space="preserve">x</m:t>
+            </m:r>
+          </m:sub>
+        </m:sSub>
+        <m:r>
+          <m:t xml:space="preserve">=9.1×1</m:t>
+        </m:r>
+        <m:sSup>
+          <m:e>
+            <m:r>
+              <m:t xml:space="preserve">0</m:t>
+            </m:r>
+          </m:e>
+          <m:sup>
+            <m:r>
+              <m:t xml:space="preserve">60</m:t>
+            </m:r>
+          </m:sup>
+        </m:sSup>
+        <m:r>
+          <m:rPr>
+            <m:sty m:val="p"/>
+          </m:rPr>
+          <m:t xml:space="preserve"> </m:t>
+        </m:r>
+        <m:r>
+          <m:t xml:space="preserve">Δ</m:t>
+        </m:r>
+        <m:r>
+          <m:t xml:space="preserve">V</m:t>
+        </m:r>
+      </m:oMath>
+      <w:r>
+        <w:rPr>
+          <w:b w:val="0"/>
+          <w:i w:val="0"/>
+        </w:rPr>
+        <w:t xml:space="preserve">. A coupled two-field model is therefore a relabelling of </w:t>
+      </w:r>
+      <m:oMath>
+        <m:r>
+          <m:t xml:space="preserve">Δ</m:t>
+        </m:r>
+        <m:r>
+          <m:t xml:space="preserve">V</m:t>
+        </m:r>
+      </m:oMath>
+      <w:r>
+        <w:rPr>
+          <w:b w:val="0"/>
+          <w:i w:val="0"/>
+        </w:rPr>
+        <w:t xml:space="preserve"> and not a source of new energy, unless the second sector inflates or carries a Planck-scale parent energy, which is the outside class of Section 7.</w:t>
+      </w:r>
+    </w:p>
+    <w:p>
+      <w:pPr>
         <w:keepNext/>
         <w:spacing w:before="160"/>
       </w:pPr>
@@ -23120,6 +29103,71 @@
     </w:p>
     <w:p>
       <w:pPr>
+        <w:jc w:val="both"/>
+      </w:pPr>
+      <w:r>
+        <w:rPr>
+          <w:b w:val="0"/>
+          <w:i w:val="0"/>
+        </w:rPr>
+        <w:t xml:space="preserve">The distinction between daughter regions and a cyclic cosmology (Section 1) applies to these fates. The nucleated region is a daughter region in the sense of Option A: a cold, curvature-dominated open region bounded by the wall inside the parent de Sitter space and still causally connected to it, not a new hot universe. The potential has no further metastable minimum at the true vacuum, so repeated transitions of the interior would need a different potential; the entropy produced in reheating is bounded by the energy </w:t>
+      </w:r>
+      <m:oMath>
+        <m:r>
+          <m:t xml:space="preserve">Δ</m:t>
+        </m:r>
+        <m:r>
+          <m:t xml:space="preserve">V</m:t>
+        </m:r>
+      </m:oMath>
+      <w:r>
+        <w:rPr>
+          <w:b w:val="0"/>
+          <w:i w:val="0"/>
+        </w:rPr>
+        <w:t xml:space="preserve"> and is carried by an open interior of infinite comoving volume, so no entropy statement can be made for the daughter as a closed system. A cyclic cosmology (Option B) needs a nonsingular bounce, which in spatially flat general relativity with conventional matter requires a violation of the null energy condition (</w:t>
+      </w:r>
+      <m:oMath>
+        <m:r>
+          <m:t xml:space="preserve">dot</m:t>
+        </m:r>
+        <m:r>
+          <m:t xml:space="preserve">H=−(ρ+p)/2</m:t>
+        </m:r>
+        <m:sSubSup>
+          <m:e>
+            <m:r>
+              <m:t xml:space="preserve">M</m:t>
+            </m:r>
+          </m:e>
+          <m:sub>
+            <m:r>
+              <m:rPr>
+                <m:sty m:val="p"/>
+              </m:rPr>
+              <m:t xml:space="preserve">Pl</m:t>
+            </m:r>
+          </m:sub>
+          <m:sup>
+            <m:r>
+              <m:t xml:space="preserve">2</m:t>
+            </m:r>
+          </m:sup>
+        </m:sSubSup>
+        <m:r>
+          <m:t xml:space="preserve">&gt;0</m:t>
+        </m:r>
+      </m:oMath>
+      <w:r>
+        <w:rPr>
+          <w:b w:val="0"/>
+          <w:i w:val="0"/>
+        </w:rPr>
+        <w:t>) and raises problems of stability and entropy [9, 10]; the present model contains no such mechanism. These statements are qualitative: entropy accounting and the stability of an interior bounce are not computed.</w:t>
+      </w:r>
+    </w:p>
+    <w:p>
+      <w:pPr>
         <w:keepNext/>
         <w:spacing w:before="280"/>
       </w:pPr>
@@ -23201,7 +29249,7 @@
           <w:b w:val="0"/>
           <w:i w:val="0"/>
         </w:rPr>
-        <w:t xml:space="preserve"> GeV [33] is </w:t>
+        <w:t xml:space="preserve"> GeV [43] is </w:t>
       </w:r>
       <m:oMath>
         <m:r>
@@ -23734,7 +29782,7 @@
       </m:oMath>
       <w:r>
         <w:tab/>
-        <w:t>(12)</w:t>
+        <w:t>(15)</w:t>
       </w:r>
     </w:p>
     <w:p>
@@ -24004,7 +30052,7 @@
           <w:b w:val="0"/>
           <w:i w:val="0"/>
         </w:rPr>
-        <w:t xml:space="preserve"> between the two vacua. Table 8 translates this to specific couplings.</w:t>
+        <w:t xml:space="preserve"> between the two vacua. Table 10 translates this to specific couplings.</w:t>
       </w:r>
     </w:p>
     <w:p>
@@ -24017,7 +30065,7 @@
           <w:i/>
           <w:sz w:val="19"/>
         </w:rPr>
-        <w:t xml:space="preserve">Table 8. Requirement on a matter coupling that changes the rate by a factor </w:t>
+        <w:t xml:space="preserve">Table 10. Requirement on a matter coupling that changes the rate by a factor </w:t>
       </w:r>
       <m:oMath>
         <m:r>
@@ -24627,7 +30675,7 @@
                 <w:i w:val="0"/>
                 <w:sz w:val="17"/>
               </w:rPr>
-              <w:t>; screening (chameleon type) lowers the local coupling, not the cosmological one [25]</w:t>
+              <w:t>; screening (chameleon type) lowers the local coupling, not the cosmological one [35]</w:t>
             </w:r>
           </w:p>
         </w:tc>
@@ -24911,7 +30959,7 @@
                 <w:i w:val="0"/>
                 <w:sz w:val="17"/>
               </w:rPr>
-              <w:t>: a new interaction at the scale of the potential; symmetron-type screening [26] can hide it in dense environments</w:t>
+              <w:t>: a new interaction at the scale of the potential; symmetron-type screening [36] can hide it in dense environments</w:t>
             </w:r>
           </w:p>
         </w:tc>
@@ -25529,6 +31577,151 @@
     </w:p>
     <w:p>
       <w:pPr>
+        <w:pStyle w:val="ListBullet"/>
+        <w:jc w:val="both"/>
+      </w:pPr>
+      <w:r>
+        <w:rPr>
+          <w:b w:val="0"/>
+          <w:i w:val="0"/>
+        </w:rPr>
+        <w:t xml:space="preserve">C7 (thermal consistency). A scalar in equilibrium with the CMB at redshift </w:t>
+      </w:r>
+      <m:oMath>
+        <m:r>
+          <m:t xml:space="preserve">z</m:t>
+        </m:r>
+      </m:oMath>
+      <w:r>
+        <w:rPr>
+          <w:b w:val="0"/>
+          <w:i w:val="0"/>
+        </w:rPr>
+        <w:t xml:space="preserve"> keeps its false minimum only if </w:t>
+      </w:r>
+      <m:oMath>
+        <m:r>
+          <m:t xml:space="preserve">c&lt;</m:t>
+        </m:r>
+        <m:sSub>
+          <m:e>
+            <m:r>
+              <m:t xml:space="preserve">θ</m:t>
+            </m:r>
+          </m:e>
+          <m:sub>
+            <m:r>
+              <m:t xml:space="preserve">c</m:t>
+            </m:r>
+          </m:sub>
+        </m:sSub>
+        <m:r>
+          <m:t xml:space="preserve">λ</m:t>
+        </m:r>
+        <m:sSup>
+          <m:e>
+            <m:r>
+              <m:t xml:space="preserve">f</m:t>
+            </m:r>
+          </m:e>
+          <m:sup>
+            <m:r>
+              <m:t xml:space="preserve">2</m:t>
+            </m:r>
+          </m:sup>
+        </m:sSup>
+        <m:r>
+          <m:t xml:space="preserve">/</m:t>
+        </m:r>
+        <m:sSub>
+          <m:e>
+            <m:r>
+              <m:t xml:space="preserve">T</m:t>
+            </m:r>
+          </m:e>
+          <m:sub>
+            <m:r>
+              <m:t xml:space="preserve">γ</m:t>
+            </m:r>
+          </m:sub>
+        </m:sSub>
+        <m:r>
+          <m:t xml:space="preserve">(z</m:t>
+        </m:r>
+        <m:sSup>
+          <m:e>
+            <m:r>
+              <m:t xml:space="preserve">)</m:t>
+            </m:r>
+          </m:e>
+          <m:sup>
+            <m:r>
+              <m:t xml:space="preserve">2</m:t>
+            </m:r>
+          </m:sup>
+        </m:sSup>
+      </m:oMath>
+      <w:r>
+        <w:rPr>
+          <w:b w:val="0"/>
+          <w:i w:val="0"/>
+        </w:rPr>
+        <w:t xml:space="preserve">, i.e. </w:t>
+      </w:r>
+      <m:oMath>
+        <m:r>
+          <m:t xml:space="preserve">c&lt;1.1×1</m:t>
+        </m:r>
+        <m:sSup>
+          <m:e>
+            <m:r>
+              <m:t xml:space="preserve">0</m:t>
+            </m:r>
+          </m:e>
+          <m:sup>
+            <m:r>
+              <m:t xml:space="preserve">−5</m:t>
+            </m:r>
+          </m:sup>
+        </m:sSup>
+      </m:oMath>
+      <w:r>
+        <w:rPr>
+          <w:b w:val="0"/>
+          <w:i w:val="0"/>
+        </w:rPr>
+        <w:t xml:space="preserve"> for a bath coupled back to recombination, and the survival condition then applies to the rate history </w:t>
+      </w:r>
+      <m:oMath>
+        <m:r>
+          <m:t xml:space="preserve">Γ(</m:t>
+        </m:r>
+        <m:sSub>
+          <m:e>
+            <m:r>
+              <m:t xml:space="preserve">T</m:t>
+            </m:r>
+          </m:e>
+          <m:sub>
+            <m:r>
+              <m:t xml:space="preserve">γ</m:t>
+            </m:r>
+          </m:sub>
+        </m:sSub>
+        <m:r>
+          <m:t xml:space="preserve">(t))</m:t>
+        </m:r>
+      </m:oMath>
+      <w:r>
+        <w:rPr>
+          <w:b w:val="0"/>
+          <w:i w:val="0"/>
+        </w:rPr>
+        <w:t xml:space="preserve"> (Section 4.8).</w:t>
+      </w:r>
+    </w:p>
+    <w:p>
+      <w:pPr>
         <w:keepNext/>
         <w:spacing w:before="160"/>
       </w:pPr>
@@ -25966,7 +32159,7 @@
           <w:b w:val="0"/>
           <w:i w:val="0"/>
         </w:rPr>
-        <w:t xml:space="preserve">O5 (signals). A solitary transition produces no signal in our patch; bubble collisions [20, 23, 24] require a population and </w:t>
+        <w:t xml:space="preserve">O5 (signals). A solitary transition produces no signal in our patch; bubble collisions [25, 33, 34] require a population and </w:t>
       </w:r>
       <m:oMath>
         <m:r>
@@ -26005,7 +32198,56 @@
           <w:b w:val="0"/>
           <w:i w:val="0"/>
         </w:rPr>
-        <w:t>) until it decays. A measured evolution of the dark energy, which recent baryon-acoustic-oscillation analyses combined with the CMB and supernovae prefer at the level of a few standard deviations depending on the supernova sample [34], would favor a rolling field and not a metastable vacuum. No observational discriminant of the cyclic reset is available from this model.</w:t>
+        <w:t>) until it decays. A measured evolution of the dark energy, which recent baryon-acoustic-oscillation analyses combined with the CMB and supernovae prefer at the level of a few standard deviations depending on the supernova sample [44], would favor a rolling field and not a metastable vacuum. No observational discriminant of the cyclic reset is available from this model.</w:t>
+      </w:r>
+    </w:p>
+    <w:p>
+      <w:pPr>
+        <w:pStyle w:val="ListBullet"/>
+        <w:jc w:val="both"/>
+      </w:pPr>
+      <w:r>
+        <w:rPr>
+          <w:b w:val="0"/>
+          <w:i w:val="0"/>
+        </w:rPr>
+        <w:t xml:space="preserve">O6 (cooling). If the scalar is coupled to the CMB the decay probability was larger in the past and falls as the universe cools: equilibrated scenarios with </w:t>
+      </w:r>
+      <m:oMath>
+        <m:r>
+          <m:t xml:space="preserve">c≥0</m:t>
+        </m:r>
+      </m:oMath>
+      <w:r>
+        <w:rPr>
+          <w:b w:val="0"/>
+          <w:i w:val="0"/>
+        </w:rPr>
+        <w:t xml:space="preserve"> lift the excluded prior mass from 15% to 24–49% and leave no survival-consistent draw that decays within </w:t>
+      </w:r>
+      <m:oMath>
+        <m:r>
+          <m:t xml:space="preserve">1</m:t>
+        </m:r>
+        <m:sSup>
+          <m:e>
+            <m:r>
+              <m:t xml:space="preserve">0</m:t>
+            </m:r>
+          </m:e>
+          <m:sup>
+            <m:r>
+              <m:t xml:space="preserve">20</m:t>
+            </m:r>
+          </m:sup>
+        </m:sSup>
+      </m:oMath>
+      <w:r>
+        <w:rPr>
+          <w:b w:val="0"/>
+          <w:i w:val="0"/>
+        </w:rPr>
+        <w:t xml:space="preserve"> yr, so the absence of a transition so far constrains the coupling of the scalar to the CMB as well as its potential (Section 4.8).</w:t>
       </w:r>
     </w:p>
     <w:p>
@@ -26269,7 +32511,7 @@
           <w:b w:val="0"/>
           <w:i w:val="0"/>
         </w:rPr>
-        <w:t xml:space="preserve"> (Table 7).</w:t>
+        <w:t xml:space="preserve"> (Table 9).</w:t>
       </w:r>
     </w:p>
     <w:p>
@@ -26282,7 +32524,7 @@
           <w:b w:val="0"/>
           <w:i w:val="0"/>
         </w:rPr>
-        <w:t>Up-tunneling from the false to a higher vacuum, the decay of the true vacuum in curved space [35], thermal activation of the Hawking–Moss type [36] and decays of the present vacuum into other vacua are not considered.</w:t>
+        <w:t>Up-tunneling from the false to a higher vacuum, the decay of the true vacuum in curved space [45], thermal activation of the Hawking–Moss type [30] and decays of the present vacuum into other vacua are not considered.</w:t>
       </w:r>
     </w:p>
     <w:p>
@@ -26313,20 +32555,53 @@
     </w:p>
     <w:p>
       <w:pPr>
-        <w:keepNext/>
-        <w:spacing w:before="280"/>
+        <w:pStyle w:val="ListBullet"/>
+        <w:jc w:val="both"/>
       </w:pPr>
       <w:r>
         <w:rPr>
-          <w:b/>
-          <w:i w:val="0"/>
-          <w:sz w:val="26"/>
-        </w:rPr>
-        <w:t>9. Conclusions</w:t>
+          <w:b w:val="0"/>
+          <w:i w:val="0"/>
+        </w:rPr>
+        <w:t xml:space="preserve">The thermal analysis assumes equilibrium with the CMB (an upper bound on the thermal channel), the leading high-temperature term with one coefficient </w:t>
+      </w:r>
+      <m:oMath>
+        <m:r>
+          <m:t xml:space="preserve">c</m:t>
+        </m:r>
+      </m:oMath>
+      <w:r>
+        <w:rPr>
+          <w:b w:val="0"/>
+          <w:i w:val="0"/>
+        </w:rPr>
+        <w:t xml:space="preserve">, and a bath coupled below a stated redshift; it neglects higher-order thermal corrections and the interpolation between the O(4) and O(3) saddles near </w:t>
+      </w:r>
+      <m:oMath>
+        <m:sSub>
+          <m:e>
+            <m:r>
+              <m:t xml:space="preserve">T</m:t>
+            </m:r>
+          </m:e>
+          <m:sub>
+            <m:r>
+              <m:t xml:space="preserve">×</m:t>
+            </m:r>
+          </m:sub>
+        </m:sSub>
+      </m:oMath>
+      <w:r>
+        <w:rPr>
+          <w:b w:val="0"/>
+          <w:i w:val="0"/>
+        </w:rPr>
+        <w:t>, which a periodic-instanton calculation would refine.</w:t>
       </w:r>
     </w:p>
     <w:p>
       <w:pPr>
+        <w:pStyle w:val="ListBullet"/>
         <w:jc w:val="both"/>
       </w:pPr>
       <w:r>
@@ -26334,130 +32609,7 @@
           <w:b w:val="0"/>
           <w:i w:val="0"/>
         </w:rPr>
-        <w:t xml:space="preserve">A late-time false-vacuum transition of the present dark energy is a well-defined calculation, and for the explicit potential studied it can be done to a stated precision. The result is a set of boundaries. The decay is a flat-space process controlled by the action </w:t>
-      </w:r>
-      <m:oMath>
-        <m:r>
-          <m:t xml:space="preserve">B=b(η)/λ</m:t>
-        </m:r>
-      </m:oMath>
-      <w:r>
-        <w:rPr>
-          <w:b w:val="0"/>
-          <w:i w:val="0"/>
-        </w:rPr>
-        <w:t xml:space="preserve">, which must lie near </w:t>
-      </w:r>
-      <m:oMath>
-        <m:sSub>
-          <m:e>
-            <m:r>
-              <m:t xml:space="preserve">B</m:t>
-            </m:r>
-          </m:e>
-          <m:sub>
-            <m:r>
-              <m:t xml:space="preserve">c</m:t>
-            </m:r>
-          </m:sub>
-        </m:sSub>
-        <m:r>
-          <m:t xml:space="preserve">≈287</m:t>
-        </m:r>
-      </m:oMath>
-      <w:r>
-        <w:rPr>
-          <w:b w:val="0"/>
-          <w:i w:val="0"/>
-        </w:rPr>
-        <w:t xml:space="preserve"> for the transition to be neither excluded nor effectively absent; with the survival of the present vacuum evaluated on the past light cone, the bound is weak (</w:t>
-      </w:r>
-      <m:oMath>
-        <m:r>
-          <m:t xml:space="preserve">Γ/</m:t>
-        </m:r>
-        <m:sSup>
-          <m:e>
-            <m:r>
-              <m:t xml:space="preserve">H</m:t>
-            </m:r>
-          </m:e>
-          <m:sup>
-            <m:r>
-              <m:t xml:space="preserve">4</m:t>
-            </m:r>
-          </m:sup>
-        </m:sSup>
-        <m:r>
-          <m:t xml:space="preserve">&lt;51</m:t>
-        </m:r>
-      </m:oMath>
-      <w:r>
-        <w:rPr>
-          <w:b w:val="0"/>
-          <w:i w:val="0"/>
-        </w:rPr>
-        <w:t xml:space="preserve">) and the window is set by the action itself, with 0.8% of the stated prior volume decaying within </w:t>
-      </w:r>
-      <m:oMath>
-        <m:r>
-          <m:t xml:space="preserve">1</m:t>
-        </m:r>
-        <m:sSup>
-          <m:e>
-            <m:r>
-              <m:t xml:space="preserve">0</m:t>
-            </m:r>
-          </m:e>
-          <m:sup>
-            <m:r>
-              <m:t xml:space="preserve">20</m:t>
-            </m:r>
-          </m:sup>
-        </m:sSup>
-      </m:oMath>
-      <w:r>
-        <w:rPr>
-          <w:b w:val="0"/>
-          <w:i w:val="0"/>
-        </w:rPr>
-        <w:t xml:space="preserve"> yr. The interior of a nucleated region carries at most the dark-energy density, reheats to at most </w:t>
-      </w:r>
-      <m:oMath>
-        <m:r>
-          <m:t xml:space="preserve">2.2</m:t>
-        </m:r>
-      </m:oMath>
-      <w:r>
-        <w:rPr>
-          <w:b w:val="0"/>
-          <w:i w:val="0"/>
-        </w:rPr>
-        <w:t xml:space="preserve"> meV and cools as </w:t>
-      </w:r>
-      <m:oMath>
-        <m:r>
-          <m:t xml:space="preserve">1/t</m:t>
-        </m:r>
-      </m:oMath>
-      <w:r>
-        <w:rPr>
-          <w:b w:val="0"/>
-          <w:i w:val="0"/>
-        </w:rPr>
-        <w:t xml:space="preserve"> in a curvature-dominated open universe; this conclusion rests on geometry and not on energy conservation alone, and it holds for any sub-Planckian parent energy. A trigger by matter dilution needs a change of the matter mass between the vacua of at least </w:t>
-      </w:r>
-      <m:oMath>
-        <m:r>
-          <m:t xml:space="preserve">0.1%</m:t>
-        </m:r>
-      </m:oMath>
-      <w:r>
-        <w:rPr>
-          <w:b w:val="0"/>
-          <w:i w:val="0"/>
-        </w:rPr>
-        <w:t>. The cyclic-reset hypothesis, in the form tested, is therefore not supported, and the framework identifies what would have to change.</w:t>
+        <w:t>No two-field simulation of the post-nucleation evolution is performed: the argument of Section 5.3 shows that a second field cannot supply energy, and the repeated-transition and entropy questions of Section 5.4 are stated but not computed.</w:t>
       </w:r>
     </w:p>
     <w:p>
@@ -26471,7 +32623,7 @@
           <w:i w:val="0"/>
           <w:sz w:val="26"/>
         </w:rPr>
-        <w:t>Declarations</w:t>
+        <w:t>9. Conclusions</w:t>
       </w:r>
     </w:p>
     <w:p>
@@ -26480,131 +32632,109 @@
       </w:pPr>
       <w:r>
         <w:rPr>
-          <w:b/>
-          <w:i w:val="0"/>
-        </w:rPr>
-        <w:t xml:space="preserve">Funding. </w:t>
-      </w:r>
-      <w:r>
-        <w:rPr>
-          <w:b w:val="0"/>
-          <w:i w:val="0"/>
-        </w:rPr>
-        <w:t>This research received no specific grant from funding agencies in the public, commercial, or not-for-profit sectors.</w:t>
-      </w:r>
-    </w:p>
-    <w:p>
-      <w:pPr>
-        <w:jc w:val="both"/>
-      </w:pPr>
-      <w:r>
-        <w:rPr>
-          <w:b/>
-          <w:i w:val="0"/>
-        </w:rPr>
-        <w:t xml:space="preserve">Conflict of interest. </w:t>
-      </w:r>
-      <w:r>
-        <w:rPr>
-          <w:b w:val="0"/>
-          <w:i w:val="0"/>
-        </w:rPr>
-        <w:t>The author declares no competing interests.</w:t>
-      </w:r>
-    </w:p>
-    <w:p>
-      <w:pPr>
-        <w:jc w:val="both"/>
-      </w:pPr>
-      <w:r>
-        <w:rPr>
-          <w:b/>
-          <w:i w:val="0"/>
-        </w:rPr>
-        <w:t xml:space="preserve">Ethics approval, consent to participate, consent for publication. </w:t>
-      </w:r>
-      <w:r>
-        <w:rPr>
-          <w:b w:val="0"/>
-          <w:i w:val="0"/>
-        </w:rPr>
-        <w:t>Not applicable.</w:t>
-      </w:r>
-    </w:p>
-    <w:p>
-      <w:pPr>
-        <w:jc w:val="both"/>
-      </w:pPr>
-      <w:r>
-        <w:rPr>
-          <w:b/>
-          <w:i w:val="0"/>
-        </w:rPr>
-        <w:t xml:space="preserve">Data availability. </w:t>
-      </w:r>
-      <w:r>
-        <w:rPr>
-          <w:b w:val="0"/>
-          <w:i w:val="0"/>
-        </w:rPr>
-        <w:t>The data underlying every figure and table (bounce tables, error budget, survival calculation, falsification map, Monte Carlo summary, interior evolution, scope and coupling estimates, verification results) are deposited with the code at https://github.com/sandlerleon/late-time-vacuum-decay and archived at https://doi.org/10.5281/zenodo.23751350.</w:t>
-      </w:r>
-    </w:p>
-    <w:p>
-      <w:pPr>
-        <w:jc w:val="both"/>
-      </w:pPr>
-      <w:r>
-        <w:rPr>
-          <w:b/>
-          <w:i w:val="0"/>
-        </w:rPr>
-        <w:t xml:space="preserve">Code availability. </w:t>
-      </w:r>
-      <w:r>
-        <w:rPr>
-          <w:b w:val="0"/>
-          <w:i w:val="0"/>
-        </w:rPr>
-        <w:t>All code (Python, NumPy, SciPy, Matplotlib) is released under the MIT licence at https://github.com/sandlerleon/late-time-vacuum-decay, archived at https://doi.org/10.5281/zenodo.23751350. Running the scripts in the stated order regenerates every number in this paper, and verify.py runs 18 executable checks. The manuscript is archived at https://doi.org/10.5281/zenodo.23751349.</w:t>
-      </w:r>
-    </w:p>
-    <w:p>
-      <w:pPr>
-        <w:jc w:val="both"/>
-      </w:pPr>
-      <w:r>
-        <w:rPr>
-          <w:b/>
-          <w:i w:val="0"/>
-        </w:rPr>
-        <w:t xml:space="preserve">Authors' contributions. </w:t>
-      </w:r>
-      <w:r>
-        <w:rPr>
-          <w:b w:val="0"/>
-          <w:i w:val="0"/>
-        </w:rPr>
-        <w:t>L.S.: conceptualization, methodology, software, formal analysis, investigation, visualization, writing.</w:t>
-      </w:r>
-    </w:p>
-    <w:p>
-      <w:pPr>
-        <w:jc w:val="both"/>
-      </w:pPr>
-      <w:r>
-        <w:rPr>
-          <w:b/>
-          <w:i w:val="0"/>
-        </w:rPr>
-        <w:t xml:space="preserve">Use of generative AI. </w:t>
-      </w:r>
-      <w:r>
-        <w:rPr>
-          <w:b w:val="0"/>
-          <w:i w:val="0"/>
-        </w:rPr>
-        <w:t>During the preparation of this work the author used Claude (Anthropic) to assist with the design of the numerical analysis, writing of the code, literature checking and drafting. The author reviewed and edited the content, checked the code against analytic limits and executable tests, verified the cited references, and takes full responsibility for the publication. No AI tool is an author.</w:t>
+          <w:b w:val="0"/>
+          <w:i w:val="0"/>
+        </w:rPr>
+        <w:t xml:space="preserve">A late-time false-vacuum transition of the present dark energy is a well-defined calculation, and for the explicit potential studied it can be done to a stated precision. The quantum decay is a flat-space process controlled by the action </w:t>
+      </w:r>
+      <m:oMath>
+        <m:r>
+          <m:t xml:space="preserve">B=b(η)/λ</m:t>
+        </m:r>
+      </m:oMath>
+      <w:r>
+        <w:rPr>
+          <w:b w:val="0"/>
+          <w:i w:val="0"/>
+        </w:rPr>
+        <w:t xml:space="preserve">, which must lie near </w:t>
+      </w:r>
+      <m:oMath>
+        <m:sSub>
+          <m:e>
+            <m:r>
+              <m:t xml:space="preserve">B</m:t>
+            </m:r>
+          </m:e>
+          <m:sub>
+            <m:r>
+              <m:t xml:space="preserve">c</m:t>
+            </m:r>
+          </m:sub>
+        </m:sSub>
+        <m:r>
+          <m:t xml:space="preserve">≈287</m:t>
+        </m:r>
+      </m:oMath>
+      <w:r>
+        <w:rPr>
+          <w:b w:val="0"/>
+          <w:i w:val="0"/>
+        </w:rPr>
+        <w:t xml:space="preserve"> for the transition to be neither excluded nor effectively absent; with survival evaluated on the past light cone the bound is weak (</w:t>
+      </w:r>
+      <m:oMath>
+        <m:r>
+          <m:t xml:space="preserve">Γ/</m:t>
+        </m:r>
+        <m:sSup>
+          <m:e>
+            <m:r>
+              <m:t xml:space="preserve">H</m:t>
+            </m:r>
+          </m:e>
+          <m:sup>
+            <m:r>
+              <m:t xml:space="preserve">4</m:t>
+            </m:r>
+          </m:sup>
+        </m:sSup>
+        <m:r>
+          <m:t xml:space="preserve">&lt;51</m:t>
+        </m:r>
+      </m:oMath>
+      <w:r>
+        <w:rPr>
+          <w:b w:val="0"/>
+          <w:i w:val="0"/>
+        </w:rPr>
+        <w:t xml:space="preserve">) and the window is set by the action itself. Cosmological cooling does not help: a thermal mass rescales the potential exactly, the thermal O(3) channel dominates above 0.18 meV and falls monotonically as the universe cools, and a scalar in equilibrium with the CMB is more strongly constrained (24–49% of the prior excluded against 15%) with no late-time decay window left. The nucleated daughter region carries at most the dark-energy density, reheats to at most </w:t>
+      </w:r>
+      <m:oMath>
+        <m:r>
+          <m:t xml:space="preserve">2.2</m:t>
+        </m:r>
+      </m:oMath>
+      <w:r>
+        <w:rPr>
+          <w:b w:val="0"/>
+          <w:i w:val="0"/>
+        </w:rPr>
+        <w:t xml:space="preserve"> meV and cools as </w:t>
+      </w:r>
+      <m:oMath>
+        <m:r>
+          <m:t xml:space="preserve">1/t</m:t>
+        </m:r>
+      </m:oMath>
+      <w:r>
+        <w:rPr>
+          <w:b w:val="0"/>
+          <w:i w:val="0"/>
+        </w:rPr>
+        <w:t xml:space="preserve"> in a curvature-dominated open universe; this rests on geometry and not on energy conservation alone, holds for any sub-Planckian parent energy and any number of scalar fields, and a trigger by matter dilution would need a change of the matter mass between the vacua of at least </w:t>
+      </w:r>
+      <m:oMath>
+        <m:r>
+          <m:t xml:space="preserve">0.1%</m:t>
+        </m:r>
+      </m:oMath>
+      <w:r>
+        <w:rPr>
+          <w:b w:val="0"/>
+          <w:i w:val="0"/>
+        </w:rPr>
+        <w:t>. A daughter region of the present dark energy is cold and empty, and the cyclic-reset hypothesis, in the form tested, is not supported; the framework identifies what would have to change.</w:t>
       </w:r>
     </w:p>
     <w:p>
@@ -26618,511 +32748,154 @@
           <w:i w:val="0"/>
           <w:sz w:val="26"/>
         </w:rPr>
-        <w:t>References</w:t>
+        <w:t>Declarations</w:t>
       </w:r>
     </w:p>
     <w:p>
       <w:pPr>
-        <w:spacing w:after="40"/>
-        <w:ind w:left="432" w:hanging="432"/>
+        <w:jc w:val="both"/>
       </w:pPr>
       <w:r>
         <w:rPr>
-          <w:b w:val="0"/>
-          <w:i w:val="0"/>
-          <w:sz w:val="19"/>
-        </w:rPr>
-        <w:t>[1] S. Coleman, F. De Luccia, Gravitational effects on and of vacuum decay. Phys. Rev. D 21, 3305–3315 (1980). https://doi.org/10.1103/PhysRevD.21.3305</w:t>
+          <w:b/>
+          <w:i w:val="0"/>
+        </w:rPr>
+        <w:t xml:space="preserve">Funding. </w:t>
+      </w:r>
+      <w:r>
+        <w:rPr>
+          <w:b w:val="0"/>
+          <w:i w:val="0"/>
+        </w:rPr>
+        <w:t>This research received no specific grant from funding agencies in the public, commercial, or not-for-profit sectors.</w:t>
       </w:r>
     </w:p>
     <w:p>
       <w:pPr>
-        <w:spacing w:after="40"/>
-        <w:ind w:left="432" w:hanging="432"/>
+        <w:jc w:val="both"/>
       </w:pPr>
       <w:r>
         <w:rPr>
-          <w:b w:val="0"/>
-          <w:i w:val="0"/>
-          <w:sz w:val="19"/>
-        </w:rPr>
-        <w:t>[2] R. Penrose, Cycles of Time: An Extraordinary New View of the Universe. Bodley Head, London (2010).</w:t>
+          <w:b/>
+          <w:i w:val="0"/>
+        </w:rPr>
+        <w:t xml:space="preserve">Conflict of interest. </w:t>
+      </w:r>
+      <w:r>
+        <w:rPr>
+          <w:b w:val="0"/>
+          <w:i w:val="0"/>
+        </w:rPr>
+        <w:t>The author declares no competing interests.</w:t>
       </w:r>
     </w:p>
     <w:p>
       <w:pPr>
-        <w:spacing w:after="40"/>
-        <w:ind w:left="432" w:hanging="432"/>
+        <w:jc w:val="both"/>
       </w:pPr>
       <w:r>
         <w:rPr>
-          <w:b w:val="0"/>
-          <w:i w:val="0"/>
-          <w:sz w:val="19"/>
-        </w:rPr>
-        <w:t>[3] M. Gasperini, G. Veneziano, The pre-big bang scenario in string cosmology. Phys. Rep. 373, 1–212 (2003). https://doi.org/10.1016/S0370-1573(02)00389-7</w:t>
+          <w:b/>
+          <w:i w:val="0"/>
+        </w:rPr>
+        <w:t xml:space="preserve">Ethics approval, consent to participate, consent for publication. </w:t>
+      </w:r>
+      <w:r>
+        <w:rPr>
+          <w:b w:val="0"/>
+          <w:i w:val="0"/>
+        </w:rPr>
+        <w:t>Not applicable.</w:t>
       </w:r>
     </w:p>
     <w:p>
       <w:pPr>
-        <w:spacing w:after="40"/>
-        <w:ind w:left="432" w:hanging="432"/>
+        <w:jc w:val="both"/>
       </w:pPr>
       <w:r>
         <w:rPr>
-          <w:b w:val="0"/>
-          <w:i w:val="0"/>
-          <w:sz w:val="19"/>
-        </w:rPr>
-        <w:t>[4] P.J. Steinhardt, N. Turok, A cyclic model of the universe. Science 296, 1436–1439 (2002). https://doi.org/10.1126/science.1070462</w:t>
+          <w:b/>
+          <w:i w:val="0"/>
+        </w:rPr>
+        <w:t xml:space="preserve">Data availability. </w:t>
+      </w:r>
+      <w:r>
+        <w:rPr>
+          <w:b w:val="0"/>
+          <w:i w:val="0"/>
+        </w:rPr>
+        <w:t>The data underlying every figure and table (bounce tables, error budget, survival calculation, falsification map, Monte Carlo summary, interior evolution, scope and coupling estimates, verification results) are deposited with the code at https://github.com/sandlerleon/late-time-vacuum-decay and archived at https://doi.org/10.5281/zenodo.23752471.</w:t>
       </w:r>
     </w:p>
     <w:p>
       <w:pPr>
-        <w:spacing w:after="40"/>
-        <w:ind w:left="432" w:hanging="432"/>
+        <w:jc w:val="both"/>
       </w:pPr>
       <w:r>
         <w:rPr>
-          <w:b w:val="0"/>
-          <w:i w:val="0"/>
-          <w:sz w:val="19"/>
-        </w:rPr>
-        <w:t>[5] A. Ijjas, P.J. Steinhardt, Bouncing cosmology made simple. Class. Quantum Grav. 35, 135004 (2018). https://doi.org/10.1088/1361-6382/aac482</w:t>
+          <w:b/>
+          <w:i w:val="0"/>
+        </w:rPr>
+        <w:t xml:space="preserve">Code availability. </w:t>
+      </w:r>
+      <w:r>
+        <w:rPr>
+          <w:b w:val="0"/>
+          <w:i w:val="0"/>
+        </w:rPr>
+        <w:t>All code (Python, NumPy, SciPy, Matplotlib) is released under the MIT licence at https://github.com/sandlerleon/late-time-vacuum-decay, archived at https://doi.org/10.5281/zenodo.23752471. Running the scripts in the stated order regenerates every number in this paper, and verify.py runs 21 executable checks. The manuscript is archived at https://doi.org/10.5281/zenodo.23752470.</w:t>
       </w:r>
     </w:p>
     <w:p>
       <w:pPr>
-        <w:spacing w:after="40"/>
-        <w:ind w:left="432" w:hanging="432"/>
+        <w:jc w:val="both"/>
       </w:pPr>
       <w:r>
         <w:rPr>
-          <w:b w:val="0"/>
-          <w:i w:val="0"/>
-          <w:sz w:val="19"/>
-        </w:rPr>
-        <w:t>[6] S. Coleman, Fate of the false vacuum: Semiclassical theory. Phys. Rev. D 15, 2929–2936 (1977). https://doi.org/10.1103/PhysRevD.15.2929</w:t>
+          <w:b/>
+          <w:i w:val="0"/>
+        </w:rPr>
+        <w:t xml:space="preserve">Authors' contributions. </w:t>
+      </w:r>
+      <w:r>
+        <w:rPr>
+          <w:b w:val="0"/>
+          <w:i w:val="0"/>
+        </w:rPr>
+        <w:t>L.S.: conceptualization, methodology, software, formal analysis, investigation, visualization, writing.</w:t>
       </w:r>
     </w:p>
     <w:p>
       <w:pPr>
-        <w:spacing w:after="40"/>
-        <w:ind w:left="432" w:hanging="432"/>
+        <w:jc w:val="both"/>
       </w:pPr>
       <w:r>
         <w:rPr>
-          <w:b w:val="0"/>
-          <w:i w:val="0"/>
-          <w:sz w:val="19"/>
-        </w:rPr>
-        <w:t>[7] C.G. Callan, S. Coleman, Fate of the false vacuum. II. First quantum corrections. Phys. Rev. D 16, 1762–1768 (1977). https://doi.org/10.1103/PhysRevD.16.1762</w:t>
+          <w:b/>
+          <w:i w:val="0"/>
+        </w:rPr>
+        <w:t xml:space="preserve">Use of generative AI. </w:t>
+      </w:r>
+      <w:r>
+        <w:rPr>
+          <w:b w:val="0"/>
+          <w:i w:val="0"/>
+        </w:rPr>
+        <w:t>During the preparation of this work the author used Claude (Anthropic) to assist with the design of the numerical analysis, writing of the code, literature checking and drafting. The author reviewed and edited the content, checked the code against analytic limits and executable tests, verified the cited references, and takes full responsibility for the publication. No AI tool is an author.</w:t>
       </w:r>
     </w:p>
     <w:p>
       <w:pPr>
-        <w:spacing w:after="40"/>
-        <w:ind w:left="432" w:hanging="432"/>
+        <w:keepNext/>
+        <w:spacing w:before="280"/>
       </w:pPr>
       <w:r>
         <w:rPr>
-          <w:b w:val="0"/>
-          <w:i w:val="0"/>
-          <w:sz w:val="19"/>
-        </w:rPr>
-        <w:t>[8] S.W. Hawking, I.G. Moss, Supercooled phase transitions in the very early universe. Phys. Lett. B 110, 35–38 (1982). https://doi.org/10.1016/0370-2693(82)90946-7</w:t>
-      </w:r>
-    </w:p>
-    <w:p>
-      <w:pPr>
-        <w:spacing w:after="40"/>
-        <w:ind w:left="432" w:hanging="432"/>
-      </w:pPr>
-      <w:r>
-        <w:rPr>
-          <w:b w:val="0"/>
-          <w:i w:val="0"/>
-          <w:sz w:val="19"/>
-        </w:rPr>
-        <w:t>[9] S. Parke, Gravity and the decay of the false vacuum. Phys. Lett. B 121, 313–315 (1983). https://doi.org/10.1016/0370-2693(83)91376-X</w:t>
-      </w:r>
-    </w:p>
-    <w:p>
-      <w:pPr>
-        <w:spacing w:after="40"/>
-        <w:ind w:left="432" w:hanging="432"/>
-      </w:pPr>
-      <w:r>
-        <w:rPr>
-          <w:b w:val="0"/>
-          <w:i w:val="0"/>
-          <w:sz w:val="19"/>
-        </w:rPr>
-        <w:t>[10] R.A. Jensen, P.J. Steinhardt, Bubble nucleation and the Coleman–Weinberg model. Nucl. Phys. B 237, 176–188 (1984). https://doi.org/10.1016/0550-3213(84)90021-X</w:t>
-      </w:r>
-    </w:p>
-    <w:p>
-      <w:pPr>
-        <w:spacing w:after="40"/>
-        <w:ind w:left="432" w:hanging="432"/>
-      </w:pPr>
-      <w:r>
-        <w:rPr>
-          <w:b w:val="0"/>
-          <w:i w:val="0"/>
-          <w:sz w:val="19"/>
-        </w:rPr>
-        <w:t>[11] T. Hackworth, E.J. Weinberg, Oscillating bounce solutions and vacuum tunneling in de Sitter spacetime. Phys. Rev. D 71, 044014 (2005). https://doi.org/10.1103/PhysRevD.71.044014</w:t>
-      </w:r>
-    </w:p>
-    <w:p>
-      <w:pPr>
-        <w:spacing w:after="40"/>
-        <w:ind w:left="432" w:hanging="432"/>
-      </w:pPr>
-      <w:r>
-        <w:rPr>
-          <w:b w:val="0"/>
-          <w:i w:val="0"/>
-          <w:sz w:val="19"/>
-        </w:rPr>
-        <w:t>[12] G.V. Dunne, H. Min, Beyond the thin-wall approximation: Precise numerical computation of prefactors in false vacuum decay. Phys. Rev. D 72, 125004 (2005). https://doi.org/10.1103/PhysRevD.72.125004</w:t>
-      </w:r>
-    </w:p>
-    <w:p>
-      <w:pPr>
-        <w:spacing w:after="40"/>
-        <w:ind w:left="432" w:hanging="432"/>
-      </w:pPr>
-      <w:r>
-        <w:rPr>
-          <w:b w:val="0"/>
-          <w:i w:val="0"/>
-          <w:sz w:val="19"/>
-        </w:rPr>
-        <w:t>[13] A. Andreassen, W. Frost, M.D. Schwartz, Scale-invariant instantons and the complete lifetime of the standard model. Phys. Rev. D 97, 056006 (2018). https://doi.org/10.1103/PhysRevD.97.056006</w:t>
-      </w:r>
-    </w:p>
-    <w:p>
-      <w:pPr>
-        <w:spacing w:after="40"/>
-        <w:ind w:left="432" w:hanging="432"/>
-      </w:pPr>
-      <w:r>
-        <w:rPr>
-          <w:b w:val="0"/>
-          <w:i w:val="0"/>
-          <w:sz w:val="19"/>
-        </w:rPr>
-        <w:t>[14] G. Isidori, G. Ridolfi, A. Strumia, On the metastability of the Standard Model vacuum. Nucl. Phys. B 609, 387–409 (2001). https://doi.org/10.1016/S0550-3213(01)00302-9</w:t>
-      </w:r>
-    </w:p>
-    <w:p>
-      <w:pPr>
-        <w:spacing w:after="40"/>
-        <w:ind w:left="432" w:hanging="432"/>
-      </w:pPr>
-      <w:r>
-        <w:rPr>
-          <w:b w:val="0"/>
-          <w:i w:val="0"/>
-          <w:sz w:val="19"/>
-        </w:rPr>
-        <w:t>[15] J.R. Espinosa, G.F. Giudice, A. Riotto, Cosmological implications of the Higgs mass measurement. J. Cosmol. Astropart. Phys. 2008(05), 002 (2008). https://doi.org/10.1088/1475-7516/2008/05/002</w:t>
-      </w:r>
-    </w:p>
-    <w:p>
-      <w:pPr>
-        <w:spacing w:after="40"/>
-        <w:ind w:left="432" w:hanging="432"/>
-      </w:pPr>
-      <w:r>
-        <w:rPr>
-          <w:b w:val="0"/>
-          <w:i w:val="0"/>
-          <w:sz w:val="19"/>
-        </w:rPr>
-        <w:t>[16] A.H. Guth, E.J. Weinberg, Could the universe have recovered from a slow first-order phase transition? Nucl. Phys. B 212, 321–364 (1983). https://doi.org/10.1016/0550-3213(83)90307-3</w:t>
-      </w:r>
-    </w:p>
-    <w:p>
-      <w:pPr>
-        <w:spacing w:after="40"/>
-        <w:ind w:left="432" w:hanging="432"/>
-      </w:pPr>
-      <w:r>
-        <w:rPr>
-          <w:b w:val="0"/>
-          <w:i w:val="0"/>
-          <w:sz w:val="19"/>
-        </w:rPr>
-        <w:t>[17] M.S. Turner, E.J. Weinberg, L.M. Widrow, Bubble nucleation in first-order inflation and other cosmological phase transitions. Phys. Rev. D 46, 2384–2403 (1992). https://doi.org/10.1103/PhysRevD.46.2384</w:t>
-      </w:r>
-    </w:p>
-    <w:p>
-      <w:pPr>
-        <w:spacing w:after="40"/>
-        <w:ind w:left="432" w:hanging="432"/>
-      </w:pPr>
-      <w:r>
-        <w:rPr>
-          <w:b w:val="0"/>
-          <w:i w:val="0"/>
-          <w:sz w:val="19"/>
-        </w:rPr>
-        <w:t>[18] J.R. Gott III, Creation of open universes from de Sitter space. Nature 295, 304–307 (1982). https://doi.org/10.1038/295304a0</w:t>
-      </w:r>
-    </w:p>
-    <w:p>
-      <w:pPr>
-        <w:spacing w:after="40"/>
-        <w:ind w:left="432" w:hanging="432"/>
-      </w:pPr>
-      <w:r>
-        <w:rPr>
-          <w:b w:val="0"/>
-          <w:i w:val="0"/>
-          <w:sz w:val="19"/>
-        </w:rPr>
-        <w:t>[19] M. Bucher, A.S. Goldhaber, N. Turok, Open universe from inflation. Phys. Rev. D 52, 3314–3337 (1995). https://doi.org/10.1103/PhysRevD.52.3314</w:t>
-      </w:r>
-    </w:p>
-    <w:p>
-      <w:pPr>
-        <w:spacing w:after="40"/>
-        <w:ind w:left="432" w:hanging="432"/>
-      </w:pPr>
-      <w:r>
-        <w:rPr>
-          <w:b w:val="0"/>
-          <w:i w:val="0"/>
-          <w:sz w:val="19"/>
-        </w:rPr>
-        <w:t>[20] B. Freivogel, M. Kleban, M. Rodriguez Martinez, L. Susskind, Observational consequences of a landscape. J. High Energy Phys. 2006(03), 039 (2006). https://doi.org/10.1088/1126-6708/2006/03/039</w:t>
-      </w:r>
-    </w:p>
-    <w:p>
-      <w:pPr>
-        <w:spacing w:after="40"/>
-        <w:ind w:left="432" w:hanging="432"/>
-      </w:pPr>
-      <w:r>
-        <w:rPr>
-          <w:b w:val="0"/>
-          <w:i w:val="0"/>
-          <w:sz w:val="19"/>
-        </w:rPr>
-        <w:t>[21] R. Bousso, J. Polchinski, Quantization of four-form fluxes and dynamical neutralization of the cosmological constant. J. High Energy Phys. 2000(06), 006 (2000). https://doi.org/10.1088/1126-6708/2000/06/006</w:t>
-      </w:r>
-    </w:p>
-    <w:p>
-      <w:pPr>
-        <w:spacing w:after="40"/>
-        <w:ind w:left="432" w:hanging="432"/>
-      </w:pPr>
-      <w:r>
-        <w:rPr>
-          <w:b w:val="0"/>
-          <w:i w:val="0"/>
-          <w:sz w:val="19"/>
-        </w:rPr>
-        <w:t>[22] L. Dyson, M. Kleban, L. Susskind, Disturbing implications of a cosmological constant. J. High Energy Phys. 2002(10), 011 (2002). https://doi.org/10.1088/1126-6708/2002/10/011</w:t>
-      </w:r>
-    </w:p>
-    <w:p>
-      <w:pPr>
-        <w:spacing w:after="40"/>
-        <w:ind w:left="432" w:hanging="432"/>
-      </w:pPr>
-      <w:r>
-        <w:rPr>
-          <w:b w:val="0"/>
-          <w:i w:val="0"/>
-          <w:sz w:val="19"/>
-        </w:rPr>
-        <w:t>[23] M. Kleban, Cosmic bubble collisions. Class. Quantum Grav. 28, 204008 (2011). https://doi.org/10.1088/0264-9381/28/20/204008</w:t>
-      </w:r>
-    </w:p>
-    <w:p>
-      <w:pPr>
-        <w:spacing w:after="40"/>
-        <w:ind w:left="432" w:hanging="432"/>
-      </w:pPr>
-      <w:r>
-        <w:rPr>
-          <w:b w:val="0"/>
-          <w:i w:val="0"/>
-          <w:sz w:val="19"/>
-        </w:rPr>
-        <w:t>[24] A. Aguirre, M.C. Johnson, A status report on the observability of cosmic bubble collisions. Rep. Prog. Phys. 74, 074901 (2011). https://doi.org/10.1088/0034-4885/74/7/074901</w:t>
-      </w:r>
-    </w:p>
-    <w:p>
-      <w:pPr>
-        <w:spacing w:after="40"/>
-        <w:ind w:left="432" w:hanging="432"/>
-      </w:pPr>
-      <w:r>
-        <w:rPr>
-          <w:b w:val="0"/>
-          <w:i w:val="0"/>
-          <w:sz w:val="19"/>
-        </w:rPr>
-        <w:t>[25] J. Khoury, A. Weltman, Chameleon fields: awaiting surprises for tests of gravity in space. Phys. Rev. Lett. 93, 171104 (2004). https://doi.org/10.1103/PhysRevLett.93.171104</w:t>
-      </w:r>
-    </w:p>
-    <w:p>
-      <w:pPr>
-        <w:spacing w:after="40"/>
-        <w:ind w:left="432" w:hanging="432"/>
-      </w:pPr>
-      <w:r>
-        <w:rPr>
-          <w:b w:val="0"/>
-          <w:i w:val="0"/>
-          <w:sz w:val="19"/>
-        </w:rPr>
-        <w:t>[26] K. Hinterbichler, J. Khoury, Screening long-range forces through local symmetry restoration. Phys. Rev. Lett. 104, 231301 (2010). https://doi.org/10.1103/PhysRevLett.104.231301</w:t>
-      </w:r>
-    </w:p>
-    <w:p>
-      <w:pPr>
-        <w:spacing w:after="40"/>
-        <w:ind w:left="432" w:hanging="432"/>
-      </w:pPr>
-      <w:r>
-        <w:rPr>
-          <w:b w:val="0"/>
-          <w:i w:val="0"/>
-          <w:sz w:val="19"/>
-        </w:rPr>
-        <w:t>[27] Planck Collaboration, N. Aghanim et al., Planck 2018 results. VI. Cosmological parameters. Astron. Astrophys. 641, A6 (2020). https://doi.org/10.1051/0004-6361/201833910</w:t>
-      </w:r>
-    </w:p>
-    <w:p>
-      <w:pPr>
-        <w:spacing w:after="40"/>
-        <w:ind w:left="432" w:hanging="432"/>
-      </w:pPr>
-      <w:r>
-        <w:rPr>
-          <w:b w:val="0"/>
-          <w:i w:val="0"/>
-          <w:sz w:val="19"/>
-        </w:rPr>
-        <w:t>[28] P. Virtanen et al., SciPy 1.0: fundamental algorithms for scientific computing in Python. Nat. Methods 17, 261–272 (2020). https://doi.org/10.1038/s41592-019-0686-2</w:t>
-      </w:r>
-    </w:p>
-    <w:p>
-      <w:pPr>
-        <w:spacing w:after="40"/>
-        <w:ind w:left="432" w:hanging="432"/>
-      </w:pPr>
-      <w:r>
-        <w:rPr>
-          <w:b w:val="0"/>
-          <w:i w:val="0"/>
-          <w:sz w:val="19"/>
-        </w:rPr>
-        <w:t>[29] C.R. Harris et al., Array programming with NumPy. Nature 585, 357–362 (2020). https://doi.org/10.1038/s41586-020-2649-2</w:t>
-      </w:r>
-    </w:p>
-    <w:p>
-      <w:pPr>
-        <w:spacing w:after="40"/>
-        <w:ind w:left="432" w:hanging="432"/>
-      </w:pPr>
-      <w:r>
-        <w:rPr>
-          <w:b w:val="0"/>
-          <w:i w:val="0"/>
-          <w:sz w:val="19"/>
-        </w:rPr>
-        <w:t>[30] C.L. Wainwright, CosmoTransitions: Computing cosmological phase transition temperatures and bubble profiles with multiple fields. Comput. Phys. Commun. 183, 2006–2013 (2012). https://doi.org/10.1016/j.cpc.2012.04.004</w:t>
-      </w:r>
-    </w:p>
-    <w:p>
-      <w:pPr>
-        <w:spacing w:after="40"/>
-        <w:ind w:left="432" w:hanging="432"/>
-      </w:pPr>
-      <w:r>
-        <w:rPr>
-          <w:b w:val="0"/>
-          <w:i w:val="0"/>
-          <w:sz w:val="19"/>
-        </w:rPr>
-        <w:t>[31] T. Tanaka, M. Sasaki, False vacuum decay with gravity. Prog. Theor. Phys. 88, 503–528 (1992). https://doi.org/10.1143/PTP.88.503</w:t>
-      </w:r>
-    </w:p>
-    <w:p>
-      <w:pPr>
-        <w:spacing w:after="40"/>
-        <w:ind w:left="432" w:hanging="432"/>
-      </w:pPr>
-      <w:r>
-        <w:rPr>
-          <w:b w:val="0"/>
-          <w:i w:val="0"/>
-          <w:sz w:val="19"/>
-        </w:rPr>
-        <w:t>[32] C. Pitrou, A. Coc, J.-P. Uzan, E. Vangioni, Precision big bang nucleosynthesis with improved Helium-4 predictions. Phys. Rep. 754, 1–66 (2018). https://doi.org/10.1016/j.physrep.2018.04.005</w:t>
-      </w:r>
-    </w:p>
-    <w:p>
-      <w:pPr>
-        <w:spacing w:after="40"/>
-        <w:ind w:left="432" w:hanging="432"/>
-      </w:pPr>
-      <w:r>
-        <w:rPr>
-          <w:b w:val="0"/>
-          <w:i w:val="0"/>
-          <w:sz w:val="19"/>
-        </w:rPr>
-        <w:t>[33] G.W. Gibbons, S.W. Hawking, Cosmological event horizons, thermodynamics, and particle creation. Phys. Rev. D 15, 2738–2751 (1977). https://doi.org/10.1103/PhysRevD.15.2738</w:t>
-      </w:r>
-    </w:p>
-    <w:p>
-      <w:pPr>
-        <w:spacing w:after="40"/>
-        <w:ind w:left="432" w:hanging="432"/>
-      </w:pPr>
-      <w:r>
-        <w:rPr>
-          <w:b w:val="0"/>
-          <w:i w:val="0"/>
-          <w:sz w:val="19"/>
-        </w:rPr>
-        <w:t>[34] DESI Collaboration, M. Abdul Karim et al., DESI DR2 results. II. Measurements of baryon acoustic oscillations and cosmological constraints. Phys. Rev. D 112, 083515 (2025). https://doi.org/10.1103/tr6y-kpc6</w:t>
-      </w:r>
-    </w:p>
-    <w:p>
-      <w:pPr>
-        <w:spacing w:after="40"/>
-        <w:ind w:left="432" w:hanging="432"/>
-      </w:pPr>
-      <w:r>
-        <w:rPr>
-          <w:b w:val="0"/>
-          <w:i w:val="0"/>
-          <w:sz w:val="19"/>
-        </w:rPr>
-        <w:t>[35] K. Lee, E.J. Weinberg, Decay of the true vacuum in curved space-time. Phys. Rev. D 36, 1088–1094 (1987). https://doi.org/10.1103/PhysRevD.36.1088</w:t>
-      </w:r>
-    </w:p>
-    <w:p>
-      <w:pPr>
-        <w:spacing w:after="40"/>
-        <w:ind w:left="432" w:hanging="432"/>
-      </w:pPr>
-      <w:r>
-        <w:rPr>
-          <w:b w:val="0"/>
-          <w:i w:val="0"/>
-          <w:sz w:val="19"/>
-        </w:rPr>
-        <w:t>[36] A.R. Brown, E.J. Weinberg, Thermal derivation of the Coleman–De Luccia tunneling prescription. Phys. Rev. D 76, 064003 (2007). https://doi.org/10.1103/PhysRevD.76.064003</w:t>
+          <w:b/>
+          <w:i w:val="0"/>
+          <w:sz w:val="26"/>
+        </w:rPr>
+        <w:t>References</w:t>
       </w:r>
     </w:p>
     <w:sectPr>

--- a/manuscript/EPJC_Late_Time_Vacuum_Decay.docx
+++ b/manuscript/EPJC_Late_Time_Vacuum_Decay.docx
@@ -491,7 +491,7 @@
           <w:b w:val="0"/>
           <w:i w:val="0"/>
         </w:rPr>
-        <w:t>Two outcomes must be kept apart. In a branching or recycling picture (Option A) a parent metastable vacuum nucleates daughter regions by tunneling; each is a bubble inside the parent spacetime, and whether it is a hot expanding universe, or a universe at all in the sense of [6, 7, 8], is a separate question. In a genuinely cyclic cosmology (Option B) the same region expands, contracts, bounces and reheats, which needs a dynamical bounce beyond tunneling and raises problems of stability and entropy [9, 10]. This paper addresses Option A with the Coleman–De Luccia theory and treats Option B only by stating, in Section 5.4, what it would require.</w:t>
+        <w:t>A further distinction concerns the outcome. In a branching or recycling picture (Option A) a parent metastable vacuum nucleates daughter regions by tunneling; each is a bubble inside the parent spacetime, and whether it is a hot expanding universe, or a universe at all in the sense of [6, 7, 8], is a separate question. In a genuinely cyclic cosmology (Option B) the same region expands, contracts, bounces and reheats, which needs a dynamical bounce beyond tunneling and raises problems of stability and entropy [9, 10]. This paper addresses Option A with the Coleman–De Luccia theory and treats Option B only by stating, in Section 5.4, what it would require.</w:t>
       </w:r>
     </w:p>
     <w:p>

--- a/manuscript/EPJC_Late_Time_Vacuum_Decay.docx
+++ b/manuscript/EPJC_Late_Time_Vacuum_Decay.docx
@@ -80,7 +80,7 @@
           <w:b w:val="0"/>
           <w:i w:val="0"/>
         </w:rPr>
-        <w:t xml:space="preserve">A metastable dark-energy vacuum could decay by nucleating bubbles that evolve into daughter regions. Whether such a region can be a hot expanding universe, and whether cosmological cooling changes the probability of the transition, are quantitative questions, and this paper answers them for an explicit model. For a scalar potential with a metastable minimum at the dark-energy scale, the O(4) Coleman–De Luccia bounce is computed in flat space and with gravity (shooting, an independent boundary-value solution, a numerical error budget, the negative-mode structure and 21 executable checks). All scales are set by the dark energy, so </w:t>
+        <w:t xml:space="preserve">A metastable dark-energy vacuum could nucleate bubbles that evolve into daughter regions. We ask whether such a region can be a hot expanding universe and whether cosmological cooling raises the transition probability. For a scalar potential with a metastable minimum at the dark-energy scale we compute the Coleman–De Luccia bounce (error budget, negative-mode structure, 24 executable checks); all scales follow from the dark energy, </w:t>
       </w:r>
       <m:oMath>
         <m:r>
@@ -148,7 +148,7 @@
           <w:b w:val="0"/>
           <w:i w:val="0"/>
         </w:rPr>
-        <w:t xml:space="preserve">, the Hawking–Moss channel is irrelevant, and the quantum decay is controlled by one action </w:t>
+        <w:t xml:space="preserve">, and the quantum decay is controlled by one action </w:t>
       </w:r>
       <m:oMath>
         <m:r>
@@ -214,7 +214,7 @@
           <w:b w:val="0"/>
           <w:i w:val="0"/>
         </w:rPr>
-        <w:t xml:space="preserve">. Survival of the present vacuum is evaluated on the Lorentzian past light cone of the observed expansion history, </w:t>
+        <w:t>. Survival is evaluated on the Lorentzian past light cone of the observed expansion history (</w:t>
       </w:r>
       <m:oMath>
         <m:sSub>
@@ -264,7 +264,7 @@
           <w:b w:val="0"/>
           <w:i w:val="0"/>
         </w:rPr>
-        <w:t xml:space="preserve">, 445 times below the Euclidean four-sphere, which gives the weak 95% bound </w:t>
+        <w:t xml:space="preserve">, 445 times below the Euclidean four-sphere; 95% bound </w:t>
       </w:r>
       <m:oMath>
         <m:r>
@@ -299,7 +299,7 @@
           <w:b w:val="0"/>
           <w:i w:val="0"/>
         </w:rPr>
-        <w:t xml:space="preserve">. Cooling is added through a thermal mass: the thermally corrected potential is an exact rescaling of the zero-temperature family, with </w:t>
+        <w:t xml:space="preserve">). A thermal mass rescales the potential exactly, with </w:t>
       </w:r>
       <m:oMath>
         <m:sSub>
@@ -341,7 +341,7 @@
           <w:b w:val="0"/>
           <w:i w:val="0"/>
         </w:rPr>
-        <w:t xml:space="preserve">, and the O(3) thermal saddle dominates above a crossover temperature of 0.18 meV, below the CMB temperature today (0.23 meV) for the benchmark. The rate falls monotonically as the universe cools, so cooling cannot raise the late-time transition probability: a scalar decoupled from the CMB is unaffected, while one in equilibrium with it raises the excluded fraction of the prior from 15% to 24–49% and closes the late-time decay window. The fractions refer to stated priors and are not probabilities for our universe. The daughter region reheats to at most </w:t>
+        <w:t xml:space="preserve">; the O(3) thermal saddle dominates above 0.18 meV and the rate falls monotonically as the universe cools, so cooling cannot raise the late-time probability: a decoupled scalar is unaffected, and one in equilibrium with the CMB raises the excluded prior mass from 15% to 24–49% and closes the late-time decay window (priors are samples, not probabilities). Lorentzian simulations of the daughter region with two fields, dissipation and gravity show that it reheats to at most </w:t>
       </w:r>
       <m:oMath>
         <m:r>
@@ -353,31 +353,61 @@
           <w:b w:val="0"/>
           <w:i w:val="0"/>
         </w:rPr>
-        <w:t xml:space="preserve"> meV, </w:t>
-      </w:r>
-      <m:oMath>
-        <m:r>
-          <m:t xml:space="preserve">4.6×1</m:t>
-        </m:r>
-        <m:sSup>
-          <m:e>
-            <m:r>
-              <m:t xml:space="preserve">0</m:t>
-            </m:r>
-          </m:e>
-          <m:sup>
-            <m:r>
-              <m:t xml:space="preserve">8</m:t>
-            </m:r>
-          </m:sup>
-        </m:sSup>
-      </m:oMath>
-      <w:r>
-        <w:rPr>
-          <w:b w:val="0"/>
-          <w:i w:val="0"/>
-        </w:rPr>
-        <w:t xml:space="preserve"> times below nucleosynthesis; it stays curvature dominated, a hot epoch at 1 s would need a parent energy scale at least 41 orders of magnitude above the Planck scale, and a second field supplies no energy because the released energy is the potential difference. A matter trigger needs </w:t>
+        <w:t xml:space="preserve"> meV and stays curvature dominated; a reservoir hidden by a negative offset leaves an anti-de Sitter vacuum that crunches after 5.5 s when it reaches 0.7 MeV; flattening at the dark-energy scale needs a vev above </w:t>
+      </w:r>
+      <m:oMath>
+        <m:r>
+          <m:t xml:space="preserve">4</m:t>
+        </m:r>
+        <m:sSub>
+          <m:e>
+            <m:r>
+              <m:t xml:space="preserve">M</m:t>
+            </m:r>
+          </m:e>
+          <m:sub>
+            <m:r>
+              <m:rPr>
+                <m:sty m:val="p"/>
+              </m:rPr>
+              <m:t xml:space="preserve">Pl</m:t>
+            </m:r>
+          </m:sub>
+        </m:sSub>
+      </m:oMath>
+      <w:r>
+        <w:rPr>
+          <w:b w:val="0"/>
+          <w:i w:val="0"/>
+        </w:rPr>
+        <w:t xml:space="preserve"> and still reheats below 1.5 meV; and repeated transitions obey </w:t>
+      </w:r>
+      <m:oMath>
+        <m:r>
+          <m:t xml:space="preserve">∑Δ</m:t>
+        </m:r>
+        <m:r>
+          <m:t xml:space="preserve">V≤</m:t>
+        </m:r>
+        <m:sSub>
+          <m:e>
+            <m:r>
+              <m:t xml:space="preserve">ρ</m:t>
+            </m:r>
+          </m:e>
+          <m:sub>
+            <m:r>
+              <m:t xml:space="preserve">Λ</m:t>
+            </m:r>
+          </m:sub>
+        </m:sSub>
+      </m:oMath>
+      <w:r>
+        <w:rPr>
+          <w:b w:val="0"/>
+          <w:i w:val="0"/>
+        </w:rPr>
+        <w:t xml:space="preserve">. A hot epoch at 1 s would need a parent energy scale at least 41 orders of magnitude above the Planck scale, and a matter trigger </w:t>
       </w:r>
       <m:oMath>
         <m:r>
@@ -416,7 +446,7 @@
           <w:b w:val="0"/>
           <w:i w:val="0"/>
         </w:rPr>
-        <w:t>. The daughter region is cold and empty, and a cyclic reset by the present dark energy is not supported; consistency conditions and observational tests are listed separately.</w:t>
+        <w:t>. The daughter region is cold and empty, and a cyclic reset by the present dark energy is not supported.</w:t>
       </w:r>
     </w:p>
     <w:p>
@@ -568,6 +598,19 @@
           <w:i w:val="0"/>
         </w:rPr>
         <w:t>A finite-temperature extension: the exact rescaling of the thermally corrected potential, the O(3) and O(4) exponents and their crossover, the past-light-cone survival integral with a time-dependent rate, and prior maps showing that cooling cannot raise the late-time transition probability (Sections 4.6–4.8).</w:t>
+      </w:r>
+    </w:p>
+    <w:p>
+      <w:pPr>
+        <w:pStyle w:val="ListBullet"/>
+        <w:jc w:val="both"/>
+      </w:pPr>
+      <w:r>
+        <w:rPr>
+          <w:b w:val="0"/>
+          <w:i w:val="0"/>
+        </w:rPr>
+        <w:t>Lorentzian simulations of the daughter region with two fields, dissipation and gravity, a reservoir hidden by a negative offset, hilltop flattening, repeated transitions and entropy accounting, and the resulting criteria for a viable daughter universe (Section 5.5).</w:t>
       </w:r>
     </w:p>
     <w:p>
@@ -4680,7 +4723,7 @@
           <w:b w:val="0"/>
           <w:i w:val="0"/>
         </w:rPr>
-        <w:t xml:space="preserve"> where both apply. The analytic thin-wall formula with gravity [14] serves as a further check of the gravitational suppression. Table 2 lists the checks of the bounce; the complete suite has 21 checks, all executed by a script distributed with the paper.</w:t>
+        <w:t xml:space="preserve"> where both apply. The analytic thin-wall formula with gravity [14] serves as a further check of the gravitational suppression. Table 2 lists the checks of the bounce; the complete suite has 24 checks, all executed by a script distributed with the paper.</w:t>
       </w:r>
     </w:p>
     <w:p>
@@ -28755,7 +28798,7 @@
           <w:b w:val="0"/>
           <w:i w:val="0"/>
         </w:rPr>
-        <w:t xml:space="preserve"> and not a source of new energy, unless the second sector inflates or carries a Planck-scale parent energy, which is the outside class of Section 7.</w:t>
+        <w:t xml:space="preserve"> and not a source of new energy, unless the second sector inflates or carries a Planck-scale parent energy, which is the outside class of Section 7. The simulations of Section 5.5 confirm it.</w:t>
       </w:r>
     </w:p>
     <w:p>
@@ -29128,9 +29171,12 @@
         <w:t xml:space="preserve"> and is carried by an open interior of infinite comoving volume, so no entropy statement can be made for the daughter as a closed system. A cyclic cosmology (Option B) needs a nonsingular bounce, which in spatially flat general relativity with conventional matter requires a violation of the null energy condition (</w:t>
       </w:r>
       <m:oMath>
-        <m:r>
-          <m:t xml:space="preserve">dot</m:t>
-        </m:r>
+        <m:acc>
+          <m:accPr>
+            <m:chr m:val="̇"/>
+          </m:accPr>
+          <m:e/>
+        </m:acc>
         <m:r>
           <m:t xml:space="preserve">H=−(ρ+p)/2</m:t>
         </m:r>
@@ -29163,7 +29209,8378 @@
           <w:b w:val="0"/>
           <w:i w:val="0"/>
         </w:rPr>
-        <w:t>) and raises problems of stability and entropy [9, 10]; the present model contains no such mechanism. These statements are qualitative: entropy accounting and the stability of an interior bounce are not computed.</w:t>
+        <w:t>) and raises problems of stability and entropy [9, 10]; the present model contains no such mechanism. Entropy accounting and causality are computed for the daughter region in Section 5.5; the stability of an interior bounce is not.</w:t>
+      </w:r>
+    </w:p>
+    <w:p>
+      <w:pPr>
+        <w:keepNext/>
+        <w:spacing w:before="160"/>
+      </w:pPr>
+      <w:r>
+        <w:rPr>
+          <w:b/>
+          <w:i w:val="0"/>
+          <w:sz w:val="23"/>
+        </w:rPr>
+        <w:t>5.5 Lorentzian simulations of the daughter region: two fields, reservoirs and repeated transitions</w:t>
+      </w:r>
+    </w:p>
+    <w:p>
+      <w:pPr>
+        <w:jc w:val="both"/>
+      </w:pPr>
+      <w:r>
+        <w:rPr>
+          <w:b w:val="0"/>
+          <w:i w:val="0"/>
+        </w:rPr>
+        <w:t xml:space="preserve">The interior was also simulated, not only bounded. The analytic continuation of the bounce gives the open homogeneous interior with the field starting at the bounce centre </w:t>
+      </w:r>
+      <m:oMath>
+        <m:sSub>
+          <m:e>
+            <m:r>
+              <m:t xml:space="preserve">x</m:t>
+            </m:r>
+          </m:e>
+          <m:sub>
+            <m:r>
+              <m:t xml:space="preserve">0</m:t>
+            </m:r>
+          </m:sub>
+        </m:sSub>
+      </m:oMath>
+      <w:r>
+        <w:rPr>
+          <w:b w:val="0"/>
+          <w:i w:val="0"/>
+        </w:rPr>
+        <w:t xml:space="preserve"> at rest and </w:t>
+      </w:r>
+      <m:oMath>
+        <m:r>
+          <m:t xml:space="preserve">a=t</m:t>
+        </m:r>
+      </m:oMath>
+      <w:r>
+        <w:rPr>
+          <w:b w:val="0"/>
+          <w:i w:val="0"/>
+        </w:rPr>
+        <w:t xml:space="preserve"> (Milne). In units of </w:t>
+      </w:r>
+      <m:oMath>
+        <m:r>
+          <m:t xml:space="preserve">f</m:t>
+        </m:r>
+      </m:oMath>
+      <w:r>
+        <w:rPr>
+          <w:b w:val="0"/>
+          <w:i w:val="0"/>
+        </w:rPr>
+        <w:t xml:space="preserve"> for the fields and </w:t>
+      </w:r>
+      <m:oMath>
+        <m:r>
+          <m:t xml:space="preserve">λ</m:t>
+        </m:r>
+        <m:sSup>
+          <m:e>
+            <m:r>
+              <m:t xml:space="preserve">f</m:t>
+            </m:r>
+          </m:e>
+          <m:sup>
+            <m:r>
+              <m:t xml:space="preserve">4</m:t>
+            </m:r>
+          </m:sup>
+        </m:sSup>
+      </m:oMath>
+      <w:r>
+        <w:rPr>
+          <w:b w:val="0"/>
+          <w:i w:val="0"/>
+        </w:rPr>
+        <w:t xml:space="preserve"> for energy densities, with </w:t>
+      </w:r>
+      <m:oMath>
+        <m:r>
+          <m:t xml:space="preserve">g=</m:t>
+        </m:r>
+        <m:sSup>
+          <m:e>
+            <m:r>
+              <m:t xml:space="preserve">f</m:t>
+            </m:r>
+          </m:e>
+          <m:sup>
+            <m:r>
+              <m:t xml:space="preserve">2</m:t>
+            </m:r>
+          </m:sup>
+        </m:sSup>
+        <m:r>
+          <m:t xml:space="preserve">/</m:t>
+        </m:r>
+        <m:sSubSup>
+          <m:e>
+            <m:r>
+              <m:t xml:space="preserve">M</m:t>
+            </m:r>
+          </m:e>
+          <m:sub>
+            <m:r>
+              <m:rPr>
+                <m:sty m:val="p"/>
+              </m:rPr>
+              <m:t xml:space="preserve">Pl</m:t>
+            </m:r>
+          </m:sub>
+          <m:sup>
+            <m:r>
+              <m:t xml:space="preserve">2</m:t>
+            </m:r>
+          </m:sup>
+        </m:sSubSup>
+      </m:oMath>
+      <w:r>
+        <w:rPr>
+          <w:b w:val="0"/>
+          <w:i w:val="0"/>
+        </w:rPr>
+        <w:t>, the system is</w:t>
+      </w:r>
+    </w:p>
+    <w:p>
+      <w:pPr>
+        <w:tabs>
+          <w:tab w:pos="4680" w:val="center"/>
+          <w:tab w:pos="9360" w:val="right"/>
+        </w:tabs>
+        <w:spacing w:before="80" w:after="160"/>
+      </w:pPr>
+      <w:r>
+        <w:tab/>
+      </w:r>
+      <m:oMath>
+        <m:acc>
+          <m:accPr>
+            <m:chr m:val="̈"/>
+          </m:accPr>
+          <m:e/>
+        </m:acc>
+        <m:sSub>
+          <m:e>
+            <m:r>
+              <m:t xml:space="preserve">x</m:t>
+            </m:r>
+          </m:e>
+          <m:sub>
+            <m:r>
+              <m:t xml:space="preserve">i</m:t>
+            </m:r>
+          </m:sub>
+        </m:sSub>
+        <m:r>
+          <m:t xml:space="preserve">+</m:t>
+        </m:r>
+        <m:d>
+          <m:dPr>
+            <m:begChr m:val="("/>
+            <m:endChr m:val=")"/>
+          </m:dPr>
+          <m:e>
+            <m:r>
+              <m:t xml:space="preserve">3</m:t>
+            </m:r>
+            <m:f>
+              <m:num>
+                <m:acc>
+                  <m:accPr>
+                    <m:chr m:val="̇"/>
+                  </m:accPr>
+                  <m:e/>
+                </m:acc>
+                <m:r>
+                  <m:t xml:space="preserve">a</m:t>
+                </m:r>
+              </m:num>
+              <m:den>
+                <m:r>
+                  <m:t xml:space="preserve">a</m:t>
+                </m:r>
+              </m:den>
+            </m:f>
+            <m:r>
+              <m:t xml:space="preserve">+</m:t>
+            </m:r>
+            <m:sSub>
+              <m:e>
+                <m:r>
+                  <m:t xml:space="preserve">Υ</m:t>
+                </m:r>
+              </m:e>
+              <m:sub>
+                <m:r>
+                  <m:t xml:space="preserve">i</m:t>
+                </m:r>
+              </m:sub>
+            </m:sSub>
+          </m:e>
+        </m:d>
+        <m:acc>
+          <m:accPr>
+            <m:chr m:val="̇"/>
+          </m:accPr>
+          <m:e/>
+        </m:acc>
+        <m:sSub>
+          <m:e>
+            <m:r>
+              <m:t xml:space="preserve">x</m:t>
+            </m:r>
+          </m:e>
+          <m:sub>
+            <m:r>
+              <m:t xml:space="preserve">i</m:t>
+            </m:r>
+          </m:sub>
+        </m:sSub>
+        <m:r>
+          <m:t xml:space="preserve">+</m:t>
+        </m:r>
+        <m:f>
+          <m:num>
+            <m:r>
+              <m:t xml:space="preserve">∂</m:t>
+            </m:r>
+            <m:r>
+              <m:t xml:space="preserve">V</m:t>
+            </m:r>
+          </m:num>
+          <m:den>
+            <m:r>
+              <m:t xml:space="preserve">∂</m:t>
+            </m:r>
+            <m:sSub>
+              <m:e>
+                <m:r>
+                  <m:t xml:space="preserve">x</m:t>
+                </m:r>
+              </m:e>
+              <m:sub>
+                <m:r>
+                  <m:t xml:space="preserve">i</m:t>
+                </m:r>
+              </m:sub>
+            </m:sSub>
+          </m:den>
+        </m:f>
+        <m:r>
+          <m:t xml:space="preserve">=0,</m:t>
+        </m:r>
+        <m:r>
+          <m:rPr>
+            <m:sty m:val="p"/>
+          </m:rPr>
+          <m:t xml:space="preserve">  </m:t>
+        </m:r>
+        <m:sSub>
+          <m:e>
+            <m:acc>
+              <m:accPr>
+                <m:chr m:val="̇"/>
+              </m:accPr>
+              <m:e>
+                <m:r>
+                  <m:t xml:space="preserve">ρ</m:t>
+                </m:r>
+              </m:e>
+            </m:acc>
+          </m:e>
+          <m:sub>
+            <m:r>
+              <m:t xml:space="preserve">r</m:t>
+            </m:r>
+          </m:sub>
+        </m:sSub>
+        <m:r>
+          <m:t xml:space="preserve">+4</m:t>
+        </m:r>
+        <m:f>
+          <m:num>
+            <m:acc>
+              <m:accPr>
+                <m:chr m:val="̇"/>
+              </m:accPr>
+              <m:e/>
+            </m:acc>
+            <m:r>
+              <m:t xml:space="preserve">a</m:t>
+            </m:r>
+          </m:num>
+          <m:den>
+            <m:r>
+              <m:t xml:space="preserve">a</m:t>
+            </m:r>
+          </m:den>
+        </m:f>
+        <m:sSub>
+          <m:e>
+            <m:r>
+              <m:t xml:space="preserve">ρ</m:t>
+            </m:r>
+          </m:e>
+          <m:sub>
+            <m:r>
+              <m:t xml:space="preserve">r</m:t>
+            </m:r>
+          </m:sub>
+        </m:sSub>
+        <m:r>
+          <m:t xml:space="preserve">=</m:t>
+        </m:r>
+        <m:sSub>
+          <m:e>
+            <m:r>
+              <m:t xml:space="preserve">∑</m:t>
+            </m:r>
+          </m:e>
+          <m:sub>
+            <m:r>
+              <m:t xml:space="preserve">i</m:t>
+            </m:r>
+          </m:sub>
+        </m:sSub>
+        <m:sSub>
+          <m:e>
+            <m:r>
+              <m:t xml:space="preserve">Υ</m:t>
+            </m:r>
+          </m:e>
+          <m:sub>
+            <m:r>
+              <m:t xml:space="preserve">i</m:t>
+            </m:r>
+          </m:sub>
+        </m:sSub>
+        <m:acc>
+          <m:accPr>
+            <m:chr m:val="̇"/>
+          </m:accPr>
+          <m:e/>
+        </m:acc>
+        <m:sSubSup>
+          <m:e>
+            <m:r>
+              <m:t xml:space="preserve">x</m:t>
+            </m:r>
+          </m:e>
+          <m:sub>
+            <m:r>
+              <m:t xml:space="preserve">i</m:t>
+            </m:r>
+          </m:sub>
+          <m:sup>
+            <m:r>
+              <m:t xml:space="preserve">2</m:t>
+            </m:r>
+          </m:sup>
+        </m:sSubSup>
+        <m:r>
+          <m:t xml:space="preserve">,</m:t>
+        </m:r>
+        <m:r>
+          <m:rPr>
+            <m:sty m:val="p"/>
+          </m:rPr>
+          <m:t xml:space="preserve">  </m:t>
+        </m:r>
+        <m:acc>
+          <m:accPr>
+            <m:chr m:val="̈"/>
+          </m:accPr>
+          <m:e/>
+        </m:acc>
+        <m:r>
+          <m:t xml:space="preserve">a=−</m:t>
+        </m:r>
+        <m:f>
+          <m:num>
+            <m:r>
+              <m:t xml:space="preserve">g</m:t>
+            </m:r>
+            <m:r>
+              <m:rPr>
+                <m:sty m:val="p"/>
+              </m:rPr>
+              <m:t xml:space="preserve"> </m:t>
+            </m:r>
+            <m:r>
+              <m:t xml:space="preserve">a</m:t>
+            </m:r>
+          </m:num>
+          <m:den>
+            <m:r>
+              <m:t xml:space="preserve">6</m:t>
+            </m:r>
+          </m:den>
+        </m:f>
+        <m:r>
+          <m:t xml:space="preserve">(ρ+3p)</m:t>
+        </m:r>
+      </m:oMath>
+      <w:r>
+        <w:tab/>
+        <w:t>(15)</w:t>
+      </w:r>
+    </w:p>
+    <w:p>
+      <w:pPr>
+        <w:jc w:val="both"/>
+      </w:pPr>
+      <w:r>
+        <w:rPr>
+          <w:b w:val="0"/>
+          <w:i w:val="0"/>
+        </w:rPr>
+        <w:t xml:space="preserve">with </w:t>
+      </w:r>
+      <m:oMath>
+        <m:r>
+          <m:t xml:space="preserve">ρ=</m:t>
+        </m:r>
+        <m:f>
+          <m:num>
+            <m:r>
+              <m:t xml:space="preserve">1</m:t>
+            </m:r>
+          </m:num>
+          <m:den>
+            <m:r>
+              <m:t xml:space="preserve">2</m:t>
+            </m:r>
+          </m:den>
+        </m:f>
+        <m:sSub>
+          <m:e>
+            <m:r>
+              <m:t xml:space="preserve">∑</m:t>
+            </m:r>
+          </m:e>
+          <m:sub>
+            <m:r>
+              <m:t xml:space="preserve">i</m:t>
+            </m:r>
+          </m:sub>
+        </m:sSub>
+        <m:acc>
+          <m:accPr>
+            <m:chr m:val="̇"/>
+          </m:accPr>
+          <m:e/>
+        </m:acc>
+        <m:sSubSup>
+          <m:e>
+            <m:r>
+              <m:t xml:space="preserve">x</m:t>
+            </m:r>
+          </m:e>
+          <m:sub>
+            <m:r>
+              <m:t xml:space="preserve">i</m:t>
+            </m:r>
+          </m:sub>
+          <m:sup>
+            <m:r>
+              <m:t xml:space="preserve">2</m:t>
+            </m:r>
+          </m:sup>
+        </m:sSubSup>
+        <m:r>
+          <m:t xml:space="preserve">+V+</m:t>
+        </m:r>
+        <m:sSub>
+          <m:e>
+            <m:r>
+              <m:t xml:space="preserve">ρ</m:t>
+            </m:r>
+          </m:e>
+          <m:sub>
+            <m:r>
+              <m:t xml:space="preserve">r</m:t>
+            </m:r>
+          </m:sub>
+        </m:sSub>
+      </m:oMath>
+      <w:r>
+        <w:rPr>
+          <w:b w:val="0"/>
+          <w:i w:val="0"/>
+        </w:rPr>
+        <w:t xml:space="preserve">, </w:t>
+      </w:r>
+      <m:oMath>
+        <m:r>
+          <m:t xml:space="preserve">p=</m:t>
+        </m:r>
+        <m:f>
+          <m:num>
+            <m:r>
+              <m:t xml:space="preserve">1</m:t>
+            </m:r>
+          </m:num>
+          <m:den>
+            <m:r>
+              <m:t xml:space="preserve">2</m:t>
+            </m:r>
+          </m:den>
+        </m:f>
+        <m:sSub>
+          <m:e>
+            <m:r>
+              <m:t xml:space="preserve">∑</m:t>
+            </m:r>
+          </m:e>
+          <m:sub>
+            <m:r>
+              <m:t xml:space="preserve">i</m:t>
+            </m:r>
+          </m:sub>
+        </m:sSub>
+        <m:acc>
+          <m:accPr>
+            <m:chr m:val="̇"/>
+          </m:accPr>
+          <m:e/>
+        </m:acc>
+        <m:sSubSup>
+          <m:e>
+            <m:r>
+              <m:t xml:space="preserve">x</m:t>
+            </m:r>
+          </m:e>
+          <m:sub>
+            <m:r>
+              <m:t xml:space="preserve">i</m:t>
+            </m:r>
+          </m:sub>
+          <m:sup>
+            <m:r>
+              <m:t xml:space="preserve">2</m:t>
+            </m:r>
+          </m:sup>
+        </m:sSubSup>
+        <m:r>
+          <m:t xml:space="preserve">−V+</m:t>
+        </m:r>
+        <m:sSub>
+          <m:e>
+            <m:r>
+              <m:t xml:space="preserve">ρ</m:t>
+            </m:r>
+          </m:e>
+          <m:sub>
+            <m:r>
+              <m:t xml:space="preserve">r</m:t>
+            </m:r>
+          </m:sub>
+        </m:sSub>
+        <m:r>
+          <m:t xml:space="preserve">/3</m:t>
+        </m:r>
+      </m:oMath>
+      <w:r>
+        <w:rPr>
+          <w:b w:val="0"/>
+          <w:i w:val="0"/>
+        </w:rPr>
+        <w:t xml:space="preserve"> and the constraint </w:t>
+      </w:r>
+      <m:oMath>
+        <m:acc>
+          <m:accPr>
+            <m:chr m:val="̇"/>
+          </m:accPr>
+          <m:e/>
+        </m:acc>
+        <m:sSup>
+          <m:e>
+            <m:r>
+              <m:t xml:space="preserve">a</m:t>
+            </m:r>
+          </m:e>
+          <m:sup>
+            <m:r>
+              <m:t xml:space="preserve">2</m:t>
+            </m:r>
+          </m:sup>
+        </m:sSup>
+        <m:r>
+          <m:t xml:space="preserve">=1+g</m:t>
+        </m:r>
+        <m:r>
+          <m:rPr>
+            <m:sty m:val="p"/>
+          </m:rPr>
+          <m:t xml:space="preserve"> </m:t>
+        </m:r>
+        <m:sSup>
+          <m:e>
+            <m:r>
+              <m:t xml:space="preserve">a</m:t>
+            </m:r>
+          </m:e>
+          <m:sup>
+            <m:r>
+              <m:t xml:space="preserve">2</m:t>
+            </m:r>
+          </m:sup>
+        </m:sSup>
+        <m:r>
+          <m:t xml:space="preserve">ρ/3</m:t>
+        </m:r>
+      </m:oMath>
+      <w:r>
+        <w:rPr>
+          <w:b w:val="0"/>
+          <w:i w:val="0"/>
+        </w:rPr>
+        <w:t xml:space="preserve">, whose relative residual is the energy-conservation check (eighth-order Runge–Kutta, relative tolerance </w:t>
+      </w:r>
+      <m:oMath>
+        <m:r>
+          <m:t xml:space="preserve">1</m:t>
+        </m:r>
+        <m:sSup>
+          <m:e>
+            <m:r>
+              <m:t xml:space="preserve">0</m:t>
+            </m:r>
+          </m:e>
+          <m:sup>
+            <m:r>
+              <m:t xml:space="preserve">−11</m:t>
+            </m:r>
+          </m:sup>
+        </m:sSup>
+      </m:oMath>
+      <w:r>
+        <w:rPr>
+          <w:b w:val="0"/>
+          <w:i w:val="0"/>
+        </w:rPr>
+        <w:t xml:space="preserve">). The friction </w:t>
+      </w:r>
+      <m:oMath>
+        <m:sSub>
+          <m:e>
+            <m:r>
+              <m:t xml:space="preserve">Υ</m:t>
+            </m:r>
+          </m:e>
+          <m:sub>
+            <m:r>
+              <m:t xml:space="preserve">i</m:t>
+            </m:r>
+          </m:sub>
+        </m:sSub>
+      </m:oMath>
+      <w:r>
+        <w:rPr>
+          <w:b w:val="0"/>
+          <w:i w:val="0"/>
+        </w:rPr>
+        <w:t xml:space="preserve"> is a phenomenological dissipation that moves field energy to radiation with total energy conserved. The simulations are the following (check V22–V24 and Table 10–13).</w:t>
+      </w:r>
+    </w:p>
+    <w:p>
+      <w:pPr>
+        <w:jc w:val="both"/>
+      </w:pPr>
+      <w:r>
+        <w:rPr>
+          <w:b w:val="0"/>
+          <w:i w:val="0"/>
+        </w:rPr>
+        <w:t>(A) Single field, physical benchmark (</w:t>
+      </w:r>
+      <m:oMath>
+        <m:r>
+          <m:t xml:space="preserve">λ=1</m:t>
+        </m:r>
+      </m:oMath>
+      <w:r>
+        <w:rPr>
+          <w:b w:val="0"/>
+          <w:i w:val="0"/>
+        </w:rPr>
+        <w:t xml:space="preserve">, </w:t>
+      </w:r>
+      <m:oMath>
+        <m:r>
+          <m:t xml:space="preserve">η=0.30</m:t>
+        </m:r>
+      </m:oMath>
+      <w:r>
+        <w:rPr>
+          <w:b w:val="0"/>
+          <w:i w:val="0"/>
+        </w:rPr>
+        <w:t xml:space="preserve">, </w:t>
+      </w:r>
+      <m:oMath>
+        <m:r>
+          <m:t xml:space="preserve">f=3.05</m:t>
+        </m:r>
+      </m:oMath>
+      <w:r>
+        <w:rPr>
+          <w:b w:val="0"/>
+          <w:i w:val="0"/>
+        </w:rPr>
+        <w:t xml:space="preserve"> meV, </w:t>
+      </w:r>
+      <m:oMath>
+        <m:r>
+          <m:t xml:space="preserve">g=1.6×1</m:t>
+        </m:r>
+        <m:sSup>
+          <m:e>
+            <m:r>
+              <m:t xml:space="preserve">0</m:t>
+            </m:r>
+          </m:e>
+          <m:sup>
+            <m:r>
+              <m:t xml:space="preserve">−60</m:t>
+            </m:r>
+          </m:sup>
+        </m:sSup>
+      </m:oMath>
+      <w:r>
+        <w:rPr>
+          <w:b w:val="0"/>
+          <w:i w:val="0"/>
+        </w:rPr>
+        <w:t xml:space="preserve">). The full dynamics give a maximum radiation temperature within 7% of the closed form of Section 5.2 for </w:t>
+      </w:r>
+      <m:oMath>
+        <m:sSub>
+          <m:e>
+            <m:r>
+              <m:t xml:space="preserve">Γ</m:t>
+            </m:r>
+          </m:e>
+          <m:sub>
+            <m:r>
+              <m:t xml:space="preserve">φ</m:t>
+            </m:r>
+          </m:sub>
+        </m:sSub>
+        <m:r>
+          <m:t xml:space="preserve">/m</m:t>
+        </m:r>
+      </m:oMath>
+      <w:r>
+        <w:rPr>
+          <w:b w:val="0"/>
+          <w:i w:val="0"/>
+        </w:rPr>
+        <w:t xml:space="preserve"> from 1 to </w:t>
+      </w:r>
+      <m:oMath>
+        <m:r>
+          <m:t xml:space="preserve">1</m:t>
+        </m:r>
+        <m:sSup>
+          <m:e>
+            <m:r>
+              <m:t xml:space="preserve">0</m:t>
+            </m:r>
+          </m:e>
+          <m:sup>
+            <m:r>
+              <m:t xml:space="preserve">−3</m:t>
+            </m:r>
+          </m:sup>
+        </m:sSup>
+      </m:oMath>
+      <w:r>
+        <w:rPr>
+          <w:b w:val="0"/>
+          <w:i w:val="0"/>
+        </w:rPr>
+        <w:t xml:space="preserve"> (ratios 0.93, 1.04, 1.06 and 1.06), so the assumption that the condensate starts to oscillate at </w:t>
+      </w:r>
+      <m:oMath>
+        <m:r>
+          <m:t xml:space="preserve">1/m</m:t>
+        </m:r>
+      </m:oMath>
+      <w:r>
+        <w:rPr>
+          <w:b w:val="0"/>
+          <w:i w:val="0"/>
+        </w:rPr>
+        <w:t xml:space="preserve"> and dilutes as matter is sound. The constraint residual is at most </w:t>
+      </w:r>
+      <m:oMath>
+        <m:r>
+          <m:t xml:space="preserve">9×1</m:t>
+        </m:r>
+        <m:sSup>
+          <m:e>
+            <m:r>
+              <m:t xml:space="preserve">0</m:t>
+            </m:r>
+          </m:e>
+          <m:sup>
+            <m:r>
+              <m:t xml:space="preserve">−9</m:t>
+            </m:r>
+          </m:sup>
+        </m:sSup>
+      </m:oMath>
+      <w:r>
+        <w:rPr>
+          <w:b w:val="0"/>
+          <w:i w:val="0"/>
+        </w:rPr>
+        <w:t xml:space="preserve"> for </w:t>
+      </w:r>
+      <m:oMath>
+        <m:r>
+          <m:t xml:space="preserve">g≥1</m:t>
+        </m:r>
+        <m:sSup>
+          <m:e>
+            <m:r>
+              <m:t xml:space="preserve">0</m:t>
+            </m:r>
+          </m:e>
+          <m:sup>
+            <m:r>
+              <m:t xml:space="preserve">−3</m:t>
+            </m:r>
+          </m:sup>
+        </m:sSup>
+      </m:oMath>
+      <w:r>
+        <w:rPr>
+          <w:b w:val="0"/>
+          <w:i w:val="0"/>
+        </w:rPr>
+        <w:t xml:space="preserve"> (it scales with </w:t>
+      </w:r>
+      <m:oMath>
+        <m:r>
+          <m:t xml:space="preserve">g</m:t>
+        </m:r>
+      </m:oMath>
+      <w:r>
+        <w:rPr>
+          <w:b w:val="0"/>
+          <w:i w:val="0"/>
+        </w:rPr>
+        <w:t xml:space="preserve"> and is trivially small at </w:t>
+      </w:r>
+      <m:oMath>
+        <m:r>
+          <m:t xml:space="preserve">g=1</m:t>
+        </m:r>
+        <m:sSup>
+          <m:e>
+            <m:r>
+              <m:t xml:space="preserve">0</m:t>
+            </m:r>
+          </m:e>
+          <m:sup>
+            <m:r>
+              <m:t xml:space="preserve">−60</m:t>
+            </m:r>
+          </m:sup>
+        </m:sSup>
+      </m:oMath>
+      <w:r>
+        <w:rPr>
+          <w:b w:val="0"/>
+          <w:i w:val="0"/>
+        </w:rPr>
+        <w:t xml:space="preserve">, so the gravitational scan below is the real test). Scanning </w:t>
+      </w:r>
+      <m:oMath>
+        <m:r>
+          <m:t xml:space="preserve">g</m:t>
+        </m:r>
+      </m:oMath>
+      <w:r>
+        <w:rPr>
+          <w:b w:val="0"/>
+          <w:i w:val="0"/>
+        </w:rPr>
+        <w:t xml:space="preserve"> from </w:t>
+      </w:r>
+      <m:oMath>
+        <m:r>
+          <m:t xml:space="preserve">1</m:t>
+        </m:r>
+        <m:sSup>
+          <m:e>
+            <m:r>
+              <m:t xml:space="preserve">0</m:t>
+            </m:r>
+          </m:e>
+          <m:sup>
+            <m:r>
+              <m:t xml:space="preserve">−60</m:t>
+            </m:r>
+          </m:sup>
+        </m:sSup>
+      </m:oMath>
+      <w:r>
+        <w:rPr>
+          <w:b w:val="0"/>
+          <w:i w:val="0"/>
+        </w:rPr>
+        <w:t xml:space="preserve"> to </w:t>
+      </w:r>
+      <m:oMath>
+        <m:r>
+          <m:t xml:space="preserve">1</m:t>
+        </m:r>
+        <m:sSup>
+          <m:e>
+            <m:r>
+              <m:t xml:space="preserve">0</m:t>
+            </m:r>
+          </m:e>
+          <m:sup>
+            <m:r>
+              <m:t xml:space="preserve">3</m:t>
+            </m:r>
+          </m:sup>
+        </m:sSup>
+      </m:oMath>
+      <w:r>
+        <w:rPr>
+          <w:b w:val="0"/>
+          <w:i w:val="0"/>
+        </w:rPr>
+        <w:t xml:space="preserve">, the curvature parameter </w:t>
+      </w:r>
+      <m:oMath>
+        <m:r>
+          <m:t xml:space="preserve">Y=g</m:t>
+        </m:r>
+        <m:sSup>
+          <m:e>
+            <m:r>
+              <m:t xml:space="preserve">a</m:t>
+            </m:r>
+          </m:e>
+          <m:sup>
+            <m:r>
+              <m:t xml:space="preserve">2</m:t>
+            </m:r>
+          </m:sup>
+        </m:sSup>
+        <m:r>
+          <m:t xml:space="preserve">ρ/3</m:t>
+        </m:r>
+      </m:oMath>
+      <w:r>
+        <w:rPr>
+          <w:b w:val="0"/>
+          <w:i w:val="0"/>
+        </w:rPr>
+        <w:t xml:space="preserve"> reaches </w:t>
+      </w:r>
+      <m:oMath>
+        <m:r>
+          <m:t xml:space="preserve">3.9×1</m:t>
+        </m:r>
+        <m:sSup>
+          <m:e>
+            <m:r>
+              <m:t xml:space="preserve">0</m:t>
+            </m:r>
+          </m:e>
+          <m:sup>
+            <m:r>
+              <m:t xml:space="preserve">−2</m:t>
+            </m:r>
+          </m:sup>
+        </m:sSup>
+      </m:oMath>
+      <w:r>
+        <w:rPr>
+          <w:b w:val="0"/>
+          <w:i w:val="0"/>
+        </w:rPr>
+        <w:t xml:space="preserve"> at </w:t>
+      </w:r>
+      <m:oMath>
+        <m:r>
+          <m:t xml:space="preserve">g=1</m:t>
+        </m:r>
+        <m:sSup>
+          <m:e>
+            <m:r>
+              <m:t xml:space="preserve">0</m:t>
+            </m:r>
+          </m:e>
+          <m:sup>
+            <m:r>
+              <m:t xml:space="preserve">1</m:t>
+            </m:r>
+          </m:sup>
+        </m:sSup>
+      </m:oMath>
+      <w:r>
+        <w:rPr>
+          <w:b w:val="0"/>
+          <w:i w:val="0"/>
+        </w:rPr>
+        <w:t xml:space="preserve"> and 0.48 at </w:t>
+      </w:r>
+      <m:oMath>
+        <m:r>
+          <m:t xml:space="preserve">g=1</m:t>
+        </m:r>
+        <m:sSup>
+          <m:e>
+            <m:r>
+              <m:t xml:space="preserve">0</m:t>
+            </m:r>
+          </m:e>
+          <m:sup>
+            <m:r>
+              <m:t xml:space="preserve">2</m:t>
+            </m:r>
+          </m:sup>
+        </m:sSup>
+      </m:oMath>
+      <w:r>
+        <w:rPr>
+          <w:b w:val="0"/>
+          <w:i w:val="0"/>
+        </w:rPr>
+        <w:t>; a flat-like radiation epoch (</w:t>
+      </w:r>
+      <m:oMath>
+        <m:r>
+          <m:t xml:space="preserve">Y≥1/4</m:t>
+        </m:r>
+      </m:oMath>
+      <w:r>
+        <w:rPr>
+          <w:b w:val="0"/>
+          <w:i w:val="0"/>
+        </w:rPr>
+        <w:t xml:space="preserve"> with radiation dominant) first appears at </w:t>
+      </w:r>
+      <m:oMath>
+        <m:r>
+          <m:t xml:space="preserve">g=1</m:t>
+        </m:r>
+        <m:sSup>
+          <m:e>
+            <m:r>
+              <m:t xml:space="preserve">0</m:t>
+            </m:r>
+          </m:e>
+          <m:sup>
+            <m:r>
+              <m:t xml:space="preserve">2</m:t>
+            </m:r>
+          </m:sup>
+        </m:sSup>
+      </m:oMath>
+      <w:r>
+        <w:rPr>
+          <w:b w:val="0"/>
+          <w:i w:val="0"/>
+        </w:rPr>
+        <w:t xml:space="preserve">, that is </w:t>
+      </w:r>
+      <m:oMath>
+        <m:r>
+          <m:t xml:space="preserve">f=10</m:t>
+        </m:r>
+        <m:r>
+          <m:rPr>
+            <m:sty m:val="p"/>
+          </m:rPr>
+          <m:t xml:space="preserve"> </m:t>
+        </m:r>
+        <m:sSub>
+          <m:e>
+            <m:r>
+              <m:t xml:space="preserve">M</m:t>
+            </m:r>
+          </m:e>
+          <m:sub>
+            <m:r>
+              <m:rPr>
+                <m:sty m:val="p"/>
+              </m:rPr>
+              <m:t xml:space="preserve">Pl</m:t>
+            </m:r>
+          </m:sub>
+        </m:sSub>
+      </m:oMath>
+      <w:r>
+        <w:rPr>
+          <w:b w:val="0"/>
+          <w:i w:val="0"/>
+        </w:rPr>
+        <w:t xml:space="preserve">. For the dark-energy scale </w:t>
+      </w:r>
+      <m:oMath>
+        <m:r>
+          <m:t xml:space="preserve">g=1</m:t>
+        </m:r>
+        <m:sSup>
+          <m:e>
+            <m:r>
+              <m:t xml:space="preserve">0</m:t>
+            </m:r>
+          </m:e>
+          <m:sup>
+            <m:r>
+              <m:t xml:space="preserve">−60</m:t>
+            </m:r>
+          </m:sup>
+        </m:sSup>
+      </m:oMath>
+      <w:r>
+        <w:rPr>
+          <w:b w:val="0"/>
+          <w:i w:val="0"/>
+        </w:rPr>
+        <w:t xml:space="preserve"> and </w:t>
+      </w:r>
+      <m:oMath>
+        <m:sSub>
+          <m:e>
+            <m:r>
+              <m:t xml:space="preserve">Y</m:t>
+            </m:r>
+          </m:e>
+          <m:sub>
+            <m:r>
+              <m:rPr>
+                <m:sty m:val="p"/>
+              </m:rPr>
+              <m:t xml:space="preserve">max</m:t>
+            </m:r>
+          </m:sub>
+        </m:sSub>
+        <m:r>
+          <m:t xml:space="preserve">=3.9×1</m:t>
+        </m:r>
+        <m:sSup>
+          <m:e>
+            <m:r>
+              <m:t xml:space="preserve">0</m:t>
+            </m:r>
+          </m:e>
+          <m:sup>
+            <m:r>
+              <m:t xml:space="preserve">−63</m:t>
+            </m:r>
+          </m:sup>
+        </m:sSup>
+      </m:oMath>
+      <w:r>
+        <w:rPr>
+          <w:b w:val="0"/>
+          <w:i w:val="0"/>
+        </w:rPr>
+        <w:t>.</w:t>
+      </w:r>
+    </w:p>
+    <w:p>
+      <w:pPr>
+        <w:jc w:val="both"/>
+      </w:pPr>
+      <w:r>
+        <w:rPr>
+          <w:b w:val="0"/>
+          <w:i w:val="0"/>
+        </w:rPr>
+        <w:t xml:space="preserve">(B) Two fields with an energy reservoir. A second field </w:t>
+      </w:r>
+      <m:oMath>
+        <m:r>
+          <m:t xml:space="preserve">χ</m:t>
+        </m:r>
+      </m:oMath>
+      <w:r>
+        <w:rPr>
+          <w:b w:val="0"/>
+          <w:i w:val="0"/>
+        </w:rPr>
+        <w:t xml:space="preserve"> (here </w:t>
+      </w:r>
+      <m:oMath>
+        <m:sSub>
+          <m:e>
+            <m:r>
+              <m:t xml:space="preserve">V</m:t>
+            </m:r>
+          </m:e>
+          <m:sub>
+            <m:r>
+              <m:t xml:space="preserve">χ</m:t>
+            </m:r>
+          </m:sub>
+        </m:sSub>
+        <m:r>
+          <m:t xml:space="preserve">=</m:t>
+        </m:r>
+        <m:f>
+          <m:num>
+            <m:sSub>
+              <m:e>
+                <m:r>
+                  <m:t xml:space="preserve">λ</m:t>
+                </m:r>
+              </m:e>
+              <m:sub>
+                <m:r>
+                  <m:t xml:space="preserve">χ</m:t>
+                </m:r>
+              </m:sub>
+            </m:sSub>
+          </m:num>
+          <m:den>
+            <m:r>
+              <m:t xml:space="preserve">4</m:t>
+            </m:r>
+          </m:den>
+        </m:f>
+        <m:r>
+          <m:t xml:space="preserve">(</m:t>
+        </m:r>
+        <m:sSup>
+          <m:e>
+            <m:r>
+              <m:t xml:space="preserve">χ</m:t>
+            </m:r>
+          </m:e>
+          <m:sup>
+            <m:r>
+              <m:t xml:space="preserve">2</m:t>
+            </m:r>
+          </m:sup>
+        </m:sSup>
+        <m:r>
+          <m:t xml:space="preserve">−</m:t>
+        </m:r>
+        <m:sSubSup>
+          <m:e>
+            <m:r>
+              <m:t xml:space="preserve">w</m:t>
+            </m:r>
+          </m:e>
+          <m:sub>
+            <m:r>
+              <m:t xml:space="preserve">χ</m:t>
+            </m:r>
+          </m:sub>
+          <m:sup>
+            <m:r>
+              <m:t xml:space="preserve">2</m:t>
+            </m:r>
+          </m:sup>
+        </m:sSubSup>
+        <m:sSup>
+          <m:e>
+            <m:r>
+              <m:t xml:space="preserve">)</m:t>
+            </m:r>
+          </m:e>
+          <m:sup>
+            <m:r>
+              <m:t xml:space="preserve">2</m:t>
+            </m:r>
+          </m:sup>
+        </m:sSup>
+      </m:oMath>
+      <w:r>
+        <w:rPr>
+          <w:b w:val="0"/>
+          <w:i w:val="0"/>
+        </w:rPr>
+        <w:t xml:space="preserve"> with </w:t>
+      </w:r>
+      <m:oMath>
+        <m:sSub>
+          <m:e>
+            <m:r>
+              <m:t xml:space="preserve">λ</m:t>
+            </m:r>
+          </m:e>
+          <m:sub>
+            <m:r>
+              <m:t xml:space="preserve">χ</m:t>
+            </m:r>
+          </m:sub>
+        </m:sSub>
+        <m:r>
+          <m:t xml:space="preserve">=1</m:t>
+        </m:r>
+      </m:oMath>
+      <w:r>
+        <w:rPr>
+          <w:b w:val="0"/>
+          <w:i w:val="0"/>
+        </w:rPr>
+        <w:t xml:space="preserve">, </w:t>
+      </w:r>
+      <m:oMath>
+        <m:sSub>
+          <m:e>
+            <m:r>
+              <m:t xml:space="preserve">w</m:t>
+            </m:r>
+          </m:e>
+          <m:sub>
+            <m:r>
+              <m:t xml:space="preserve">χ</m:t>
+            </m:r>
+          </m:sub>
+        </m:sSub>
+        <m:r>
+          <m:t xml:space="preserve">=1.5f</m:t>
+        </m:r>
+      </m:oMath>
+      <w:r>
+        <w:rPr>
+          <w:b w:val="0"/>
+          <w:i w:val="0"/>
+        </w:rPr>
+        <w:t xml:space="preserve">, coupled by </w:t>
+      </w:r>
+      <m:oMath>
+        <m:f>
+          <m:num>
+            <m:r>
+              <m:t xml:space="preserve">1</m:t>
+            </m:r>
+          </m:num>
+          <m:den>
+            <m:r>
+              <m:t xml:space="preserve">2</m:t>
+            </m:r>
+          </m:den>
+        </m:f>
+        <m:sSubSup>
+          <m:e>
+            <m:r>
+              <m:t xml:space="preserve">g</m:t>
+            </m:r>
+          </m:e>
+          <m:sub>
+            <m:r>
+              <m:t xml:space="preserve">c</m:t>
+            </m:r>
+          </m:sub>
+          <m:sup>
+            <m:r>
+              <m:t xml:space="preserve">2</m:t>
+            </m:r>
+          </m:sup>
+        </m:sSubSup>
+        <m:r>
+          <m:t xml:space="preserve">(φ−</m:t>
+        </m:r>
+        <m:sSub>
+          <m:e>
+            <m:r>
+              <m:t xml:space="preserve">φ</m:t>
+            </m:r>
+          </m:e>
+          <m:sub>
+            <m:r>
+              <m:t xml:space="preserve">t</m:t>
+            </m:r>
+          </m:sub>
+        </m:sSub>
+        <m:sSup>
+          <m:e>
+            <m:r>
+              <m:t xml:space="preserve">)</m:t>
+            </m:r>
+          </m:e>
+          <m:sup>
+            <m:r>
+              <m:t xml:space="preserve">2</m:t>
+            </m:r>
+          </m:sup>
+        </m:sSup>
+        <m:sSup>
+          <m:e>
+            <m:r>
+              <m:t xml:space="preserve">χ</m:t>
+            </m:r>
+          </m:e>
+          <m:sup>
+            <m:r>
+              <m:t xml:space="preserve">2</m:t>
+            </m:r>
+          </m:sup>
+        </m:sSup>
+      </m:oMath>
+      <w:r>
+        <w:rPr>
+          <w:b w:val="0"/>
+          <w:i w:val="0"/>
+        </w:rPr>
+        <w:t xml:space="preserve"> so that it is stable in the false vacuum and tachyonic in the true one) stores 1.27 </w:t>
+      </w:r>
+      <m:oMath>
+        <m:r>
+          <m:t xml:space="preserve">λ</m:t>
+        </m:r>
+        <m:sSup>
+          <m:e>
+            <m:r>
+              <m:t xml:space="preserve">f</m:t>
+            </m:r>
+          </m:e>
+          <m:sup>
+            <m:r>
+              <m:t xml:space="preserve">4</m:t>
+            </m:r>
+          </m:sup>
+        </m:sSup>
+      </m:oMath>
+      <w:r>
+        <w:rPr>
+          <w:b w:val="0"/>
+          <w:i w:val="0"/>
+        </w:rPr>
+        <w:t xml:space="preserve">, 4.3 times the energy </w:t>
+      </w:r>
+      <m:oMath>
+        <m:r>
+          <m:t xml:space="preserve">Δ</m:t>
+        </m:r>
+        <m:r>
+          <m:t xml:space="preserve">V</m:t>
+        </m:r>
+      </m:oMath>
+      <w:r>
+        <w:rPr>
+          <w:b w:val="0"/>
+          <w:i w:val="0"/>
+        </w:rPr>
+        <w:t xml:space="preserve"> released by </w:t>
+      </w:r>
+      <m:oMath>
+        <m:r>
+          <m:t xml:space="preserve">φ</m:t>
+        </m:r>
+      </m:oMath>
+      <w:r>
+        <w:rPr>
+          <w:b w:val="0"/>
+          <w:i w:val="0"/>
+        </w:rPr>
+        <w:t xml:space="preserve">. A constant offset </w:t>
+      </w:r>
+      <m:oMath>
+        <m:sSub>
+          <m:e>
+            <m:r>
+              <m:t xml:space="preserve">V</m:t>
+            </m:r>
+          </m:e>
+          <m:sub>
+            <m:r>
+              <m:rPr>
+                <m:sty m:val="p"/>
+              </m:rPr>
+              <m:t xml:space="preserve">off</m:t>
+            </m:r>
+          </m:sub>
+        </m:sSub>
+        <m:r>
+          <m:t xml:space="preserve">=−(Δ</m:t>
+        </m:r>
+        <m:r>
+          <m:t xml:space="preserve">V+</m:t>
+        </m:r>
+        <m:sSub>
+          <m:e>
+            <m:r>
+              <m:t xml:space="preserve">E</m:t>
+            </m:r>
+          </m:e>
+          <m:sub>
+            <m:r>
+              <m:t xml:space="preserve">χ</m:t>
+            </m:r>
+          </m:sub>
+        </m:sSub>
+        <m:r>
+          <m:t xml:space="preserve">)</m:t>
+        </m:r>
+      </m:oMath>
+      <w:r>
+        <w:rPr>
+          <w:b w:val="0"/>
+          <w:i w:val="0"/>
+        </w:rPr>
+        <w:t xml:space="preserve"> makes the false vacuum have the observed dark-energy density, which is the only way the reservoir can sit in the parent without gravitating. The true vacuum is then anti-de Sitter with </w:t>
+      </w:r>
+      <m:oMath>
+        <m:r>
+          <m:t xml:space="preserve">|</m:t>
+        </m:r>
+        <m:sSub>
+          <m:e>
+            <m:r>
+              <m:t xml:space="preserve">V</m:t>
+            </m:r>
+          </m:e>
+          <m:sub>
+            <m:r>
+              <m:t xml:space="preserve">t</m:t>
+            </m:r>
+          </m:sub>
+        </m:sSub>
+        <m:r>
+          <m:t xml:space="preserve">|=Δ</m:t>
+        </m:r>
+        <m:r>
+          <m:t xml:space="preserve">V+</m:t>
+        </m:r>
+        <m:sSub>
+          <m:e>
+            <m:r>
+              <m:t xml:space="preserve">E</m:t>
+            </m:r>
+          </m:e>
+          <m:sub>
+            <m:r>
+              <m:t xml:space="preserve">χ</m:t>
+            </m:r>
+          </m:sub>
+        </m:sSub>
+      </m:oMath>
+      <w:r>
+        <w:rPr>
+          <w:b w:val="0"/>
+          <w:i w:val="0"/>
+        </w:rPr>
+        <w:t xml:space="preserve">, and the simulation (dissipation </w:t>
+      </w:r>
+      <m:oMath>
+        <m:r>
+          <m:t xml:space="preserve">Υ=m/2</m:t>
+        </m:r>
+      </m:oMath>
+      <w:r>
+        <w:rPr>
+          <w:b w:val="0"/>
+          <w:i w:val="0"/>
+        </w:rPr>
+        <w:t xml:space="preserve"> in both fields, </w:t>
+      </w:r>
+      <m:oMath>
+        <m:r>
+          <m:t xml:space="preserve">χ</m:t>
+        </m:r>
+      </m:oMath>
+      <w:r>
+        <w:rPr>
+          <w:b w:val="0"/>
+          <w:i w:val="0"/>
+        </w:rPr>
+        <w:t xml:space="preserve"> seeded at </w:t>
+      </w:r>
+      <m:oMath>
+        <m:r>
+          <m:t xml:space="preserve">1</m:t>
+        </m:r>
+        <m:sSup>
+          <m:e>
+            <m:r>
+              <m:t xml:space="preserve">0</m:t>
+            </m:r>
+          </m:e>
+          <m:sup>
+            <m:r>
+              <m:t xml:space="preserve">−6</m:t>
+            </m:r>
+          </m:sup>
+        </m:sSup>
+        <m:r>
+          <m:t xml:space="preserve">f</m:t>
+        </m:r>
+      </m:oMath>
+      <w:r>
+        <w:rPr>
+          <w:b w:val="0"/>
+          <w:i w:val="0"/>
+        </w:rPr>
+        <w:t xml:space="preserve">) transfers the reservoir to radiation. The depth is set in units of the dark energy, </w:t>
+      </w:r>
+      <m:oMath>
+        <m:r>
+          <m:t xml:space="preserve">|</m:t>
+        </m:r>
+        <m:sSub>
+          <m:e>
+            <m:r>
+              <m:t xml:space="preserve">V</m:t>
+            </m:r>
+          </m:e>
+          <m:sub>
+            <m:r>
+              <m:t xml:space="preserve">t</m:t>
+            </m:r>
+          </m:sub>
+        </m:sSub>
+        <m:r>
+          <m:t xml:space="preserve">|=κ</m:t>
+        </m:r>
+        <m:sSub>
+          <m:e>
+            <m:r>
+              <m:t xml:space="preserve">ρ</m:t>
+            </m:r>
+          </m:e>
+          <m:sub>
+            <m:r>
+              <m:t xml:space="preserve">Λ</m:t>
+            </m:r>
+          </m:sub>
+        </m:sSub>
+      </m:oMath>
+      <w:r>
+        <w:rPr>
+          <w:b w:val="0"/>
+          <w:i w:val="0"/>
+        </w:rPr>
+        <w:t xml:space="preserve">, which fixes </w:t>
+      </w:r>
+      <m:oMath>
+        <m:r>
+          <m:t xml:space="preserve">f</m:t>
+        </m:r>
+      </m:oMath>
+      <w:r>
+        <w:rPr>
+          <w:b w:val="0"/>
+          <w:i w:val="0"/>
+        </w:rPr>
+        <w:t xml:space="preserve"> and </w:t>
+      </w:r>
+      <m:oMath>
+        <m:r>
+          <m:t xml:space="preserve">g</m:t>
+        </m:r>
+      </m:oMath>
+      <w:r>
+        <w:rPr>
+          <w:b w:val="0"/>
+          <w:i w:val="0"/>
+        </w:rPr>
+        <w:t xml:space="preserve"> (Table 10). For </w:t>
+      </w:r>
+      <m:oMath>
+        <m:r>
+          <m:t xml:space="preserve">κ=1</m:t>
+        </m:r>
+        <m:sSup>
+          <m:e>
+            <m:r>
+              <m:t xml:space="preserve">0</m:t>
+            </m:r>
+          </m:e>
+          <m:sup>
+            <m:r>
+              <m:t xml:space="preserve">35</m:t>
+            </m:r>
+          </m:sup>
+        </m:sSup>
+      </m:oMath>
+      <w:r>
+        <w:rPr>
+          <w:b w:val="0"/>
+          <w:i w:val="0"/>
+        </w:rPr>
+        <w:t xml:space="preserve"> (enough for 1 MeV) the radiation reaches 0.72 MeV after </w:t>
+      </w:r>
+      <m:oMath>
+        <m:r>
+          <m:t xml:space="preserve">8.9×1</m:t>
+        </m:r>
+        <m:sSup>
+          <m:e>
+            <m:r>
+              <m:t xml:space="preserve">0</m:t>
+            </m:r>
+          </m:e>
+          <m:sup>
+            <m:r>
+              <m:t xml:space="preserve">−21</m:t>
+            </m:r>
+          </m:sup>
+        </m:sSup>
+      </m:oMath>
+      <w:r>
+        <w:rPr>
+          <w:b w:val="0"/>
+          <w:i w:val="0"/>
+        </w:rPr>
+        <w:t xml:space="preserve"> s, and the interior crunches after 5.46 s, equal to the pure anti-de Sitter value </w:t>
+      </w:r>
+      <m:oMath>
+        <m:r>
+          <m:t xml:space="preserve">π</m:t>
+        </m:r>
+        <m:rad>
+          <m:radPr>
+            <m:degHide m:val="1"/>
+          </m:radPr>
+          <m:deg/>
+          <m:e>
+            <m:r>
+              <m:t xml:space="preserve">3</m:t>
+            </m:r>
+          </m:e>
+        </m:rad>
+        <m:sSub>
+          <m:e>
+            <m:r>
+              <m:t xml:space="preserve">M</m:t>
+            </m:r>
+          </m:e>
+          <m:sub>
+            <m:r>
+              <m:rPr>
+                <m:sty m:val="p"/>
+              </m:rPr>
+              <m:t xml:space="preserve">Pl</m:t>
+            </m:r>
+          </m:sub>
+        </m:sSub>
+        <m:r>
+          <m:t xml:space="preserve">/</m:t>
+        </m:r>
+        <m:rad>
+          <m:radPr>
+            <m:degHide m:val="1"/>
+          </m:radPr>
+          <m:deg/>
+          <m:e>
+            <m:r>
+              <m:t xml:space="preserve">|</m:t>
+            </m:r>
+            <m:sSub>
+              <m:e>
+                <m:r>
+                  <m:t xml:space="preserve">V</m:t>
+                </m:r>
+              </m:e>
+              <m:sub>
+                <m:r>
+                  <m:t xml:space="preserve">t</m:t>
+                </m:r>
+              </m:sub>
+            </m:sSub>
+            <m:r>
+              <m:t xml:space="preserve">|</m:t>
+            </m:r>
+          </m:e>
+        </m:rad>
+      </m:oMath>
+      <w:r>
+        <w:rPr>
+          <w:b w:val="0"/>
+          <w:i w:val="0"/>
+        </w:rPr>
+        <w:t xml:space="preserve"> to better than </w:t>
+      </w:r>
+      <m:oMath>
+        <m:r>
+          <m:t xml:space="preserve">1</m:t>
+        </m:r>
+        <m:sSup>
+          <m:e>
+            <m:r>
+              <m:t xml:space="preserve">0</m:t>
+            </m:r>
+          </m:e>
+          <m:sup>
+            <m:r>
+              <m:t xml:space="preserve">−12</m:t>
+            </m:r>
+          </m:sup>
+        </m:sSup>
+      </m:oMath>
+      <w:r>
+        <w:rPr>
+          <w:b w:val="0"/>
+          <w:i w:val="0"/>
+        </w:rPr>
+        <w:t xml:space="preserve">. The temperature then falls as </w:t>
+      </w:r>
+      <m:oMath>
+        <m:r>
+          <m:t xml:space="preserve">1/t</m:t>
+        </m:r>
+      </m:oMath>
+      <w:r>
+        <w:rPr>
+          <w:b w:val="0"/>
+          <w:i w:val="0"/>
+        </w:rPr>
+        <w:t xml:space="preserve">, with </w:t>
+      </w:r>
+      <m:oMath>
+        <m:r>
+          <m:t xml:space="preserve">Tt=10.9</m:t>
+        </m:r>
+      </m:oMath>
+      <w:r>
+        <w:rPr>
+          <w:b w:val="0"/>
+          <w:i w:val="0"/>
+        </w:rPr>
+        <w:t xml:space="preserve"> for this reservoir (between 10.7 and 13.5 for reservoirs from 0.02 to 20 in units of </w:t>
+      </w:r>
+      <m:oMath>
+        <m:r>
+          <m:t xml:space="preserve">λ</m:t>
+        </m:r>
+        <m:sSup>
+          <m:e>
+            <m:r>
+              <m:t xml:space="preserve">f</m:t>
+            </m:r>
+          </m:e>
+          <m:sup>
+            <m:r>
+              <m:t xml:space="preserve">4</m:t>
+            </m:r>
+          </m:sup>
+        </m:sSup>
+      </m:oMath>
+      <w:r>
+        <w:rPr>
+          <w:b w:val="0"/>
+          <w:i w:val="0"/>
+        </w:rPr>
+        <w:t xml:space="preserve">), so that at one second </w:t>
+      </w:r>
+      <m:oMath>
+        <m:r>
+          <m:t xml:space="preserve">T=7.6×1</m:t>
+        </m:r>
+        <m:sSup>
+          <m:e>
+            <m:r>
+              <m:t xml:space="preserve">0</m:t>
+            </m:r>
+          </m:e>
+          <m:sup>
+            <m:r>
+              <m:t xml:space="preserve">−24</m:t>
+            </m:r>
+          </m:sup>
+        </m:sSup>
+      </m:oMath>
+      <w:r>
+        <w:rPr>
+          <w:b w:val="0"/>
+          <w:i w:val="0"/>
+        </w:rPr>
+        <w:t xml:space="preserve"> GeV for every depth, </w:t>
+      </w:r>
+      <m:oMath>
+        <m:r>
+          <m:t xml:space="preserve">1×1</m:t>
+        </m:r>
+        <m:sSup>
+          <m:e>
+            <m:r>
+              <m:t xml:space="preserve">0</m:t>
+            </m:r>
+          </m:e>
+          <m:sup>
+            <m:r>
+              <m:t xml:space="preserve">20</m:t>
+            </m:r>
+          </m:sup>
+        </m:sSup>
+      </m:oMath>
+      <w:r>
+        <w:rPr>
+          <w:b w:val="0"/>
+          <w:i w:val="0"/>
+        </w:rPr>
+        <w:t xml:space="preserve"> times below 1 MeV. The envelope of Section 5.3 holds with </w:t>
+      </w:r>
+      <m:oMath>
+        <m:r>
+          <m:t xml:space="preserve">ρ(mt</m:t>
+        </m:r>
+        <m:sSup>
+          <m:e>
+            <m:r>
+              <m:t xml:space="preserve">)</m:t>
+            </m:r>
+          </m:e>
+          <m:sup>
+            <m:r>
+              <m:t xml:space="preserve">3</m:t>
+            </m:r>
+          </m:sup>
+        </m:sSup>
+        <m:r>
+          <m:t xml:space="preserve">/</m:t>
+        </m:r>
+        <m:sSub>
+          <m:e>
+            <m:r>
+              <m:t xml:space="preserve">E</m:t>
+            </m:r>
+          </m:e>
+          <m:sub>
+            <m:r>
+              <m:rPr>
+                <m:sty m:val="p"/>
+              </m:rPr>
+              <m:t xml:space="preserve">rel</m:t>
+            </m:r>
+          </m:sub>
+        </m:sSub>
+        <m:r>
+          <m:t xml:space="preserve">≤11</m:t>
+        </m:r>
+      </m:oMath>
+      <w:r>
+        <w:rPr>
+          <w:b w:val="0"/>
+          <w:i w:val="0"/>
+        </w:rPr>
+        <w:t xml:space="preserve"> for the single field and </w:t>
+      </w:r>
+      <m:oMath>
+        <m:r>
+          <m:t xml:space="preserve">4.3×1</m:t>
+        </m:r>
+        <m:sSup>
+          <m:e>
+            <m:r>
+              <m:t xml:space="preserve">0</m:t>
+            </m:r>
+          </m:e>
+          <m:sup>
+            <m:r>
+              <m:t xml:space="preserve">3</m:t>
+            </m:r>
+          </m:sup>
+        </m:sSup>
+      </m:oMath>
+      <w:r>
+        <w:rPr>
+          <w:b w:val="0"/>
+          <w:i w:val="0"/>
+        </w:rPr>
+        <w:t xml:space="preserve"> for the reservoir, whose hilltop delays the roll by </w:t>
+      </w:r>
+      <m:oMath>
+        <m:r>
+          <m:t xml:space="preserve">∼16/m</m:t>
+        </m:r>
+      </m:oMath>
+      <w:r>
+        <w:rPr>
+          <w:b w:val="0"/>
+          <w:i w:val="0"/>
+        </w:rPr>
+        <w:t xml:space="preserve">; with that factor the parent scale needed for 1 MeV at 1 s falls by </w:t>
+      </w:r>
+      <m:oMath>
+        <m:r>
+          <m:t xml:space="preserve">3.6</m:t>
+        </m:r>
+      </m:oMath>
+      <w:r>
+        <w:rPr>
+          <w:b w:val="0"/>
+          <w:i w:val="0"/>
+        </w:rPr>
+        <w:t xml:space="preserve"> orders of magnitude to still 38 orders above the Planck scale. The reservoir therefore does not make a hot, lasting epoch: it makes a hot instant followed by a crunch.</w:t>
+      </w:r>
+    </w:p>
+    <w:p>
+      <w:pPr>
+        <w:keepNext/>
+      </w:pPr>
+      <w:r>
+        <w:rPr>
+          <w:b w:val="0"/>
+          <w:i/>
+          <w:sz w:val="19"/>
+        </w:rPr>
+        <w:t xml:space="preserve">Table 10. Two-field reservoir compensated by a negative offset: the true vacuum has </w:t>
+      </w:r>
+      <m:oMath>
+        <m:r>
+          <w:rPr>
+            <w:sz w:val="19"/>
+            <w:szCs w:val="19"/>
+          </w:rPr>
+          <m:t xml:space="preserve">|</m:t>
+        </m:r>
+        <m:sSub>
+          <m:e>
+            <m:r>
+              <w:rPr>
+                <w:sz w:val="19"/>
+                <w:szCs w:val="19"/>
+              </w:rPr>
+              <m:t xml:space="preserve">V</m:t>
+            </m:r>
+          </m:e>
+          <m:sub>
+            <m:r>
+              <w:rPr>
+                <w:sz w:val="19"/>
+                <w:szCs w:val="19"/>
+              </w:rPr>
+              <m:t xml:space="preserve">t</m:t>
+            </m:r>
+          </m:sub>
+        </m:sSub>
+        <m:r>
+          <w:rPr>
+            <w:sz w:val="19"/>
+            <w:szCs w:val="19"/>
+          </w:rPr>
+          <m:t xml:space="preserve">|=κ</m:t>
+        </m:r>
+        <m:sSub>
+          <m:e>
+            <m:r>
+              <w:rPr>
+                <w:sz w:val="19"/>
+                <w:szCs w:val="19"/>
+              </w:rPr>
+              <m:t xml:space="preserve">ρ</m:t>
+            </m:r>
+          </m:e>
+          <m:sub>
+            <m:r>
+              <w:rPr>
+                <w:sz w:val="19"/>
+                <w:szCs w:val="19"/>
+              </w:rPr>
+              <m:t xml:space="preserve">Λ</m:t>
+            </m:r>
+          </m:sub>
+        </m:sSub>
+      </m:oMath>
+      <w:r>
+        <w:rPr>
+          <w:b w:val="0"/>
+          <w:i/>
+          <w:sz w:val="19"/>
+        </w:rPr>
+        <w:t xml:space="preserve">. </w:t>
+      </w:r>
+      <m:oMath>
+        <m:r>
+          <w:rPr>
+            <w:sz w:val="19"/>
+            <w:szCs w:val="19"/>
+          </w:rPr>
+          <m:t xml:space="preserve">f</m:t>
+        </m:r>
+      </m:oMath>
+      <w:r>
+        <w:rPr>
+          <w:b w:val="0"/>
+          <w:i/>
+          <w:sz w:val="19"/>
+        </w:rPr>
+        <w:t xml:space="preserve">: field scale; </w:t>
+      </w:r>
+      <m:oMath>
+        <m:sSub>
+          <m:e>
+            <m:r>
+              <w:rPr>
+                <w:sz w:val="19"/>
+                <w:szCs w:val="19"/>
+              </w:rPr>
+              <m:t xml:space="preserve">T</m:t>
+            </m:r>
+          </m:e>
+          <m:sub>
+            <m:r>
+              <m:rPr>
+                <m:sty m:val="p"/>
+              </m:rPr>
+              <w:rPr>
+                <w:sz w:val="19"/>
+                <w:szCs w:val="19"/>
+              </w:rPr>
+              <m:t xml:space="preserve">max</m:t>
+            </m:r>
+          </m:sub>
+        </m:sSub>
+      </m:oMath>
+      <w:r>
+        <w:rPr>
+          <w:b w:val="0"/>
+          <w:i/>
+          <w:sz w:val="19"/>
+        </w:rPr>
+        <w:t xml:space="preserve"> and its time; crunch time of the interior; temperature one second after nucleation.</w:t>
+      </w:r>
+    </w:p>
+    <w:tbl>
+      <w:tblPr>
+        <w:tblW w:type="auto" w:w="0"/>
+        <w:jc w:val="center"/>
+        <w:tblLook w:firstColumn="1" w:firstRow="1" w:lastColumn="0" w:lastRow="0" w:noHBand="0" w:noVBand="1" w:val="04A0"/>
+        <w:tblBorders>
+          <w:top w:val="single" w:sz="4" w:space="0" w:color="888888"/>
+          <w:left w:val="single" w:sz="4" w:space="0" w:color="888888"/>
+          <w:bottom w:val="single" w:sz="4" w:space="0" w:color="888888"/>
+          <w:right w:val="single" w:sz="4" w:space="0" w:color="888888"/>
+          <w:insideH w:val="single" w:sz="4" w:space="0" w:color="888888"/>
+          <w:insideV w:val="single" w:sz="4" w:space="0" w:color="888888"/>
+        </w:tblBorders>
+      </w:tblPr>
+      <w:tblGrid>
+        <w:gridCol w:w="1560"/>
+        <w:gridCol w:w="1560"/>
+        <w:gridCol w:w="1560"/>
+        <w:gridCol w:w="1560"/>
+        <w:gridCol w:w="1560"/>
+        <w:gridCol w:w="1560"/>
+      </w:tblGrid>
+      <w:tr>
+        <w:tc>
+          <w:tcPr>
+            <w:tcW w:type="dxa" w:w="1560"/>
+            <w:shd w:val="clear" w:color="auto" w:fill="E4ECF3"/>
+          </w:tcPr>
+          <w:p>
+            <w:pPr>
+              <w:spacing w:after="20" w:line="240" w:lineRule="auto"/>
+            </w:pPr>
+            <w:r/>
+            <m:oMath>
+              <m:r>
+                <w:rPr>
+                  <w:sz w:val="17"/>
+                  <w:szCs w:val="17"/>
+                </w:rPr>
+                <m:t xml:space="preserve">κ</m:t>
+              </m:r>
+            </m:oMath>
+          </w:p>
+        </w:tc>
+        <w:tc>
+          <w:tcPr>
+            <w:tcW w:type="dxa" w:w="1560"/>
+            <w:shd w:val="clear" w:color="auto" w:fill="E4ECF3"/>
+          </w:tcPr>
+          <w:p>
+            <w:pPr>
+              <w:spacing w:after="20" w:line="240" w:lineRule="auto"/>
+            </w:pPr>
+            <w:r/>
+            <m:oMath>
+              <m:r>
+                <w:rPr>
+                  <w:sz w:val="17"/>
+                  <w:szCs w:val="17"/>
+                </w:rPr>
+                <m:t xml:space="preserve">f</m:t>
+              </m:r>
+            </m:oMath>
+            <w:r>
+              <w:rPr>
+                <w:b/>
+                <w:i w:val="0"/>
+                <w:sz w:val="17"/>
+              </w:rPr>
+              <w:t xml:space="preserve"> (GeV)</w:t>
+            </w:r>
+          </w:p>
+        </w:tc>
+        <w:tc>
+          <w:tcPr>
+            <w:tcW w:type="dxa" w:w="1560"/>
+            <w:shd w:val="clear" w:color="auto" w:fill="E4ECF3"/>
+          </w:tcPr>
+          <w:p>
+            <w:pPr>
+              <w:spacing w:after="20" w:line="240" w:lineRule="auto"/>
+            </w:pPr>
+            <w:r/>
+            <m:oMath>
+              <m:sSub>
+                <m:e>
+                  <m:r>
+                    <w:rPr>
+                      <w:sz w:val="17"/>
+                      <w:szCs w:val="17"/>
+                    </w:rPr>
+                    <m:t xml:space="preserve">T</m:t>
+                  </m:r>
+                </m:e>
+                <m:sub>
+                  <m:r>
+                    <m:rPr>
+                      <m:sty m:val="p"/>
+                    </m:rPr>
+                    <w:rPr>
+                      <w:sz w:val="17"/>
+                      <w:szCs w:val="17"/>
+                    </w:rPr>
+                    <m:t xml:space="preserve">max</m:t>
+                  </m:r>
+                </m:sub>
+              </m:sSub>
+            </m:oMath>
+            <w:r>
+              <w:rPr>
+                <w:b/>
+                <w:i w:val="0"/>
+                <w:sz w:val="17"/>
+              </w:rPr>
+              <w:t xml:space="preserve"> (MeV)</w:t>
+            </w:r>
+          </w:p>
+        </w:tc>
+        <w:tc>
+          <w:tcPr>
+            <w:tcW w:type="dxa" w:w="1560"/>
+            <w:shd w:val="clear" w:color="auto" w:fill="E4ECF3"/>
+          </w:tcPr>
+          <w:p>
+            <w:pPr>
+              <w:spacing w:after="20" w:line="240" w:lineRule="auto"/>
+            </w:pPr>
+            <w:r/>
+            <w:r>
+              <w:rPr>
+                <w:b/>
+                <w:i w:val="0"/>
+                <w:sz w:val="17"/>
+              </w:rPr>
+              <w:t xml:space="preserve">time of </w:t>
+            </w:r>
+            <m:oMath>
+              <m:sSub>
+                <m:e>
+                  <m:r>
+                    <w:rPr>
+                      <w:sz w:val="17"/>
+                      <w:szCs w:val="17"/>
+                    </w:rPr>
+                    <m:t xml:space="preserve">T</m:t>
+                  </m:r>
+                </m:e>
+                <m:sub>
+                  <m:r>
+                    <m:rPr>
+                      <m:sty m:val="p"/>
+                    </m:rPr>
+                    <w:rPr>
+                      <w:sz w:val="17"/>
+                      <w:szCs w:val="17"/>
+                    </w:rPr>
+                    <m:t xml:space="preserve">max</m:t>
+                  </m:r>
+                </m:sub>
+              </m:sSub>
+            </m:oMath>
+            <w:r>
+              <w:rPr>
+                <w:b/>
+                <w:i w:val="0"/>
+                <w:sz w:val="17"/>
+              </w:rPr>
+              <w:t xml:space="preserve"> (s)</w:t>
+            </w:r>
+          </w:p>
+        </w:tc>
+        <w:tc>
+          <w:tcPr>
+            <w:tcW w:type="dxa" w:w="1560"/>
+            <w:shd w:val="clear" w:color="auto" w:fill="E4ECF3"/>
+          </w:tcPr>
+          <w:p>
+            <w:pPr>
+              <w:spacing w:after="20" w:line="240" w:lineRule="auto"/>
+            </w:pPr>
+            <w:r/>
+            <w:r>
+              <w:rPr>
+                <w:b/>
+                <w:i w:val="0"/>
+                <w:sz w:val="17"/>
+              </w:rPr>
+              <w:t>crunch (s)</w:t>
+            </w:r>
+          </w:p>
+        </w:tc>
+        <w:tc>
+          <w:tcPr>
+            <w:tcW w:type="dxa" w:w="1560"/>
+            <w:shd w:val="clear" w:color="auto" w:fill="E4ECF3"/>
+          </w:tcPr>
+          <w:p>
+            <w:pPr>
+              <w:spacing w:after="20" w:line="240" w:lineRule="auto"/>
+            </w:pPr>
+            <w:r/>
+            <m:oMath>
+              <m:r>
+                <w:rPr>
+                  <w:sz w:val="17"/>
+                  <w:szCs w:val="17"/>
+                </w:rPr>
+                <m:t xml:space="preserve">T(1</m:t>
+              </m:r>
+              <m:r>
+                <m:rPr>
+                  <m:sty m:val="p"/>
+                </m:rPr>
+                <w:rPr>
+                  <w:sz w:val="17"/>
+                  <w:szCs w:val="17"/>
+                </w:rPr>
+                <m:t xml:space="preserve"> </m:t>
+              </m:r>
+              <m:r>
+                <m:rPr>
+                  <m:sty m:val="p"/>
+                </m:rPr>
+                <w:rPr>
+                  <w:sz w:val="17"/>
+                  <w:szCs w:val="17"/>
+                </w:rPr>
+                <m:t xml:space="preserve">s</m:t>
+              </m:r>
+              <m:r>
+                <w:rPr>
+                  <w:sz w:val="17"/>
+                  <w:szCs w:val="17"/>
+                </w:rPr>
+                <m:t xml:space="preserve">)</m:t>
+              </m:r>
+            </m:oMath>
+            <w:r>
+              <w:rPr>
+                <w:b/>
+                <w:i w:val="0"/>
+                <w:sz w:val="17"/>
+              </w:rPr>
+              <w:t xml:space="preserve"> (GeV)</w:t>
+            </w:r>
+          </w:p>
+        </w:tc>
+      </w:tr>
+      <w:tr>
+        <w:tc>
+          <w:tcPr>
+            <w:tcW w:type="dxa" w:w="1560"/>
+          </w:tcPr>
+          <w:p>
+            <w:pPr>
+              <w:spacing w:after="20" w:line="240" w:lineRule="auto"/>
+            </w:pPr>
+            <w:r/>
+            <m:oMath>
+              <m:r>
+                <w:rPr>
+                  <w:sz w:val="17"/>
+                  <w:szCs w:val="17"/>
+                </w:rPr>
+                <m:t xml:space="preserve">1×1</m:t>
+              </m:r>
+              <m:sSup>
+                <m:e>
+                  <m:r>
+                    <w:rPr>
+                      <w:sz w:val="17"/>
+                      <w:szCs w:val="17"/>
+                    </w:rPr>
+                    <m:t xml:space="preserve">0</m:t>
+                  </m:r>
+                </m:e>
+                <m:sup>
+                  <m:r>
+                    <w:rPr>
+                      <w:sz w:val="17"/>
+                      <w:szCs w:val="17"/>
+                    </w:rPr>
+                    <m:t xml:space="preserve">0</m:t>
+                  </m:r>
+                </m:sup>
+              </m:sSup>
+            </m:oMath>
+          </w:p>
+        </w:tc>
+        <w:tc>
+          <w:tcPr>
+            <w:tcW w:type="dxa" w:w="1560"/>
+          </w:tcPr>
+          <w:p>
+            <w:pPr>
+              <w:spacing w:after="20" w:line="240" w:lineRule="auto"/>
+            </w:pPr>
+            <w:r/>
+            <m:oMath>
+              <m:r>
+                <w:rPr>
+                  <w:sz w:val="17"/>
+                  <w:szCs w:val="17"/>
+                </w:rPr>
+                <m:t xml:space="preserve">2.0×1</m:t>
+              </m:r>
+              <m:sSup>
+                <m:e>
+                  <m:r>
+                    <w:rPr>
+                      <w:sz w:val="17"/>
+                      <w:szCs w:val="17"/>
+                    </w:rPr>
+                    <m:t xml:space="preserve">0</m:t>
+                  </m:r>
+                </m:e>
+                <m:sup>
+                  <m:r>
+                    <w:rPr>
+                      <w:sz w:val="17"/>
+                      <w:szCs w:val="17"/>
+                    </w:rPr>
+                    <m:t xml:space="preserve">−12</m:t>
+                  </m:r>
+                </m:sup>
+              </m:sSup>
+            </m:oMath>
+          </w:p>
+        </w:tc>
+        <w:tc>
+          <w:tcPr>
+            <w:tcW w:type="dxa" w:w="1560"/>
+          </w:tcPr>
+          <w:p>
+            <w:pPr>
+              <w:spacing w:after="20" w:line="240" w:lineRule="auto"/>
+            </w:pPr>
+            <w:r/>
+            <m:oMath>
+              <m:r>
+                <w:rPr>
+                  <w:sz w:val="17"/>
+                  <w:szCs w:val="17"/>
+                </w:rPr>
+                <m:t xml:space="preserve">1.3×1</m:t>
+              </m:r>
+              <m:sSup>
+                <m:e>
+                  <m:r>
+                    <w:rPr>
+                      <w:sz w:val="17"/>
+                      <w:szCs w:val="17"/>
+                    </w:rPr>
+                    <m:t xml:space="preserve">0</m:t>
+                  </m:r>
+                </m:e>
+                <m:sup>
+                  <m:r>
+                    <w:rPr>
+                      <w:sz w:val="17"/>
+                      <w:szCs w:val="17"/>
+                    </w:rPr>
+                    <m:t xml:space="preserve">−9</m:t>
+                  </m:r>
+                </m:sup>
+              </m:sSup>
+            </m:oMath>
+          </w:p>
+        </w:tc>
+        <w:tc>
+          <w:tcPr>
+            <w:tcW w:type="dxa" w:w="1560"/>
+          </w:tcPr>
+          <w:p>
+            <w:pPr>
+              <w:spacing w:after="20" w:line="240" w:lineRule="auto"/>
+            </w:pPr>
+            <w:r/>
+            <m:oMath>
+              <m:r>
+                <w:rPr>
+                  <w:sz w:val="17"/>
+                  <w:szCs w:val="17"/>
+                </w:rPr>
+                <m:t xml:space="preserve">5.0×1</m:t>
+              </m:r>
+              <m:sSup>
+                <m:e>
+                  <m:r>
+                    <w:rPr>
+                      <w:sz w:val="17"/>
+                      <w:szCs w:val="17"/>
+                    </w:rPr>
+                    <m:t xml:space="preserve">0</m:t>
+                  </m:r>
+                </m:e>
+                <m:sup>
+                  <m:r>
+                    <w:rPr>
+                      <w:sz w:val="17"/>
+                      <w:szCs w:val="17"/>
+                    </w:rPr>
+                    <m:t xml:space="preserve">−12</m:t>
+                  </m:r>
+                </m:sup>
+              </m:sSup>
+            </m:oMath>
+          </w:p>
+        </w:tc>
+        <w:tc>
+          <w:tcPr>
+            <w:tcW w:type="dxa" w:w="1560"/>
+          </w:tcPr>
+          <w:p>
+            <w:pPr>
+              <w:spacing w:after="20" w:line="240" w:lineRule="auto"/>
+            </w:pPr>
+            <w:r/>
+            <m:oMath>
+              <m:r>
+                <w:rPr>
+                  <w:sz w:val="17"/>
+                  <w:szCs w:val="17"/>
+                </w:rPr>
+                <m:t xml:space="preserve">1.7×1</m:t>
+              </m:r>
+              <m:sSup>
+                <m:e>
+                  <m:r>
+                    <w:rPr>
+                      <w:sz w:val="17"/>
+                      <w:szCs w:val="17"/>
+                    </w:rPr>
+                    <m:t xml:space="preserve">0</m:t>
+                  </m:r>
+                </m:e>
+                <m:sup>
+                  <m:r>
+                    <w:rPr>
+                      <w:sz w:val="17"/>
+                      <w:szCs w:val="17"/>
+                    </w:rPr>
+                    <m:t xml:space="preserve">18</m:t>
+                  </m:r>
+                </m:sup>
+              </m:sSup>
+            </m:oMath>
+          </w:p>
+        </w:tc>
+        <w:tc>
+          <w:tcPr>
+            <w:tcW w:type="dxa" w:w="1560"/>
+          </w:tcPr>
+          <w:p>
+            <w:pPr>
+              <w:spacing w:after="20" w:line="240" w:lineRule="auto"/>
+            </w:pPr>
+            <w:r/>
+            <m:oMath>
+              <m:r>
+                <w:rPr>
+                  <w:sz w:val="17"/>
+                  <w:szCs w:val="17"/>
+                </w:rPr>
+                <m:t xml:space="preserve">7.2×1</m:t>
+              </m:r>
+              <m:sSup>
+                <m:e>
+                  <m:r>
+                    <w:rPr>
+                      <w:sz w:val="17"/>
+                      <w:szCs w:val="17"/>
+                    </w:rPr>
+                    <m:t xml:space="preserve">0</m:t>
+                  </m:r>
+                </m:e>
+                <m:sup>
+                  <m:r>
+                    <w:rPr>
+                      <w:sz w:val="17"/>
+                      <w:szCs w:val="17"/>
+                    </w:rPr>
+                    <m:t xml:space="preserve">−24</m:t>
+                  </m:r>
+                </m:sup>
+              </m:sSup>
+            </m:oMath>
+          </w:p>
+        </w:tc>
+      </w:tr>
+      <w:tr>
+        <w:tc>
+          <w:tcPr>
+            <w:tcW w:type="dxa" w:w="1560"/>
+          </w:tcPr>
+          <w:p>
+            <w:pPr>
+              <w:spacing w:after="20" w:line="240" w:lineRule="auto"/>
+            </w:pPr>
+            <w:r/>
+            <m:oMath>
+              <m:r>
+                <w:rPr>
+                  <w:sz w:val="17"/>
+                  <w:szCs w:val="17"/>
+                </w:rPr>
+                <m:t xml:space="preserve">1×1</m:t>
+              </m:r>
+              <m:sSup>
+                <m:e>
+                  <m:r>
+                    <w:rPr>
+                      <w:sz w:val="17"/>
+                      <w:szCs w:val="17"/>
+                    </w:rPr>
+                    <m:t xml:space="preserve">0</m:t>
+                  </m:r>
+                </m:e>
+                <m:sup>
+                  <m:r>
+                    <w:rPr>
+                      <w:sz w:val="17"/>
+                      <w:szCs w:val="17"/>
+                    </w:rPr>
+                    <m:t xml:space="preserve">10</m:t>
+                  </m:r>
+                </m:sup>
+              </m:sSup>
+            </m:oMath>
+          </w:p>
+        </w:tc>
+        <w:tc>
+          <w:tcPr>
+            <w:tcW w:type="dxa" w:w="1560"/>
+          </w:tcPr>
+          <w:p>
+            <w:pPr>
+              <w:spacing w:after="20" w:line="240" w:lineRule="auto"/>
+            </w:pPr>
+            <w:r/>
+            <m:oMath>
+              <m:r>
+                <w:rPr>
+                  <w:sz w:val="17"/>
+                  <w:szCs w:val="17"/>
+                </w:rPr>
+                <m:t xml:space="preserve">6.4×1</m:t>
+              </m:r>
+              <m:sSup>
+                <m:e>
+                  <m:r>
+                    <w:rPr>
+                      <w:sz w:val="17"/>
+                      <w:szCs w:val="17"/>
+                    </w:rPr>
+                    <m:t xml:space="preserve">0</m:t>
+                  </m:r>
+                </m:e>
+                <m:sup>
+                  <m:r>
+                    <w:rPr>
+                      <w:sz w:val="17"/>
+                      <w:szCs w:val="17"/>
+                    </w:rPr>
+                    <m:t xml:space="preserve">−10</m:t>
+                  </m:r>
+                </m:sup>
+              </m:sSup>
+            </m:oMath>
+          </w:p>
+        </w:tc>
+        <w:tc>
+          <w:tcPr>
+            <w:tcW w:type="dxa" w:w="1560"/>
+          </w:tcPr>
+          <w:p>
+            <w:pPr>
+              <w:spacing w:after="20" w:line="240" w:lineRule="auto"/>
+            </w:pPr>
+            <w:r/>
+            <m:oMath>
+              <m:r>
+                <w:rPr>
+                  <w:sz w:val="17"/>
+                  <w:szCs w:val="17"/>
+                </w:rPr>
+                <m:t xml:space="preserve">4.0×1</m:t>
+              </m:r>
+              <m:sSup>
+                <m:e>
+                  <m:r>
+                    <w:rPr>
+                      <w:sz w:val="17"/>
+                      <w:szCs w:val="17"/>
+                    </w:rPr>
+                    <m:t xml:space="preserve">0</m:t>
+                  </m:r>
+                </m:e>
+                <m:sup>
+                  <m:r>
+                    <w:rPr>
+                      <w:sz w:val="17"/>
+                      <w:szCs w:val="17"/>
+                    </w:rPr>
+                    <m:t xml:space="preserve">−7</m:t>
+                  </m:r>
+                </m:sup>
+              </m:sSup>
+            </m:oMath>
+          </w:p>
+        </w:tc>
+        <w:tc>
+          <w:tcPr>
+            <w:tcW w:type="dxa" w:w="1560"/>
+          </w:tcPr>
+          <w:p>
+            <w:pPr>
+              <w:spacing w:after="20" w:line="240" w:lineRule="auto"/>
+            </w:pPr>
+            <w:r/>
+            <m:oMath>
+              <m:r>
+                <w:rPr>
+                  <w:sz w:val="17"/>
+                  <w:szCs w:val="17"/>
+                </w:rPr>
+                <m:t xml:space="preserve">1.6×1</m:t>
+              </m:r>
+              <m:sSup>
+                <m:e>
+                  <m:r>
+                    <w:rPr>
+                      <w:sz w:val="17"/>
+                      <w:szCs w:val="17"/>
+                    </w:rPr>
+                    <m:t xml:space="preserve">0</m:t>
+                  </m:r>
+                </m:e>
+                <m:sup>
+                  <m:r>
+                    <w:rPr>
+                      <w:sz w:val="17"/>
+                      <w:szCs w:val="17"/>
+                    </w:rPr>
+                    <m:t xml:space="preserve">−14</m:t>
+                  </m:r>
+                </m:sup>
+              </m:sSup>
+            </m:oMath>
+          </w:p>
+        </w:tc>
+        <w:tc>
+          <w:tcPr>
+            <w:tcW w:type="dxa" w:w="1560"/>
+          </w:tcPr>
+          <w:p>
+            <w:pPr>
+              <w:spacing w:after="20" w:line="240" w:lineRule="auto"/>
+            </w:pPr>
+            <w:r/>
+            <m:oMath>
+              <m:r>
+                <w:rPr>
+                  <w:sz w:val="17"/>
+                  <w:szCs w:val="17"/>
+                </w:rPr>
+                <m:t xml:space="preserve">1.7×1</m:t>
+              </m:r>
+              <m:sSup>
+                <m:e>
+                  <m:r>
+                    <w:rPr>
+                      <w:sz w:val="17"/>
+                      <w:szCs w:val="17"/>
+                    </w:rPr>
+                    <m:t xml:space="preserve">0</m:t>
+                  </m:r>
+                </m:e>
+                <m:sup>
+                  <m:r>
+                    <w:rPr>
+                      <w:sz w:val="17"/>
+                      <w:szCs w:val="17"/>
+                    </w:rPr>
+                    <m:t xml:space="preserve">13</m:t>
+                  </m:r>
+                </m:sup>
+              </m:sSup>
+            </m:oMath>
+          </w:p>
+        </w:tc>
+        <w:tc>
+          <w:tcPr>
+            <w:tcW w:type="dxa" w:w="1560"/>
+          </w:tcPr>
+          <w:p>
+            <w:pPr>
+              <w:spacing w:after="20" w:line="240" w:lineRule="auto"/>
+            </w:pPr>
+            <w:r/>
+            <m:oMath>
+              <m:r>
+                <w:rPr>
+                  <w:sz w:val="17"/>
+                  <w:szCs w:val="17"/>
+                </w:rPr>
+                <m:t xml:space="preserve">7.2×1</m:t>
+              </m:r>
+              <m:sSup>
+                <m:e>
+                  <m:r>
+                    <w:rPr>
+                      <w:sz w:val="17"/>
+                      <w:szCs w:val="17"/>
+                    </w:rPr>
+                    <m:t xml:space="preserve">0</m:t>
+                  </m:r>
+                </m:e>
+                <m:sup>
+                  <m:r>
+                    <w:rPr>
+                      <w:sz w:val="17"/>
+                      <w:szCs w:val="17"/>
+                    </w:rPr>
+                    <m:t xml:space="preserve">−24</m:t>
+                  </m:r>
+                </m:sup>
+              </m:sSup>
+            </m:oMath>
+          </w:p>
+        </w:tc>
+      </w:tr>
+      <w:tr>
+        <w:tc>
+          <w:tcPr>
+            <w:tcW w:type="dxa" w:w="1560"/>
+          </w:tcPr>
+          <w:p>
+            <w:pPr>
+              <w:spacing w:after="20" w:line="240" w:lineRule="auto"/>
+            </w:pPr>
+            <w:r/>
+            <m:oMath>
+              <m:r>
+                <w:rPr>
+                  <w:sz w:val="17"/>
+                  <w:szCs w:val="17"/>
+                </w:rPr>
+                <m:t xml:space="preserve">1×1</m:t>
+              </m:r>
+              <m:sSup>
+                <m:e>
+                  <m:r>
+                    <w:rPr>
+                      <w:sz w:val="17"/>
+                      <w:szCs w:val="17"/>
+                    </w:rPr>
+                    <m:t xml:space="preserve">0</m:t>
+                  </m:r>
+                </m:e>
+                <m:sup>
+                  <m:r>
+                    <w:rPr>
+                      <w:sz w:val="17"/>
+                      <w:szCs w:val="17"/>
+                    </w:rPr>
+                    <m:t xml:space="preserve">20</m:t>
+                  </m:r>
+                </m:sup>
+              </m:sSup>
+            </m:oMath>
+          </w:p>
+        </w:tc>
+        <w:tc>
+          <w:tcPr>
+            <w:tcW w:type="dxa" w:w="1560"/>
+          </w:tcPr>
+          <w:p>
+            <w:pPr>
+              <w:spacing w:after="20" w:line="240" w:lineRule="auto"/>
+            </w:pPr>
+            <w:r/>
+            <m:oMath>
+              <m:r>
+                <w:rPr>
+                  <w:sz w:val="17"/>
+                  <w:szCs w:val="17"/>
+                </w:rPr>
+                <m:t xml:space="preserve">2.0×1</m:t>
+              </m:r>
+              <m:sSup>
+                <m:e>
+                  <m:r>
+                    <w:rPr>
+                      <w:sz w:val="17"/>
+                      <w:szCs w:val="17"/>
+                    </w:rPr>
+                    <m:t xml:space="preserve">0</m:t>
+                  </m:r>
+                </m:e>
+                <m:sup>
+                  <m:r>
+                    <w:rPr>
+                      <w:sz w:val="17"/>
+                      <w:szCs w:val="17"/>
+                    </w:rPr>
+                    <m:t xml:space="preserve">−7</m:t>
+                  </m:r>
+                </m:sup>
+              </m:sSup>
+            </m:oMath>
+          </w:p>
+        </w:tc>
+        <w:tc>
+          <w:tcPr>
+            <w:tcW w:type="dxa" w:w="1560"/>
+          </w:tcPr>
+          <w:p>
+            <w:pPr>
+              <w:spacing w:after="20" w:line="240" w:lineRule="auto"/>
+            </w:pPr>
+            <w:r/>
+            <m:oMath>
+              <m:r>
+                <w:rPr>
+                  <w:sz w:val="17"/>
+                  <w:szCs w:val="17"/>
+                </w:rPr>
+                <m:t xml:space="preserve">1.3×1</m:t>
+              </m:r>
+              <m:sSup>
+                <m:e>
+                  <m:r>
+                    <w:rPr>
+                      <w:sz w:val="17"/>
+                      <w:szCs w:val="17"/>
+                    </w:rPr>
+                    <m:t xml:space="preserve">0</m:t>
+                  </m:r>
+                </m:e>
+                <m:sup>
+                  <m:r>
+                    <w:rPr>
+                      <w:sz w:val="17"/>
+                      <w:szCs w:val="17"/>
+                    </w:rPr>
+                    <m:t xml:space="preserve">−4</m:t>
+                  </m:r>
+                </m:sup>
+              </m:sSup>
+            </m:oMath>
+          </w:p>
+        </w:tc>
+        <w:tc>
+          <w:tcPr>
+            <w:tcW w:type="dxa" w:w="1560"/>
+          </w:tcPr>
+          <w:p>
+            <w:pPr>
+              <w:spacing w:after="20" w:line="240" w:lineRule="auto"/>
+            </w:pPr>
+            <w:r/>
+            <m:oMath>
+              <m:r>
+                <w:rPr>
+                  <w:sz w:val="17"/>
+                  <w:szCs w:val="17"/>
+                </w:rPr>
+                <m:t xml:space="preserve">5.0×1</m:t>
+              </m:r>
+              <m:sSup>
+                <m:e>
+                  <m:r>
+                    <w:rPr>
+                      <w:sz w:val="17"/>
+                      <w:szCs w:val="17"/>
+                    </w:rPr>
+                    <m:t xml:space="preserve">0</m:t>
+                  </m:r>
+                </m:e>
+                <m:sup>
+                  <m:r>
+                    <w:rPr>
+                      <w:sz w:val="17"/>
+                      <w:szCs w:val="17"/>
+                    </w:rPr>
+                    <m:t xml:space="preserve">−17</m:t>
+                  </m:r>
+                </m:sup>
+              </m:sSup>
+            </m:oMath>
+          </w:p>
+        </w:tc>
+        <w:tc>
+          <w:tcPr>
+            <w:tcW w:type="dxa" w:w="1560"/>
+          </w:tcPr>
+          <w:p>
+            <w:pPr>
+              <w:spacing w:after="20" w:line="240" w:lineRule="auto"/>
+            </w:pPr>
+            <w:r/>
+            <m:oMath>
+              <m:r>
+                <w:rPr>
+                  <w:sz w:val="17"/>
+                  <w:szCs w:val="17"/>
+                </w:rPr>
+                <m:t xml:space="preserve">1.7×1</m:t>
+              </m:r>
+              <m:sSup>
+                <m:e>
+                  <m:r>
+                    <w:rPr>
+                      <w:sz w:val="17"/>
+                      <w:szCs w:val="17"/>
+                    </w:rPr>
+                    <m:t xml:space="preserve">0</m:t>
+                  </m:r>
+                </m:e>
+                <m:sup>
+                  <m:r>
+                    <w:rPr>
+                      <w:sz w:val="17"/>
+                      <w:szCs w:val="17"/>
+                    </w:rPr>
+                    <m:t xml:space="preserve">8</m:t>
+                  </m:r>
+                </m:sup>
+              </m:sSup>
+            </m:oMath>
+          </w:p>
+        </w:tc>
+        <w:tc>
+          <w:tcPr>
+            <w:tcW w:type="dxa" w:w="1560"/>
+          </w:tcPr>
+          <w:p>
+            <w:pPr>
+              <w:spacing w:after="20" w:line="240" w:lineRule="auto"/>
+            </w:pPr>
+            <w:r/>
+            <m:oMath>
+              <m:r>
+                <w:rPr>
+                  <w:sz w:val="17"/>
+                  <w:szCs w:val="17"/>
+                </w:rPr>
+                <m:t xml:space="preserve">7.2×1</m:t>
+              </m:r>
+              <m:sSup>
+                <m:e>
+                  <m:r>
+                    <w:rPr>
+                      <w:sz w:val="17"/>
+                      <w:szCs w:val="17"/>
+                    </w:rPr>
+                    <m:t xml:space="preserve">0</m:t>
+                  </m:r>
+                </m:e>
+                <m:sup>
+                  <m:r>
+                    <w:rPr>
+                      <w:sz w:val="17"/>
+                      <w:szCs w:val="17"/>
+                    </w:rPr>
+                    <m:t xml:space="preserve">−24</m:t>
+                  </m:r>
+                </m:sup>
+              </m:sSup>
+            </m:oMath>
+          </w:p>
+        </w:tc>
+      </w:tr>
+      <w:tr>
+        <w:tc>
+          <w:tcPr>
+            <w:tcW w:type="dxa" w:w="1560"/>
+          </w:tcPr>
+          <w:p>
+            <w:pPr>
+              <w:spacing w:after="20" w:line="240" w:lineRule="auto"/>
+            </w:pPr>
+            <w:r/>
+            <m:oMath>
+              <m:r>
+                <w:rPr>
+                  <w:sz w:val="17"/>
+                  <w:szCs w:val="17"/>
+                </w:rPr>
+                <m:t xml:space="preserve">1×1</m:t>
+              </m:r>
+              <m:sSup>
+                <m:e>
+                  <m:r>
+                    <w:rPr>
+                      <w:sz w:val="17"/>
+                      <w:szCs w:val="17"/>
+                    </w:rPr>
+                    <m:t xml:space="preserve">0</m:t>
+                  </m:r>
+                </m:e>
+                <m:sup>
+                  <m:r>
+                    <w:rPr>
+                      <w:sz w:val="17"/>
+                      <w:szCs w:val="17"/>
+                    </w:rPr>
+                    <m:t xml:space="preserve">30</m:t>
+                  </m:r>
+                </m:sup>
+              </m:sSup>
+            </m:oMath>
+          </w:p>
+        </w:tc>
+        <w:tc>
+          <w:tcPr>
+            <w:tcW w:type="dxa" w:w="1560"/>
+          </w:tcPr>
+          <w:p>
+            <w:pPr>
+              <w:spacing w:after="20" w:line="240" w:lineRule="auto"/>
+            </w:pPr>
+            <w:r/>
+            <m:oMath>
+              <m:r>
+                <w:rPr>
+                  <w:sz w:val="17"/>
+                  <w:szCs w:val="17"/>
+                </w:rPr>
+                <m:t xml:space="preserve">6.4×1</m:t>
+              </m:r>
+              <m:sSup>
+                <m:e>
+                  <m:r>
+                    <w:rPr>
+                      <w:sz w:val="17"/>
+                      <w:szCs w:val="17"/>
+                    </w:rPr>
+                    <m:t xml:space="preserve">0</m:t>
+                  </m:r>
+                </m:e>
+                <m:sup>
+                  <m:r>
+                    <w:rPr>
+                      <w:sz w:val="17"/>
+                      <w:szCs w:val="17"/>
+                    </w:rPr>
+                    <m:t xml:space="preserve">−5</m:t>
+                  </m:r>
+                </m:sup>
+              </m:sSup>
+            </m:oMath>
+          </w:p>
+        </w:tc>
+        <w:tc>
+          <w:tcPr>
+            <w:tcW w:type="dxa" w:w="1560"/>
+          </w:tcPr>
+          <w:p>
+            <w:pPr>
+              <w:spacing w:after="20" w:line="240" w:lineRule="auto"/>
+            </w:pPr>
+            <w:r/>
+            <m:oMath>
+              <m:r>
+                <w:rPr>
+                  <w:sz w:val="17"/>
+                  <w:szCs w:val="17"/>
+                </w:rPr>
+                <m:t xml:space="preserve">4.0×1</m:t>
+              </m:r>
+              <m:sSup>
+                <m:e>
+                  <m:r>
+                    <w:rPr>
+                      <w:sz w:val="17"/>
+                      <w:szCs w:val="17"/>
+                    </w:rPr>
+                    <m:t xml:space="preserve">0</m:t>
+                  </m:r>
+                </m:e>
+                <m:sup>
+                  <m:r>
+                    <w:rPr>
+                      <w:sz w:val="17"/>
+                      <w:szCs w:val="17"/>
+                    </w:rPr>
+                    <m:t xml:space="preserve">−2</m:t>
+                  </m:r>
+                </m:sup>
+              </m:sSup>
+            </m:oMath>
+          </w:p>
+        </w:tc>
+        <w:tc>
+          <w:tcPr>
+            <w:tcW w:type="dxa" w:w="1560"/>
+          </w:tcPr>
+          <w:p>
+            <w:pPr>
+              <w:spacing w:after="20" w:line="240" w:lineRule="auto"/>
+            </w:pPr>
+            <w:r/>
+            <m:oMath>
+              <m:r>
+                <w:rPr>
+                  <w:sz w:val="17"/>
+                  <w:szCs w:val="17"/>
+                </w:rPr>
+                <m:t xml:space="preserve">1.6×1</m:t>
+              </m:r>
+              <m:sSup>
+                <m:e>
+                  <m:r>
+                    <w:rPr>
+                      <w:sz w:val="17"/>
+                      <w:szCs w:val="17"/>
+                    </w:rPr>
+                    <m:t xml:space="preserve">0</m:t>
+                  </m:r>
+                </m:e>
+                <m:sup>
+                  <m:r>
+                    <w:rPr>
+                      <w:sz w:val="17"/>
+                      <w:szCs w:val="17"/>
+                    </w:rPr>
+                    <m:t xml:space="preserve">−19</m:t>
+                  </m:r>
+                </m:sup>
+              </m:sSup>
+            </m:oMath>
+          </w:p>
+        </w:tc>
+        <w:tc>
+          <w:tcPr>
+            <w:tcW w:type="dxa" w:w="1560"/>
+          </w:tcPr>
+          <w:p>
+            <w:pPr>
+              <w:spacing w:after="20" w:line="240" w:lineRule="auto"/>
+            </w:pPr>
+            <w:r/>
+            <m:oMath>
+              <m:r>
+                <w:rPr>
+                  <w:sz w:val="17"/>
+                  <w:szCs w:val="17"/>
+                </w:rPr>
+                <m:t xml:space="preserve">1.7×1</m:t>
+              </m:r>
+              <m:sSup>
+                <m:e>
+                  <m:r>
+                    <w:rPr>
+                      <w:sz w:val="17"/>
+                      <w:szCs w:val="17"/>
+                    </w:rPr>
+                    <m:t xml:space="preserve">0</m:t>
+                  </m:r>
+                </m:e>
+                <m:sup>
+                  <m:r>
+                    <w:rPr>
+                      <w:sz w:val="17"/>
+                      <w:szCs w:val="17"/>
+                    </w:rPr>
+                    <m:t xml:space="preserve">3</m:t>
+                  </m:r>
+                </m:sup>
+              </m:sSup>
+            </m:oMath>
+          </w:p>
+        </w:tc>
+        <w:tc>
+          <w:tcPr>
+            <w:tcW w:type="dxa" w:w="1560"/>
+          </w:tcPr>
+          <w:p>
+            <w:pPr>
+              <w:spacing w:after="20" w:line="240" w:lineRule="auto"/>
+            </w:pPr>
+            <w:r/>
+            <m:oMath>
+              <m:r>
+                <w:rPr>
+                  <w:sz w:val="17"/>
+                  <w:szCs w:val="17"/>
+                </w:rPr>
+                <m:t xml:space="preserve">7.2×1</m:t>
+              </m:r>
+              <m:sSup>
+                <m:e>
+                  <m:r>
+                    <w:rPr>
+                      <w:sz w:val="17"/>
+                      <w:szCs w:val="17"/>
+                    </w:rPr>
+                    <m:t xml:space="preserve">0</m:t>
+                  </m:r>
+                </m:e>
+                <m:sup>
+                  <m:r>
+                    <w:rPr>
+                      <w:sz w:val="17"/>
+                      <w:szCs w:val="17"/>
+                    </w:rPr>
+                    <m:t xml:space="preserve">−24</m:t>
+                  </m:r>
+                </m:sup>
+              </m:sSup>
+            </m:oMath>
+          </w:p>
+        </w:tc>
+      </w:tr>
+      <w:tr>
+        <w:tc>
+          <w:tcPr>
+            <w:tcW w:type="dxa" w:w="1560"/>
+          </w:tcPr>
+          <w:p>
+            <w:pPr>
+              <w:spacing w:after="20" w:line="240" w:lineRule="auto"/>
+            </w:pPr>
+            <w:r/>
+            <m:oMath>
+              <m:r>
+                <w:rPr>
+                  <w:sz w:val="17"/>
+                  <w:szCs w:val="17"/>
+                </w:rPr>
+                <m:t xml:space="preserve">1×1</m:t>
+              </m:r>
+              <m:sSup>
+                <m:e>
+                  <m:r>
+                    <w:rPr>
+                      <w:sz w:val="17"/>
+                      <w:szCs w:val="17"/>
+                    </w:rPr>
+                    <m:t xml:space="preserve">0</m:t>
+                  </m:r>
+                </m:e>
+                <m:sup>
+                  <m:r>
+                    <w:rPr>
+                      <w:sz w:val="17"/>
+                      <w:szCs w:val="17"/>
+                    </w:rPr>
+                    <m:t xml:space="preserve">35</m:t>
+                  </m:r>
+                </m:sup>
+              </m:sSup>
+            </m:oMath>
+          </w:p>
+        </w:tc>
+        <w:tc>
+          <w:tcPr>
+            <w:tcW w:type="dxa" w:w="1560"/>
+          </w:tcPr>
+          <w:p>
+            <w:pPr>
+              <w:spacing w:after="20" w:line="240" w:lineRule="auto"/>
+            </w:pPr>
+            <w:r/>
+            <m:oMath>
+              <m:r>
+                <w:rPr>
+                  <w:sz w:val="17"/>
+                  <w:szCs w:val="17"/>
+                </w:rPr>
+                <m:t xml:space="preserve">1.1×1</m:t>
+              </m:r>
+              <m:sSup>
+                <m:e>
+                  <m:r>
+                    <w:rPr>
+                      <w:sz w:val="17"/>
+                      <w:szCs w:val="17"/>
+                    </w:rPr>
+                    <m:t xml:space="preserve">0</m:t>
+                  </m:r>
+                </m:e>
+                <m:sup>
+                  <m:r>
+                    <w:rPr>
+                      <w:sz w:val="17"/>
+                      <w:szCs w:val="17"/>
+                    </w:rPr>
+                    <m:t xml:space="preserve">−3</m:t>
+                  </m:r>
+                </m:sup>
+              </m:sSup>
+            </m:oMath>
+          </w:p>
+        </w:tc>
+        <w:tc>
+          <w:tcPr>
+            <w:tcW w:type="dxa" w:w="1560"/>
+          </w:tcPr>
+          <w:p>
+            <w:pPr>
+              <w:spacing w:after="20" w:line="240" w:lineRule="auto"/>
+            </w:pPr>
+            <w:r/>
+            <m:oMath>
+              <m:r>
+                <w:rPr>
+                  <w:sz w:val="17"/>
+                  <w:szCs w:val="17"/>
+                </w:rPr>
+                <m:t xml:space="preserve">7.2×1</m:t>
+              </m:r>
+              <m:sSup>
+                <m:e>
+                  <m:r>
+                    <w:rPr>
+                      <w:sz w:val="17"/>
+                      <w:szCs w:val="17"/>
+                    </w:rPr>
+                    <m:t xml:space="preserve">0</m:t>
+                  </m:r>
+                </m:e>
+                <m:sup>
+                  <m:r>
+                    <w:rPr>
+                      <w:sz w:val="17"/>
+                      <w:szCs w:val="17"/>
+                    </w:rPr>
+                    <m:t xml:space="preserve">−1</m:t>
+                  </m:r>
+                </m:sup>
+              </m:sSup>
+            </m:oMath>
+          </w:p>
+        </w:tc>
+        <w:tc>
+          <w:tcPr>
+            <w:tcW w:type="dxa" w:w="1560"/>
+          </w:tcPr>
+          <w:p>
+            <w:pPr>
+              <w:spacing w:after="20" w:line="240" w:lineRule="auto"/>
+            </w:pPr>
+            <w:r/>
+            <m:oMath>
+              <m:r>
+                <w:rPr>
+                  <w:sz w:val="17"/>
+                  <w:szCs w:val="17"/>
+                </w:rPr>
+                <m:t xml:space="preserve">8.9×1</m:t>
+              </m:r>
+              <m:sSup>
+                <m:e>
+                  <m:r>
+                    <w:rPr>
+                      <w:sz w:val="17"/>
+                      <w:szCs w:val="17"/>
+                    </w:rPr>
+                    <m:t xml:space="preserve">0</m:t>
+                  </m:r>
+                </m:e>
+                <m:sup>
+                  <m:r>
+                    <w:rPr>
+                      <w:sz w:val="17"/>
+                      <w:szCs w:val="17"/>
+                    </w:rPr>
+                    <m:t xml:space="preserve">−21</m:t>
+                  </m:r>
+                </m:sup>
+              </m:sSup>
+            </m:oMath>
+          </w:p>
+        </w:tc>
+        <w:tc>
+          <w:tcPr>
+            <w:tcW w:type="dxa" w:w="1560"/>
+          </w:tcPr>
+          <w:p>
+            <w:pPr>
+              <w:spacing w:after="20" w:line="240" w:lineRule="auto"/>
+            </w:pPr>
+            <w:r/>
+            <m:oMath>
+              <m:r>
+                <w:rPr>
+                  <w:sz w:val="17"/>
+                  <w:szCs w:val="17"/>
+                </w:rPr>
+                <m:t xml:space="preserve">5.5×1</m:t>
+              </m:r>
+              <m:sSup>
+                <m:e>
+                  <m:r>
+                    <w:rPr>
+                      <w:sz w:val="17"/>
+                      <w:szCs w:val="17"/>
+                    </w:rPr>
+                    <m:t xml:space="preserve">0</m:t>
+                  </m:r>
+                </m:e>
+                <m:sup>
+                  <m:r>
+                    <w:rPr>
+                      <w:sz w:val="17"/>
+                      <w:szCs w:val="17"/>
+                    </w:rPr>
+                    <m:t xml:space="preserve">0</m:t>
+                  </m:r>
+                </m:sup>
+              </m:sSup>
+            </m:oMath>
+          </w:p>
+        </w:tc>
+        <w:tc>
+          <w:tcPr>
+            <w:tcW w:type="dxa" w:w="1560"/>
+          </w:tcPr>
+          <w:p>
+            <w:pPr>
+              <w:spacing w:after="20" w:line="240" w:lineRule="auto"/>
+            </w:pPr>
+            <w:r/>
+            <m:oMath>
+              <m:r>
+                <w:rPr>
+                  <w:sz w:val="17"/>
+                  <w:szCs w:val="17"/>
+                </w:rPr>
+                <m:t xml:space="preserve">7.6×1</m:t>
+              </m:r>
+              <m:sSup>
+                <m:e>
+                  <m:r>
+                    <w:rPr>
+                      <w:sz w:val="17"/>
+                      <w:szCs w:val="17"/>
+                    </w:rPr>
+                    <m:t xml:space="preserve">0</m:t>
+                  </m:r>
+                </m:e>
+                <m:sup>
+                  <m:r>
+                    <w:rPr>
+                      <w:sz w:val="17"/>
+                      <w:szCs w:val="17"/>
+                    </w:rPr>
+                    <m:t xml:space="preserve">−24</m:t>
+                  </m:r>
+                </m:sup>
+              </m:sSup>
+            </m:oMath>
+          </w:p>
+        </w:tc>
+      </w:tr>
+    </w:tbl>
+    <w:p>
+      <w:pPr>
+        <w:spacing w:after="40"/>
+      </w:pPr>
+    </w:p>
+    <w:p>
+      <w:pPr>
+        <w:jc w:val="both"/>
+      </w:pPr>
+      <w:r>
+        <w:rPr>
+          <w:b w:val="0"/>
+          <w:i w:val="0"/>
+        </w:rPr>
+        <w:t xml:space="preserve">(C) Flattening at the dark-energy scale. With a field of vev </w:t>
+      </w:r>
+      <m:oMath>
+        <m:r>
+          <m:t xml:space="preserve">w</m:t>
+        </m:r>
+      </m:oMath>
+      <w:r>
+        <w:rPr>
+          <w:b w:val="0"/>
+          <w:i w:val="0"/>
+        </w:rPr>
+        <w:t xml:space="preserve"> and </w:t>
+      </w:r>
+      <m:oMath>
+        <m:r>
+          <m:t xml:space="preserve">V=</m:t>
+        </m:r>
+        <m:f>
+          <m:num>
+            <m:sSub>
+              <m:e>
+                <m:r>
+                  <m:t xml:space="preserve">λ</m:t>
+                </m:r>
+              </m:e>
+              <m:sub>
+                <m:r>
+                  <m:t xml:space="preserve">c</m:t>
+                </m:r>
+              </m:sub>
+            </m:sSub>
+          </m:num>
+          <m:den>
+            <m:r>
+              <m:t xml:space="preserve">4</m:t>
+            </m:r>
+          </m:den>
+        </m:f>
+        <m:r>
+          <m:t xml:space="preserve">(</m:t>
+        </m:r>
+        <m:sSup>
+          <m:e>
+            <m:r>
+              <m:t xml:space="preserve">χ</m:t>
+            </m:r>
+          </m:e>
+          <m:sup>
+            <m:r>
+              <m:t xml:space="preserve">2</m:t>
+            </m:r>
+          </m:sup>
+        </m:sSup>
+        <m:r>
+          <m:t xml:space="preserve">−</m:t>
+        </m:r>
+        <m:sSup>
+          <m:e>
+            <m:r>
+              <m:t xml:space="preserve">w</m:t>
+            </m:r>
+          </m:e>
+          <m:sup>
+            <m:r>
+              <m:t xml:space="preserve">2</m:t>
+            </m:r>
+          </m:sup>
+        </m:sSup>
+        <m:sSup>
+          <m:e>
+            <m:r>
+              <m:t xml:space="preserve">)</m:t>
+            </m:r>
+          </m:e>
+          <m:sup>
+            <m:r>
+              <m:t xml:space="preserve">2</m:t>
+            </m:r>
+          </m:sup>
+        </m:sSup>
+      </m:oMath>
+      <w:r>
+        <w:rPr>
+          <w:b w:val="0"/>
+          <w:i w:val="0"/>
+        </w:rPr>
+        <w:t xml:space="preserve">, </w:t>
+      </w:r>
+      <m:oMath>
+        <m:sSub>
+          <m:e>
+            <m:r>
+              <m:t xml:space="preserve">λ</m:t>
+            </m:r>
+          </m:e>
+          <m:sub>
+            <m:r>
+              <m:t xml:space="preserve">c</m:t>
+            </m:r>
+          </m:sub>
+        </m:sSub>
+        <m:sSup>
+          <m:e>
+            <m:r>
+              <m:t xml:space="preserve">w</m:t>
+            </m:r>
+          </m:e>
+          <m:sup>
+            <m:r>
+              <m:t xml:space="preserve">4</m:t>
+            </m:r>
+          </m:sup>
+        </m:sSup>
+        <m:r>
+          <m:t xml:space="preserve">/4=3</m:t>
+        </m:r>
+        <m:sSubSup>
+          <m:e>
+            <m:r>
+              <m:t xml:space="preserve">H</m:t>
+            </m:r>
+          </m:e>
+          <m:sub>
+            <m:r>
+              <m:t xml:space="preserve">Λ</m:t>
+            </m:r>
+          </m:sub>
+          <m:sup>
+            <m:r>
+              <m:t xml:space="preserve">2</m:t>
+            </m:r>
+          </m:sup>
+        </m:sSubSup>
+        <m:sSubSup>
+          <m:e>
+            <m:r>
+              <m:t xml:space="preserve">M</m:t>
+            </m:r>
+          </m:e>
+          <m:sub>
+            <m:r>
+              <m:rPr>
+                <m:sty m:val="p"/>
+              </m:rPr>
+              <m:t xml:space="preserve">Pl</m:t>
+            </m:r>
+          </m:sub>
+          <m:sup>
+            <m:r>
+              <m:t xml:space="preserve">2</m:t>
+            </m:r>
+          </m:sup>
+        </m:sSubSup>
+      </m:oMath>
+      <w:r>
+        <w:rPr>
+          <w:b w:val="0"/>
+          <w:i w:val="0"/>
+        </w:rPr>
+        <w:t xml:space="preserve"> (so that the false-vacuum energy is </w:t>
+      </w:r>
+      <m:oMath>
+        <m:sSub>
+          <m:e>
+            <m:r>
+              <m:t xml:space="preserve">ρ</m:t>
+            </m:r>
+          </m:e>
+          <m:sub>
+            <m:r>
+              <m:t xml:space="preserve">Λ</m:t>
+            </m:r>
+          </m:sub>
+        </m:sSub>
+      </m:oMath>
+      <w:r>
+        <w:rPr>
+          <w:b w:val="0"/>
+          <w:i w:val="0"/>
+        </w:rPr>
+        <w:t xml:space="preserve">) and </w:t>
+      </w:r>
+      <m:oMath>
+        <m:r>
+          <m:t xml:space="preserve">χ</m:t>
+        </m:r>
+      </m:oMath>
+      <w:r>
+        <w:rPr>
+          <w:b w:val="0"/>
+          <w:i w:val="0"/>
+        </w:rPr>
+        <w:t xml:space="preserve"> seeded at </w:t>
+      </w:r>
+      <m:oMath>
+        <m:r>
+          <m:t xml:space="preserve">1</m:t>
+        </m:r>
+        <m:sSup>
+          <m:e>
+            <m:r>
+              <m:t xml:space="preserve">0</m:t>
+            </m:r>
+          </m:e>
+          <m:sup>
+            <m:r>
+              <m:t xml:space="preserve">−5</m:t>
+            </m:r>
+          </m:sup>
+        </m:sSup>
+        <m:r>
+          <m:t xml:space="preserve">w</m:t>
+        </m:r>
+      </m:oMath>
+      <w:r>
+        <w:rPr>
+          <w:b w:val="0"/>
+          <w:i w:val="0"/>
+        </w:rPr>
+        <w:t xml:space="preserve">, hilltop inflation inside the open interior gives the e-folds and curvature of Table 11 (gravity fully included, </w:t>
+      </w:r>
+      <m:oMath>
+        <m:r>
+          <m:t xml:space="preserve">g=1</m:t>
+        </m:r>
+      </m:oMath>
+      <w:r>
+        <w:rPr>
+          <w:b w:val="0"/>
+          <w:i w:val="0"/>
+        </w:rPr>
+        <w:t xml:space="preserve"> in these units, constraint residual at most </w:t>
+      </w:r>
+      <m:oMath>
+        <m:r>
+          <m:t xml:space="preserve">5×1</m:t>
+        </m:r>
+        <m:sSup>
+          <m:e>
+            <m:r>
+              <m:t xml:space="preserve">0</m:t>
+            </m:r>
+          </m:e>
+          <m:sup>
+            <m:r>
+              <m:t xml:space="preserve">−9</m:t>
+            </m:r>
+          </m:sup>
+        </m:sSup>
+      </m:oMath>
+      <w:r>
+        <w:rPr>
+          <w:b w:val="0"/>
+          <w:i w:val="0"/>
+        </w:rPr>
+        <w:t>). Flatness (</w:t>
+      </w:r>
+      <m:oMath>
+        <m:r>
+          <m:t xml:space="preserve">N≥60</m:t>
+        </m:r>
+      </m:oMath>
+      <w:r>
+        <w:rPr>
+          <w:b w:val="0"/>
+          <w:i w:val="0"/>
+        </w:rPr>
+        <w:t xml:space="preserve">, </w:t>
+      </w:r>
+      <m:oMath>
+        <m:sSub>
+          <m:e>
+            <m:r>
+              <m:t xml:space="preserve">Ω</m:t>
+            </m:r>
+          </m:e>
+          <m:sub>
+            <m:r>
+              <m:t xml:space="preserve">k</m:t>
+            </m:r>
+          </m:sub>
+        </m:sSub>
+        <m:r>
+          <m:t xml:space="preserve">≲1</m:t>
+        </m:r>
+        <m:sSup>
+          <m:e>
+            <m:r>
+              <m:t xml:space="preserve">0</m:t>
+            </m:r>
+          </m:e>
+          <m:sup>
+            <m:r>
+              <m:t xml:space="preserve">−52</m:t>
+            </m:r>
+          </m:sup>
+        </m:sSup>
+      </m:oMath>
+      <w:r>
+        <w:rPr>
+          <w:b w:val="0"/>
+          <w:i w:val="0"/>
+        </w:rPr>
+        <w:t xml:space="preserve">) needs </w:t>
+      </w:r>
+      <m:oMath>
+        <m:r>
+          <m:t xml:space="preserve">w≳4</m:t>
+        </m:r>
+        <m:sSub>
+          <m:e>
+            <m:r>
+              <m:t xml:space="preserve">M</m:t>
+            </m:r>
+          </m:e>
+          <m:sub>
+            <m:r>
+              <m:rPr>
+                <m:sty m:val="p"/>
+              </m:rPr>
+              <m:t xml:space="preserve">Pl</m:t>
+            </m:r>
+          </m:sub>
+        </m:sSub>
+      </m:oMath>
+      <w:r>
+        <w:rPr>
+          <w:b w:val="0"/>
+          <w:i w:val="0"/>
+        </w:rPr>
+        <w:t xml:space="preserve">: a super-Planckian vev. The reheating temperature is </w:t>
+      </w:r>
+      <m:oMath>
+        <m:r>
+          <m:t xml:space="preserve">0.67</m:t>
+        </m:r>
+      </m:oMath>
+      <w:r>
+        <w:rPr>
+          <w:b w:val="0"/>
+          <w:i w:val="0"/>
+        </w:rPr>
+        <w:t>–</w:t>
+      </w:r>
+      <m:oMath>
+        <m:r>
+          <m:t xml:space="preserve">1.45</m:t>
+        </m:r>
+      </m:oMath>
+      <w:r>
+        <w:rPr>
+          <w:b w:val="0"/>
+          <w:i w:val="0"/>
+        </w:rPr>
+        <w:t xml:space="preserve"> meV in every case, below the bound of Eq. (13) by construction, since the energy released is </w:t>
+      </w:r>
+      <m:oMath>
+        <m:sSub>
+          <m:e>
+            <m:r>
+              <m:t xml:space="preserve">ρ</m:t>
+            </m:r>
+          </m:e>
+          <m:sub>
+            <m:r>
+              <m:t xml:space="preserve">Λ</m:t>
+            </m:r>
+          </m:sub>
+        </m:sSub>
+      </m:oMath>
+      <w:r>
+        <w:rPr>
+          <w:b w:val="0"/>
+          <w:i w:val="0"/>
+        </w:rPr>
+        <w:t xml:space="preserve">. A hot epoch at 1 MeV needs the same dynamics at a parent energy </w:t>
+      </w:r>
+      <m:oMath>
+        <m:r>
+          <m:t xml:space="preserve">1.4×1</m:t>
+        </m:r>
+        <m:sSup>
+          <m:e>
+            <m:r>
+              <m:t xml:space="preserve">0</m:t>
+            </m:r>
+          </m:e>
+          <m:sup>
+            <m:r>
+              <m:t xml:space="preserve">35</m:t>
+            </m:r>
+          </m:sup>
+        </m:sSup>
+      </m:oMath>
+      <w:r>
+        <w:rPr>
+          <w:b w:val="0"/>
+          <w:i w:val="0"/>
+        </w:rPr>
+        <w:t xml:space="preserve"> times the observed dark energy.</w:t>
+      </w:r>
+    </w:p>
+    <w:p>
+      <w:pPr>
+        <w:keepNext/>
+      </w:pPr>
+      <w:r>
+        <w:rPr>
+          <w:b w:val="0"/>
+          <w:i/>
+          <w:sz w:val="19"/>
+        </w:rPr>
+        <w:t xml:space="preserve">Table 11. Hilltop inflation of a field with vev </w:t>
+      </w:r>
+      <m:oMath>
+        <m:r>
+          <w:rPr>
+            <w:sz w:val="19"/>
+            <w:szCs w:val="19"/>
+          </w:rPr>
+          <m:t xml:space="preserve">w</m:t>
+        </m:r>
+      </m:oMath>
+      <w:r>
+        <w:rPr>
+          <w:b w:val="0"/>
+          <w:i/>
+          <w:sz w:val="19"/>
+        </w:rPr>
+        <w:t xml:space="preserve"> inside the open interior at the dark-energy scale (</w:t>
+      </w:r>
+      <m:oMath>
+        <m:sSub>
+          <m:e>
+            <m:r>
+              <w:rPr>
+                <w:sz w:val="19"/>
+                <w:szCs w:val="19"/>
+              </w:rPr>
+              <m:t xml:space="preserve">H</m:t>
+            </m:r>
+          </m:e>
+          <m:sub>
+            <m:r>
+              <w:rPr>
+                <w:sz w:val="19"/>
+                <w:szCs w:val="19"/>
+              </w:rPr>
+              <m:t xml:space="preserve">Λ</m:t>
+            </m:r>
+          </m:sub>
+        </m:sSub>
+        <m:r>
+          <w:rPr>
+            <w:sz w:val="19"/>
+            <w:szCs w:val="19"/>
+          </w:rPr>
+          <m:t xml:space="preserve">=</m:t>
+        </m:r>
+        <m:sSub>
+          <m:e>
+            <m:r>
+              <w:rPr>
+                <w:sz w:val="19"/>
+                <w:szCs w:val="19"/>
+              </w:rPr>
+              <m:t xml:space="preserve">M</m:t>
+            </m:r>
+          </m:e>
+          <m:sub>
+            <m:r>
+              <m:rPr>
+                <m:sty m:val="p"/>
+              </m:rPr>
+              <w:rPr>
+                <w:sz w:val="19"/>
+                <w:szCs w:val="19"/>
+              </w:rPr>
+              <m:t xml:space="preserve">Pl</m:t>
+            </m:r>
+          </m:sub>
+        </m:sSub>
+        <m:r>
+          <w:rPr>
+            <w:sz w:val="19"/>
+            <w:szCs w:val="19"/>
+          </w:rPr>
+          <m:t xml:space="preserve">=1</m:t>
+        </m:r>
+      </m:oMath>
+      <w:r>
+        <w:rPr>
+          <w:b w:val="0"/>
+          <w:i/>
+          <w:sz w:val="19"/>
+        </w:rPr>
+        <w:t xml:space="preserve">): e-folds with </w:t>
+      </w:r>
+      <m:oMath>
+        <m:r>
+          <w:rPr>
+            <w:sz w:val="19"/>
+            <w:szCs w:val="19"/>
+          </w:rPr>
+          <m:t xml:space="preserve">q&lt;−0.1</m:t>
+        </m:r>
+      </m:oMath>
+      <w:r>
+        <w:rPr>
+          <w:b w:val="0"/>
+          <w:i/>
+          <w:sz w:val="19"/>
+        </w:rPr>
+        <w:t xml:space="preserve">, flatness </w:t>
+      </w:r>
+      <m:oMath>
+        <m:r>
+          <w:rPr>
+            <w:sz w:val="19"/>
+            <w:szCs w:val="19"/>
+          </w:rPr>
+          <m:t xml:space="preserve">N=−</m:t>
+        </m:r>
+        <m:f>
+          <m:num>
+            <m:r>
+              <w:rPr>
+                <w:sz w:val="19"/>
+                <w:szCs w:val="19"/>
+              </w:rPr>
+              <m:t xml:space="preserve">1</m:t>
+            </m:r>
+          </m:num>
+          <m:den>
+            <m:r>
+              <w:rPr>
+                <w:sz w:val="19"/>
+                <w:szCs w:val="19"/>
+              </w:rPr>
+              <m:t xml:space="preserve">2</m:t>
+            </m:r>
+          </m:den>
+        </m:f>
+        <m:r>
+          <m:rPr>
+            <m:sty m:val="p"/>
+          </m:rPr>
+          <w:rPr>
+            <w:sz w:val="19"/>
+            <w:szCs w:val="19"/>
+          </w:rPr>
+          <m:t xml:space="preserve">ln</m:t>
+        </m:r>
+        <m:sSub>
+          <m:e>
+            <m:r>
+              <w:rPr>
+                <w:sz w:val="19"/>
+                <w:szCs w:val="19"/>
+              </w:rPr>
+              <m:t xml:space="preserve">Ω</m:t>
+            </m:r>
+          </m:e>
+          <m:sub>
+            <m:r>
+              <w:rPr>
+                <w:sz w:val="19"/>
+                <w:szCs w:val="19"/>
+              </w:rPr>
+              <m:t xml:space="preserve">k,</m:t>
+            </m:r>
+            <m:r>
+              <m:rPr>
+                <m:sty m:val="p"/>
+              </m:rPr>
+              <w:rPr>
+                <w:sz w:val="19"/>
+                <w:szCs w:val="19"/>
+              </w:rPr>
+              <m:t xml:space="preserve">min</m:t>
+            </m:r>
+          </m:sub>
+        </m:sSub>
+      </m:oMath>
+      <w:r>
+        <w:rPr>
+          <w:b w:val="0"/>
+          <w:i/>
+          <w:sz w:val="19"/>
+        </w:rPr>
+        <w:t>, and the maximum radiation temperature.</w:t>
+      </w:r>
+    </w:p>
+    <w:tbl>
+      <w:tblPr>
+        <w:tblW w:type="auto" w:w="0"/>
+        <w:jc w:val="center"/>
+        <w:tblLook w:firstColumn="1" w:firstRow="1" w:lastColumn="0" w:lastRow="0" w:noHBand="0" w:noVBand="1" w:val="04A0"/>
+        <w:tblBorders>
+          <w:top w:val="single" w:sz="4" w:space="0" w:color="888888"/>
+          <w:left w:val="single" w:sz="4" w:space="0" w:color="888888"/>
+          <w:bottom w:val="single" w:sz="4" w:space="0" w:color="888888"/>
+          <w:right w:val="single" w:sz="4" w:space="0" w:color="888888"/>
+          <w:insideH w:val="single" w:sz="4" w:space="0" w:color="888888"/>
+          <w:insideV w:val="single" w:sz="4" w:space="0" w:color="888888"/>
+        </w:tblBorders>
+      </w:tblPr>
+      <w:tblGrid>
+        <w:gridCol w:w="1560"/>
+        <w:gridCol w:w="1560"/>
+        <w:gridCol w:w="1560"/>
+        <w:gridCol w:w="1560"/>
+        <w:gridCol w:w="1560"/>
+        <w:gridCol w:w="1560"/>
+      </w:tblGrid>
+      <w:tr>
+        <w:tc>
+          <w:tcPr>
+            <w:tcW w:type="dxa" w:w="1560"/>
+            <w:shd w:val="clear" w:color="auto" w:fill="E4ECF3"/>
+          </w:tcPr>
+          <w:p>
+            <w:pPr>
+              <w:spacing w:after="20" w:line="240" w:lineRule="auto"/>
+            </w:pPr>
+            <w:r/>
+            <m:oMath>
+              <m:r>
+                <w:rPr>
+                  <w:sz w:val="17"/>
+                  <w:szCs w:val="17"/>
+                </w:rPr>
+                <m:t xml:space="preserve">w/</m:t>
+              </m:r>
+              <m:sSub>
+                <m:e>
+                  <m:r>
+                    <w:rPr>
+                      <w:sz w:val="17"/>
+                      <w:szCs w:val="17"/>
+                    </w:rPr>
+                    <m:t xml:space="preserve">M</m:t>
+                  </m:r>
+                </m:e>
+                <m:sub>
+                  <m:r>
+                    <m:rPr>
+                      <m:sty m:val="p"/>
+                    </m:rPr>
+                    <w:rPr>
+                      <w:sz w:val="17"/>
+                      <w:szCs w:val="17"/>
+                    </w:rPr>
+                    <m:t xml:space="preserve">Pl</m:t>
+                  </m:r>
+                </m:sub>
+              </m:sSub>
+            </m:oMath>
+          </w:p>
+        </w:tc>
+        <w:tc>
+          <w:tcPr>
+            <w:tcW w:type="dxa" w:w="1560"/>
+            <w:shd w:val="clear" w:color="auto" w:fill="E4ECF3"/>
+          </w:tcPr>
+          <w:p>
+            <w:pPr>
+              <w:spacing w:after="20" w:line="240" w:lineRule="auto"/>
+            </w:pPr>
+            <w:r/>
+            <m:oMath>
+              <m:sSub>
+                <m:e>
+                  <m:r>
+                    <w:rPr>
+                      <w:sz w:val="17"/>
+                      <w:szCs w:val="17"/>
+                    </w:rPr>
+                    <m:t xml:space="preserve">λ</m:t>
+                  </m:r>
+                </m:e>
+                <m:sub>
+                  <m:r>
+                    <w:rPr>
+                      <w:sz w:val="17"/>
+                      <w:szCs w:val="17"/>
+                    </w:rPr>
+                    <m:t xml:space="preserve">c</m:t>
+                  </m:r>
+                </m:sub>
+              </m:sSub>
+            </m:oMath>
+          </w:p>
+        </w:tc>
+        <w:tc>
+          <w:tcPr>
+            <w:tcW w:type="dxa" w:w="1560"/>
+            <w:shd w:val="clear" w:color="auto" w:fill="E4ECF3"/>
+          </w:tcPr>
+          <w:p>
+            <w:pPr>
+              <w:spacing w:after="20" w:line="240" w:lineRule="auto"/>
+            </w:pPr>
+            <w:r/>
+            <m:oMath>
+              <m:sSub>
+                <m:e>
+                  <m:r>
+                    <w:rPr>
+                      <w:sz w:val="17"/>
+                      <w:szCs w:val="17"/>
+                    </w:rPr>
+                    <m:t xml:space="preserve">N</m:t>
+                  </m:r>
+                </m:e>
+                <m:sub>
+                  <m:r>
+                    <m:rPr>
+                      <m:sty m:val="p"/>
+                    </m:rPr>
+                    <w:rPr>
+                      <w:sz w:val="17"/>
+                      <w:szCs w:val="17"/>
+                    </w:rPr>
+                    <m:t xml:space="preserve">accel</m:t>
+                  </m:r>
+                </m:sub>
+              </m:sSub>
+            </m:oMath>
+          </w:p>
+        </w:tc>
+        <w:tc>
+          <w:tcPr>
+            <w:tcW w:type="dxa" w:w="1560"/>
+            <w:shd w:val="clear" w:color="auto" w:fill="E4ECF3"/>
+          </w:tcPr>
+          <w:p>
+            <w:pPr>
+              <w:spacing w:after="20" w:line="240" w:lineRule="auto"/>
+            </w:pPr>
+            <w:r/>
+            <m:oMath>
+              <m:sSub>
+                <m:e>
+                  <m:r>
+                    <w:rPr>
+                      <w:sz w:val="17"/>
+                      <w:szCs w:val="17"/>
+                    </w:rPr>
+                    <m:t xml:space="preserve">N</m:t>
+                  </m:r>
+                </m:e>
+                <m:sub>
+                  <m:r>
+                    <m:rPr>
+                      <m:sty m:val="p"/>
+                    </m:rPr>
+                    <w:rPr>
+                      <w:sz w:val="17"/>
+                      <w:szCs w:val="17"/>
+                    </w:rPr>
+                    <m:t xml:space="preserve">flat</m:t>
+                  </m:r>
+                </m:sub>
+              </m:sSub>
+            </m:oMath>
+          </w:p>
+        </w:tc>
+        <w:tc>
+          <w:tcPr>
+            <w:tcW w:type="dxa" w:w="1560"/>
+            <w:shd w:val="clear" w:color="auto" w:fill="E4ECF3"/>
+          </w:tcPr>
+          <w:p>
+            <w:pPr>
+              <w:spacing w:after="20" w:line="240" w:lineRule="auto"/>
+            </w:pPr>
+            <w:r/>
+            <m:oMath>
+              <m:sSub>
+                <m:e>
+                  <m:r>
+                    <w:rPr>
+                      <w:sz w:val="17"/>
+                      <w:szCs w:val="17"/>
+                    </w:rPr>
+                    <m:t xml:space="preserve">Ω</m:t>
+                  </m:r>
+                </m:e>
+                <m:sub>
+                  <m:r>
+                    <w:rPr>
+                      <w:sz w:val="17"/>
+                      <w:szCs w:val="17"/>
+                    </w:rPr>
+                    <m:t xml:space="preserve">k,</m:t>
+                  </m:r>
+                  <m:r>
+                    <m:rPr>
+                      <m:sty m:val="p"/>
+                    </m:rPr>
+                    <w:rPr>
+                      <w:sz w:val="17"/>
+                      <w:szCs w:val="17"/>
+                    </w:rPr>
+                    <m:t xml:space="preserve">min</m:t>
+                  </m:r>
+                </m:sub>
+              </m:sSub>
+            </m:oMath>
+          </w:p>
+        </w:tc>
+        <w:tc>
+          <w:tcPr>
+            <w:tcW w:type="dxa" w:w="1560"/>
+            <w:shd w:val="clear" w:color="auto" w:fill="E4ECF3"/>
+          </w:tcPr>
+          <w:p>
+            <w:pPr>
+              <w:spacing w:after="20" w:line="240" w:lineRule="auto"/>
+            </w:pPr>
+            <w:r/>
+            <m:oMath>
+              <m:sSub>
+                <m:e>
+                  <m:r>
+                    <w:rPr>
+                      <w:sz w:val="17"/>
+                      <w:szCs w:val="17"/>
+                    </w:rPr>
+                    <m:t xml:space="preserve">T</m:t>
+                  </m:r>
+                </m:e>
+                <m:sub>
+                  <m:r>
+                    <m:rPr>
+                      <m:sty m:val="p"/>
+                    </m:rPr>
+                    <w:rPr>
+                      <w:sz w:val="17"/>
+                      <w:szCs w:val="17"/>
+                    </w:rPr>
+                    <m:t xml:space="preserve">max</m:t>
+                  </m:r>
+                </m:sub>
+              </m:sSub>
+            </m:oMath>
+            <w:r>
+              <w:rPr>
+                <w:b/>
+                <w:i w:val="0"/>
+                <w:sz w:val="17"/>
+              </w:rPr>
+              <w:t xml:space="preserve"> (meV)</w:t>
+            </w:r>
+          </w:p>
+        </w:tc>
+      </w:tr>
+      <w:tr>
+        <w:tc>
+          <w:tcPr>
+            <w:tcW w:type="dxa" w:w="1560"/>
+          </w:tcPr>
+          <w:p>
+            <w:pPr>
+              <w:spacing w:after="20" w:line="240" w:lineRule="auto"/>
+            </w:pPr>
+            <w:r/>
+            <w:r>
+              <w:rPr>
+                <w:b w:val="0"/>
+                <w:i w:val="0"/>
+                <w:sz w:val="17"/>
+              </w:rPr>
+              <w:t>1</w:t>
+            </w:r>
+          </w:p>
+        </w:tc>
+        <w:tc>
+          <w:tcPr>
+            <w:tcW w:type="dxa" w:w="1560"/>
+          </w:tcPr>
+          <w:p>
+            <w:pPr>
+              <w:spacing w:after="20" w:line="240" w:lineRule="auto"/>
+            </w:pPr>
+            <w:r/>
+            <w:r>
+              <w:rPr>
+                <w:b w:val="0"/>
+                <w:i w:val="0"/>
+                <w:sz w:val="17"/>
+              </w:rPr>
+              <w:t>12.000</w:t>
+            </w:r>
+          </w:p>
+        </w:tc>
+        <w:tc>
+          <w:tcPr>
+            <w:tcW w:type="dxa" w:w="1560"/>
+          </w:tcPr>
+          <w:p>
+            <w:pPr>
+              <w:spacing w:after="20" w:line="240" w:lineRule="auto"/>
+            </w:pPr>
+            <w:r/>
+            <w:r>
+              <w:rPr>
+                <w:b w:val="0"/>
+                <w:i w:val="0"/>
+                <w:sz w:val="17"/>
+              </w:rPr>
+              <w:t>8.2</w:t>
+            </w:r>
+          </w:p>
+        </w:tc>
+        <w:tc>
+          <w:tcPr>
+            <w:tcW w:type="dxa" w:w="1560"/>
+          </w:tcPr>
+          <w:p>
+            <w:pPr>
+              <w:spacing w:after="20" w:line="240" w:lineRule="auto"/>
+            </w:pPr>
+            <w:r/>
+            <w:r>
+              <w:rPr>
+                <w:b w:val="0"/>
+                <w:i w:val="0"/>
+                <w:sz w:val="17"/>
+              </w:rPr>
+              <w:t>6.8</w:t>
+            </w:r>
+          </w:p>
+        </w:tc>
+        <w:tc>
+          <w:tcPr>
+            <w:tcW w:type="dxa" w:w="1560"/>
+          </w:tcPr>
+          <w:p>
+            <w:pPr>
+              <w:spacing w:after="20" w:line="240" w:lineRule="auto"/>
+            </w:pPr>
+            <w:r/>
+            <m:oMath>
+              <m:r>
+                <w:rPr>
+                  <w:sz w:val="17"/>
+                  <w:szCs w:val="17"/>
+                </w:rPr>
+                <m:t xml:space="preserve">1.2×1</m:t>
+              </m:r>
+              <m:sSup>
+                <m:e>
+                  <m:r>
+                    <w:rPr>
+                      <w:sz w:val="17"/>
+                      <w:szCs w:val="17"/>
+                    </w:rPr>
+                    <m:t xml:space="preserve">0</m:t>
+                  </m:r>
+                </m:e>
+                <m:sup>
+                  <m:r>
+                    <w:rPr>
+                      <w:sz w:val="17"/>
+                      <w:szCs w:val="17"/>
+                    </w:rPr>
+                    <m:t xml:space="preserve">−6</m:t>
+                  </m:r>
+                </m:sup>
+              </m:sSup>
+            </m:oMath>
+          </w:p>
+        </w:tc>
+        <w:tc>
+          <w:tcPr>
+            <w:tcW w:type="dxa" w:w="1560"/>
+          </w:tcPr>
+          <w:p>
+            <w:pPr>
+              <w:spacing w:after="20" w:line="240" w:lineRule="auto"/>
+            </w:pPr>
+            <w:r/>
+            <w:r>
+              <w:rPr>
+                <w:b w:val="0"/>
+                <w:i w:val="0"/>
+                <w:sz w:val="17"/>
+              </w:rPr>
+              <w:t>1.45</w:t>
+            </w:r>
+          </w:p>
+        </w:tc>
+      </w:tr>
+      <w:tr>
+        <w:tc>
+          <w:tcPr>
+            <w:tcW w:type="dxa" w:w="1560"/>
+          </w:tcPr>
+          <w:p>
+            <w:pPr>
+              <w:spacing w:after="20" w:line="240" w:lineRule="auto"/>
+            </w:pPr>
+            <w:r/>
+            <w:r>
+              <w:rPr>
+                <w:b w:val="0"/>
+                <w:i w:val="0"/>
+                <w:sz w:val="17"/>
+              </w:rPr>
+              <w:t>2</w:t>
+            </w:r>
+          </w:p>
+        </w:tc>
+        <w:tc>
+          <w:tcPr>
+            <w:tcW w:type="dxa" w:w="1560"/>
+          </w:tcPr>
+          <w:p>
+            <w:pPr>
+              <w:spacing w:after="20" w:line="240" w:lineRule="auto"/>
+            </w:pPr>
+            <w:r/>
+            <w:r>
+              <w:rPr>
+                <w:b w:val="0"/>
+                <w:i w:val="0"/>
+                <w:sz w:val="17"/>
+              </w:rPr>
+              <w:t>0.750</w:t>
+            </w:r>
+          </w:p>
+        </w:tc>
+        <w:tc>
+          <w:tcPr>
+            <w:tcW w:type="dxa" w:w="1560"/>
+          </w:tcPr>
+          <w:p>
+            <w:pPr>
+              <w:spacing w:after="20" w:line="240" w:lineRule="auto"/>
+            </w:pPr>
+            <w:r/>
+            <w:r>
+              <w:rPr>
+                <w:b w:val="0"/>
+                <w:i w:val="0"/>
+                <w:sz w:val="17"/>
+              </w:rPr>
+              <w:t>20.5</w:t>
+            </w:r>
+          </w:p>
+        </w:tc>
+        <w:tc>
+          <w:tcPr>
+            <w:tcW w:type="dxa" w:w="1560"/>
+          </w:tcPr>
+          <w:p>
+            <w:pPr>
+              <w:spacing w:after="20" w:line="240" w:lineRule="auto"/>
+            </w:pPr>
+            <w:r/>
+            <w:r>
+              <w:rPr>
+                <w:b w:val="0"/>
+                <w:i w:val="0"/>
+                <w:sz w:val="17"/>
+              </w:rPr>
+              <w:t>18.9</w:t>
+            </w:r>
+          </w:p>
+        </w:tc>
+        <w:tc>
+          <w:tcPr>
+            <w:tcW w:type="dxa" w:w="1560"/>
+          </w:tcPr>
+          <w:p>
+            <w:pPr>
+              <w:spacing w:after="20" w:line="240" w:lineRule="auto"/>
+            </w:pPr>
+            <w:r/>
+            <m:oMath>
+              <m:r>
+                <w:rPr>
+                  <w:sz w:val="17"/>
+                  <w:szCs w:val="17"/>
+                </w:rPr>
+                <m:t xml:space="preserve">3.6×1</m:t>
+              </m:r>
+              <m:sSup>
+                <m:e>
+                  <m:r>
+                    <w:rPr>
+                      <w:sz w:val="17"/>
+                      <w:szCs w:val="17"/>
+                    </w:rPr>
+                    <m:t xml:space="preserve">0</m:t>
+                  </m:r>
+                </m:e>
+                <m:sup>
+                  <m:r>
+                    <w:rPr>
+                      <w:sz w:val="17"/>
+                      <w:szCs w:val="17"/>
+                    </w:rPr>
+                    <m:t xml:space="preserve">−17</m:t>
+                  </m:r>
+                </m:sup>
+              </m:sSup>
+            </m:oMath>
+          </w:p>
+        </w:tc>
+        <w:tc>
+          <w:tcPr>
+            <w:tcW w:type="dxa" w:w="1560"/>
+          </w:tcPr>
+          <w:p>
+            <w:pPr>
+              <w:spacing w:after="20" w:line="240" w:lineRule="auto"/>
+            </w:pPr>
+            <w:r/>
+            <w:r>
+              <w:rPr>
+                <w:b w:val="0"/>
+                <w:i w:val="0"/>
+                <w:sz w:val="17"/>
+              </w:rPr>
+              <w:t>1.18</w:t>
+            </w:r>
+          </w:p>
+        </w:tc>
+      </w:tr>
+      <w:tr>
+        <w:tc>
+          <w:tcPr>
+            <w:tcW w:type="dxa" w:w="1560"/>
+          </w:tcPr>
+          <w:p>
+            <w:pPr>
+              <w:spacing w:after="20" w:line="240" w:lineRule="auto"/>
+            </w:pPr>
+            <w:r/>
+            <w:r>
+              <w:rPr>
+                <w:b w:val="0"/>
+                <w:i w:val="0"/>
+                <w:sz w:val="17"/>
+              </w:rPr>
+              <w:t>3</w:t>
+            </w:r>
+          </w:p>
+        </w:tc>
+        <w:tc>
+          <w:tcPr>
+            <w:tcW w:type="dxa" w:w="1560"/>
+          </w:tcPr>
+          <w:p>
+            <w:pPr>
+              <w:spacing w:after="20" w:line="240" w:lineRule="auto"/>
+            </w:pPr>
+            <w:r/>
+            <w:r>
+              <w:rPr>
+                <w:b w:val="0"/>
+                <w:i w:val="0"/>
+                <w:sz w:val="17"/>
+              </w:rPr>
+              <w:t>0.148</w:t>
+            </w:r>
+          </w:p>
+        </w:tc>
+        <w:tc>
+          <w:tcPr>
+            <w:tcW w:type="dxa" w:w="1560"/>
+          </w:tcPr>
+          <w:p>
+            <w:pPr>
+              <w:spacing w:after="20" w:line="240" w:lineRule="auto"/>
+            </w:pPr>
+            <w:r/>
+            <w:r>
+              <w:rPr>
+                <w:b w:val="0"/>
+                <w:i w:val="0"/>
+                <w:sz w:val="17"/>
+              </w:rPr>
+              <w:t>38.1</w:t>
+            </w:r>
+          </w:p>
+        </w:tc>
+        <w:tc>
+          <w:tcPr>
+            <w:tcW w:type="dxa" w:w="1560"/>
+          </w:tcPr>
+          <w:p>
+            <w:pPr>
+              <w:spacing w:after="20" w:line="240" w:lineRule="auto"/>
+            </w:pPr>
+            <w:r/>
+            <w:r>
+              <w:rPr>
+                <w:b w:val="0"/>
+                <w:i w:val="0"/>
+                <w:sz w:val="17"/>
+              </w:rPr>
+              <w:t>36.3</w:t>
+            </w:r>
+          </w:p>
+        </w:tc>
+        <w:tc>
+          <w:tcPr>
+            <w:tcW w:type="dxa" w:w="1560"/>
+          </w:tcPr>
+          <w:p>
+            <w:pPr>
+              <w:spacing w:after="20" w:line="240" w:lineRule="auto"/>
+            </w:pPr>
+            <w:r/>
+            <m:oMath>
+              <m:r>
+                <w:rPr>
+                  <w:sz w:val="17"/>
+                  <w:szCs w:val="17"/>
+                </w:rPr>
+                <m:t xml:space="preserve">3.2×1</m:t>
+              </m:r>
+              <m:sSup>
+                <m:e>
+                  <m:r>
+                    <w:rPr>
+                      <w:sz w:val="17"/>
+                      <w:szCs w:val="17"/>
+                    </w:rPr>
+                    <m:t xml:space="preserve">0</m:t>
+                  </m:r>
+                </m:e>
+                <m:sup>
+                  <m:r>
+                    <w:rPr>
+                      <w:sz w:val="17"/>
+                      <w:szCs w:val="17"/>
+                    </w:rPr>
+                    <m:t xml:space="preserve">−32</m:t>
+                  </m:r>
+                </m:sup>
+              </m:sSup>
+            </m:oMath>
+          </w:p>
+        </w:tc>
+        <w:tc>
+          <w:tcPr>
+            <w:tcW w:type="dxa" w:w="1560"/>
+          </w:tcPr>
+          <w:p>
+            <w:pPr>
+              <w:spacing w:after="20" w:line="240" w:lineRule="auto"/>
+            </w:pPr>
+            <w:r/>
+            <w:r>
+              <w:rPr>
+                <w:b w:val="0"/>
+                <w:i w:val="0"/>
+                <w:sz w:val="17"/>
+              </w:rPr>
+              <w:t>1.02</w:t>
+            </w:r>
+          </w:p>
+        </w:tc>
+      </w:tr>
+      <w:tr>
+        <w:tc>
+          <w:tcPr>
+            <w:tcW w:type="dxa" w:w="1560"/>
+          </w:tcPr>
+          <w:p>
+            <w:pPr>
+              <w:spacing w:after="20" w:line="240" w:lineRule="auto"/>
+            </w:pPr>
+            <w:r/>
+            <w:r>
+              <w:rPr>
+                <w:b w:val="0"/>
+                <w:i w:val="0"/>
+                <w:sz w:val="17"/>
+              </w:rPr>
+              <w:t>4</w:t>
+            </w:r>
+          </w:p>
+        </w:tc>
+        <w:tc>
+          <w:tcPr>
+            <w:tcW w:type="dxa" w:w="1560"/>
+          </w:tcPr>
+          <w:p>
+            <w:pPr>
+              <w:spacing w:after="20" w:line="240" w:lineRule="auto"/>
+            </w:pPr>
+            <w:r/>
+            <w:r>
+              <w:rPr>
+                <w:b w:val="0"/>
+                <w:i w:val="0"/>
+                <w:sz w:val="17"/>
+              </w:rPr>
+              <w:t>0.047</w:t>
+            </w:r>
+          </w:p>
+        </w:tc>
+        <w:tc>
+          <w:tcPr>
+            <w:tcW w:type="dxa" w:w="1560"/>
+          </w:tcPr>
+          <w:p>
+            <w:pPr>
+              <w:spacing w:after="20" w:line="240" w:lineRule="auto"/>
+            </w:pPr>
+            <w:r/>
+            <w:r>
+              <w:rPr>
+                <w:b w:val="0"/>
+                <w:i w:val="0"/>
+                <w:sz w:val="17"/>
+              </w:rPr>
+              <w:t>61.0</w:t>
+            </w:r>
+          </w:p>
+        </w:tc>
+        <w:tc>
+          <w:tcPr>
+            <w:tcW w:type="dxa" w:w="1560"/>
+          </w:tcPr>
+          <w:p>
+            <w:pPr>
+              <w:spacing w:after="20" w:line="240" w:lineRule="auto"/>
+            </w:pPr>
+            <w:r/>
+            <w:r>
+              <w:rPr>
+                <w:b w:val="0"/>
+                <w:i w:val="0"/>
+                <w:sz w:val="17"/>
+              </w:rPr>
+              <w:t>59.0</w:t>
+            </w:r>
+          </w:p>
+        </w:tc>
+        <w:tc>
+          <w:tcPr>
+            <w:tcW w:type="dxa" w:w="1560"/>
+          </w:tcPr>
+          <w:p>
+            <w:pPr>
+              <w:spacing w:after="20" w:line="240" w:lineRule="auto"/>
+            </w:pPr>
+            <w:r/>
+            <m:oMath>
+              <m:r>
+                <w:rPr>
+                  <w:sz w:val="17"/>
+                  <w:szCs w:val="17"/>
+                </w:rPr>
+                <m:t xml:space="preserve">6.1×1</m:t>
+              </m:r>
+              <m:sSup>
+                <m:e>
+                  <m:r>
+                    <w:rPr>
+                      <w:sz w:val="17"/>
+                      <w:szCs w:val="17"/>
+                    </w:rPr>
+                    <m:t xml:space="preserve">0</m:t>
+                  </m:r>
+                </m:e>
+                <m:sup>
+                  <m:r>
+                    <w:rPr>
+                      <w:sz w:val="17"/>
+                      <w:szCs w:val="17"/>
+                    </w:rPr>
+                    <m:t xml:space="preserve">−52</m:t>
+                  </m:r>
+                </m:sup>
+              </m:sSup>
+            </m:oMath>
+          </w:p>
+        </w:tc>
+        <w:tc>
+          <w:tcPr>
+            <w:tcW w:type="dxa" w:w="1560"/>
+          </w:tcPr>
+          <w:p>
+            <w:pPr>
+              <w:spacing w:after="20" w:line="240" w:lineRule="auto"/>
+            </w:pPr>
+            <w:r/>
+            <w:r>
+              <w:rPr>
+                <w:b w:val="0"/>
+                <w:i w:val="0"/>
+                <w:sz w:val="17"/>
+              </w:rPr>
+              <w:t>0.91</w:t>
+            </w:r>
+          </w:p>
+        </w:tc>
+      </w:tr>
+      <w:tr>
+        <w:tc>
+          <w:tcPr>
+            <w:tcW w:type="dxa" w:w="1560"/>
+          </w:tcPr>
+          <w:p>
+            <w:pPr>
+              <w:spacing w:after="20" w:line="240" w:lineRule="auto"/>
+            </w:pPr>
+            <w:r/>
+            <w:r>
+              <w:rPr>
+                <w:b w:val="0"/>
+                <w:i w:val="0"/>
+                <w:sz w:val="17"/>
+              </w:rPr>
+              <w:t>5</w:t>
+            </w:r>
+          </w:p>
+        </w:tc>
+        <w:tc>
+          <w:tcPr>
+            <w:tcW w:type="dxa" w:w="1560"/>
+          </w:tcPr>
+          <w:p>
+            <w:pPr>
+              <w:spacing w:after="20" w:line="240" w:lineRule="auto"/>
+            </w:pPr>
+            <w:r/>
+            <w:r>
+              <w:rPr>
+                <w:b w:val="0"/>
+                <w:i w:val="0"/>
+                <w:sz w:val="17"/>
+              </w:rPr>
+              <w:t>0.019</w:t>
+            </w:r>
+          </w:p>
+        </w:tc>
+        <w:tc>
+          <w:tcPr>
+            <w:tcW w:type="dxa" w:w="1560"/>
+          </w:tcPr>
+          <w:p>
+            <w:pPr>
+              <w:spacing w:after="20" w:line="240" w:lineRule="auto"/>
+            </w:pPr>
+            <w:r/>
+            <w:r>
+              <w:rPr>
+                <w:b w:val="0"/>
+                <w:i w:val="0"/>
+                <w:sz w:val="17"/>
+              </w:rPr>
+              <w:t>89.3</w:t>
+            </w:r>
+          </w:p>
+        </w:tc>
+        <w:tc>
+          <w:tcPr>
+            <w:tcW w:type="dxa" w:w="1560"/>
+          </w:tcPr>
+          <w:p>
+            <w:pPr>
+              <w:spacing w:after="20" w:line="240" w:lineRule="auto"/>
+            </w:pPr>
+            <w:r/>
+            <w:r>
+              <w:rPr>
+                <w:b w:val="0"/>
+                <w:i w:val="0"/>
+                <w:sz w:val="17"/>
+              </w:rPr>
+              <w:t>87.1</w:t>
+            </w:r>
+          </w:p>
+        </w:tc>
+        <w:tc>
+          <w:tcPr>
+            <w:tcW w:type="dxa" w:w="1560"/>
+          </w:tcPr>
+          <w:p>
+            <w:pPr>
+              <w:spacing w:after="20" w:line="240" w:lineRule="auto"/>
+            </w:pPr>
+            <w:r/>
+            <m:oMath>
+              <m:r>
+                <w:rPr>
+                  <w:sz w:val="17"/>
+                  <w:szCs w:val="17"/>
+                </w:rPr>
+                <m:t xml:space="preserve">2.2×1</m:t>
+              </m:r>
+              <m:sSup>
+                <m:e>
+                  <m:r>
+                    <w:rPr>
+                      <w:sz w:val="17"/>
+                      <w:szCs w:val="17"/>
+                    </w:rPr>
+                    <m:t xml:space="preserve">0</m:t>
+                  </m:r>
+                </m:e>
+                <m:sup>
+                  <m:r>
+                    <w:rPr>
+                      <w:sz w:val="17"/>
+                      <w:szCs w:val="17"/>
+                    </w:rPr>
+                    <m:t xml:space="preserve">−76</m:t>
+                  </m:r>
+                </m:sup>
+              </m:sSup>
+            </m:oMath>
+          </w:p>
+        </w:tc>
+        <w:tc>
+          <w:tcPr>
+            <w:tcW w:type="dxa" w:w="1560"/>
+          </w:tcPr>
+          <w:p>
+            <w:pPr>
+              <w:spacing w:after="20" w:line="240" w:lineRule="auto"/>
+            </w:pPr>
+            <w:r/>
+            <w:r>
+              <w:rPr>
+                <w:b w:val="0"/>
+                <w:i w:val="0"/>
+                <w:sz w:val="17"/>
+              </w:rPr>
+              <w:t>0.83</w:t>
+            </w:r>
+          </w:p>
+        </w:tc>
+      </w:tr>
+      <w:tr>
+        <w:tc>
+          <w:tcPr>
+            <w:tcW w:type="dxa" w:w="1560"/>
+          </w:tcPr>
+          <w:p>
+            <w:pPr>
+              <w:spacing w:after="20" w:line="240" w:lineRule="auto"/>
+            </w:pPr>
+            <w:r/>
+            <w:r>
+              <w:rPr>
+                <w:b w:val="0"/>
+                <w:i w:val="0"/>
+                <w:sz w:val="17"/>
+              </w:rPr>
+              <w:t>6</w:t>
+            </w:r>
+          </w:p>
+        </w:tc>
+        <w:tc>
+          <w:tcPr>
+            <w:tcW w:type="dxa" w:w="1560"/>
+          </w:tcPr>
+          <w:p>
+            <w:pPr>
+              <w:spacing w:after="20" w:line="240" w:lineRule="auto"/>
+            </w:pPr>
+            <w:r/>
+            <m:oMath>
+              <m:r>
+                <w:rPr>
+                  <w:sz w:val="17"/>
+                  <w:szCs w:val="17"/>
+                </w:rPr>
+                <m:t xml:space="preserve">9.3×1</m:t>
+              </m:r>
+              <m:sSup>
+                <m:e>
+                  <m:r>
+                    <w:rPr>
+                      <w:sz w:val="17"/>
+                      <w:szCs w:val="17"/>
+                    </w:rPr>
+                    <m:t xml:space="preserve">0</m:t>
+                  </m:r>
+                </m:e>
+                <m:sup>
+                  <m:r>
+                    <w:rPr>
+                      <w:sz w:val="17"/>
+                      <w:szCs w:val="17"/>
+                    </w:rPr>
+                    <m:t xml:space="preserve">−3</m:t>
+                  </m:r>
+                </m:sup>
+              </m:sSup>
+            </m:oMath>
+          </w:p>
+        </w:tc>
+        <w:tc>
+          <w:tcPr>
+            <w:tcW w:type="dxa" w:w="1560"/>
+          </w:tcPr>
+          <w:p>
+            <w:pPr>
+              <w:spacing w:after="20" w:line="240" w:lineRule="auto"/>
+            </w:pPr>
+            <w:r/>
+            <w:r>
+              <w:rPr>
+                <w:b w:val="0"/>
+                <w:i w:val="0"/>
+                <w:sz w:val="17"/>
+              </w:rPr>
+              <w:t>123.1</w:t>
+            </w:r>
+          </w:p>
+        </w:tc>
+        <w:tc>
+          <w:tcPr>
+            <w:tcW w:type="dxa" w:w="1560"/>
+          </w:tcPr>
+          <w:p>
+            <w:pPr>
+              <w:spacing w:after="20" w:line="240" w:lineRule="auto"/>
+            </w:pPr>
+            <w:r/>
+            <w:r>
+              <w:rPr>
+                <w:b w:val="0"/>
+                <w:i w:val="0"/>
+                <w:sz w:val="17"/>
+              </w:rPr>
+              <w:t>120.7</w:t>
+            </w:r>
+          </w:p>
+        </w:tc>
+        <w:tc>
+          <w:tcPr>
+            <w:tcW w:type="dxa" w:w="1560"/>
+          </w:tcPr>
+          <w:p>
+            <w:pPr>
+              <w:spacing w:after="20" w:line="240" w:lineRule="auto"/>
+            </w:pPr>
+            <w:r/>
+            <m:oMath>
+              <m:r>
+                <w:rPr>
+                  <w:sz w:val="17"/>
+                  <w:szCs w:val="17"/>
+                </w:rPr>
+                <m:t xml:space="preserve">1.4×1</m:t>
+              </m:r>
+              <m:sSup>
+                <m:e>
+                  <m:r>
+                    <w:rPr>
+                      <w:sz w:val="17"/>
+                      <w:szCs w:val="17"/>
+                    </w:rPr>
+                    <m:t xml:space="preserve">0</m:t>
+                  </m:r>
+                </m:e>
+                <m:sup>
+                  <m:r>
+                    <w:rPr>
+                      <w:sz w:val="17"/>
+                      <w:szCs w:val="17"/>
+                    </w:rPr>
+                    <m:t xml:space="preserve">−105</m:t>
+                  </m:r>
+                </m:sup>
+              </m:sSup>
+            </m:oMath>
+          </w:p>
+        </w:tc>
+        <w:tc>
+          <w:tcPr>
+            <w:tcW w:type="dxa" w:w="1560"/>
+          </w:tcPr>
+          <w:p>
+            <w:pPr>
+              <w:spacing w:after="20" w:line="240" w:lineRule="auto"/>
+            </w:pPr>
+            <w:r/>
+            <w:r>
+              <w:rPr>
+                <w:b w:val="0"/>
+                <w:i w:val="0"/>
+                <w:sz w:val="17"/>
+              </w:rPr>
+              <w:t>0.77</w:t>
+            </w:r>
+          </w:p>
+        </w:tc>
+      </w:tr>
+      <w:tr>
+        <w:tc>
+          <w:tcPr>
+            <w:tcW w:type="dxa" w:w="1560"/>
+          </w:tcPr>
+          <w:p>
+            <w:pPr>
+              <w:spacing w:after="20" w:line="240" w:lineRule="auto"/>
+            </w:pPr>
+            <w:r/>
+            <w:r>
+              <w:rPr>
+                <w:b w:val="0"/>
+                <w:i w:val="0"/>
+                <w:sz w:val="17"/>
+              </w:rPr>
+              <w:t>8</w:t>
+            </w:r>
+          </w:p>
+        </w:tc>
+        <w:tc>
+          <w:tcPr>
+            <w:tcW w:type="dxa" w:w="1560"/>
+          </w:tcPr>
+          <w:p>
+            <w:pPr>
+              <w:spacing w:after="20" w:line="240" w:lineRule="auto"/>
+            </w:pPr>
+            <w:r/>
+            <m:oMath>
+              <m:r>
+                <w:rPr>
+                  <w:sz w:val="17"/>
+                  <w:szCs w:val="17"/>
+                </w:rPr>
+                <m:t xml:space="preserve">2.9×1</m:t>
+              </m:r>
+              <m:sSup>
+                <m:e>
+                  <m:r>
+                    <w:rPr>
+                      <w:sz w:val="17"/>
+                      <w:szCs w:val="17"/>
+                    </w:rPr>
+                    <m:t xml:space="preserve">0</m:t>
+                  </m:r>
+                </m:e>
+                <m:sup>
+                  <m:r>
+                    <w:rPr>
+                      <w:sz w:val="17"/>
+                      <w:szCs w:val="17"/>
+                    </w:rPr>
+                    <m:t xml:space="preserve">−3</m:t>
+                  </m:r>
+                </m:sup>
+              </m:sSup>
+            </m:oMath>
+          </w:p>
+        </w:tc>
+        <w:tc>
+          <w:tcPr>
+            <w:tcW w:type="dxa" w:w="1560"/>
+          </w:tcPr>
+          <w:p>
+            <w:pPr>
+              <w:spacing w:after="20" w:line="240" w:lineRule="auto"/>
+            </w:pPr>
+            <w:r/>
+            <w:r>
+              <w:rPr>
+                <w:b w:val="0"/>
+                <w:i w:val="0"/>
+                <w:sz w:val="17"/>
+              </w:rPr>
+              <w:t>207.0</w:t>
+            </w:r>
+          </w:p>
+        </w:tc>
+        <w:tc>
+          <w:tcPr>
+            <w:tcW w:type="dxa" w:w="1560"/>
+          </w:tcPr>
+          <w:p>
+            <w:pPr>
+              <w:spacing w:after="20" w:line="240" w:lineRule="auto"/>
+            </w:pPr>
+            <w:r/>
+            <w:r>
+              <w:rPr>
+                <w:b w:val="0"/>
+                <w:i w:val="0"/>
+                <w:sz w:val="17"/>
+              </w:rPr>
+              <w:t>204.4</w:t>
+            </w:r>
+          </w:p>
+        </w:tc>
+        <w:tc>
+          <w:tcPr>
+            <w:tcW w:type="dxa" w:w="1560"/>
+          </w:tcPr>
+          <w:p>
+            <w:pPr>
+              <w:spacing w:after="20" w:line="240" w:lineRule="auto"/>
+            </w:pPr>
+            <w:r/>
+            <m:oMath>
+              <m:r>
+                <w:rPr>
+                  <w:sz w:val="17"/>
+                  <w:szCs w:val="17"/>
+                </w:rPr>
+                <m:t xml:space="preserve">2.8×1</m:t>
+              </m:r>
+              <m:sSup>
+                <m:e>
+                  <m:r>
+                    <w:rPr>
+                      <w:sz w:val="17"/>
+                      <w:szCs w:val="17"/>
+                    </w:rPr>
+                    <m:t xml:space="preserve">0</m:t>
+                  </m:r>
+                </m:e>
+                <m:sup>
+                  <m:r>
+                    <w:rPr>
+                      <w:sz w:val="17"/>
+                      <w:szCs w:val="17"/>
+                    </w:rPr>
+                    <m:t xml:space="preserve">−178</m:t>
+                  </m:r>
+                </m:sup>
+              </m:sSup>
+            </m:oMath>
+          </w:p>
+        </w:tc>
+        <w:tc>
+          <w:tcPr>
+            <w:tcW w:type="dxa" w:w="1560"/>
+          </w:tcPr>
+          <w:p>
+            <w:pPr>
+              <w:spacing w:after="20" w:line="240" w:lineRule="auto"/>
+            </w:pPr>
+            <w:r/>
+            <w:r>
+              <w:rPr>
+                <w:b w:val="0"/>
+                <w:i w:val="0"/>
+                <w:sz w:val="17"/>
+              </w:rPr>
+              <w:t>0.67</w:t>
+            </w:r>
+          </w:p>
+        </w:tc>
+      </w:tr>
+    </w:tbl>
+    <w:p>
+      <w:pPr>
+        <w:spacing w:after="40"/>
+      </w:pPr>
+    </w:p>
+    <w:p>
+      <w:pPr>
+        <w:keepNext/>
+        <w:jc w:val="center"/>
+      </w:pPr>
+      <w:r>
+        <w:drawing>
+          <wp:inline xmlns:a="http://schemas.openxmlformats.org/drawingml/2006/main" xmlns:pic="http://schemas.openxmlformats.org/drawingml/2006/picture">
+            <wp:extent cx="5760720" cy="2282996"/>
+            <wp:docPr id="10" name="Picture 10"/>
+            <wp:cNvGraphicFramePr>
+              <a:graphicFrameLocks noChangeAspect="1"/>
+            </wp:cNvGraphicFramePr>
+            <a:graphic>
+              <a:graphicData uri="http://schemas.openxmlformats.org/drawingml/2006/picture">
+                <pic:pic>
+                  <pic:nvPicPr>
+                    <pic:cNvPr id="0" name="fig10_daughter_simulations.png"/>
+                    <pic:cNvPicPr/>
+                  </pic:nvPicPr>
+                  <pic:blipFill>
+                    <a:blip r:embed="rId18"/>
+                    <a:stretch>
+                      <a:fillRect/>
+                    </a:stretch>
+                  </pic:blipFill>
+                  <pic:spPr>
+                    <a:xfrm>
+                      <a:off x="0" y="0"/>
+                      <a:ext cx="5760720" cy="2282996"/>
+                    </a:xfrm>
+                    <a:prstGeom prst="rect"/>
+                  </pic:spPr>
+                </pic:pic>
+              </a:graphicData>
+            </a:graphic>
+          </wp:inline>
+        </w:drawing>
+      </w:r>
+    </w:p>
+    <w:p>
+      <w:r>
+        <w:rPr>
+          <w:b w:val="0"/>
+          <w:i/>
+          <w:sz w:val="19"/>
+        </w:rPr>
+        <w:t xml:space="preserve">Fig. 10. Simulated daughter region. (a) Radiation temperature after nucleation for a reservoir hidden by an anti-de Sitter vacuum of depth </w:t>
+      </w:r>
+      <m:oMath>
+        <m:r>
+          <w:rPr>
+            <w:sz w:val="19"/>
+            <w:szCs w:val="19"/>
+          </w:rPr>
+          <m:t xml:space="preserve">|</m:t>
+        </m:r>
+        <m:sSub>
+          <m:e>
+            <m:r>
+              <w:rPr>
+                <w:sz w:val="19"/>
+                <w:szCs w:val="19"/>
+              </w:rPr>
+              <m:t xml:space="preserve">V</m:t>
+            </m:r>
+          </m:e>
+          <m:sub>
+            <m:r>
+              <w:rPr>
+                <w:sz w:val="19"/>
+                <w:szCs w:val="19"/>
+              </w:rPr>
+              <m:t xml:space="preserve">t</m:t>
+            </m:r>
+          </m:sub>
+        </m:sSub>
+        <m:r>
+          <w:rPr>
+            <w:sz w:val="19"/>
+            <w:szCs w:val="19"/>
+          </w:rPr>
+          <m:t xml:space="preserve">|=κ</m:t>
+        </m:r>
+        <m:sSub>
+          <m:e>
+            <m:r>
+              <w:rPr>
+                <w:sz w:val="19"/>
+                <w:szCs w:val="19"/>
+              </w:rPr>
+              <m:t xml:space="preserve">ρ</m:t>
+            </m:r>
+          </m:e>
+          <m:sub>
+            <m:r>
+              <w:rPr>
+                <w:sz w:val="19"/>
+                <w:szCs w:val="19"/>
+              </w:rPr>
+              <m:t xml:space="preserve">Λ</m:t>
+            </m:r>
+          </m:sub>
+        </m:sSub>
+      </m:oMath>
+      <w:r>
+        <w:rPr>
+          <w:b w:val="0"/>
+          <w:i/>
+          <w:sz w:val="19"/>
+        </w:rPr>
+        <w:t xml:space="preserve"> (dots: maximum; dashed: crunch); the green band is the nucleosynthesis window, reached by neither. (b) Hilltop flattening at the dark-energy scale: e-folds against the vev (left) and the maximum temperature (right), with the bound of Eq. (13).</w:t>
+      </w:r>
+    </w:p>
+    <w:p>
+      <w:pPr>
+        <w:jc w:val="both"/>
+      </w:pPr>
+      <w:r>
+        <w:rPr>
+          <w:b w:val="0"/>
+          <w:i w:val="0"/>
+        </w:rPr>
+        <w:t xml:space="preserve">(D) Repeated transitions, entropy and causality. A chain of vacua </w:t>
+      </w:r>
+      <m:oMath>
+        <m:r>
+          <m:t xml:space="preserve">(</m:t>
+        </m:r>
+        <m:sSub>
+          <m:e>
+            <m:r>
+              <m:t xml:space="preserve">φ</m:t>
+            </m:r>
+          </m:e>
+          <m:sub>
+            <m:r>
+              <m:t xml:space="preserve">f</m:t>
+            </m:r>
+          </m:sub>
+        </m:sSub>
+        <m:r>
+          <m:t xml:space="preserve">,</m:t>
+        </m:r>
+        <m:sSub>
+          <m:e>
+            <m:r>
+              <m:t xml:space="preserve">χ</m:t>
+            </m:r>
+          </m:e>
+          <m:sub>
+            <m:r>
+              <m:t xml:space="preserve">f</m:t>
+            </m:r>
+          </m:sub>
+        </m:sSub>
+        <m:r>
+          <m:t xml:space="preserve">)→(</m:t>
+        </m:r>
+        <m:sSub>
+          <m:e>
+            <m:r>
+              <m:t xml:space="preserve">φ</m:t>
+            </m:r>
+          </m:e>
+          <m:sub>
+            <m:r>
+              <m:t xml:space="preserve">t</m:t>
+            </m:r>
+          </m:sub>
+        </m:sSub>
+        <m:r>
+          <m:t xml:space="preserve">,</m:t>
+        </m:r>
+        <m:sSub>
+          <m:e>
+            <m:r>
+              <m:t xml:space="preserve">χ</m:t>
+            </m:r>
+          </m:e>
+          <m:sub>
+            <m:r>
+              <m:t xml:space="preserve">f</m:t>
+            </m:r>
+          </m:sub>
+        </m:sSub>
+        <m:r>
+          <m:t xml:space="preserve">)→(</m:t>
+        </m:r>
+        <m:sSub>
+          <m:e>
+            <m:r>
+              <m:t xml:space="preserve">φ</m:t>
+            </m:r>
+          </m:e>
+          <m:sub>
+            <m:r>
+              <m:t xml:space="preserve">t</m:t>
+            </m:r>
+          </m:sub>
+        </m:sSub>
+        <m:r>
+          <m:t xml:space="preserve">,</m:t>
+        </m:r>
+        <m:sSub>
+          <m:e>
+            <m:r>
+              <m:t xml:space="preserve">χ</m:t>
+            </m:r>
+          </m:e>
+          <m:sub>
+            <m:r>
+              <m:t xml:space="preserve">t</m:t>
+            </m:r>
+          </m:sub>
+        </m:sSub>
+        <m:r>
+          <m:t xml:space="preserve">)</m:t>
+        </m:r>
+      </m:oMath>
+      <w:r>
+        <w:rPr>
+          <w:b w:val="0"/>
+          <w:i w:val="0"/>
+        </w:rPr>
+        <w:t xml:space="preserve"> with a Minkowski end point releases </w:t>
+      </w:r>
+      <m:oMath>
+        <m:r>
+          <m:t xml:space="preserve">Δ</m:t>
+        </m:r>
+        <m:sSub>
+          <m:e>
+            <m:r>
+              <m:t xml:space="preserve">V</m:t>
+            </m:r>
+          </m:e>
+          <m:sub>
+            <m:r>
+              <m:t xml:space="preserve">1</m:t>
+            </m:r>
+          </m:sub>
+        </m:sSub>
+      </m:oMath>
+      <w:r>
+        <w:rPr>
+          <w:b w:val="0"/>
+          <w:i w:val="0"/>
+        </w:rPr>
+        <w:t xml:space="preserve"> and then </w:t>
+      </w:r>
+      <m:oMath>
+        <m:r>
+          <m:t xml:space="preserve">Δ</m:t>
+        </m:r>
+        <m:sSub>
+          <m:e>
+            <m:r>
+              <m:t xml:space="preserve">V</m:t>
+            </m:r>
+          </m:e>
+          <m:sub>
+            <m:r>
+              <m:t xml:space="preserve">2</m:t>
+            </m:r>
+          </m:sub>
+        </m:sSub>
+      </m:oMath>
+      <w:r>
+        <w:rPr>
+          <w:b w:val="0"/>
+          <w:i w:val="0"/>
+        </w:rPr>
+        <w:t xml:space="preserve"> out of the parent of energy </w:t>
+      </w:r>
+      <m:oMath>
+        <m:sSub>
+          <m:e>
+            <m:r>
+              <m:t xml:space="preserve">ρ</m:t>
+            </m:r>
+          </m:e>
+          <m:sub>
+            <m:r>
+              <m:t xml:space="preserve">Λ</m:t>
+            </m:r>
+          </m:sub>
+        </m:sSub>
+      </m:oMath>
+      <w:r>
+        <w:rPr>
+          <w:b w:val="0"/>
+          <w:i w:val="0"/>
+        </w:rPr>
+        <w:t xml:space="preserve">. The energy released over all generations telescopes, </w:t>
+      </w:r>
+      <m:oMath>
+        <m:sSub>
+          <m:e>
+            <m:r>
+              <m:t xml:space="preserve">∑</m:t>
+            </m:r>
+          </m:e>
+          <m:sub>
+            <m:r>
+              <m:t xml:space="preserve">i</m:t>
+            </m:r>
+          </m:sub>
+        </m:sSub>
+        <m:r>
+          <m:t xml:space="preserve">Δ</m:t>
+        </m:r>
+        <m:sSub>
+          <m:e>
+            <m:r>
+              <m:t xml:space="preserve">V</m:t>
+            </m:r>
+          </m:e>
+          <m:sub>
+            <m:r>
+              <m:t xml:space="preserve">i</m:t>
+            </m:r>
+          </m:sub>
+        </m:sSub>
+        <m:r>
+          <m:t xml:space="preserve">=</m:t>
+        </m:r>
+        <m:sSub>
+          <m:e>
+            <m:r>
+              <m:t xml:space="preserve">ρ</m:t>
+            </m:r>
+          </m:e>
+          <m:sub>
+            <m:r>
+              <m:t xml:space="preserve">Λ</m:t>
+            </m:r>
+          </m:sub>
+        </m:sSub>
+        <m:r>
+          <m:t xml:space="preserve">−</m:t>
+        </m:r>
+        <m:sSub>
+          <m:e>
+            <m:r>
+              <m:t xml:space="preserve">V</m:t>
+            </m:r>
+          </m:e>
+          <m:sub>
+            <m:r>
+              <m:rPr>
+                <m:sty m:val="p"/>
+              </m:rPr>
+              <m:t xml:space="preserve">final</m:t>
+            </m:r>
+          </m:sub>
+        </m:sSub>
+        <m:r>
+          <m:t xml:space="preserve">≤</m:t>
+        </m:r>
+        <m:sSub>
+          <m:e>
+            <m:r>
+              <m:t xml:space="preserve">ρ</m:t>
+            </m:r>
+          </m:e>
+          <m:sub>
+            <m:r>
+              <m:t xml:space="preserve">Λ</m:t>
+            </m:r>
+          </m:sub>
+        </m:sSub>
+      </m:oMath>
+      <w:r>
+        <w:rPr>
+          <w:b w:val="0"/>
+          <w:i w:val="0"/>
+        </w:rPr>
+        <w:t xml:space="preserve">, so the total radiation, and its temperature </w:t>
+      </w:r>
+      <m:oMath>
+        <m:r>
+          <m:t xml:space="preserve">T≤2.19</m:t>
+        </m:r>
+      </m:oMath>
+      <w:r>
+        <w:rPr>
+          <w:b w:val="0"/>
+          <w:i w:val="0"/>
+        </w:rPr>
+        <w:t xml:space="preserve"> meV, is the same as for a single transition. Each generation has its own decay time (Table 12, from the rate of Eq. (7) with the parent energy of that generation); the second generation of the daughter has a Hubble rate </w:t>
+      </w:r>
+      <m:oMath>
+        <m:rad>
+          <m:radPr>
+            <m:degHide m:val="1"/>
+          </m:radPr>
+          <m:deg/>
+          <m:e>
+            <m:r>
+              <m:t xml:space="preserve">Δ</m:t>
+            </m:r>
+            <m:sSub>
+              <m:e>
+                <m:r>
+                  <m:t xml:space="preserve">V</m:t>
+                </m:r>
+              </m:e>
+              <m:sub>
+                <m:r>
+                  <m:t xml:space="preserve">2</m:t>
+                </m:r>
+              </m:sub>
+            </m:sSub>
+            <m:r>
+              <m:t xml:space="preserve">/</m:t>
+            </m:r>
+            <m:sSub>
+              <m:e>
+                <m:r>
+                  <m:t xml:space="preserve">ρ</m:t>
+                </m:r>
+              </m:e>
+              <m:sub>
+                <m:r>
+                  <m:t xml:space="preserve">Λ</m:t>
+                </m:r>
+              </m:sub>
+            </m:sSub>
+          </m:e>
+        </m:rad>
+      </m:oMath>
+      <w:r>
+        <w:rPr>
+          <w:b w:val="0"/>
+          <w:i w:val="0"/>
+        </w:rPr>
+        <w:t xml:space="preserve"> times that of the parent and decays no sooner than </w:t>
+      </w:r>
+      <m:oMath>
+        <m:r>
+          <m:t xml:space="preserve">1</m:t>
+        </m:r>
+        <m:sSup>
+          <m:e>
+            <m:r>
+              <m:t xml:space="preserve">0</m:t>
+            </m:r>
+          </m:e>
+          <m:sup>
+            <m:r>
+              <m:t xml:space="preserve">21</m:t>
+            </m:r>
+          </m:sup>
+        </m:sSup>
+      </m:oMath>
+      <w:r>
+        <w:rPr>
+          <w:b w:val="0"/>
+          <w:i w:val="0"/>
+        </w:rPr>
+        <w:t xml:space="preserve"> yr in the cases that survive. Repeated transitions are therefore possible in principle, but they add no energy. The entropy per comoving curvature volume produced by the benchmark interior is </w:t>
+      </w:r>
+      <m:oMath>
+        <m:r>
+          <m:t xml:space="preserve">0.31</m:t>
+        </m:r>
+      </m:oMath>
+      <w:r>
+        <w:rPr>
+          <w:b w:val="0"/>
+          <w:i w:val="0"/>
+        </w:rPr>
+        <w:t xml:space="preserve"> in units of </w:t>
+      </w:r>
+      <m:oMath>
+        <m:sSup>
+          <m:e>
+            <m:r>
+              <m:t xml:space="preserve">f</m:t>
+            </m:r>
+          </m:e>
+          <m:sup>
+            <m:r>
+              <m:t xml:space="preserve">−3</m:t>
+            </m:r>
+          </m:sup>
+        </m:sSup>
+      </m:oMath>
+      <w:r>
+        <w:rPr>
+          <w:b w:val="0"/>
+          <w:i w:val="0"/>
+        </w:rPr>
+        <w:t xml:space="preserve"> and is constant after reheating; the entropy inside a sphere of the bubble-wall radius at the time of the temperature maximum is </w:t>
+      </w:r>
+      <m:oMath>
+        <m:r>
+          <m:t xml:space="preserve">4.9</m:t>
+        </m:r>
+      </m:oMath>
+      <w:r>
+        <w:rPr>
+          <w:b w:val="0"/>
+          <w:i w:val="0"/>
+        </w:rPr>
+        <w:t xml:space="preserve">, </w:t>
+      </w:r>
+      <m:oMath>
+        <m:r>
+          <m:t xml:space="preserve">2×1</m:t>
+        </m:r>
+        <m:sSup>
+          <m:e>
+            <m:r>
+              <m:t xml:space="preserve">0</m:t>
+            </m:r>
+          </m:e>
+          <m:sup>
+            <m:r>
+              <m:t xml:space="preserve">−63</m:t>
+            </m:r>
+          </m:sup>
+        </m:sSup>
+      </m:oMath>
+      <w:r>
+        <w:rPr>
+          <w:b w:val="0"/>
+          <w:i w:val="0"/>
+        </w:rPr>
+        <w:t xml:space="preserve"> of the area bound </w:t>
+      </w:r>
+      <m:oMath>
+        <m:r>
+          <m:t xml:space="preserve">8</m:t>
+        </m:r>
+        <m:sSup>
+          <m:e>
+            <m:r>
+              <m:t xml:space="preserve">π</m:t>
+            </m:r>
+          </m:e>
+          <m:sup>
+            <m:r>
+              <m:t xml:space="preserve">2</m:t>
+            </m:r>
+          </m:sup>
+        </m:sSup>
+        <m:sSubSup>
+          <m:e>
+            <m:r>
+              <m:t xml:space="preserve">M</m:t>
+            </m:r>
+          </m:e>
+          <m:sub>
+            <m:r>
+              <m:rPr>
+                <m:sty m:val="p"/>
+              </m:rPr>
+              <m:t xml:space="preserve">Pl</m:t>
+            </m:r>
+          </m:sub>
+          <m:sup>
+            <m:r>
+              <m:t xml:space="preserve">2</m:t>
+            </m:r>
+          </m:sup>
+        </m:sSubSup>
+        <m:sSubSup>
+          <m:e>
+            <m:r>
+              <m:t xml:space="preserve">R</m:t>
+            </m:r>
+          </m:e>
+          <m:sub>
+            <m:r>
+              <m:t xml:space="preserve">b</m:t>
+            </m:r>
+          </m:sub>
+          <m:sup>
+            <m:r>
+              <m:t xml:space="preserve">2</m:t>
+            </m:r>
+          </m:sup>
+        </m:sSubSup>
+        <m:r>
+          <m:t xml:space="preserve">=2.2×1</m:t>
+        </m:r>
+        <m:sSup>
+          <m:e>
+            <m:r>
+              <m:t xml:space="preserve">0</m:t>
+            </m:r>
+          </m:e>
+          <m:sup>
+            <m:r>
+              <m:t xml:space="preserve">63</m:t>
+            </m:r>
+          </m:sup>
+        </m:sSup>
+      </m:oMath>
+      <w:r>
+        <w:rPr>
+          <w:b w:val="0"/>
+          <w:i w:val="0"/>
+        </w:rPr>
+        <w:t xml:space="preserve"> and </w:t>
+      </w:r>
+      <m:oMath>
+        <m:r>
+          <m:t xml:space="preserve">2×1</m:t>
+        </m:r>
+        <m:sSup>
+          <m:e>
+            <m:r>
+              <m:t xml:space="preserve">0</m:t>
+            </m:r>
+          </m:e>
+          <m:sup>
+            <m:r>
+              <m:t xml:space="preserve">−122</m:t>
+            </m:r>
+          </m:sup>
+        </m:sSup>
+      </m:oMath>
+      <w:r>
+        <w:rPr>
+          <w:b w:val="0"/>
+          <w:i w:val="0"/>
+        </w:rPr>
+        <w:t xml:space="preserve"> of the de Sitter horizon entropy of the parent (</w:t>
+      </w:r>
+      <m:oMath>
+        <m:r>
+          <m:t xml:space="preserve">3.3×1</m:t>
+        </m:r>
+        <m:sSup>
+          <m:e>
+            <m:r>
+              <m:t xml:space="preserve">0</m:t>
+            </m:r>
+          </m:e>
+          <m:sup>
+            <m:r>
+              <m:t xml:space="preserve">122</m:t>
+            </m:r>
+          </m:sup>
+        </m:sSup>
+      </m:oMath>
+      <w:r>
+        <w:rPr>
+          <w:b w:val="0"/>
+          <w:i w:val="0"/>
+        </w:rPr>
+        <w:t>), so the generalized second law is satisfied with enormous margin and gives no constraint. The interior is the future light cone of the nucleation event, with infinite comoving volume and a logarithmically divergent conformal time, so it contains no region causally connected to the parent except through the wall.</w:t>
+      </w:r>
+    </w:p>
+    <w:p>
+      <w:pPr>
+        <w:keepNext/>
+      </w:pPr>
+      <w:r>
+        <w:rPr>
+          <w:b w:val="0"/>
+          <w:i/>
+          <w:sz w:val="19"/>
+        </w:rPr>
+        <w:t xml:space="preserve">Table 12. Chain of two transitions out of the dark-energy vacuum: tilt/coupling of each step, energy released in units of </w:t>
+      </w:r>
+      <m:oMath>
+        <m:sSub>
+          <m:e>
+            <m:r>
+              <w:rPr>
+                <w:sz w:val="19"/>
+                <w:szCs w:val="19"/>
+              </w:rPr>
+              <m:t xml:space="preserve">ρ</m:t>
+            </m:r>
+          </m:e>
+          <m:sub>
+            <m:r>
+              <w:rPr>
+                <w:sz w:val="19"/>
+                <w:szCs w:val="19"/>
+              </w:rPr>
+              <m:t xml:space="preserve">Λ</m:t>
+            </m:r>
+          </m:sub>
+        </m:sSub>
+      </m:oMath>
+      <w:r>
+        <w:rPr>
+          <w:b w:val="0"/>
+          <w:i/>
+          <w:sz w:val="19"/>
+        </w:rPr>
+        <w:t>, decay time of each generation, total released and the resulting temperature bound.</w:t>
+      </w:r>
+    </w:p>
+    <w:tbl>
+      <w:tblPr>
+        <w:tblW w:type="auto" w:w="0"/>
+        <w:jc w:val="center"/>
+        <w:tblLook w:firstColumn="1" w:firstRow="1" w:lastColumn="0" w:lastRow="0" w:noHBand="0" w:noVBand="1" w:val="04A0"/>
+        <w:tblBorders>
+          <w:top w:val="single" w:sz="4" w:space="0" w:color="888888"/>
+          <w:left w:val="single" w:sz="4" w:space="0" w:color="888888"/>
+          <w:bottom w:val="single" w:sz="4" w:space="0" w:color="888888"/>
+          <w:right w:val="single" w:sz="4" w:space="0" w:color="888888"/>
+          <w:insideH w:val="single" w:sz="4" w:space="0" w:color="888888"/>
+          <w:insideV w:val="single" w:sz="4" w:space="0" w:color="888888"/>
+        </w:tblBorders>
+      </w:tblPr>
+      <w:tblGrid>
+        <w:gridCol w:w="1337"/>
+        <w:gridCol w:w="1337"/>
+        <w:gridCol w:w="1337"/>
+        <w:gridCol w:w="1337"/>
+        <w:gridCol w:w="1337"/>
+        <w:gridCol w:w="1337"/>
+        <w:gridCol w:w="1337"/>
+      </w:tblGrid>
+      <w:tr>
+        <w:tc>
+          <w:tcPr>
+            <w:tcW w:type="dxa" w:w="1337"/>
+            <w:shd w:val="clear" w:color="auto" w:fill="E4ECF3"/>
+          </w:tcPr>
+          <w:p>
+            <w:pPr>
+              <w:spacing w:after="20" w:line="240" w:lineRule="auto"/>
+            </w:pPr>
+            <w:r/>
+            <w:r>
+              <w:rPr>
+                <w:b/>
+                <w:i w:val="0"/>
+                <w:sz w:val="17"/>
+              </w:rPr>
+              <w:t>step 1 (</w:t>
+            </w:r>
+            <m:oMath>
+              <m:r>
+                <w:rPr>
+                  <w:sz w:val="17"/>
+                  <w:szCs w:val="17"/>
+                </w:rPr>
+                <m:t xml:space="preserve">η/λ</m:t>
+              </m:r>
+            </m:oMath>
+            <w:r>
+              <w:rPr>
+                <w:b/>
+                <w:i w:val="0"/>
+                <w:sz w:val="17"/>
+              </w:rPr>
+              <w:t>)</w:t>
+            </w:r>
+          </w:p>
+        </w:tc>
+        <w:tc>
+          <w:tcPr>
+            <w:tcW w:type="dxa" w:w="1337"/>
+            <w:shd w:val="clear" w:color="auto" w:fill="E4ECF3"/>
+          </w:tcPr>
+          <w:p>
+            <w:pPr>
+              <w:spacing w:after="20" w:line="240" w:lineRule="auto"/>
+            </w:pPr>
+            <w:r/>
+            <w:r>
+              <w:rPr>
+                <w:b/>
+                <w:i w:val="0"/>
+                <w:sz w:val="17"/>
+              </w:rPr>
+              <w:t>step 2 (</w:t>
+            </w:r>
+            <m:oMath>
+              <m:r>
+                <w:rPr>
+                  <w:sz w:val="17"/>
+                  <w:szCs w:val="17"/>
+                </w:rPr>
+                <m:t xml:space="preserve">η/λ</m:t>
+              </m:r>
+            </m:oMath>
+            <w:r>
+              <w:rPr>
+                <w:b/>
+                <w:i w:val="0"/>
+                <w:sz w:val="17"/>
+              </w:rPr>
+              <w:t>)</w:t>
+            </w:r>
+          </w:p>
+        </w:tc>
+        <w:tc>
+          <w:tcPr>
+            <w:tcW w:type="dxa" w:w="1337"/>
+            <w:shd w:val="clear" w:color="auto" w:fill="E4ECF3"/>
+          </w:tcPr>
+          <w:p>
+            <w:pPr>
+              <w:spacing w:after="20" w:line="240" w:lineRule="auto"/>
+            </w:pPr>
+            <w:r/>
+            <m:oMath>
+              <m:r>
+                <w:rPr>
+                  <w:sz w:val="17"/>
+                  <w:szCs w:val="17"/>
+                </w:rPr>
+                <m:t xml:space="preserve">Δ</m:t>
+              </m:r>
+              <m:sSub>
+                <m:e>
+                  <m:r>
+                    <w:rPr>
+                      <w:sz w:val="17"/>
+                      <w:szCs w:val="17"/>
+                    </w:rPr>
+                    <m:t xml:space="preserve">V</m:t>
+                  </m:r>
+                </m:e>
+                <m:sub>
+                  <m:r>
+                    <w:rPr>
+                      <w:sz w:val="17"/>
+                      <w:szCs w:val="17"/>
+                    </w:rPr>
+                    <m:t xml:space="preserve">1</m:t>
+                  </m:r>
+                </m:sub>
+              </m:sSub>
+              <m:r>
+                <w:rPr>
+                  <w:sz w:val="17"/>
+                  <w:szCs w:val="17"/>
+                </w:rPr>
+                <m:t xml:space="preserve">/Δ</m:t>
+              </m:r>
+              <m:sSub>
+                <m:e>
+                  <m:r>
+                    <w:rPr>
+                      <w:sz w:val="17"/>
+                      <w:szCs w:val="17"/>
+                    </w:rPr>
+                    <m:t xml:space="preserve">V</m:t>
+                  </m:r>
+                </m:e>
+                <m:sub>
+                  <m:r>
+                    <w:rPr>
+                      <w:sz w:val="17"/>
+                      <w:szCs w:val="17"/>
+                    </w:rPr>
+                    <m:t xml:space="preserve">2</m:t>
+                  </m:r>
+                </m:sub>
+              </m:sSub>
+            </m:oMath>
+          </w:p>
+        </w:tc>
+        <w:tc>
+          <w:tcPr>
+            <w:tcW w:type="dxa" w:w="1337"/>
+            <w:shd w:val="clear" w:color="auto" w:fill="E4ECF3"/>
+          </w:tcPr>
+          <w:p>
+            <w:pPr>
+              <w:spacing w:after="20" w:line="240" w:lineRule="auto"/>
+            </w:pPr>
+            <w:r/>
+            <m:oMath>
+              <m:sSub>
+                <m:e>
+                  <m:r>
+                    <m:rPr>
+                      <m:sty m:val="p"/>
+                    </m:rPr>
+                    <w:rPr>
+                      <w:sz w:val="17"/>
+                      <w:szCs w:val="17"/>
+                    </w:rPr>
+                    <m:t xml:space="preserve">log</m:t>
+                  </m:r>
+                </m:e>
+                <m:sub>
+                  <m:r>
+                    <w:rPr>
+                      <w:sz w:val="17"/>
+                      <w:szCs w:val="17"/>
+                    </w:rPr>
+                    <m:t xml:space="preserve">10</m:t>
+                  </m:r>
+                </m:sub>
+              </m:sSub>
+              <m:sSub>
+                <m:e>
+                  <m:r>
+                    <w:rPr>
+                      <w:sz w:val="17"/>
+                      <w:szCs w:val="17"/>
+                    </w:rPr>
+                    <m:t xml:space="preserve">t</m:t>
+                  </m:r>
+                </m:e>
+                <m:sub>
+                  <m:r>
+                    <w:rPr>
+                      <w:sz w:val="17"/>
+                      <w:szCs w:val="17"/>
+                    </w:rPr>
+                    <m:t xml:space="preserve">1</m:t>
+                  </m:r>
+                </m:sub>
+              </m:sSub>
+            </m:oMath>
+            <w:r>
+              <w:rPr>
+                <w:b/>
+                <w:i w:val="0"/>
+                <w:sz w:val="17"/>
+              </w:rPr>
+              <w:t xml:space="preserve"> (yr)</w:t>
+            </w:r>
+          </w:p>
+        </w:tc>
+        <w:tc>
+          <w:tcPr>
+            <w:tcW w:type="dxa" w:w="1337"/>
+            <w:shd w:val="clear" w:color="auto" w:fill="E4ECF3"/>
+          </w:tcPr>
+          <w:p>
+            <w:pPr>
+              <w:spacing w:after="20" w:line="240" w:lineRule="auto"/>
+            </w:pPr>
+            <w:r/>
+            <m:oMath>
+              <m:sSub>
+                <m:e>
+                  <m:r>
+                    <m:rPr>
+                      <m:sty m:val="p"/>
+                    </m:rPr>
+                    <w:rPr>
+                      <w:sz w:val="17"/>
+                      <w:szCs w:val="17"/>
+                    </w:rPr>
+                    <m:t xml:space="preserve">log</m:t>
+                  </m:r>
+                </m:e>
+                <m:sub>
+                  <m:r>
+                    <w:rPr>
+                      <w:sz w:val="17"/>
+                      <w:szCs w:val="17"/>
+                    </w:rPr>
+                    <m:t xml:space="preserve">10</m:t>
+                  </m:r>
+                </m:sub>
+              </m:sSub>
+              <m:sSub>
+                <m:e>
+                  <m:r>
+                    <w:rPr>
+                      <w:sz w:val="17"/>
+                      <w:szCs w:val="17"/>
+                    </w:rPr>
+                    <m:t xml:space="preserve">t</m:t>
+                  </m:r>
+                </m:e>
+                <m:sub>
+                  <m:r>
+                    <w:rPr>
+                      <w:sz w:val="17"/>
+                      <w:szCs w:val="17"/>
+                    </w:rPr>
+                    <m:t xml:space="preserve">2</m:t>
+                  </m:r>
+                </m:sub>
+              </m:sSub>
+            </m:oMath>
+            <w:r>
+              <w:rPr>
+                <w:b/>
+                <w:i w:val="0"/>
+                <w:sz w:val="17"/>
+              </w:rPr>
+              <w:t xml:space="preserve"> (yr)</w:t>
+            </w:r>
+          </w:p>
+        </w:tc>
+        <w:tc>
+          <w:tcPr>
+            <w:tcW w:type="dxa" w:w="1337"/>
+            <w:shd w:val="clear" w:color="auto" w:fill="E4ECF3"/>
+          </w:tcPr>
+          <w:p>
+            <w:pPr>
+              <w:spacing w:after="20" w:line="240" w:lineRule="auto"/>
+            </w:pPr>
+            <w:r/>
+            <m:oMath>
+              <m:r>
+                <w:rPr>
+                  <w:sz w:val="17"/>
+                  <w:szCs w:val="17"/>
+                </w:rPr>
+                <m:t xml:space="preserve">∑Δ</m:t>
+              </m:r>
+              <m:r>
+                <w:rPr>
+                  <w:sz w:val="17"/>
+                  <w:szCs w:val="17"/>
+                </w:rPr>
+                <m:t xml:space="preserve">V/</m:t>
+              </m:r>
+              <m:sSub>
+                <m:e>
+                  <m:r>
+                    <w:rPr>
+                      <w:sz w:val="17"/>
+                      <w:szCs w:val="17"/>
+                    </w:rPr>
+                    <m:t xml:space="preserve">ρ</m:t>
+                  </m:r>
+                </m:e>
+                <m:sub>
+                  <m:r>
+                    <w:rPr>
+                      <w:sz w:val="17"/>
+                      <w:szCs w:val="17"/>
+                    </w:rPr>
+                    <m:t xml:space="preserve">Λ</m:t>
+                  </m:r>
+                </m:sub>
+              </m:sSub>
+            </m:oMath>
+          </w:p>
+        </w:tc>
+        <w:tc>
+          <w:tcPr>
+            <w:tcW w:type="dxa" w:w="1337"/>
+            <w:shd w:val="clear" w:color="auto" w:fill="E4ECF3"/>
+          </w:tcPr>
+          <w:p>
+            <w:pPr>
+              <w:spacing w:after="20" w:line="240" w:lineRule="auto"/>
+            </w:pPr>
+            <w:r/>
+            <m:oMath>
+              <m:sSub>
+                <m:e>
+                  <m:r>
+                    <w:rPr>
+                      <w:sz w:val="17"/>
+                      <w:szCs w:val="17"/>
+                    </w:rPr>
+                    <m:t xml:space="preserve">T</m:t>
+                  </m:r>
+                </m:e>
+                <m:sub>
+                  <m:r>
+                    <m:rPr>
+                      <m:sty m:val="p"/>
+                    </m:rPr>
+                    <w:rPr>
+                      <w:sz w:val="17"/>
+                      <w:szCs w:val="17"/>
+                    </w:rPr>
+                    <m:t xml:space="preserve">max</m:t>
+                  </m:r>
+                </m:sub>
+              </m:sSub>
+            </m:oMath>
+            <w:r>
+              <w:rPr>
+                <w:b/>
+                <w:i w:val="0"/>
+                <w:sz w:val="17"/>
+              </w:rPr>
+              <w:t xml:space="preserve"> (meV)</w:t>
+            </w:r>
+          </w:p>
+        </w:tc>
+      </w:tr>
+      <w:tr>
+        <w:tc>
+          <w:tcPr>
+            <w:tcW w:type="dxa" w:w="1337"/>
+          </w:tcPr>
+          <w:p>
+            <w:pPr>
+              <w:spacing w:after="20" w:line="240" w:lineRule="auto"/>
+            </w:pPr>
+            <w:r/>
+            <w:r>
+              <w:rPr>
+                <w:b w:val="0"/>
+                <w:i w:val="0"/>
+                <w:sz w:val="17"/>
+              </w:rPr>
+              <w:t>0.30 / 1.0</w:t>
+            </w:r>
+          </w:p>
+        </w:tc>
+        <w:tc>
+          <w:tcPr>
+            <w:tcW w:type="dxa" w:w="1337"/>
+          </w:tcPr>
+          <w:p>
+            <w:pPr>
+              <w:spacing w:after="20" w:line="240" w:lineRule="auto"/>
+            </w:pPr>
+            <w:r/>
+            <w:r>
+              <w:rPr>
+                <w:b w:val="0"/>
+                <w:i w:val="0"/>
+                <w:sz w:val="17"/>
+              </w:rPr>
+              <w:t>0.30 / 1.0</w:t>
+            </w:r>
+          </w:p>
+        </w:tc>
+        <w:tc>
+          <w:tcPr>
+            <w:tcW w:type="dxa" w:w="1337"/>
+          </w:tcPr>
+          <w:p>
+            <w:pPr>
+              <w:spacing w:after="20" w:line="240" w:lineRule="auto"/>
+            </w:pPr>
+            <w:r/>
+            <w:r>
+              <w:rPr>
+                <w:b w:val="0"/>
+                <w:i w:val="0"/>
+                <w:sz w:val="17"/>
+              </w:rPr>
+              <w:t>0.6 / 0.4</w:t>
+            </w:r>
+          </w:p>
+        </w:tc>
+        <w:tc>
+          <w:tcPr>
+            <w:tcW w:type="dxa" w:w="1337"/>
+          </w:tcPr>
+          <w:p>
+            <w:pPr>
+              <w:spacing w:after="20" w:line="240" w:lineRule="auto"/>
+            </w:pPr>
+            <w:r/>
+            <w:r>
+              <w:rPr>
+                <w:b w:val="0"/>
+                <w:i w:val="0"/>
+                <w:sz w:val="17"/>
+              </w:rPr>
+              <w:t>76</w:t>
+            </w:r>
+          </w:p>
+        </w:tc>
+        <w:tc>
+          <w:tcPr>
+            <w:tcW w:type="dxa" w:w="1337"/>
+          </w:tcPr>
+          <w:p>
+            <w:pPr>
+              <w:spacing w:after="20" w:line="240" w:lineRule="auto"/>
+            </w:pPr>
+            <w:r/>
+            <w:r>
+              <w:rPr>
+                <w:b w:val="0"/>
+                <w:i w:val="0"/>
+                <w:sz w:val="17"/>
+              </w:rPr>
+              <w:t>76</w:t>
+            </w:r>
+          </w:p>
+        </w:tc>
+        <w:tc>
+          <w:tcPr>
+            <w:tcW w:type="dxa" w:w="1337"/>
+          </w:tcPr>
+          <w:p>
+            <w:pPr>
+              <w:spacing w:after="20" w:line="240" w:lineRule="auto"/>
+            </w:pPr>
+            <w:r/>
+            <w:r>
+              <w:rPr>
+                <w:b w:val="0"/>
+                <w:i w:val="0"/>
+                <w:sz w:val="17"/>
+              </w:rPr>
+              <w:t>1.00</w:t>
+            </w:r>
+          </w:p>
+        </w:tc>
+        <w:tc>
+          <w:tcPr>
+            <w:tcW w:type="dxa" w:w="1337"/>
+          </w:tcPr>
+          <w:p>
+            <w:pPr>
+              <w:spacing w:after="20" w:line="240" w:lineRule="auto"/>
+            </w:pPr>
+            <w:r/>
+            <w:r>
+              <w:rPr>
+                <w:b w:val="0"/>
+                <w:i w:val="0"/>
+                <w:sz w:val="17"/>
+              </w:rPr>
+              <w:t>2.19</w:t>
+            </w:r>
+          </w:p>
+        </w:tc>
+      </w:tr>
+      <w:tr>
+        <w:tc>
+          <w:tcPr>
+            <w:tcW w:type="dxa" w:w="1337"/>
+          </w:tcPr>
+          <w:p>
+            <w:pPr>
+              <w:spacing w:after="20" w:line="240" w:lineRule="auto"/>
+            </w:pPr>
+            <w:r/>
+            <w:r>
+              <w:rPr>
+                <w:b w:val="0"/>
+                <w:i w:val="0"/>
+                <w:sz w:val="17"/>
+              </w:rPr>
+              <w:t>0.32 / 1.0</w:t>
+            </w:r>
+          </w:p>
+        </w:tc>
+        <w:tc>
+          <w:tcPr>
+            <w:tcW w:type="dxa" w:w="1337"/>
+          </w:tcPr>
+          <w:p>
+            <w:pPr>
+              <w:spacing w:after="20" w:line="240" w:lineRule="auto"/>
+            </w:pPr>
+            <w:r/>
+            <w:r>
+              <w:rPr>
+                <w:b w:val="0"/>
+                <w:i w:val="0"/>
+                <w:sz w:val="17"/>
+              </w:rPr>
+              <w:t>0.28 / 2.0</w:t>
+            </w:r>
+          </w:p>
+        </w:tc>
+        <w:tc>
+          <w:tcPr>
+            <w:tcW w:type="dxa" w:w="1337"/>
+          </w:tcPr>
+          <w:p>
+            <w:pPr>
+              <w:spacing w:after="20" w:line="240" w:lineRule="auto"/>
+            </w:pPr>
+            <w:r/>
+            <w:r>
+              <w:rPr>
+                <w:b w:val="0"/>
+                <w:i w:val="0"/>
+                <w:sz w:val="17"/>
+              </w:rPr>
+              <w:t>0.6 / 0.4</w:t>
+            </w:r>
+          </w:p>
+        </w:tc>
+        <w:tc>
+          <w:tcPr>
+            <w:tcW w:type="dxa" w:w="1337"/>
+          </w:tcPr>
+          <w:p>
+            <w:pPr>
+              <w:spacing w:after="20" w:line="240" w:lineRule="auto"/>
+            </w:pPr>
+            <w:r/>
+            <w:r>
+              <w:rPr>
+                <w:b w:val="0"/>
+                <w:i w:val="0"/>
+                <w:sz w:val="17"/>
+              </w:rPr>
+              <w:t>16</w:t>
+            </w:r>
+          </w:p>
+        </w:tc>
+        <w:tc>
+          <w:tcPr>
+            <w:tcW w:type="dxa" w:w="1337"/>
+          </w:tcPr>
+          <w:p>
+            <w:pPr>
+              <w:spacing w:after="20" w:line="240" w:lineRule="auto"/>
+            </w:pPr>
+            <w:r/>
+            <w:r>
+              <w:rPr>
+                <w:b w:val="0"/>
+                <w:i w:val="0"/>
+                <w:sz w:val="17"/>
+              </w:rPr>
+              <w:t>21</w:t>
+            </w:r>
+          </w:p>
+        </w:tc>
+        <w:tc>
+          <w:tcPr>
+            <w:tcW w:type="dxa" w:w="1337"/>
+          </w:tcPr>
+          <w:p>
+            <w:pPr>
+              <w:spacing w:after="20" w:line="240" w:lineRule="auto"/>
+            </w:pPr>
+            <w:r/>
+            <w:r>
+              <w:rPr>
+                <w:b w:val="0"/>
+                <w:i w:val="0"/>
+                <w:sz w:val="17"/>
+              </w:rPr>
+              <w:t>1.00</w:t>
+            </w:r>
+          </w:p>
+        </w:tc>
+        <w:tc>
+          <w:tcPr>
+            <w:tcW w:type="dxa" w:w="1337"/>
+          </w:tcPr>
+          <w:p>
+            <w:pPr>
+              <w:spacing w:after="20" w:line="240" w:lineRule="auto"/>
+            </w:pPr>
+            <w:r/>
+            <w:r>
+              <w:rPr>
+                <w:b w:val="0"/>
+                <w:i w:val="0"/>
+                <w:sz w:val="17"/>
+              </w:rPr>
+              <w:t>2.19</w:t>
+            </w:r>
+          </w:p>
+        </w:tc>
+      </w:tr>
+      <w:tr>
+        <w:tc>
+          <w:tcPr>
+            <w:tcW w:type="dxa" w:w="1337"/>
+          </w:tcPr>
+          <w:p>
+            <w:pPr>
+              <w:spacing w:after="20" w:line="240" w:lineRule="auto"/>
+            </w:pPr>
+            <w:r/>
+            <w:r>
+              <w:rPr>
+                <w:b w:val="0"/>
+                <w:i w:val="0"/>
+                <w:sz w:val="17"/>
+              </w:rPr>
+              <w:t>0.30 / 1.0</w:t>
+            </w:r>
+          </w:p>
+        </w:tc>
+        <w:tc>
+          <w:tcPr>
+            <w:tcW w:type="dxa" w:w="1337"/>
+          </w:tcPr>
+          <w:p>
+            <w:pPr>
+              <w:spacing w:after="20" w:line="240" w:lineRule="auto"/>
+            </w:pPr>
+            <w:r/>
+            <w:r>
+              <w:rPr>
+                <w:b w:val="0"/>
+                <w:i w:val="0"/>
+                <w:sz w:val="17"/>
+              </w:rPr>
+              <w:t>0.33 / 0.5</w:t>
+            </w:r>
+          </w:p>
+        </w:tc>
+        <w:tc>
+          <w:tcPr>
+            <w:tcW w:type="dxa" w:w="1337"/>
+          </w:tcPr>
+          <w:p>
+            <w:pPr>
+              <w:spacing w:after="20" w:line="240" w:lineRule="auto"/>
+            </w:pPr>
+            <w:r/>
+            <w:r>
+              <w:rPr>
+                <w:b w:val="0"/>
+                <w:i w:val="0"/>
+                <w:sz w:val="17"/>
+              </w:rPr>
+              <w:t>0.5 / 0.5</w:t>
+            </w:r>
+          </w:p>
+        </w:tc>
+        <w:tc>
+          <w:tcPr>
+            <w:tcW w:type="dxa" w:w="1337"/>
+          </w:tcPr>
+          <w:p>
+            <w:pPr>
+              <w:spacing w:after="20" w:line="240" w:lineRule="auto"/>
+            </w:pPr>
+            <w:r/>
+            <w:r>
+              <w:rPr>
+                <w:b w:val="0"/>
+                <w:i w:val="0"/>
+                <w:sz w:val="17"/>
+              </w:rPr>
+              <w:t>76</w:t>
+            </w:r>
+          </w:p>
+        </w:tc>
+        <w:tc>
+          <w:tcPr>
+            <w:tcW w:type="dxa" w:w="1337"/>
+          </w:tcPr>
+          <w:p>
+            <w:pPr>
+              <w:spacing w:after="20" w:line="240" w:lineRule="auto"/>
+            </w:pPr>
+            <w:r/>
+            <w:r>
+              <w:rPr>
+                <w:b w:val="0"/>
+                <w:i w:val="0"/>
+                <w:sz w:val="17"/>
+              </w:rPr>
+              <w:t>96</w:t>
+            </w:r>
+          </w:p>
+        </w:tc>
+        <w:tc>
+          <w:tcPr>
+            <w:tcW w:type="dxa" w:w="1337"/>
+          </w:tcPr>
+          <w:p>
+            <w:pPr>
+              <w:spacing w:after="20" w:line="240" w:lineRule="auto"/>
+            </w:pPr>
+            <w:r/>
+            <w:r>
+              <w:rPr>
+                <w:b w:val="0"/>
+                <w:i w:val="0"/>
+                <w:sz w:val="17"/>
+              </w:rPr>
+              <w:t>1.00</w:t>
+            </w:r>
+          </w:p>
+        </w:tc>
+        <w:tc>
+          <w:tcPr>
+            <w:tcW w:type="dxa" w:w="1337"/>
+          </w:tcPr>
+          <w:p>
+            <w:pPr>
+              <w:spacing w:after="20" w:line="240" w:lineRule="auto"/>
+            </w:pPr>
+            <w:r/>
+            <w:r>
+              <w:rPr>
+                <w:b w:val="0"/>
+                <w:i w:val="0"/>
+                <w:sz w:val="17"/>
+              </w:rPr>
+              <w:t>2.19</w:t>
+            </w:r>
+          </w:p>
+        </w:tc>
+      </w:tr>
+      <w:tr>
+        <w:tc>
+          <w:tcPr>
+            <w:tcW w:type="dxa" w:w="1337"/>
+          </w:tcPr>
+          <w:p>
+            <w:pPr>
+              <w:spacing w:after="20" w:line="240" w:lineRule="auto"/>
+            </w:pPr>
+            <w:r/>
+            <w:r>
+              <w:rPr>
+                <w:b w:val="0"/>
+                <w:i w:val="0"/>
+                <w:sz w:val="17"/>
+              </w:rPr>
+              <w:t>0.27 / 3.0</w:t>
+            </w:r>
+          </w:p>
+        </w:tc>
+        <w:tc>
+          <w:tcPr>
+            <w:tcW w:type="dxa" w:w="1337"/>
+          </w:tcPr>
+          <w:p>
+            <w:pPr>
+              <w:spacing w:after="20" w:line="240" w:lineRule="auto"/>
+            </w:pPr>
+            <w:r/>
+            <w:r>
+              <w:rPr>
+                <w:b w:val="0"/>
+                <w:i w:val="0"/>
+                <w:sz w:val="17"/>
+              </w:rPr>
+              <w:t>0.27 / 3.0</w:t>
+            </w:r>
+          </w:p>
+        </w:tc>
+        <w:tc>
+          <w:tcPr>
+            <w:tcW w:type="dxa" w:w="1337"/>
+          </w:tcPr>
+          <w:p>
+            <w:pPr>
+              <w:spacing w:after="20" w:line="240" w:lineRule="auto"/>
+            </w:pPr>
+            <w:r/>
+            <w:r>
+              <w:rPr>
+                <w:b w:val="0"/>
+                <w:i w:val="0"/>
+                <w:sz w:val="17"/>
+              </w:rPr>
+              <w:t>0.5 / 0.5</w:t>
+            </w:r>
+          </w:p>
+        </w:tc>
+        <w:tc>
+          <w:tcPr>
+            <w:tcW w:type="dxa" w:w="1337"/>
+          </w:tcPr>
+          <w:p>
+            <w:pPr>
+              <w:spacing w:after="20" w:line="240" w:lineRule="auto"/>
+            </w:pPr>
+            <w:r/>
+            <w:r>
+              <w:rPr>
+                <w:b w:val="0"/>
+                <w:i w:val="0"/>
+                <w:sz w:val="17"/>
+              </w:rPr>
+              <w:t>-7</w:t>
+            </w:r>
+          </w:p>
+        </w:tc>
+        <w:tc>
+          <w:tcPr>
+            <w:tcW w:type="dxa" w:w="1337"/>
+          </w:tcPr>
+          <w:p>
+            <w:pPr>
+              <w:spacing w:after="20" w:line="240" w:lineRule="auto"/>
+            </w:pPr>
+            <w:r/>
+            <w:r>
+              <w:rPr>
+                <w:b w:val="0"/>
+                <w:i w:val="0"/>
+                <w:sz w:val="17"/>
+              </w:rPr>
+              <w:t>-8</w:t>
+            </w:r>
+          </w:p>
+        </w:tc>
+        <w:tc>
+          <w:tcPr>
+            <w:tcW w:type="dxa" w:w="1337"/>
+          </w:tcPr>
+          <w:p>
+            <w:pPr>
+              <w:spacing w:after="20" w:line="240" w:lineRule="auto"/>
+            </w:pPr>
+            <w:r/>
+            <w:r>
+              <w:rPr>
+                <w:b w:val="0"/>
+                <w:i w:val="0"/>
+                <w:sz w:val="17"/>
+              </w:rPr>
+              <w:t>1.00</w:t>
+            </w:r>
+          </w:p>
+        </w:tc>
+        <w:tc>
+          <w:tcPr>
+            <w:tcW w:type="dxa" w:w="1337"/>
+          </w:tcPr>
+          <w:p>
+            <w:pPr>
+              <w:spacing w:after="20" w:line="240" w:lineRule="auto"/>
+            </w:pPr>
+            <w:r/>
+            <w:r>
+              <w:rPr>
+                <w:b w:val="0"/>
+                <w:i w:val="0"/>
+                <w:sz w:val="17"/>
+              </w:rPr>
+              <w:t>2.19</w:t>
+            </w:r>
+          </w:p>
+        </w:tc>
+      </w:tr>
+    </w:tbl>
+    <w:p>
+      <w:pPr>
+        <w:spacing w:after="40"/>
+      </w:pPr>
+    </w:p>
+    <w:p>
+      <w:pPr>
+        <w:keepNext/>
+      </w:pPr>
+      <w:r>
+        <w:rPr>
+          <w:b w:val="0"/>
+          <w:i/>
+          <w:sz w:val="19"/>
+        </w:rPr>
+        <w:t xml:space="preserve">Table 13. Criteria for a viable daughter universe, by scenario: parent vacuum energy in units of the observed dark energy, maximum temperature, a hot epoch (1 MeV at 1 s), flatness </w:t>
+      </w:r>
+      <m:oMath>
+        <m:sSub>
+          <m:e>
+            <m:r>
+              <w:rPr>
+                <w:sz w:val="19"/>
+                <w:szCs w:val="19"/>
+              </w:rPr>
+              <m:t xml:space="preserve">Ω</m:t>
+            </m:r>
+          </m:e>
+          <m:sub>
+            <m:r>
+              <w:rPr>
+                <w:sz w:val="19"/>
+                <w:szCs w:val="19"/>
+              </w:rPr>
+              <m:t xml:space="preserve">k,</m:t>
+            </m:r>
+            <m:r>
+              <m:rPr>
+                <m:sty m:val="p"/>
+              </m:rPr>
+              <w:rPr>
+                <w:sz w:val="19"/>
+                <w:szCs w:val="19"/>
+              </w:rPr>
+              <m:t xml:space="preserve">min</m:t>
+            </m:r>
+          </m:sub>
+        </m:sSub>
+      </m:oMath>
+      <w:r>
+        <w:rPr>
+          <w:b w:val="0"/>
+          <w:i/>
+          <w:sz w:val="19"/>
+        </w:rPr>
+        <w:t>, lifetime, and the criterion that fails.</w:t>
+      </w:r>
+    </w:p>
+    <w:tbl>
+      <w:tblPr>
+        <w:tblW w:type="auto" w:w="0"/>
+        <w:jc w:val="center"/>
+        <w:tblLook w:firstColumn="1" w:firstRow="1" w:lastColumn="0" w:lastRow="0" w:noHBand="0" w:noVBand="1" w:val="04A0"/>
+        <w:tblBorders>
+          <w:top w:val="single" w:sz="4" w:space="0" w:color="888888"/>
+          <w:left w:val="single" w:sz="4" w:space="0" w:color="888888"/>
+          <w:bottom w:val="single" w:sz="4" w:space="0" w:color="888888"/>
+          <w:right w:val="single" w:sz="4" w:space="0" w:color="888888"/>
+          <w:insideH w:val="single" w:sz="4" w:space="0" w:color="888888"/>
+          <w:insideV w:val="single" w:sz="4" w:space="0" w:color="888888"/>
+        </w:tblBorders>
+      </w:tblPr>
+      <w:tblGrid>
+        <w:gridCol w:w="1337"/>
+        <w:gridCol w:w="1337"/>
+        <w:gridCol w:w="1337"/>
+        <w:gridCol w:w="1337"/>
+        <w:gridCol w:w="1337"/>
+        <w:gridCol w:w="1337"/>
+        <w:gridCol w:w="1337"/>
+      </w:tblGrid>
+      <w:tr>
+        <w:tc>
+          <w:tcPr>
+            <w:tcW w:type="dxa" w:w="1337"/>
+            <w:shd w:val="clear" w:color="auto" w:fill="E4ECF3"/>
+          </w:tcPr>
+          <w:p>
+            <w:pPr>
+              <w:spacing w:after="20" w:line="240" w:lineRule="auto"/>
+            </w:pPr>
+            <w:r/>
+            <w:r>
+              <w:rPr>
+                <w:b/>
+                <w:i w:val="0"/>
+                <w:sz w:val="17"/>
+              </w:rPr>
+              <w:t>Scenario</w:t>
+            </w:r>
+          </w:p>
+        </w:tc>
+        <w:tc>
+          <w:tcPr>
+            <w:tcW w:type="dxa" w:w="1337"/>
+            <w:shd w:val="clear" w:color="auto" w:fill="E4ECF3"/>
+          </w:tcPr>
+          <w:p>
+            <w:pPr>
+              <w:spacing w:after="20" w:line="240" w:lineRule="auto"/>
+            </w:pPr>
+            <w:r/>
+            <w:r>
+              <w:rPr>
+                <w:b/>
+                <w:i w:val="0"/>
+                <w:sz w:val="17"/>
+              </w:rPr>
+              <w:t>parent energy</w:t>
+            </w:r>
+            <m:oMath>
+              <m:r>
+                <w:rPr>
+                  <w:sz w:val="17"/>
+                  <w:szCs w:val="17"/>
+                </w:rPr>
+                <m:t xml:space="preserve">/</m:t>
+              </m:r>
+              <m:sSub>
+                <m:e>
+                  <m:r>
+                    <w:rPr>
+                      <w:sz w:val="17"/>
+                      <w:szCs w:val="17"/>
+                    </w:rPr>
+                    <m:t xml:space="preserve">ρ</m:t>
+                  </m:r>
+                </m:e>
+                <m:sub>
+                  <m:r>
+                    <w:rPr>
+                      <w:sz w:val="17"/>
+                      <w:szCs w:val="17"/>
+                    </w:rPr>
+                    <m:t xml:space="preserve">Λ</m:t>
+                  </m:r>
+                </m:sub>
+              </m:sSub>
+            </m:oMath>
+          </w:p>
+        </w:tc>
+        <w:tc>
+          <w:tcPr>
+            <w:tcW w:type="dxa" w:w="1337"/>
+            <w:shd w:val="clear" w:color="auto" w:fill="E4ECF3"/>
+          </w:tcPr>
+          <w:p>
+            <w:pPr>
+              <w:spacing w:after="20" w:line="240" w:lineRule="auto"/>
+            </w:pPr>
+            <w:r/>
+            <m:oMath>
+              <m:sSub>
+                <m:e>
+                  <m:r>
+                    <w:rPr>
+                      <w:sz w:val="17"/>
+                      <w:szCs w:val="17"/>
+                    </w:rPr>
+                    <m:t xml:space="preserve">T</m:t>
+                  </m:r>
+                </m:e>
+                <m:sub>
+                  <m:r>
+                    <m:rPr>
+                      <m:sty m:val="p"/>
+                    </m:rPr>
+                    <w:rPr>
+                      <w:sz w:val="17"/>
+                      <w:szCs w:val="17"/>
+                    </w:rPr>
+                    <m:t xml:space="preserve">max</m:t>
+                  </m:r>
+                </m:sub>
+              </m:sSub>
+            </m:oMath>
+          </w:p>
+        </w:tc>
+        <w:tc>
+          <w:tcPr>
+            <w:tcW w:type="dxa" w:w="1337"/>
+            <w:shd w:val="clear" w:color="auto" w:fill="E4ECF3"/>
+          </w:tcPr>
+          <w:p>
+            <w:pPr>
+              <w:spacing w:after="20" w:line="240" w:lineRule="auto"/>
+            </w:pPr>
+            <w:r/>
+            <w:r>
+              <w:rPr>
+                <w:b/>
+                <w:i w:val="0"/>
+                <w:sz w:val="17"/>
+              </w:rPr>
+              <w:t>hot at 1 s</w:t>
+            </w:r>
+          </w:p>
+        </w:tc>
+        <w:tc>
+          <w:tcPr>
+            <w:tcW w:type="dxa" w:w="1337"/>
+            <w:shd w:val="clear" w:color="auto" w:fill="E4ECF3"/>
+          </w:tcPr>
+          <w:p>
+            <w:pPr>
+              <w:spacing w:after="20" w:line="240" w:lineRule="auto"/>
+            </w:pPr>
+            <w:r/>
+            <m:oMath>
+              <m:sSub>
+                <m:e>
+                  <m:r>
+                    <w:rPr>
+                      <w:sz w:val="17"/>
+                      <w:szCs w:val="17"/>
+                    </w:rPr>
+                    <m:t xml:space="preserve">Ω</m:t>
+                  </m:r>
+                </m:e>
+                <m:sub>
+                  <m:r>
+                    <w:rPr>
+                      <w:sz w:val="17"/>
+                      <w:szCs w:val="17"/>
+                    </w:rPr>
+                    <m:t xml:space="preserve">k,</m:t>
+                  </m:r>
+                  <m:r>
+                    <m:rPr>
+                      <m:sty m:val="p"/>
+                    </m:rPr>
+                    <w:rPr>
+                      <w:sz w:val="17"/>
+                      <w:szCs w:val="17"/>
+                    </w:rPr>
+                    <m:t xml:space="preserve">min</m:t>
+                  </m:r>
+                </m:sub>
+              </m:sSub>
+            </m:oMath>
+          </w:p>
+        </w:tc>
+        <w:tc>
+          <w:tcPr>
+            <w:tcW w:type="dxa" w:w="1337"/>
+            <w:shd w:val="clear" w:color="auto" w:fill="E4ECF3"/>
+          </w:tcPr>
+          <w:p>
+            <w:pPr>
+              <w:spacing w:after="20" w:line="240" w:lineRule="auto"/>
+            </w:pPr>
+            <w:r/>
+            <w:r>
+              <w:rPr>
+                <w:b/>
+                <w:i w:val="0"/>
+                <w:sz w:val="17"/>
+              </w:rPr>
+              <w:t>lifetime</w:t>
+            </w:r>
+          </w:p>
+        </w:tc>
+        <w:tc>
+          <w:tcPr>
+            <w:tcW w:type="dxa" w:w="1337"/>
+            <w:shd w:val="clear" w:color="auto" w:fill="E4ECF3"/>
+          </w:tcPr>
+          <w:p>
+            <w:pPr>
+              <w:spacing w:after="20" w:line="240" w:lineRule="auto"/>
+            </w:pPr>
+            <w:r/>
+            <w:r>
+              <w:rPr>
+                <w:b/>
+                <w:i w:val="0"/>
+                <w:sz w:val="17"/>
+              </w:rPr>
+              <w:t>fails</w:t>
+            </w:r>
+          </w:p>
+        </w:tc>
+      </w:tr>
+      <w:tr>
+        <w:tc>
+          <w:tcPr>
+            <w:tcW w:type="dxa" w:w="1337"/>
+          </w:tcPr>
+          <w:p>
+            <w:pPr>
+              <w:spacing w:after="20" w:line="240" w:lineRule="auto"/>
+            </w:pPr>
+            <w:r/>
+            <w:r>
+              <w:rPr>
+                <w:b w:val="0"/>
+                <w:i w:val="0"/>
+                <w:sz w:val="17"/>
+              </w:rPr>
+              <w:t>Single field, decoupled (benchmark)</w:t>
+            </w:r>
+          </w:p>
+        </w:tc>
+        <w:tc>
+          <w:tcPr>
+            <w:tcW w:type="dxa" w:w="1337"/>
+          </w:tcPr>
+          <w:p>
+            <w:pPr>
+              <w:spacing w:after="20" w:line="240" w:lineRule="auto"/>
+            </w:pPr>
+            <w:r/>
+            <w:r>
+              <w:rPr>
+                <w:b w:val="0"/>
+                <w:i w:val="0"/>
+                <w:sz w:val="17"/>
+              </w:rPr>
+              <w:t>1</w:t>
+            </w:r>
+          </w:p>
+        </w:tc>
+        <w:tc>
+          <w:tcPr>
+            <w:tcW w:type="dxa" w:w="1337"/>
+          </w:tcPr>
+          <w:p>
+            <w:pPr>
+              <w:spacing w:after="20" w:line="240" w:lineRule="auto"/>
+            </w:pPr>
+            <w:r/>
+            <w:r>
+              <w:rPr>
+                <w:b w:val="0"/>
+                <w:i w:val="0"/>
+                <w:sz w:val="17"/>
+              </w:rPr>
+              <w:t>0.43 meV</w:t>
+            </w:r>
+          </w:p>
+        </w:tc>
+        <w:tc>
+          <w:tcPr>
+            <w:tcW w:type="dxa" w:w="1337"/>
+          </w:tcPr>
+          <w:p>
+            <w:pPr>
+              <w:spacing w:after="20" w:line="240" w:lineRule="auto"/>
+            </w:pPr>
+            <w:r/>
+            <w:r>
+              <w:rPr>
+                <w:b w:val="0"/>
+                <w:i w:val="0"/>
+                <w:sz w:val="17"/>
+              </w:rPr>
+              <w:t>no</w:t>
+            </w:r>
+          </w:p>
+        </w:tc>
+        <w:tc>
+          <w:tcPr>
+            <w:tcW w:type="dxa" w:w="1337"/>
+          </w:tcPr>
+          <w:p>
+            <w:pPr>
+              <w:spacing w:after="20" w:line="240" w:lineRule="auto"/>
+            </w:pPr>
+            <w:r/>
+            <m:oMath>
+              <m:r>
+                <w:rPr>
+                  <w:sz w:val="17"/>
+                  <w:szCs w:val="17"/>
+                </w:rPr>
+                <m:t xml:space="preserve">1</m:t>
+              </m:r>
+            </m:oMath>
+            <w:r>
+              <w:rPr>
+                <w:b w:val="0"/>
+                <w:i w:val="0"/>
+                <w:sz w:val="17"/>
+              </w:rPr>
+              <w:t xml:space="preserve"> (Milne)</w:t>
+            </w:r>
+          </w:p>
+        </w:tc>
+        <w:tc>
+          <w:tcPr>
+            <w:tcW w:type="dxa" w:w="1337"/>
+          </w:tcPr>
+          <w:p>
+            <w:pPr>
+              <w:spacing w:after="20" w:line="240" w:lineRule="auto"/>
+            </w:pPr>
+            <w:r/>
+            <w:r>
+              <w:rPr>
+                <w:b w:val="0"/>
+                <w:i w:val="0"/>
+                <w:sz w:val="17"/>
+              </w:rPr>
+              <w:t>unbounded</w:t>
+            </w:r>
+          </w:p>
+        </w:tc>
+        <w:tc>
+          <w:tcPr>
+            <w:tcW w:type="dxa" w:w="1337"/>
+          </w:tcPr>
+          <w:p>
+            <w:pPr>
+              <w:spacing w:after="20" w:line="240" w:lineRule="auto"/>
+            </w:pPr>
+            <w:r/>
+            <w:r>
+              <w:rPr>
+                <w:b w:val="0"/>
+                <w:i w:val="0"/>
+                <w:sz w:val="17"/>
+              </w:rPr>
+              <w:t>none</w:t>
+            </w:r>
+          </w:p>
+        </w:tc>
+      </w:tr>
+      <w:tr>
+        <w:tc>
+          <w:tcPr>
+            <w:tcW w:type="dxa" w:w="1337"/>
+          </w:tcPr>
+          <w:p>
+            <w:pPr>
+              <w:spacing w:after="20" w:line="240" w:lineRule="auto"/>
+            </w:pPr>
+            <w:r/>
+            <w:r>
+              <w:rPr>
+                <w:b w:val="0"/>
+                <w:i w:val="0"/>
+                <w:sz w:val="17"/>
+              </w:rPr>
+              <w:t xml:space="preserve">Reservoir in </w:t>
+            </w:r>
+            <m:oMath>
+              <m:r>
+                <w:rPr>
+                  <w:sz w:val="17"/>
+                  <w:szCs w:val="17"/>
+                </w:rPr>
+                <m:t xml:space="preserve">χ</m:t>
+              </m:r>
+            </m:oMath>
+            <w:r>
+              <w:rPr>
+                <w:b w:val="0"/>
+                <w:i w:val="0"/>
+                <w:sz w:val="17"/>
+              </w:rPr>
+              <w:t>, compensated (</w:t>
+            </w:r>
+            <m:oMath>
+              <m:r>
+                <w:rPr>
+                  <w:sz w:val="17"/>
+                  <w:szCs w:val="17"/>
+                </w:rPr>
+                <m:t xml:space="preserve">κ=1</m:t>
+              </m:r>
+              <m:sSup>
+                <m:e>
+                  <m:r>
+                    <w:rPr>
+                      <w:sz w:val="17"/>
+                      <w:szCs w:val="17"/>
+                    </w:rPr>
+                    <m:t xml:space="preserve">0</m:t>
+                  </m:r>
+                </m:e>
+                <m:sup>
+                  <m:r>
+                    <w:rPr>
+                      <w:sz w:val="17"/>
+                      <w:szCs w:val="17"/>
+                    </w:rPr>
+                    <m:t xml:space="preserve">35</m:t>
+                  </m:r>
+                </m:sup>
+              </m:sSup>
+            </m:oMath>
+            <w:r>
+              <w:rPr>
+                <w:b w:val="0"/>
+                <w:i w:val="0"/>
+                <w:sz w:val="17"/>
+              </w:rPr>
+              <w:t>)</w:t>
+            </w:r>
+          </w:p>
+        </w:tc>
+        <w:tc>
+          <w:tcPr>
+            <w:tcW w:type="dxa" w:w="1337"/>
+          </w:tcPr>
+          <w:p>
+            <w:pPr>
+              <w:spacing w:after="20" w:line="240" w:lineRule="auto"/>
+            </w:pPr>
+            <w:r/>
+            <w:r>
+              <w:rPr>
+                <w:b w:val="0"/>
+                <w:i w:val="0"/>
+                <w:sz w:val="17"/>
+              </w:rPr>
+              <w:t xml:space="preserve">1, with a cancellation of </w:t>
+            </w:r>
+            <m:oMath>
+              <m:r>
+                <w:rPr>
+                  <w:sz w:val="17"/>
+                  <w:szCs w:val="17"/>
+                </w:rPr>
+                <m:t xml:space="preserve">1</m:t>
+              </m:r>
+              <m:sSup>
+                <m:e>
+                  <m:r>
+                    <w:rPr>
+                      <w:sz w:val="17"/>
+                      <w:szCs w:val="17"/>
+                    </w:rPr>
+                    <m:t xml:space="preserve">0</m:t>
+                  </m:r>
+                </m:e>
+                <m:sup>
+                  <m:r>
+                    <w:rPr>
+                      <w:sz w:val="17"/>
+                      <w:szCs w:val="17"/>
+                    </w:rPr>
+                    <m:t xml:space="preserve">35</m:t>
+                  </m:r>
+                </m:sup>
+              </m:sSup>
+            </m:oMath>
+          </w:p>
+        </w:tc>
+        <w:tc>
+          <w:tcPr>
+            <w:tcW w:type="dxa" w:w="1337"/>
+          </w:tcPr>
+          <w:p>
+            <w:pPr>
+              <w:spacing w:after="20" w:line="240" w:lineRule="auto"/>
+            </w:pPr>
+            <w:r/>
+            <w:r>
+              <w:rPr>
+                <w:b w:val="0"/>
+                <w:i w:val="0"/>
+                <w:sz w:val="17"/>
+              </w:rPr>
+              <w:t>0.72 MeV</w:t>
+            </w:r>
+          </w:p>
+        </w:tc>
+        <w:tc>
+          <w:tcPr>
+            <w:tcW w:type="dxa" w:w="1337"/>
+          </w:tcPr>
+          <w:p>
+            <w:pPr>
+              <w:spacing w:after="20" w:line="240" w:lineRule="auto"/>
+            </w:pPr>
+            <w:r/>
+            <w:r>
+              <w:rPr>
+                <w:b w:val="0"/>
+                <w:i w:val="0"/>
+                <w:sz w:val="17"/>
+              </w:rPr>
+              <w:t>no (</w:t>
+            </w:r>
+            <m:oMath>
+              <m:r>
+                <w:rPr>
+                  <w:sz w:val="17"/>
+                  <w:szCs w:val="17"/>
+                </w:rPr>
+                <m:t xml:space="preserve">7.6×1</m:t>
+              </m:r>
+              <m:sSup>
+                <m:e>
+                  <m:r>
+                    <w:rPr>
+                      <w:sz w:val="17"/>
+                      <w:szCs w:val="17"/>
+                    </w:rPr>
+                    <m:t xml:space="preserve">0</m:t>
+                  </m:r>
+                </m:e>
+                <m:sup>
+                  <m:r>
+                    <w:rPr>
+                      <w:sz w:val="17"/>
+                      <w:szCs w:val="17"/>
+                    </w:rPr>
+                    <m:t xml:space="preserve">−24</m:t>
+                  </m:r>
+                </m:sup>
+              </m:sSup>
+            </m:oMath>
+            <w:r>
+              <w:rPr>
+                <w:b w:val="0"/>
+                <w:i w:val="0"/>
+                <w:sz w:val="17"/>
+              </w:rPr>
+              <w:t xml:space="preserve"> GeV at 1 s)</w:t>
+            </w:r>
+          </w:p>
+        </w:tc>
+        <w:tc>
+          <w:tcPr>
+            <w:tcW w:type="dxa" w:w="1337"/>
+          </w:tcPr>
+          <w:p>
+            <w:pPr>
+              <w:spacing w:after="20" w:line="240" w:lineRule="auto"/>
+            </w:pPr>
+            <w:r/>
+            <m:oMath>
+              <m:r>
+                <w:rPr>
+                  <w:sz w:val="17"/>
+                  <w:szCs w:val="17"/>
+                </w:rPr>
+                <m:t xml:space="preserve">1</m:t>
+              </m:r>
+            </m:oMath>
+            <w:r>
+              <w:rPr>
+                <w:b w:val="0"/>
+                <w:i w:val="0"/>
+                <w:sz w:val="17"/>
+              </w:rPr>
+              <w:t xml:space="preserve"> (Milne)</w:t>
+            </w:r>
+          </w:p>
+        </w:tc>
+        <w:tc>
+          <w:tcPr>
+            <w:tcW w:type="dxa" w:w="1337"/>
+          </w:tcPr>
+          <w:p>
+            <w:pPr>
+              <w:spacing w:after="20" w:line="240" w:lineRule="auto"/>
+            </w:pPr>
+            <w:r/>
+            <w:r>
+              <w:rPr>
+                <w:b w:val="0"/>
+                <w:i w:val="0"/>
+                <w:sz w:val="17"/>
+              </w:rPr>
+              <w:t>5.5 s</w:t>
+            </w:r>
+          </w:p>
+        </w:tc>
+        <w:tc>
+          <w:tcPr>
+            <w:tcW w:type="dxa" w:w="1337"/>
+          </w:tcPr>
+          <w:p>
+            <w:pPr>
+              <w:spacing w:after="20" w:line="240" w:lineRule="auto"/>
+            </w:pPr>
+            <w:r/>
+            <w:r>
+              <w:rPr>
+                <w:b w:val="0"/>
+                <w:i w:val="0"/>
+                <w:sz w:val="17"/>
+              </w:rPr>
+              <w:t>crunch</w:t>
+            </w:r>
+          </w:p>
+        </w:tc>
+      </w:tr>
+      <w:tr>
+        <w:tc>
+          <w:tcPr>
+            <w:tcW w:type="dxa" w:w="1337"/>
+          </w:tcPr>
+          <w:p>
+            <w:pPr>
+              <w:spacing w:after="20" w:line="240" w:lineRule="auto"/>
+            </w:pPr>
+            <w:r/>
+            <w:r>
+              <w:rPr>
+                <w:b w:val="0"/>
+                <w:i w:val="0"/>
+                <w:sz w:val="17"/>
+              </w:rPr>
+              <w:t xml:space="preserve">Hilltop at </w:t>
+            </w:r>
+            <m:oMath>
+              <m:sSub>
+                <m:e>
+                  <m:r>
+                    <w:rPr>
+                      <w:sz w:val="17"/>
+                      <w:szCs w:val="17"/>
+                    </w:rPr>
+                    <m:t xml:space="preserve">ρ</m:t>
+                  </m:r>
+                </m:e>
+                <m:sub>
+                  <m:r>
+                    <w:rPr>
+                      <w:sz w:val="17"/>
+                      <w:szCs w:val="17"/>
+                    </w:rPr>
+                    <m:t xml:space="preserve">Λ</m:t>
+                  </m:r>
+                </m:sub>
+              </m:sSub>
+            </m:oMath>
+            <w:r>
+              <w:rPr>
+                <w:b w:val="0"/>
+                <w:i w:val="0"/>
+                <w:sz w:val="17"/>
+              </w:rPr>
+              <w:t xml:space="preserve"> (</w:t>
+            </w:r>
+            <m:oMath>
+              <m:r>
+                <w:rPr>
+                  <w:sz w:val="17"/>
+                  <w:szCs w:val="17"/>
+                </w:rPr>
+                <m:t xml:space="preserve">w=5</m:t>
+              </m:r>
+              <m:sSub>
+                <m:e>
+                  <m:r>
+                    <w:rPr>
+                      <w:sz w:val="17"/>
+                      <w:szCs w:val="17"/>
+                    </w:rPr>
+                    <m:t xml:space="preserve">M</m:t>
+                  </m:r>
+                </m:e>
+                <m:sub>
+                  <m:r>
+                    <m:rPr>
+                      <m:sty m:val="p"/>
+                    </m:rPr>
+                    <w:rPr>
+                      <w:sz w:val="17"/>
+                      <w:szCs w:val="17"/>
+                    </w:rPr>
+                    <m:t xml:space="preserve">Pl</m:t>
+                  </m:r>
+                </m:sub>
+              </m:sSub>
+            </m:oMath>
+            <w:r>
+              <w:rPr>
+                <w:b w:val="0"/>
+                <w:i w:val="0"/>
+                <w:sz w:val="17"/>
+              </w:rPr>
+              <w:t>)</w:t>
+            </w:r>
+          </w:p>
+        </w:tc>
+        <w:tc>
+          <w:tcPr>
+            <w:tcW w:type="dxa" w:w="1337"/>
+          </w:tcPr>
+          <w:p>
+            <w:pPr>
+              <w:spacing w:after="20" w:line="240" w:lineRule="auto"/>
+            </w:pPr>
+            <w:r/>
+            <w:r>
+              <w:rPr>
+                <w:b w:val="0"/>
+                <w:i w:val="0"/>
+                <w:sz w:val="17"/>
+              </w:rPr>
+              <w:t>1</w:t>
+            </w:r>
+          </w:p>
+        </w:tc>
+        <w:tc>
+          <w:tcPr>
+            <w:tcW w:type="dxa" w:w="1337"/>
+          </w:tcPr>
+          <w:p>
+            <w:pPr>
+              <w:spacing w:after="20" w:line="240" w:lineRule="auto"/>
+            </w:pPr>
+            <w:r/>
+            <w:r>
+              <w:rPr>
+                <w:b w:val="0"/>
+                <w:i w:val="0"/>
+                <w:sz w:val="17"/>
+              </w:rPr>
+              <w:t>0.83 meV</w:t>
+            </w:r>
+          </w:p>
+        </w:tc>
+        <w:tc>
+          <w:tcPr>
+            <w:tcW w:type="dxa" w:w="1337"/>
+          </w:tcPr>
+          <w:p>
+            <w:pPr>
+              <w:spacing w:after="20" w:line="240" w:lineRule="auto"/>
+            </w:pPr>
+            <w:r/>
+            <w:r>
+              <w:rPr>
+                <w:b w:val="0"/>
+                <w:i w:val="0"/>
+                <w:sz w:val="17"/>
+              </w:rPr>
+              <w:t>no</w:t>
+            </w:r>
+          </w:p>
+        </w:tc>
+        <w:tc>
+          <w:tcPr>
+            <w:tcW w:type="dxa" w:w="1337"/>
+          </w:tcPr>
+          <w:p>
+            <w:pPr>
+              <w:spacing w:after="20" w:line="240" w:lineRule="auto"/>
+            </w:pPr>
+            <w:r/>
+            <m:oMath>
+              <m:r>
+                <w:rPr>
+                  <w:sz w:val="17"/>
+                  <w:szCs w:val="17"/>
+                </w:rPr>
+                <m:t xml:space="preserve">2×1</m:t>
+              </m:r>
+              <m:sSup>
+                <m:e>
+                  <m:r>
+                    <w:rPr>
+                      <w:sz w:val="17"/>
+                      <w:szCs w:val="17"/>
+                    </w:rPr>
+                    <m:t xml:space="preserve">0</m:t>
+                  </m:r>
+                </m:e>
+                <m:sup>
+                  <m:r>
+                    <w:rPr>
+                      <w:sz w:val="17"/>
+                      <w:szCs w:val="17"/>
+                    </w:rPr>
+                    <m:t xml:space="preserve">−76</m:t>
+                  </m:r>
+                </m:sup>
+              </m:sSup>
+            </m:oMath>
+          </w:p>
+        </w:tc>
+        <w:tc>
+          <w:tcPr>
+            <w:tcW w:type="dxa" w:w="1337"/>
+          </w:tcPr>
+          <w:p>
+            <w:pPr>
+              <w:spacing w:after="20" w:line="240" w:lineRule="auto"/>
+            </w:pPr>
+            <w:r/>
+            <w:r>
+              <w:rPr>
+                <w:b w:val="0"/>
+                <w:i w:val="0"/>
+                <w:sz w:val="17"/>
+              </w:rPr>
+              <w:t>unbounded</w:t>
+            </w:r>
+          </w:p>
+        </w:tc>
+        <w:tc>
+          <w:tcPr>
+            <w:tcW w:type="dxa" w:w="1337"/>
+          </w:tcPr>
+          <w:p>
+            <w:pPr>
+              <w:spacing w:after="20" w:line="240" w:lineRule="auto"/>
+            </w:pPr>
+            <w:r/>
+            <w:r>
+              <w:rPr>
+                <w:b w:val="0"/>
+                <w:i w:val="0"/>
+                <w:sz w:val="17"/>
+              </w:rPr>
+              <w:t>energy</w:t>
+            </w:r>
+          </w:p>
+        </w:tc>
+      </w:tr>
+      <w:tr>
+        <w:tc>
+          <w:tcPr>
+            <w:tcW w:type="dxa" w:w="1337"/>
+          </w:tcPr>
+          <w:p>
+            <w:pPr>
+              <w:spacing w:after="20" w:line="240" w:lineRule="auto"/>
+            </w:pPr>
+            <w:r/>
+            <w:r>
+              <w:rPr>
+                <w:b w:val="0"/>
+                <w:i w:val="0"/>
+                <w:sz w:val="17"/>
+              </w:rPr>
+              <w:t xml:space="preserve">Hilltop at a parent </w:t>
+            </w:r>
+            <m:oMath>
+              <m:r>
+                <w:rPr>
+                  <w:sz w:val="17"/>
+                  <w:szCs w:val="17"/>
+                </w:rPr>
+                <m:t xml:space="preserve">1.4×1</m:t>
+              </m:r>
+              <m:sSup>
+                <m:e>
+                  <m:r>
+                    <w:rPr>
+                      <w:sz w:val="17"/>
+                      <w:szCs w:val="17"/>
+                    </w:rPr>
+                    <m:t xml:space="preserve">0</m:t>
+                  </m:r>
+                </m:e>
+                <m:sup>
+                  <m:r>
+                    <w:rPr>
+                      <w:sz w:val="17"/>
+                      <w:szCs w:val="17"/>
+                    </w:rPr>
+                    <m:t xml:space="preserve">35</m:t>
+                  </m:r>
+                </m:sup>
+              </m:sSup>
+              <m:r>
+                <m:rPr>
+                  <m:sty m:val="p"/>
+                </m:rPr>
+                <w:rPr>
+                  <w:sz w:val="17"/>
+                  <w:szCs w:val="17"/>
+                </w:rPr>
+                <m:t xml:space="preserve"> </m:t>
+              </m:r>
+              <m:sSub>
+                <m:e>
+                  <m:r>
+                    <w:rPr>
+                      <w:sz w:val="17"/>
+                      <w:szCs w:val="17"/>
+                    </w:rPr>
+                    <m:t xml:space="preserve">ρ</m:t>
+                  </m:r>
+                </m:e>
+                <m:sub>
+                  <m:r>
+                    <w:rPr>
+                      <w:sz w:val="17"/>
+                      <w:szCs w:val="17"/>
+                    </w:rPr>
+                    <m:t xml:space="preserve">Λ</m:t>
+                  </m:r>
+                </m:sub>
+              </m:sSub>
+            </m:oMath>
+            <w:r>
+              <w:rPr>
+                <w:b w:val="0"/>
+                <w:i w:val="0"/>
+                <w:sz w:val="17"/>
+              </w:rPr>
+              <w:t xml:space="preserve"> (</w:t>
+            </w:r>
+            <m:oMath>
+              <m:r>
+                <w:rPr>
+                  <w:sz w:val="17"/>
+                  <w:szCs w:val="17"/>
+                </w:rPr>
+                <m:t xml:space="preserve">w=5</m:t>
+              </m:r>
+              <m:sSub>
+                <m:e>
+                  <m:r>
+                    <w:rPr>
+                      <w:sz w:val="17"/>
+                      <w:szCs w:val="17"/>
+                    </w:rPr>
+                    <m:t xml:space="preserve">M</m:t>
+                  </m:r>
+                </m:e>
+                <m:sub>
+                  <m:r>
+                    <m:rPr>
+                      <m:sty m:val="p"/>
+                    </m:rPr>
+                    <w:rPr>
+                      <w:sz w:val="17"/>
+                      <w:szCs w:val="17"/>
+                    </w:rPr>
+                    <m:t xml:space="preserve">Pl</m:t>
+                  </m:r>
+                </m:sub>
+              </m:sSub>
+            </m:oMath>
+            <w:r>
+              <w:rPr>
+                <w:b w:val="0"/>
+                <w:i w:val="0"/>
+                <w:sz w:val="17"/>
+              </w:rPr>
+              <w:t>)</w:t>
+            </w:r>
+          </w:p>
+        </w:tc>
+        <w:tc>
+          <w:tcPr>
+            <w:tcW w:type="dxa" w:w="1337"/>
+          </w:tcPr>
+          <w:p>
+            <w:pPr>
+              <w:spacing w:after="20" w:line="240" w:lineRule="auto"/>
+            </w:pPr>
+            <w:r/>
+            <m:oMath>
+              <m:r>
+                <w:rPr>
+                  <w:sz w:val="17"/>
+                  <w:szCs w:val="17"/>
+                </w:rPr>
+                <m:t xml:space="preserve">1.4×1</m:t>
+              </m:r>
+              <m:sSup>
+                <m:e>
+                  <m:r>
+                    <w:rPr>
+                      <w:sz w:val="17"/>
+                      <w:szCs w:val="17"/>
+                    </w:rPr>
+                    <m:t xml:space="preserve">0</m:t>
+                  </m:r>
+                </m:e>
+                <m:sup>
+                  <m:r>
+                    <w:rPr>
+                      <w:sz w:val="17"/>
+                      <w:szCs w:val="17"/>
+                    </w:rPr>
+                    <m:t xml:space="preserve">35</m:t>
+                  </m:r>
+                </m:sup>
+              </m:sSup>
+            </m:oMath>
+            <w:r>
+              <w:rPr>
+                <w:b w:val="0"/>
+                <w:i w:val="0"/>
+                <w:sz w:val="17"/>
+              </w:rPr>
+              <w:t xml:space="preserve"> (excluded)</w:t>
+            </w:r>
+          </w:p>
+        </w:tc>
+        <w:tc>
+          <w:tcPr>
+            <w:tcW w:type="dxa" w:w="1337"/>
+          </w:tcPr>
+          <w:p>
+            <w:pPr>
+              <w:spacing w:after="20" w:line="240" w:lineRule="auto"/>
+            </w:pPr>
+            <w:r/>
+            <w:r>
+              <w:rPr>
+                <w:b w:val="0"/>
+                <w:i w:val="0"/>
+                <w:sz w:val="17"/>
+              </w:rPr>
+              <w:t>1 MeV</w:t>
+            </w:r>
+          </w:p>
+        </w:tc>
+        <w:tc>
+          <w:tcPr>
+            <w:tcW w:type="dxa" w:w="1337"/>
+          </w:tcPr>
+          <w:p>
+            <w:pPr>
+              <w:spacing w:after="20" w:line="240" w:lineRule="auto"/>
+            </w:pPr>
+            <w:r/>
+            <w:r>
+              <w:rPr>
+                <w:b w:val="0"/>
+                <w:i w:val="0"/>
+                <w:sz w:val="17"/>
+              </w:rPr>
+              <w:t>yes</w:t>
+            </w:r>
+          </w:p>
+        </w:tc>
+        <w:tc>
+          <w:tcPr>
+            <w:tcW w:type="dxa" w:w="1337"/>
+          </w:tcPr>
+          <w:p>
+            <w:pPr>
+              <w:spacing w:after="20" w:line="240" w:lineRule="auto"/>
+            </w:pPr>
+            <w:r/>
+            <m:oMath>
+              <m:r>
+                <w:rPr>
+                  <w:sz w:val="17"/>
+                  <w:szCs w:val="17"/>
+                </w:rPr>
+                <m:t xml:space="preserve">2×1</m:t>
+              </m:r>
+              <m:sSup>
+                <m:e>
+                  <m:r>
+                    <w:rPr>
+                      <w:sz w:val="17"/>
+                      <w:szCs w:val="17"/>
+                    </w:rPr>
+                    <m:t xml:space="preserve">0</m:t>
+                  </m:r>
+                </m:e>
+                <m:sup>
+                  <m:r>
+                    <w:rPr>
+                      <w:sz w:val="17"/>
+                      <w:szCs w:val="17"/>
+                    </w:rPr>
+                    <m:t xml:space="preserve">−76</m:t>
+                  </m:r>
+                </m:sup>
+              </m:sSup>
+            </m:oMath>
+          </w:p>
+        </w:tc>
+        <w:tc>
+          <w:tcPr>
+            <w:tcW w:type="dxa" w:w="1337"/>
+          </w:tcPr>
+          <w:p>
+            <w:pPr>
+              <w:spacing w:after="20" w:line="240" w:lineRule="auto"/>
+            </w:pPr>
+            <w:r/>
+            <w:r>
+              <w:rPr>
+                <w:b w:val="0"/>
+                <w:i w:val="0"/>
+                <w:sz w:val="17"/>
+              </w:rPr>
+              <w:t>unbounded</w:t>
+            </w:r>
+          </w:p>
+        </w:tc>
+        <w:tc>
+          <w:tcPr>
+            <w:tcW w:type="dxa" w:w="1337"/>
+          </w:tcPr>
+          <w:p>
+            <w:pPr>
+              <w:spacing w:after="20" w:line="240" w:lineRule="auto"/>
+            </w:pPr>
+            <w:r/>
+            <w:r>
+              <w:rPr>
+                <w:b w:val="0"/>
+                <w:i w:val="0"/>
+                <w:sz w:val="17"/>
+              </w:rPr>
+              <w:t>survival</w:t>
+            </w:r>
+          </w:p>
+        </w:tc>
+      </w:tr>
+    </w:tbl>
+    <w:p>
+      <w:pPr>
+        <w:spacing w:after="40"/>
+      </w:pPr>
+    </w:p>
+    <w:p>
+      <w:pPr>
+        <w:jc w:val="both"/>
+      </w:pPr>
+      <w:r>
+        <w:rPr>
+          <w:b w:val="0"/>
+          <w:i w:val="0"/>
+        </w:rPr>
+        <w:t xml:space="preserve">Table 13 states the conditional criteria for renewal in the sense of Option A. A daughter region is a viable hot universe only if the parent vacuum energy is at least </w:t>
+      </w:r>
+      <m:oMath>
+        <m:r>
+          <m:t xml:space="preserve">1.4×1</m:t>
+        </m:r>
+        <m:sSup>
+          <m:e>
+            <m:r>
+              <m:t xml:space="preserve">0</m:t>
+            </m:r>
+          </m:e>
+          <m:sup>
+            <m:r>
+              <m:t xml:space="preserve">35</m:t>
+            </m:r>
+          </m:sup>
+        </m:sSup>
+      </m:oMath>
+      <w:r>
+        <w:rPr>
+          <w:b w:val="0"/>
+          <w:i w:val="0"/>
+        </w:rPr>
+        <w:t xml:space="preserve"> times the observed one (excluded by the data), or if a reservoir is hidden by a cancellation of the same size, which leaves a true vacuum that crunches within 5.5 s. No scenario with the observed dark energy as the parent satisfies the energy, flatness and lifetime criteria together.</w:t>
       </w:r>
     </w:p>
     <w:p>
@@ -29782,7 +38199,7 @@
       </m:oMath>
       <w:r>
         <w:tab/>
-        <w:t>(15)</w:t>
+        <w:t>(16)</w:t>
       </w:r>
     </w:p>
     <w:p>
@@ -30052,7 +38469,7 @@
           <w:b w:val="0"/>
           <w:i w:val="0"/>
         </w:rPr>
-        <w:t xml:space="preserve"> between the two vacua. Table 10 translates this to specific couplings.</w:t>
+        <w:t xml:space="preserve"> between the two vacua. Table 14 translates this to specific couplings.</w:t>
       </w:r>
     </w:p>
     <w:p>
@@ -30065,7 +38482,7 @@
           <w:i/>
           <w:sz w:val="19"/>
         </w:rPr>
-        <w:t xml:space="preserve">Table 10. Requirement on a matter coupling that changes the rate by a factor </w:t>
+        <w:t xml:space="preserve">Table 14. Requirement on a matter coupling that changes the rate by a factor </w:t>
       </w:r>
       <m:oMath>
         <m:r>
@@ -31722,6 +40139,115 @@
     </w:p>
     <w:p>
       <w:pPr>
+        <w:pStyle w:val="ListBullet"/>
+        <w:jc w:val="both"/>
+      </w:pPr>
+      <w:r>
+        <w:rPr>
+          <w:b w:val="0"/>
+          <w:i w:val="0"/>
+        </w:rPr>
+        <w:t xml:space="preserve">C8 (repeated transitions). Over any chain of transitions the energy released telescopes, </w:t>
+      </w:r>
+      <m:oMath>
+        <m:sSub>
+          <m:e>
+            <m:r>
+              <m:t xml:space="preserve">∑</m:t>
+            </m:r>
+          </m:e>
+          <m:sub>
+            <m:r>
+              <m:t xml:space="preserve">i</m:t>
+            </m:r>
+          </m:sub>
+        </m:sSub>
+        <m:r>
+          <m:t xml:space="preserve">Δ</m:t>
+        </m:r>
+        <m:sSub>
+          <m:e>
+            <m:r>
+              <m:t xml:space="preserve">V</m:t>
+            </m:r>
+          </m:e>
+          <m:sub>
+            <m:r>
+              <m:t xml:space="preserve">i</m:t>
+            </m:r>
+          </m:sub>
+        </m:sSub>
+        <m:r>
+          <m:t xml:space="preserve">=</m:t>
+        </m:r>
+        <m:sSub>
+          <m:e>
+            <m:r>
+              <m:t xml:space="preserve">ρ</m:t>
+            </m:r>
+          </m:e>
+          <m:sub>
+            <m:r>
+              <m:t xml:space="preserve">Λ</m:t>
+            </m:r>
+          </m:sub>
+        </m:sSub>
+        <m:r>
+          <m:t xml:space="preserve">−</m:t>
+        </m:r>
+        <m:sSub>
+          <m:e>
+            <m:r>
+              <m:t xml:space="preserve">V</m:t>
+            </m:r>
+          </m:e>
+          <m:sub>
+            <m:r>
+              <m:rPr>
+                <m:sty m:val="p"/>
+              </m:rPr>
+              <m:t xml:space="preserve">final</m:t>
+            </m:r>
+          </m:sub>
+        </m:sSub>
+        <m:r>
+          <m:t xml:space="preserve">≤</m:t>
+        </m:r>
+        <m:sSub>
+          <m:e>
+            <m:r>
+              <m:t xml:space="preserve">ρ</m:t>
+            </m:r>
+          </m:e>
+          <m:sub>
+            <m:r>
+              <m:t xml:space="preserve">Λ</m:t>
+            </m:r>
+          </m:sub>
+        </m:sSub>
+      </m:oMath>
+      <w:r>
+        <w:rPr>
+          <w:b w:val="0"/>
+          <w:i w:val="0"/>
+        </w:rPr>
+        <w:t xml:space="preserve">, so a second generation cannot raise the temperature above </w:t>
+      </w:r>
+      <m:oMath>
+        <m:r>
+          <m:t xml:space="preserve">2.2</m:t>
+        </m:r>
+      </m:oMath>
+      <w:r>
+        <w:rPr>
+          <w:b w:val="0"/>
+          <w:i w:val="0"/>
+        </w:rPr>
+        <w:t xml:space="preserve"> meV (Section 5.5).</w:t>
+      </w:r>
+    </w:p>
+    <w:p>
+      <w:pPr>
         <w:keepNext/>
         <w:spacing w:before="160"/>
       </w:pPr>
@@ -32609,7 +41135,7 @@
           <w:b w:val="0"/>
           <w:i w:val="0"/>
         </w:rPr>
-        <w:t>No two-field simulation of the post-nucleation evolution is performed: the argument of Section 5.3 shows that a second field cannot supply energy, and the repeated-transition and entropy questions of Section 5.4 are stated but not computed.</w:t>
+        <w:t>The simulations of Section 5.5 are homogeneous and use a phenomenological dissipation: bubble-wall dynamics, inhomogeneous wall collisions, the microphysics of reheating and the gravitational backreaction of the wall are not simulated, and a nonsingular bounce (Option B) is not modelled.</w:t>
       </w:r>
     </w:p>
     <w:p>
@@ -32739,6 +41265,90 @@
     </w:p>
     <w:p>
       <w:pPr>
+        <w:jc w:val="both"/>
+      </w:pPr>
+      <w:r>
+        <w:rPr>
+          <w:b w:val="0"/>
+          <w:i w:val="0"/>
+        </w:rPr>
+        <w:t xml:space="preserve">Lorentzian simulations of the daughter region (Section 5.5) support these statements with two fields, dissipation and gravity: the closed-form interior is reproduced to 7%, a reservoir hidden by a negative offset leaves an anti-de Sitter vacuum that crunches after 5.5 s when it reaches 0.7 MeV, flattening at the dark-energy scale needs a vev above </w:t>
+      </w:r>
+      <m:oMath>
+        <m:r>
+          <m:t xml:space="preserve">4</m:t>
+        </m:r>
+        <m:sSub>
+          <m:e>
+            <m:r>
+              <m:t xml:space="preserve">M</m:t>
+            </m:r>
+          </m:e>
+          <m:sub>
+            <m:r>
+              <m:rPr>
+                <m:sty m:val="p"/>
+              </m:rPr>
+              <m:t xml:space="preserve">Pl</m:t>
+            </m:r>
+          </m:sub>
+        </m:sSub>
+      </m:oMath>
+      <w:r>
+        <w:rPr>
+          <w:b w:val="0"/>
+          <w:i w:val="0"/>
+        </w:rPr>
+        <w:t xml:space="preserve"> and reheats below 1.5 meV, and repeated transitions release no more than </w:t>
+      </w:r>
+      <m:oMath>
+        <m:sSub>
+          <m:e>
+            <m:r>
+              <m:t xml:space="preserve">ρ</m:t>
+            </m:r>
+          </m:e>
+          <m:sub>
+            <m:r>
+              <m:t xml:space="preserve">Λ</m:t>
+            </m:r>
+          </m:sub>
+        </m:sSub>
+      </m:oMath>
+      <w:r>
+        <w:rPr>
+          <w:b w:val="0"/>
+          <w:i w:val="0"/>
+        </w:rPr>
+        <w:t xml:space="preserve"> in total. A viable hot daughter universe needs a parent vacuum energy at least </w:t>
+      </w:r>
+      <m:oMath>
+        <m:r>
+          <m:t xml:space="preserve">1.4×1</m:t>
+        </m:r>
+        <m:sSup>
+          <m:e>
+            <m:r>
+              <m:t xml:space="preserve">0</m:t>
+            </m:r>
+          </m:e>
+          <m:sup>
+            <m:r>
+              <m:t xml:space="preserve">35</m:t>
+            </m:r>
+          </m:sup>
+        </m:sSup>
+      </m:oMath>
+      <w:r>
+        <w:rPr>
+          <w:b w:val="0"/>
+          <w:i w:val="0"/>
+        </w:rPr>
+        <w:t xml:space="preserve"> times the observed dark energy, which is excluded, or a cancellation of the same size, which ends in a crunch.</w:t>
+      </w:r>
+    </w:p>
+    <w:p>
+      <w:pPr>
         <w:keepNext/>
         <w:spacing w:before="280"/>
       </w:pPr>
@@ -32843,7 +41453,7 @@
           <w:b w:val="0"/>
           <w:i w:val="0"/>
         </w:rPr>
-        <w:t>All code (Python, NumPy, SciPy, Matplotlib) is released under the MIT licence at https://github.com/sandlerleon/late-time-vacuum-decay, archived at https://doi.org/10.5281/zenodo.23752471. Running the scripts in the stated order regenerates every number in this paper, and verify.py runs 21 executable checks. The manuscript is archived at https://doi.org/10.5281/zenodo.23752470.</w:t>
+        <w:t>All code (Python, NumPy, SciPy, Matplotlib) is released under the MIT licence at https://github.com/sandlerleon/late-time-vacuum-decay, archived at https://doi.org/10.5281/zenodo.23752471. Running the scripts in the stated order regenerates every number in this paper, and verify.py runs 24 executable checks. The manuscript is archived at https://doi.org/10.5281/zenodo.23752470.</w:t>
       </w:r>
     </w:p>
     <w:p>
